--- a/selfdoc/12 Loops in python.docx
+++ b/selfdoc/12 Loops in python.docx
@@ -14,6 +14,7 @@
           <w:szCs w:val="36"/>
         </w:rPr>
       </w:pPr>
+      <w:bookmarkStart w:id="0" w:name="_GoBack"/>
       <w:r>
         <w:rPr>
           <w:rFonts w:ascii="Segoe UI Symbol" w:eastAsia="Times New Roman" w:hAnsi="Segoe UI Symbol" w:cs="Segoe UI Symbol"/>
@@ -87,7 +88,7 @@
           <w:szCs w:val="24"/>
         </w:rPr>
         <w:pict>
-          <v:rect id="_x0000_i1025" style="width:0;height:1.5pt" o:hralign="center" o:hrstd="t" o:hr="t" fillcolor="#a0a0a0" stroked="f"/>
+          <v:rect id="_x0000_i1114" style="width:0;height:1.5pt" o:hralign="center" o:hrstd="t" o:hr="t" fillcolor="#a0a0a0" stroked="f"/>
         </w:pict>
       </w:r>
     </w:p>
@@ -224,7 +225,7 @@
           <w:szCs w:val="24"/>
         </w:rPr>
         <w:pict>
-          <v:rect id="_x0000_i1026" style="width:0;height:1.5pt" o:hralign="center" o:hrstd="t" o:hr="t" fillcolor="#a0a0a0" stroked="f"/>
+          <v:rect id="_x0000_i1097" style="width:0;height:1.5pt" o:hralign="center" o:hrstd="t" o:hr="t" fillcolor="#a0a0a0" stroked="f"/>
         </w:pict>
       </w:r>
     </w:p>
@@ -651,7 +652,7 @@
           <w:szCs w:val="24"/>
         </w:rPr>
         <w:pict>
-          <v:rect id="_x0000_i1027" style="width:0;height:1.5pt" o:hralign="center" o:hrstd="t" o:hr="t" fillcolor="#a0a0a0" stroked="f"/>
+          <v:rect id="_x0000_i1098" style="width:0;height:1.5pt" o:hralign="center" o:hrstd="t" o:hr="t" fillcolor="#a0a0a0" stroked="f"/>
         </w:pict>
       </w:r>
     </w:p>
@@ -1013,7 +1014,7 @@
           <w:szCs w:val="24"/>
         </w:rPr>
         <w:pict>
-          <v:rect id="_x0000_i1028" style="width:0;height:1.5pt" o:hralign="center" o:hrstd="t" o:hr="t" fillcolor="#a0a0a0" stroked="f"/>
+          <v:rect id="_x0000_i1099" style="width:0;height:1.5pt" o:hralign="center" o:hrstd="t" o:hr="t" fillcolor="#a0a0a0" stroked="f"/>
         </w:pict>
       </w:r>
     </w:p>
@@ -1302,7 +1303,7 @@
           <w:szCs w:val="24"/>
         </w:rPr>
         <w:pict>
-          <v:rect id="_x0000_i1029" style="width:0;height:1.5pt" o:hralign="center" o:hrstd="t" o:hr="t" fillcolor="#a0a0a0" stroked="f"/>
+          <v:rect id="_x0000_i1100" style="width:0;height:1.5pt" o:hralign="center" o:hrstd="t" o:hr="t" fillcolor="#a0a0a0" stroked="f"/>
         </w:pict>
       </w:r>
     </w:p>
@@ -1865,7 +1866,7 @@
           <w:szCs w:val="24"/>
         </w:rPr>
         <w:pict>
-          <v:rect id="_x0000_i1030" style="width:0;height:1.5pt" o:hralign="center" o:hrstd="t" o:hr="t" fillcolor="#a0a0a0" stroked="f"/>
+          <v:rect id="_x0000_i1101" style="width:0;height:1.5pt" o:hralign="center" o:hrstd="t" o:hr="t" fillcolor="#a0a0a0" stroked="f"/>
         </w:pict>
       </w:r>
     </w:p>
@@ -2030,7 +2031,7 @@
           <w:szCs w:val="24"/>
         </w:rPr>
         <w:pict>
-          <v:rect id="_x0000_i1031" style="width:0;height:1.5pt" o:hralign="center" o:hrstd="t" o:hr="t" fillcolor="#a0a0a0" stroked="f"/>
+          <v:rect id="_x0000_i1102" style="width:0;height:1.5pt" o:hralign="center" o:hrstd="t" o:hr="t" fillcolor="#a0a0a0" stroked="f"/>
         </w:pict>
       </w:r>
     </w:p>
@@ -2302,7 +2303,7 @@
           <w:szCs w:val="24"/>
         </w:rPr>
         <w:pict>
-          <v:rect id="_x0000_i1032" style="width:0;height:1.5pt" o:hralign="center" o:hrstd="t" o:hr="t" fillcolor="#a0a0a0" stroked="f"/>
+          <v:rect id="_x0000_i1103" style="width:0;height:1.5pt" o:hralign="center" o:hrstd="t" o:hr="t" fillcolor="#a0a0a0" stroked="f"/>
         </w:pict>
       </w:r>
     </w:p>
@@ -2545,7 +2546,7 @@
           <w:szCs w:val="24"/>
         </w:rPr>
         <w:pict>
-          <v:rect id="_x0000_i1033" style="width:0;height:1.5pt" o:hralign="center" o:hrstd="t" o:hr="t" fillcolor="#a0a0a0" stroked="f"/>
+          <v:rect id="_x0000_i1104" style="width:0;height:1.5pt" o:hralign="center" o:hrstd="t" o:hr="t" fillcolor="#a0a0a0" stroked="f"/>
         </w:pict>
       </w:r>
     </w:p>
@@ -2896,7 +2897,7 @@
           <w:szCs w:val="24"/>
         </w:rPr>
         <w:pict>
-          <v:rect id="_x0000_i1034" style="width:0;height:1.5pt" o:hralign="center" o:hrstd="t" o:hr="t" fillcolor="#a0a0a0" stroked="f"/>
+          <v:rect id="_x0000_i1105" style="width:0;height:1.5pt" o:hralign="center" o:hrstd="t" o:hr="t" fillcolor="#a0a0a0" stroked="f"/>
         </w:pict>
       </w:r>
     </w:p>
@@ -3348,7 +3349,7 @@
           <w:szCs w:val="24"/>
         </w:rPr>
         <w:pict>
-          <v:rect id="_x0000_i1035" style="width:0;height:1.5pt" o:hralign="center" o:hrstd="t" o:hr="t" fillcolor="#a0a0a0" stroked="f"/>
+          <v:rect id="_x0000_i1106" style="width:0;height:1.5pt" o:hralign="center" o:hrstd="t" o:hr="t" fillcolor="#a0a0a0" stroked="f"/>
         </w:pict>
       </w:r>
     </w:p>
@@ -3527,7 +3528,7 @@
           <w:szCs w:val="24"/>
         </w:rPr>
         <w:pict>
-          <v:rect id="_x0000_i1036" style="width:0;height:1.5pt" o:hralign="center" o:hrstd="t" o:hr="t" fillcolor="#a0a0a0" stroked="f"/>
+          <v:rect id="_x0000_i1107" style="width:0;height:1.5pt" o:hralign="center" o:hrstd="t" o:hr="t" fillcolor="#a0a0a0" stroked="f"/>
         </w:pict>
       </w:r>
     </w:p>
@@ -3742,7 +3743,7 @@
           <w:szCs w:val="24"/>
         </w:rPr>
         <w:pict>
-          <v:rect id="_x0000_i1037" style="width:0;height:1.5pt" o:hralign="center" o:hrstd="t" o:hr="t" fillcolor="#a0a0a0" stroked="f"/>
+          <v:rect id="_x0000_i1108" style="width:0;height:1.5pt" o:hralign="center" o:hrstd="t" o:hr="t" fillcolor="#a0a0a0" stroked="f"/>
         </w:pict>
       </w:r>
     </w:p>
@@ -4063,7 +4064,7 @@
           <w:szCs w:val="24"/>
         </w:rPr>
         <w:pict>
-          <v:rect id="_x0000_i1038" style="width:0;height:1.5pt" o:hralign="center" o:hrstd="t" o:hr="t" fillcolor="#a0a0a0" stroked="f"/>
+          <v:rect id="_x0000_i1109" style="width:0;height:1.5pt" o:hralign="center" o:hrstd="t" o:hr="t" fillcolor="#a0a0a0" stroked="f"/>
         </w:pict>
       </w:r>
     </w:p>
@@ -5023,7 +5024,7 @@
           <w:szCs w:val="24"/>
         </w:rPr>
         <w:pict>
-          <v:rect id="_x0000_i1053" style="width:0;height:1.5pt" o:hralign="center" o:hrstd="t" o:hr="t" fillcolor="#a0a0a0" stroked="f"/>
+          <v:rect id="_x0000_i1110" style="width:0;height:1.5pt" o:hralign="center" o:hrstd="t" o:hr="t" fillcolor="#a0a0a0" stroked="f"/>
         </w:pict>
       </w:r>
     </w:p>
@@ -5799,7 +5800,7 @@
           <w:szCs w:val="24"/>
         </w:rPr>
         <w:pict>
-          <v:rect id="_x0000_i1054" style="width:0;height:1.5pt" o:hralign="center" o:hrstd="t" o:hr="t" fillcolor="#a0a0a0" stroked="f"/>
+          <v:rect id="_x0000_i1111" style="width:0;height:1.5pt" o:hralign="center" o:hrstd="t" o:hr="t" fillcolor="#a0a0a0" stroked="f"/>
         </w:pict>
       </w:r>
     </w:p>
@@ -6592,7 +6593,7 @@
           <w:szCs w:val="24"/>
         </w:rPr>
         <w:pict>
-          <v:rect id="_x0000_i1055" style="width:0;height:1.5pt" o:hralign="center" o:hrstd="t" o:hr="t" fillcolor="#a0a0a0" stroked="f"/>
+          <v:rect id="_x0000_i1112" style="width:0;height:1.5pt" o:hralign="center" o:hrstd="t" o:hr="t" fillcolor="#a0a0a0" stroked="f"/>
         </w:pict>
       </w:r>
     </w:p>
@@ -7076,7 +7077,7 @@
           <w:szCs w:val="24"/>
         </w:rPr>
         <w:pict>
-          <v:rect id="_x0000_i1056" style="width:0;height:1.5pt" o:hralign="center" o:hrstd="t" o:hr="t" fillcolor="#a0a0a0" stroked="f"/>
+          <v:rect id="_x0000_i1113" style="width:0;height:1.5pt" o:hralign="center" o:hrstd="t" o:hr="t" fillcolor="#a0a0a0" stroked="f"/>
         </w:pict>
       </w:r>
     </w:p>
@@ -7173,6 +7174,9 @@
           <w:ilvl w:val="0"/>
           <w:numId w:val="8"/>
         </w:numPr>
+        <w:pBdr>
+          <w:bottom w:val="double" w:sz="6" w:space="1" w:color="auto"/>
+        </w:pBdr>
         <w:spacing w:before="100" w:beforeAutospacing="1" w:after="100" w:afterAutospacing="1" w:line="240" w:lineRule="auto"/>
         <w:rPr>
           <w:rFonts w:ascii="Times New Roman" w:eastAsia="Times New Roman" w:hAnsi="Times New Roman" w:cs="Times New Roman"/>
@@ -7234,8 +7238,7629 @@
       </w:r>
     </w:p>
     <w:p>
-      <w:bookmarkStart w:id="0" w:name="_GoBack"/>
-      <w:bookmarkEnd w:id="0"/>
+      <w:pPr>
+        <w:rPr>
+          <w:rFonts w:ascii="Times New Roman" w:eastAsia="Times New Roman" w:hAnsi="Times New Roman" w:cs="Times New Roman"/>
+          <w:b/>
+          <w:bCs/>
+          <w:sz w:val="36"/>
+          <w:szCs w:val="36"/>
+        </w:rPr>
+      </w:pPr>
+      <w:r>
+        <w:rPr>
+          <w:rFonts w:ascii="Times New Roman" w:eastAsia="Times New Roman" w:hAnsi="Times New Roman" w:cs="Times New Roman"/>
+          <w:b/>
+          <w:bCs/>
+          <w:sz w:val="36"/>
+          <w:szCs w:val="36"/>
+          <w:highlight w:val="yellow"/>
+        </w:rPr>
+        <w:t>Addational thing</w:t>
+      </w:r>
+      <w:r>
+        <w:rPr>
+          <w:rFonts w:ascii="Times New Roman" w:eastAsia="Times New Roman" w:hAnsi="Times New Roman" w:cs="Times New Roman"/>
+          <w:b/>
+          <w:bCs/>
+          <w:sz w:val="36"/>
+          <w:szCs w:val="36"/>
+        </w:rPr>
+        <w:t xml:space="preserve"> </w:t>
+      </w:r>
+    </w:p>
+    <w:p>
+      <w:pPr>
+        <w:spacing w:before="100" w:beforeAutospacing="1" w:after="100" w:afterAutospacing="1" w:line="240" w:lineRule="auto"/>
+        <w:outlineLvl w:val="1"/>
+        <w:rPr>
+          <w:rFonts w:ascii="Times New Roman" w:eastAsia="Times New Roman" w:hAnsi="Times New Roman" w:cs="Times New Roman"/>
+          <w:b/>
+          <w:bCs/>
+          <w:sz w:val="36"/>
+          <w:szCs w:val="36"/>
+        </w:rPr>
+      </w:pPr>
+      <w:r>
+        <w:rPr>
+          <w:rFonts w:ascii="Times New Roman" w:eastAsia="Times New Roman" w:hAnsi="Times New Roman" w:cs="Times New Roman"/>
+          <w:b/>
+          <w:bCs/>
+          <w:sz w:val="36"/>
+          <w:szCs w:val="36"/>
+        </w:rPr>
+        <w:t>Missing or Advanced Points to Add</w:t>
+      </w:r>
+    </w:p>
+    <w:p>
+      <w:pPr>
+        <w:spacing w:before="100" w:beforeAutospacing="1" w:after="100" w:afterAutospacing="1" w:line="240" w:lineRule="auto"/>
+        <w:outlineLvl w:val="2"/>
+        <w:rPr>
+          <w:rFonts w:ascii="Times New Roman" w:eastAsia="Times New Roman" w:hAnsi="Times New Roman" w:cs="Times New Roman"/>
+          <w:b/>
+          <w:bCs/>
+          <w:sz w:val="27"/>
+          <w:szCs w:val="27"/>
+        </w:rPr>
+      </w:pPr>
+      <w:r>
+        <w:rPr>
+          <w:rFonts w:ascii="Segoe UI Symbol" w:eastAsia="Times New Roman" w:hAnsi="Segoe UI Symbol" w:cs="Segoe UI Symbol"/>
+          <w:b/>
+          <w:bCs/>
+          <w:sz w:val="27"/>
+          <w:szCs w:val="27"/>
+        </w:rPr>
+        <w:t>🔸</w:t>
+      </w:r>
+      <w:r>
+        <w:rPr>
+          <w:rFonts w:ascii="Times New Roman" w:eastAsia="Times New Roman" w:hAnsi="Times New Roman" w:cs="Times New Roman"/>
+          <w:b/>
+          <w:bCs/>
+          <w:sz w:val="27"/>
+          <w:szCs w:val="27"/>
+        </w:rPr>
+        <w:t xml:space="preserve"> 1. </w:t>
+      </w:r>
+      <w:r>
+        <w:rPr>
+          <w:rFonts w:ascii="Courier New" w:eastAsia="Times New Roman" w:hAnsi="Courier New" w:cs="Courier New"/>
+          <w:b/>
+          <w:bCs/>
+          <w:sz w:val="20"/>
+          <w:szCs w:val="20"/>
+        </w:rPr>
+        <w:t>pass</w:t>
+      </w:r>
+      <w:r>
+        <w:rPr>
+          <w:rFonts w:ascii="Times New Roman" w:eastAsia="Times New Roman" w:hAnsi="Times New Roman" w:cs="Times New Roman"/>
+          <w:b/>
+          <w:bCs/>
+          <w:sz w:val="27"/>
+          <w:szCs w:val="27"/>
+        </w:rPr>
+        <w:t xml:space="preserve"> Statement</w:t>
+      </w:r>
+    </w:p>
+    <w:p>
+      <w:pPr>
+        <w:spacing w:before="100" w:beforeAutospacing="1" w:after="100" w:afterAutospacing="1" w:line="240" w:lineRule="auto"/>
+        <w:rPr>
+          <w:rFonts w:ascii="Times New Roman" w:eastAsia="Times New Roman" w:hAnsi="Times New Roman" w:cs="Times New Roman"/>
+          <w:sz w:val="24"/>
+          <w:szCs w:val="24"/>
+        </w:rPr>
+      </w:pPr>
+      <w:r>
+        <w:rPr>
+          <w:rFonts w:ascii="Times New Roman" w:eastAsia="Times New Roman" w:hAnsi="Times New Roman" w:cs="Times New Roman"/>
+          <w:sz w:val="24"/>
+          <w:szCs w:val="24"/>
+        </w:rPr>
+        <w:t>Sometimes you need a placeholder inside a loop where no action is required yet.</w:t>
+      </w:r>
+    </w:p>
+    <w:p>
+      <w:pPr>
+        <w:tabs>
+          <w:tab w:val="left" w:pos="916"/>
+          <w:tab w:val="left" w:pos="1832"/>
+          <w:tab w:val="left" w:pos="2748"/>
+          <w:tab w:val="left" w:pos="3664"/>
+          <w:tab w:val="left" w:pos="4580"/>
+          <w:tab w:val="left" w:pos="5496"/>
+          <w:tab w:val="left" w:pos="6412"/>
+          <w:tab w:val="left" w:pos="7328"/>
+          <w:tab w:val="left" w:pos="8244"/>
+          <w:tab w:val="left" w:pos="9160"/>
+          <w:tab w:val="left" w:pos="10076"/>
+          <w:tab w:val="left" w:pos="10992"/>
+          <w:tab w:val="left" w:pos="11908"/>
+          <w:tab w:val="left" w:pos="12824"/>
+          <w:tab w:val="left" w:pos="13740"/>
+          <w:tab w:val="left" w:pos="14656"/>
+        </w:tabs>
+        <w:spacing w:after="0" w:line="240" w:lineRule="auto"/>
+        <w:rPr>
+          <w:rFonts w:ascii="Courier New" w:eastAsia="Times New Roman" w:hAnsi="Courier New" w:cs="Courier New"/>
+          <w:sz w:val="20"/>
+          <w:szCs w:val="20"/>
+        </w:rPr>
+      </w:pPr>
+      <w:r>
+        <w:rPr>
+          <w:rFonts w:ascii="Courier New" w:eastAsia="Times New Roman" w:hAnsi="Courier New" w:cs="Courier New"/>
+          <w:sz w:val="20"/>
+          <w:szCs w:val="20"/>
+        </w:rPr>
+        <w:t>for i in range(5):</w:t>
+      </w:r>
+    </w:p>
+    <w:p>
+      <w:pPr>
+        <w:tabs>
+          <w:tab w:val="left" w:pos="916"/>
+          <w:tab w:val="left" w:pos="1832"/>
+          <w:tab w:val="left" w:pos="2748"/>
+          <w:tab w:val="left" w:pos="3664"/>
+          <w:tab w:val="left" w:pos="4580"/>
+          <w:tab w:val="left" w:pos="5496"/>
+          <w:tab w:val="left" w:pos="6412"/>
+          <w:tab w:val="left" w:pos="7328"/>
+          <w:tab w:val="left" w:pos="8244"/>
+          <w:tab w:val="left" w:pos="9160"/>
+          <w:tab w:val="left" w:pos="10076"/>
+          <w:tab w:val="left" w:pos="10992"/>
+          <w:tab w:val="left" w:pos="11908"/>
+          <w:tab w:val="left" w:pos="12824"/>
+          <w:tab w:val="left" w:pos="13740"/>
+          <w:tab w:val="left" w:pos="14656"/>
+        </w:tabs>
+        <w:spacing w:after="0" w:line="240" w:lineRule="auto"/>
+        <w:rPr>
+          <w:rFonts w:ascii="Courier New" w:eastAsia="Times New Roman" w:hAnsi="Courier New" w:cs="Courier New"/>
+          <w:sz w:val="20"/>
+          <w:szCs w:val="20"/>
+        </w:rPr>
+      </w:pPr>
+      <w:r>
+        <w:rPr>
+          <w:rFonts w:ascii="Courier New" w:eastAsia="Times New Roman" w:hAnsi="Courier New" w:cs="Courier New"/>
+          <w:sz w:val="20"/>
+          <w:szCs w:val="20"/>
+        </w:rPr>
+        <w:t xml:space="preserve">    if i == 3:</w:t>
+      </w:r>
+    </w:p>
+    <w:p>
+      <w:pPr>
+        <w:tabs>
+          <w:tab w:val="left" w:pos="916"/>
+          <w:tab w:val="left" w:pos="1832"/>
+          <w:tab w:val="left" w:pos="2748"/>
+          <w:tab w:val="left" w:pos="3664"/>
+          <w:tab w:val="left" w:pos="4580"/>
+          <w:tab w:val="left" w:pos="5496"/>
+          <w:tab w:val="left" w:pos="6412"/>
+          <w:tab w:val="left" w:pos="7328"/>
+          <w:tab w:val="left" w:pos="8244"/>
+          <w:tab w:val="left" w:pos="9160"/>
+          <w:tab w:val="left" w:pos="10076"/>
+          <w:tab w:val="left" w:pos="10992"/>
+          <w:tab w:val="left" w:pos="11908"/>
+          <w:tab w:val="left" w:pos="12824"/>
+          <w:tab w:val="left" w:pos="13740"/>
+          <w:tab w:val="left" w:pos="14656"/>
+        </w:tabs>
+        <w:spacing w:after="0" w:line="240" w:lineRule="auto"/>
+        <w:rPr>
+          <w:rFonts w:ascii="Courier New" w:eastAsia="Times New Roman" w:hAnsi="Courier New" w:cs="Courier New"/>
+          <w:sz w:val="20"/>
+          <w:szCs w:val="20"/>
+        </w:rPr>
+      </w:pPr>
+      <w:r>
+        <w:rPr>
+          <w:rFonts w:ascii="Courier New" w:eastAsia="Times New Roman" w:hAnsi="Courier New" w:cs="Courier New"/>
+          <w:sz w:val="20"/>
+          <w:szCs w:val="20"/>
+        </w:rPr>
+        <w:t xml:space="preserve">        pass  # does nothing</w:t>
+      </w:r>
+    </w:p>
+    <w:p>
+      <w:pPr>
+        <w:tabs>
+          <w:tab w:val="left" w:pos="916"/>
+          <w:tab w:val="left" w:pos="1832"/>
+          <w:tab w:val="left" w:pos="2748"/>
+          <w:tab w:val="left" w:pos="3664"/>
+          <w:tab w:val="left" w:pos="4580"/>
+          <w:tab w:val="left" w:pos="5496"/>
+          <w:tab w:val="left" w:pos="6412"/>
+          <w:tab w:val="left" w:pos="7328"/>
+          <w:tab w:val="left" w:pos="8244"/>
+          <w:tab w:val="left" w:pos="9160"/>
+          <w:tab w:val="left" w:pos="10076"/>
+          <w:tab w:val="left" w:pos="10992"/>
+          <w:tab w:val="left" w:pos="11908"/>
+          <w:tab w:val="left" w:pos="12824"/>
+          <w:tab w:val="left" w:pos="13740"/>
+          <w:tab w:val="left" w:pos="14656"/>
+        </w:tabs>
+        <w:spacing w:after="0" w:line="240" w:lineRule="auto"/>
+        <w:rPr>
+          <w:rFonts w:ascii="Courier New" w:eastAsia="Times New Roman" w:hAnsi="Courier New" w:cs="Courier New"/>
+          <w:sz w:val="20"/>
+          <w:szCs w:val="20"/>
+        </w:rPr>
+      </w:pPr>
+      <w:r>
+        <w:rPr>
+          <w:rFonts w:ascii="Courier New" w:eastAsia="Times New Roman" w:hAnsi="Courier New" w:cs="Courier New"/>
+          <w:sz w:val="20"/>
+          <w:szCs w:val="20"/>
+        </w:rPr>
+        <w:t xml:space="preserve">    print(i)</w:t>
+      </w:r>
+    </w:p>
+    <w:p>
+      <w:pPr>
+        <w:spacing w:before="100" w:beforeAutospacing="1" w:after="100" w:afterAutospacing="1" w:line="240" w:lineRule="auto"/>
+        <w:rPr>
+          <w:rFonts w:ascii="Times New Roman" w:eastAsia="Times New Roman" w:hAnsi="Times New Roman" w:cs="Times New Roman"/>
+          <w:sz w:val="24"/>
+          <w:szCs w:val="24"/>
+        </w:rPr>
+      </w:pPr>
+      <w:r>
+        <w:rPr>
+          <w:rFonts w:ascii="Times New Roman" w:eastAsia="Times New Roman" w:hAnsi="Times New Roman" w:cs="Times New Roman"/>
+          <w:b/>
+          <w:bCs/>
+          <w:sz w:val="24"/>
+          <w:szCs w:val="24"/>
+        </w:rPr>
+        <w:t>Output:</w:t>
+      </w:r>
+    </w:p>
+    <w:p>
+      <w:pPr>
+        <w:tabs>
+          <w:tab w:val="left" w:pos="916"/>
+          <w:tab w:val="left" w:pos="1832"/>
+          <w:tab w:val="left" w:pos="2748"/>
+          <w:tab w:val="left" w:pos="3664"/>
+          <w:tab w:val="left" w:pos="4580"/>
+          <w:tab w:val="left" w:pos="5496"/>
+          <w:tab w:val="left" w:pos="6412"/>
+          <w:tab w:val="left" w:pos="7328"/>
+          <w:tab w:val="left" w:pos="8244"/>
+          <w:tab w:val="left" w:pos="9160"/>
+          <w:tab w:val="left" w:pos="10076"/>
+          <w:tab w:val="left" w:pos="10992"/>
+          <w:tab w:val="left" w:pos="11908"/>
+          <w:tab w:val="left" w:pos="12824"/>
+          <w:tab w:val="left" w:pos="13740"/>
+          <w:tab w:val="left" w:pos="14656"/>
+        </w:tabs>
+        <w:spacing w:after="0" w:line="240" w:lineRule="auto"/>
+        <w:rPr>
+          <w:rFonts w:ascii="Courier New" w:eastAsia="Times New Roman" w:hAnsi="Courier New" w:cs="Courier New"/>
+          <w:sz w:val="20"/>
+          <w:szCs w:val="20"/>
+        </w:rPr>
+      </w:pPr>
+      <w:r>
+        <w:rPr>
+          <w:rFonts w:ascii="Courier New" w:eastAsia="Times New Roman" w:hAnsi="Courier New" w:cs="Courier New"/>
+          <w:sz w:val="20"/>
+          <w:szCs w:val="20"/>
+        </w:rPr>
+        <w:t>0</w:t>
+      </w:r>
+    </w:p>
+    <w:p>
+      <w:pPr>
+        <w:tabs>
+          <w:tab w:val="left" w:pos="916"/>
+          <w:tab w:val="left" w:pos="1832"/>
+          <w:tab w:val="left" w:pos="2748"/>
+          <w:tab w:val="left" w:pos="3664"/>
+          <w:tab w:val="left" w:pos="4580"/>
+          <w:tab w:val="left" w:pos="5496"/>
+          <w:tab w:val="left" w:pos="6412"/>
+          <w:tab w:val="left" w:pos="7328"/>
+          <w:tab w:val="left" w:pos="8244"/>
+          <w:tab w:val="left" w:pos="9160"/>
+          <w:tab w:val="left" w:pos="10076"/>
+          <w:tab w:val="left" w:pos="10992"/>
+          <w:tab w:val="left" w:pos="11908"/>
+          <w:tab w:val="left" w:pos="12824"/>
+          <w:tab w:val="left" w:pos="13740"/>
+          <w:tab w:val="left" w:pos="14656"/>
+        </w:tabs>
+        <w:spacing w:after="0" w:line="240" w:lineRule="auto"/>
+        <w:rPr>
+          <w:rFonts w:ascii="Courier New" w:eastAsia="Times New Roman" w:hAnsi="Courier New" w:cs="Courier New"/>
+          <w:sz w:val="20"/>
+          <w:szCs w:val="20"/>
+        </w:rPr>
+      </w:pPr>
+      <w:r>
+        <w:rPr>
+          <w:rFonts w:ascii="Courier New" w:eastAsia="Times New Roman" w:hAnsi="Courier New" w:cs="Courier New"/>
+          <w:sz w:val="20"/>
+          <w:szCs w:val="20"/>
+        </w:rPr>
+        <w:t>1</w:t>
+      </w:r>
+    </w:p>
+    <w:p>
+      <w:pPr>
+        <w:tabs>
+          <w:tab w:val="left" w:pos="916"/>
+          <w:tab w:val="left" w:pos="1832"/>
+          <w:tab w:val="left" w:pos="2748"/>
+          <w:tab w:val="left" w:pos="3664"/>
+          <w:tab w:val="left" w:pos="4580"/>
+          <w:tab w:val="left" w:pos="5496"/>
+          <w:tab w:val="left" w:pos="6412"/>
+          <w:tab w:val="left" w:pos="7328"/>
+          <w:tab w:val="left" w:pos="8244"/>
+          <w:tab w:val="left" w:pos="9160"/>
+          <w:tab w:val="left" w:pos="10076"/>
+          <w:tab w:val="left" w:pos="10992"/>
+          <w:tab w:val="left" w:pos="11908"/>
+          <w:tab w:val="left" w:pos="12824"/>
+          <w:tab w:val="left" w:pos="13740"/>
+          <w:tab w:val="left" w:pos="14656"/>
+        </w:tabs>
+        <w:spacing w:after="0" w:line="240" w:lineRule="auto"/>
+        <w:rPr>
+          <w:rFonts w:ascii="Courier New" w:eastAsia="Times New Roman" w:hAnsi="Courier New" w:cs="Courier New"/>
+          <w:sz w:val="20"/>
+          <w:szCs w:val="20"/>
+        </w:rPr>
+      </w:pPr>
+      <w:r>
+        <w:rPr>
+          <w:rFonts w:ascii="Courier New" w:eastAsia="Times New Roman" w:hAnsi="Courier New" w:cs="Courier New"/>
+          <w:sz w:val="20"/>
+          <w:szCs w:val="20"/>
+        </w:rPr>
+        <w:t>2</w:t>
+      </w:r>
+    </w:p>
+    <w:p>
+      <w:pPr>
+        <w:tabs>
+          <w:tab w:val="left" w:pos="916"/>
+          <w:tab w:val="left" w:pos="1832"/>
+          <w:tab w:val="left" w:pos="2748"/>
+          <w:tab w:val="left" w:pos="3664"/>
+          <w:tab w:val="left" w:pos="4580"/>
+          <w:tab w:val="left" w:pos="5496"/>
+          <w:tab w:val="left" w:pos="6412"/>
+          <w:tab w:val="left" w:pos="7328"/>
+          <w:tab w:val="left" w:pos="8244"/>
+          <w:tab w:val="left" w:pos="9160"/>
+          <w:tab w:val="left" w:pos="10076"/>
+          <w:tab w:val="left" w:pos="10992"/>
+          <w:tab w:val="left" w:pos="11908"/>
+          <w:tab w:val="left" w:pos="12824"/>
+          <w:tab w:val="left" w:pos="13740"/>
+          <w:tab w:val="left" w:pos="14656"/>
+        </w:tabs>
+        <w:spacing w:after="0" w:line="240" w:lineRule="auto"/>
+        <w:rPr>
+          <w:rFonts w:ascii="Courier New" w:eastAsia="Times New Roman" w:hAnsi="Courier New" w:cs="Courier New"/>
+          <w:sz w:val="20"/>
+          <w:szCs w:val="20"/>
+        </w:rPr>
+      </w:pPr>
+      <w:r>
+        <w:rPr>
+          <w:rFonts w:ascii="Courier New" w:eastAsia="Times New Roman" w:hAnsi="Courier New" w:cs="Courier New"/>
+          <w:sz w:val="20"/>
+          <w:szCs w:val="20"/>
+        </w:rPr>
+        <w:t>3</w:t>
+      </w:r>
+    </w:p>
+    <w:p>
+      <w:pPr>
+        <w:tabs>
+          <w:tab w:val="left" w:pos="916"/>
+          <w:tab w:val="left" w:pos="1832"/>
+          <w:tab w:val="left" w:pos="2748"/>
+          <w:tab w:val="left" w:pos="3664"/>
+          <w:tab w:val="left" w:pos="4580"/>
+          <w:tab w:val="left" w:pos="5496"/>
+          <w:tab w:val="left" w:pos="6412"/>
+          <w:tab w:val="left" w:pos="7328"/>
+          <w:tab w:val="left" w:pos="8244"/>
+          <w:tab w:val="left" w:pos="9160"/>
+          <w:tab w:val="left" w:pos="10076"/>
+          <w:tab w:val="left" w:pos="10992"/>
+          <w:tab w:val="left" w:pos="11908"/>
+          <w:tab w:val="left" w:pos="12824"/>
+          <w:tab w:val="left" w:pos="13740"/>
+          <w:tab w:val="left" w:pos="14656"/>
+        </w:tabs>
+        <w:spacing w:after="0" w:line="240" w:lineRule="auto"/>
+        <w:rPr>
+          <w:rFonts w:ascii="Courier New" w:eastAsia="Times New Roman" w:hAnsi="Courier New" w:cs="Courier New"/>
+          <w:sz w:val="20"/>
+          <w:szCs w:val="20"/>
+        </w:rPr>
+      </w:pPr>
+      <w:r>
+        <w:rPr>
+          <w:rFonts w:ascii="Courier New" w:eastAsia="Times New Roman" w:hAnsi="Courier New" w:cs="Courier New"/>
+          <w:sz w:val="20"/>
+          <w:szCs w:val="20"/>
+        </w:rPr>
+        <w:t>4</w:t>
+      </w:r>
+    </w:p>
+    <w:p>
+      <w:pPr>
+        <w:spacing w:before="100" w:beforeAutospacing="1" w:after="100" w:afterAutospacing="1" w:line="240" w:lineRule="auto"/>
+        <w:rPr>
+          <w:rFonts w:ascii="Times New Roman" w:eastAsia="Times New Roman" w:hAnsi="Times New Roman" w:cs="Times New Roman"/>
+          <w:sz w:val="24"/>
+          <w:szCs w:val="24"/>
+        </w:rPr>
+      </w:pPr>
+      <w:r>
+        <w:rPr>
+          <w:rFonts w:ascii="Segoe UI Symbol" w:eastAsia="Times New Roman" w:hAnsi="Segoe UI Symbol" w:cs="Segoe UI Symbol"/>
+          <w:sz w:val="24"/>
+          <w:szCs w:val="24"/>
+        </w:rPr>
+        <w:lastRenderedPageBreak/>
+        <w:t>✅</w:t>
+      </w:r>
+      <w:r>
+        <w:rPr>
+          <w:rFonts w:ascii="Times New Roman" w:eastAsia="Times New Roman" w:hAnsi="Times New Roman" w:cs="Times New Roman"/>
+          <w:sz w:val="24"/>
+          <w:szCs w:val="24"/>
+        </w:rPr>
+        <w:t xml:space="preserve"> </w:t>
+      </w:r>
+      <w:r>
+        <w:rPr>
+          <w:rFonts w:ascii="Courier New" w:eastAsia="Times New Roman" w:hAnsi="Courier New" w:cs="Courier New"/>
+          <w:sz w:val="20"/>
+          <w:szCs w:val="20"/>
+        </w:rPr>
+        <w:t>pass</w:t>
+      </w:r>
+      <w:r>
+        <w:rPr>
+          <w:rFonts w:ascii="Times New Roman" w:eastAsia="Times New Roman" w:hAnsi="Times New Roman" w:cs="Times New Roman"/>
+          <w:sz w:val="24"/>
+          <w:szCs w:val="24"/>
+        </w:rPr>
+        <w:t xml:space="preserve"> is useful to avoid syntax errors while leaving future logic empty.</w:t>
+      </w:r>
+    </w:p>
+    <w:p>
+      <w:pPr>
+        <w:spacing w:after="0" w:line="240" w:lineRule="auto"/>
+        <w:rPr>
+          <w:rFonts w:ascii="Times New Roman" w:eastAsia="Times New Roman" w:hAnsi="Times New Roman" w:cs="Times New Roman"/>
+          <w:sz w:val="24"/>
+          <w:szCs w:val="24"/>
+        </w:rPr>
+      </w:pPr>
+      <w:r>
+        <w:rPr>
+          <w:rFonts w:ascii="Times New Roman" w:eastAsia="Times New Roman" w:hAnsi="Times New Roman" w:cs="Times New Roman"/>
+          <w:sz w:val="24"/>
+          <w:szCs w:val="24"/>
+        </w:rPr>
+        <w:pict>
+          <v:rect id="_x0000_i1115" style="width:0;height:1.5pt" o:hralign="center" o:hrstd="t" o:hr="t" fillcolor="#a0a0a0" stroked="f"/>
+        </w:pict>
+      </w:r>
+    </w:p>
+    <w:p>
+      <w:pPr>
+        <w:spacing w:before="100" w:beforeAutospacing="1" w:after="100" w:afterAutospacing="1" w:line="240" w:lineRule="auto"/>
+        <w:outlineLvl w:val="2"/>
+        <w:rPr>
+          <w:rFonts w:ascii="Times New Roman" w:eastAsia="Times New Roman" w:hAnsi="Times New Roman" w:cs="Times New Roman"/>
+          <w:b/>
+          <w:bCs/>
+          <w:sz w:val="27"/>
+          <w:szCs w:val="27"/>
+        </w:rPr>
+      </w:pPr>
+      <w:r>
+        <w:rPr>
+          <w:rFonts w:ascii="Segoe UI Symbol" w:eastAsia="Times New Roman" w:hAnsi="Segoe UI Symbol" w:cs="Segoe UI Symbol"/>
+          <w:b/>
+          <w:bCs/>
+          <w:sz w:val="27"/>
+          <w:szCs w:val="27"/>
+        </w:rPr>
+        <w:t>🔸</w:t>
+      </w:r>
+      <w:r>
+        <w:rPr>
+          <w:rFonts w:ascii="Times New Roman" w:eastAsia="Times New Roman" w:hAnsi="Times New Roman" w:cs="Times New Roman"/>
+          <w:b/>
+          <w:bCs/>
+          <w:sz w:val="27"/>
+          <w:szCs w:val="27"/>
+        </w:rPr>
+        <w:t xml:space="preserve"> 2. Iterating Backwards</w:t>
+      </w:r>
+    </w:p>
+    <w:p>
+      <w:pPr>
+        <w:spacing w:before="100" w:beforeAutospacing="1" w:after="100" w:afterAutospacing="1" w:line="240" w:lineRule="auto"/>
+        <w:rPr>
+          <w:rFonts w:ascii="Times New Roman" w:eastAsia="Times New Roman" w:hAnsi="Times New Roman" w:cs="Times New Roman"/>
+          <w:sz w:val="24"/>
+          <w:szCs w:val="24"/>
+        </w:rPr>
+      </w:pPr>
+      <w:r>
+        <w:rPr>
+          <w:rFonts w:ascii="Times New Roman" w:eastAsia="Times New Roman" w:hAnsi="Times New Roman" w:cs="Times New Roman"/>
+          <w:sz w:val="24"/>
+          <w:szCs w:val="24"/>
+        </w:rPr>
+        <w:t xml:space="preserve">Use a negative step in </w:t>
+      </w:r>
+      <w:r>
+        <w:rPr>
+          <w:rFonts w:ascii="Courier New" w:eastAsia="Times New Roman" w:hAnsi="Courier New" w:cs="Courier New"/>
+          <w:sz w:val="20"/>
+          <w:szCs w:val="20"/>
+        </w:rPr>
+        <w:t>range()</w:t>
+      </w:r>
+      <w:r>
+        <w:rPr>
+          <w:rFonts w:ascii="Times New Roman" w:eastAsia="Times New Roman" w:hAnsi="Times New Roman" w:cs="Times New Roman"/>
+          <w:sz w:val="24"/>
+          <w:szCs w:val="24"/>
+        </w:rPr>
+        <w:t xml:space="preserve"> to loop backwards.</w:t>
+      </w:r>
+    </w:p>
+    <w:p>
+      <w:pPr>
+        <w:tabs>
+          <w:tab w:val="left" w:pos="916"/>
+          <w:tab w:val="left" w:pos="1832"/>
+          <w:tab w:val="left" w:pos="2748"/>
+          <w:tab w:val="left" w:pos="3664"/>
+          <w:tab w:val="left" w:pos="4580"/>
+          <w:tab w:val="left" w:pos="5496"/>
+          <w:tab w:val="left" w:pos="6412"/>
+          <w:tab w:val="left" w:pos="7328"/>
+          <w:tab w:val="left" w:pos="8244"/>
+          <w:tab w:val="left" w:pos="9160"/>
+          <w:tab w:val="left" w:pos="10076"/>
+          <w:tab w:val="left" w:pos="10992"/>
+          <w:tab w:val="left" w:pos="11908"/>
+          <w:tab w:val="left" w:pos="12824"/>
+          <w:tab w:val="left" w:pos="13740"/>
+          <w:tab w:val="left" w:pos="14656"/>
+        </w:tabs>
+        <w:spacing w:after="0" w:line="240" w:lineRule="auto"/>
+        <w:rPr>
+          <w:rFonts w:ascii="Courier New" w:eastAsia="Times New Roman" w:hAnsi="Courier New" w:cs="Courier New"/>
+          <w:sz w:val="20"/>
+          <w:szCs w:val="20"/>
+        </w:rPr>
+      </w:pPr>
+      <w:r>
+        <w:rPr>
+          <w:rFonts w:ascii="Courier New" w:eastAsia="Times New Roman" w:hAnsi="Courier New" w:cs="Courier New"/>
+          <w:sz w:val="20"/>
+          <w:szCs w:val="20"/>
+        </w:rPr>
+        <w:t>for i in range(10, 0, -1):</w:t>
+      </w:r>
+    </w:p>
+    <w:p>
+      <w:pPr>
+        <w:tabs>
+          <w:tab w:val="left" w:pos="916"/>
+          <w:tab w:val="left" w:pos="1832"/>
+          <w:tab w:val="left" w:pos="2748"/>
+          <w:tab w:val="left" w:pos="3664"/>
+          <w:tab w:val="left" w:pos="4580"/>
+          <w:tab w:val="left" w:pos="5496"/>
+          <w:tab w:val="left" w:pos="6412"/>
+          <w:tab w:val="left" w:pos="7328"/>
+          <w:tab w:val="left" w:pos="8244"/>
+          <w:tab w:val="left" w:pos="9160"/>
+          <w:tab w:val="left" w:pos="10076"/>
+          <w:tab w:val="left" w:pos="10992"/>
+          <w:tab w:val="left" w:pos="11908"/>
+          <w:tab w:val="left" w:pos="12824"/>
+          <w:tab w:val="left" w:pos="13740"/>
+          <w:tab w:val="left" w:pos="14656"/>
+        </w:tabs>
+        <w:spacing w:after="0" w:line="240" w:lineRule="auto"/>
+        <w:rPr>
+          <w:rFonts w:ascii="Courier New" w:eastAsia="Times New Roman" w:hAnsi="Courier New" w:cs="Courier New"/>
+          <w:sz w:val="20"/>
+          <w:szCs w:val="20"/>
+        </w:rPr>
+      </w:pPr>
+      <w:r>
+        <w:rPr>
+          <w:rFonts w:ascii="Courier New" w:eastAsia="Times New Roman" w:hAnsi="Courier New" w:cs="Courier New"/>
+          <w:sz w:val="20"/>
+          <w:szCs w:val="20"/>
+        </w:rPr>
+        <w:t xml:space="preserve">    print(i)</w:t>
+      </w:r>
+    </w:p>
+    <w:p>
+      <w:pPr>
+        <w:spacing w:after="0" w:line="240" w:lineRule="auto"/>
+        <w:rPr>
+          <w:rFonts w:ascii="Times New Roman" w:eastAsia="Times New Roman" w:hAnsi="Times New Roman" w:cs="Times New Roman"/>
+          <w:sz w:val="24"/>
+          <w:szCs w:val="24"/>
+        </w:rPr>
+      </w:pPr>
+      <w:r>
+        <w:rPr>
+          <w:rFonts w:ascii="Times New Roman" w:eastAsia="Times New Roman" w:hAnsi="Times New Roman" w:cs="Times New Roman"/>
+          <w:sz w:val="24"/>
+          <w:szCs w:val="24"/>
+        </w:rPr>
+        <w:pict>
+          <v:rect id="_x0000_i1116" style="width:0;height:1.5pt" o:hralign="center" o:hrstd="t" o:hr="t" fillcolor="#a0a0a0" stroked="f"/>
+        </w:pict>
+      </w:r>
+    </w:p>
+    <w:p>
+      <w:pPr>
+        <w:spacing w:before="100" w:beforeAutospacing="1" w:after="100" w:afterAutospacing="1" w:line="240" w:lineRule="auto"/>
+        <w:outlineLvl w:val="2"/>
+        <w:rPr>
+          <w:rFonts w:ascii="Times New Roman" w:eastAsia="Times New Roman" w:hAnsi="Times New Roman" w:cs="Times New Roman"/>
+          <w:b/>
+          <w:bCs/>
+          <w:sz w:val="27"/>
+          <w:szCs w:val="27"/>
+        </w:rPr>
+      </w:pPr>
+      <w:r>
+        <w:rPr>
+          <w:rFonts w:ascii="Segoe UI Symbol" w:eastAsia="Times New Roman" w:hAnsi="Segoe UI Symbol" w:cs="Segoe UI Symbol"/>
+          <w:b/>
+          <w:bCs/>
+          <w:sz w:val="27"/>
+          <w:szCs w:val="27"/>
+        </w:rPr>
+        <w:t>🔸</w:t>
+      </w:r>
+      <w:r>
+        <w:rPr>
+          <w:rFonts w:ascii="Times New Roman" w:eastAsia="Times New Roman" w:hAnsi="Times New Roman" w:cs="Times New Roman"/>
+          <w:b/>
+          <w:bCs/>
+          <w:sz w:val="27"/>
+          <w:szCs w:val="27"/>
+        </w:rPr>
+        <w:t xml:space="preserve"> 3. Looping with </w:t>
+      </w:r>
+      <w:r>
+        <w:rPr>
+          <w:rFonts w:ascii="Courier New" w:eastAsia="Times New Roman" w:hAnsi="Courier New" w:cs="Courier New"/>
+          <w:b/>
+          <w:bCs/>
+          <w:sz w:val="20"/>
+          <w:szCs w:val="20"/>
+        </w:rPr>
+        <w:t>zip()</w:t>
+      </w:r>
+      <w:r>
+        <w:rPr>
+          <w:rFonts w:ascii="Times New Roman" w:eastAsia="Times New Roman" w:hAnsi="Times New Roman" w:cs="Times New Roman"/>
+          <w:b/>
+          <w:bCs/>
+          <w:sz w:val="27"/>
+          <w:szCs w:val="27"/>
+        </w:rPr>
+        <w:t xml:space="preserve"> over multiple lists of unequal length</w:t>
+      </w:r>
+    </w:p>
+    <w:p>
+      <w:pPr>
+        <w:spacing w:before="100" w:beforeAutospacing="1" w:after="100" w:afterAutospacing="1" w:line="240" w:lineRule="auto"/>
+        <w:rPr>
+          <w:rFonts w:ascii="Times New Roman" w:eastAsia="Times New Roman" w:hAnsi="Times New Roman" w:cs="Times New Roman"/>
+          <w:sz w:val="24"/>
+          <w:szCs w:val="24"/>
+        </w:rPr>
+      </w:pPr>
+      <w:r>
+        <w:rPr>
+          <w:rFonts w:ascii="Times New Roman" w:eastAsia="Times New Roman" w:hAnsi="Times New Roman" w:cs="Times New Roman"/>
+          <w:sz w:val="24"/>
+          <w:szCs w:val="24"/>
+        </w:rPr>
+        <w:t xml:space="preserve">If lists are unequal, use </w:t>
+      </w:r>
+      <w:r>
+        <w:rPr>
+          <w:rFonts w:ascii="Courier New" w:eastAsia="Times New Roman" w:hAnsi="Courier New" w:cs="Courier New"/>
+          <w:sz w:val="20"/>
+          <w:szCs w:val="20"/>
+        </w:rPr>
+        <w:t>itertools.zip_longest()</w:t>
+      </w:r>
+      <w:r>
+        <w:rPr>
+          <w:rFonts w:ascii="Times New Roman" w:eastAsia="Times New Roman" w:hAnsi="Times New Roman" w:cs="Times New Roman"/>
+          <w:sz w:val="24"/>
+          <w:szCs w:val="24"/>
+        </w:rPr>
+        <w:t>.</w:t>
+      </w:r>
+    </w:p>
+    <w:p>
+      <w:pPr>
+        <w:tabs>
+          <w:tab w:val="left" w:pos="916"/>
+          <w:tab w:val="left" w:pos="1832"/>
+          <w:tab w:val="left" w:pos="2748"/>
+          <w:tab w:val="left" w:pos="3664"/>
+          <w:tab w:val="left" w:pos="4580"/>
+          <w:tab w:val="left" w:pos="5496"/>
+          <w:tab w:val="left" w:pos="6412"/>
+          <w:tab w:val="left" w:pos="7328"/>
+          <w:tab w:val="left" w:pos="8244"/>
+          <w:tab w:val="left" w:pos="9160"/>
+          <w:tab w:val="left" w:pos="10076"/>
+          <w:tab w:val="left" w:pos="10992"/>
+          <w:tab w:val="left" w:pos="11908"/>
+          <w:tab w:val="left" w:pos="12824"/>
+          <w:tab w:val="left" w:pos="13740"/>
+          <w:tab w:val="left" w:pos="14656"/>
+        </w:tabs>
+        <w:spacing w:after="0" w:line="240" w:lineRule="auto"/>
+        <w:rPr>
+          <w:rFonts w:ascii="Courier New" w:eastAsia="Times New Roman" w:hAnsi="Courier New" w:cs="Courier New"/>
+          <w:sz w:val="20"/>
+          <w:szCs w:val="20"/>
+        </w:rPr>
+      </w:pPr>
+      <w:r>
+        <w:rPr>
+          <w:rFonts w:ascii="Courier New" w:eastAsia="Times New Roman" w:hAnsi="Courier New" w:cs="Courier New"/>
+          <w:sz w:val="20"/>
+          <w:szCs w:val="20"/>
+        </w:rPr>
+        <w:t>from itertools import zip_longest</w:t>
+      </w:r>
+    </w:p>
+    <w:p>
+      <w:pPr>
+        <w:tabs>
+          <w:tab w:val="left" w:pos="916"/>
+          <w:tab w:val="left" w:pos="1832"/>
+          <w:tab w:val="left" w:pos="2748"/>
+          <w:tab w:val="left" w:pos="3664"/>
+          <w:tab w:val="left" w:pos="4580"/>
+          <w:tab w:val="left" w:pos="5496"/>
+          <w:tab w:val="left" w:pos="6412"/>
+          <w:tab w:val="left" w:pos="7328"/>
+          <w:tab w:val="left" w:pos="8244"/>
+          <w:tab w:val="left" w:pos="9160"/>
+          <w:tab w:val="left" w:pos="10076"/>
+          <w:tab w:val="left" w:pos="10992"/>
+          <w:tab w:val="left" w:pos="11908"/>
+          <w:tab w:val="left" w:pos="12824"/>
+          <w:tab w:val="left" w:pos="13740"/>
+          <w:tab w:val="left" w:pos="14656"/>
+        </w:tabs>
+        <w:spacing w:after="0" w:line="240" w:lineRule="auto"/>
+        <w:rPr>
+          <w:rFonts w:ascii="Courier New" w:eastAsia="Times New Roman" w:hAnsi="Courier New" w:cs="Courier New"/>
+          <w:sz w:val="20"/>
+          <w:szCs w:val="20"/>
+        </w:rPr>
+      </w:pPr>
+    </w:p>
+    <w:p>
+      <w:pPr>
+        <w:tabs>
+          <w:tab w:val="left" w:pos="916"/>
+          <w:tab w:val="left" w:pos="1832"/>
+          <w:tab w:val="left" w:pos="2748"/>
+          <w:tab w:val="left" w:pos="3664"/>
+          <w:tab w:val="left" w:pos="4580"/>
+          <w:tab w:val="left" w:pos="5496"/>
+          <w:tab w:val="left" w:pos="6412"/>
+          <w:tab w:val="left" w:pos="7328"/>
+          <w:tab w:val="left" w:pos="8244"/>
+          <w:tab w:val="left" w:pos="9160"/>
+          <w:tab w:val="left" w:pos="10076"/>
+          <w:tab w:val="left" w:pos="10992"/>
+          <w:tab w:val="left" w:pos="11908"/>
+          <w:tab w:val="left" w:pos="12824"/>
+          <w:tab w:val="left" w:pos="13740"/>
+          <w:tab w:val="left" w:pos="14656"/>
+        </w:tabs>
+        <w:spacing w:after="0" w:line="240" w:lineRule="auto"/>
+        <w:rPr>
+          <w:rFonts w:ascii="Courier New" w:eastAsia="Times New Roman" w:hAnsi="Courier New" w:cs="Courier New"/>
+          <w:sz w:val="20"/>
+          <w:szCs w:val="20"/>
+        </w:rPr>
+      </w:pPr>
+      <w:r>
+        <w:rPr>
+          <w:rFonts w:ascii="Courier New" w:eastAsia="Times New Roman" w:hAnsi="Courier New" w:cs="Courier New"/>
+          <w:sz w:val="20"/>
+          <w:szCs w:val="20"/>
+        </w:rPr>
+        <w:t>names = ["Ali", "Sara"]</w:t>
+      </w:r>
+    </w:p>
+    <w:p>
+      <w:pPr>
+        <w:tabs>
+          <w:tab w:val="left" w:pos="916"/>
+          <w:tab w:val="left" w:pos="1832"/>
+          <w:tab w:val="left" w:pos="2748"/>
+          <w:tab w:val="left" w:pos="3664"/>
+          <w:tab w:val="left" w:pos="4580"/>
+          <w:tab w:val="left" w:pos="5496"/>
+          <w:tab w:val="left" w:pos="6412"/>
+          <w:tab w:val="left" w:pos="7328"/>
+          <w:tab w:val="left" w:pos="8244"/>
+          <w:tab w:val="left" w:pos="9160"/>
+          <w:tab w:val="left" w:pos="10076"/>
+          <w:tab w:val="left" w:pos="10992"/>
+          <w:tab w:val="left" w:pos="11908"/>
+          <w:tab w:val="left" w:pos="12824"/>
+          <w:tab w:val="left" w:pos="13740"/>
+          <w:tab w:val="left" w:pos="14656"/>
+        </w:tabs>
+        <w:spacing w:after="0" w:line="240" w:lineRule="auto"/>
+        <w:rPr>
+          <w:rFonts w:ascii="Courier New" w:eastAsia="Times New Roman" w:hAnsi="Courier New" w:cs="Courier New"/>
+          <w:sz w:val="20"/>
+          <w:szCs w:val="20"/>
+        </w:rPr>
+      </w:pPr>
+      <w:r>
+        <w:rPr>
+          <w:rFonts w:ascii="Courier New" w:eastAsia="Times New Roman" w:hAnsi="Courier New" w:cs="Courier New"/>
+          <w:sz w:val="20"/>
+          <w:szCs w:val="20"/>
+        </w:rPr>
+        <w:t>scores = [90]</w:t>
+      </w:r>
+    </w:p>
+    <w:p>
+      <w:pPr>
+        <w:tabs>
+          <w:tab w:val="left" w:pos="916"/>
+          <w:tab w:val="left" w:pos="1832"/>
+          <w:tab w:val="left" w:pos="2748"/>
+          <w:tab w:val="left" w:pos="3664"/>
+          <w:tab w:val="left" w:pos="4580"/>
+          <w:tab w:val="left" w:pos="5496"/>
+          <w:tab w:val="left" w:pos="6412"/>
+          <w:tab w:val="left" w:pos="7328"/>
+          <w:tab w:val="left" w:pos="8244"/>
+          <w:tab w:val="left" w:pos="9160"/>
+          <w:tab w:val="left" w:pos="10076"/>
+          <w:tab w:val="left" w:pos="10992"/>
+          <w:tab w:val="left" w:pos="11908"/>
+          <w:tab w:val="left" w:pos="12824"/>
+          <w:tab w:val="left" w:pos="13740"/>
+          <w:tab w:val="left" w:pos="14656"/>
+        </w:tabs>
+        <w:spacing w:after="0" w:line="240" w:lineRule="auto"/>
+        <w:rPr>
+          <w:rFonts w:ascii="Courier New" w:eastAsia="Times New Roman" w:hAnsi="Courier New" w:cs="Courier New"/>
+          <w:sz w:val="20"/>
+          <w:szCs w:val="20"/>
+        </w:rPr>
+      </w:pPr>
+    </w:p>
+    <w:p>
+      <w:pPr>
+        <w:tabs>
+          <w:tab w:val="left" w:pos="916"/>
+          <w:tab w:val="left" w:pos="1832"/>
+          <w:tab w:val="left" w:pos="2748"/>
+          <w:tab w:val="left" w:pos="3664"/>
+          <w:tab w:val="left" w:pos="4580"/>
+          <w:tab w:val="left" w:pos="5496"/>
+          <w:tab w:val="left" w:pos="6412"/>
+          <w:tab w:val="left" w:pos="7328"/>
+          <w:tab w:val="left" w:pos="8244"/>
+          <w:tab w:val="left" w:pos="9160"/>
+          <w:tab w:val="left" w:pos="10076"/>
+          <w:tab w:val="left" w:pos="10992"/>
+          <w:tab w:val="left" w:pos="11908"/>
+          <w:tab w:val="left" w:pos="12824"/>
+          <w:tab w:val="left" w:pos="13740"/>
+          <w:tab w:val="left" w:pos="14656"/>
+        </w:tabs>
+        <w:spacing w:after="0" w:line="240" w:lineRule="auto"/>
+        <w:rPr>
+          <w:rFonts w:ascii="Courier New" w:eastAsia="Times New Roman" w:hAnsi="Courier New" w:cs="Courier New"/>
+          <w:sz w:val="20"/>
+          <w:szCs w:val="20"/>
+        </w:rPr>
+      </w:pPr>
+      <w:r>
+        <w:rPr>
+          <w:rFonts w:ascii="Courier New" w:eastAsia="Times New Roman" w:hAnsi="Courier New" w:cs="Courier New"/>
+          <w:sz w:val="20"/>
+          <w:szCs w:val="20"/>
+        </w:rPr>
+        <w:t>for name, score in zip_longest(names, scores, fillvalue="N/A"):</w:t>
+      </w:r>
+    </w:p>
+    <w:p>
+      <w:pPr>
+        <w:tabs>
+          <w:tab w:val="left" w:pos="916"/>
+          <w:tab w:val="left" w:pos="1832"/>
+          <w:tab w:val="left" w:pos="2748"/>
+          <w:tab w:val="left" w:pos="3664"/>
+          <w:tab w:val="left" w:pos="4580"/>
+          <w:tab w:val="left" w:pos="5496"/>
+          <w:tab w:val="left" w:pos="6412"/>
+          <w:tab w:val="left" w:pos="7328"/>
+          <w:tab w:val="left" w:pos="8244"/>
+          <w:tab w:val="left" w:pos="9160"/>
+          <w:tab w:val="left" w:pos="10076"/>
+          <w:tab w:val="left" w:pos="10992"/>
+          <w:tab w:val="left" w:pos="11908"/>
+          <w:tab w:val="left" w:pos="12824"/>
+          <w:tab w:val="left" w:pos="13740"/>
+          <w:tab w:val="left" w:pos="14656"/>
+        </w:tabs>
+        <w:spacing w:after="0" w:line="240" w:lineRule="auto"/>
+        <w:rPr>
+          <w:rFonts w:ascii="Courier New" w:eastAsia="Times New Roman" w:hAnsi="Courier New" w:cs="Courier New"/>
+          <w:sz w:val="20"/>
+          <w:szCs w:val="20"/>
+        </w:rPr>
+      </w:pPr>
+      <w:r>
+        <w:rPr>
+          <w:rFonts w:ascii="Courier New" w:eastAsia="Times New Roman" w:hAnsi="Courier New" w:cs="Courier New"/>
+          <w:sz w:val="20"/>
+          <w:szCs w:val="20"/>
+        </w:rPr>
+        <w:t xml:space="preserve">    print(name, score)</w:t>
+      </w:r>
+    </w:p>
+    <w:p>
+      <w:pPr>
+        <w:spacing w:after="0" w:line="240" w:lineRule="auto"/>
+        <w:rPr>
+          <w:rFonts w:ascii="Times New Roman" w:eastAsia="Times New Roman" w:hAnsi="Times New Roman" w:cs="Times New Roman"/>
+          <w:sz w:val="24"/>
+          <w:szCs w:val="24"/>
+        </w:rPr>
+      </w:pPr>
+      <w:r>
+        <w:rPr>
+          <w:rFonts w:ascii="Times New Roman" w:eastAsia="Times New Roman" w:hAnsi="Times New Roman" w:cs="Times New Roman"/>
+          <w:sz w:val="24"/>
+          <w:szCs w:val="24"/>
+        </w:rPr>
+        <w:pict>
+          <v:rect id="_x0000_i1117" style="width:0;height:1.5pt" o:hralign="center" o:hrstd="t" o:hr="t" fillcolor="#a0a0a0" stroked="f"/>
+        </w:pict>
+      </w:r>
+    </w:p>
+    <w:p>
+      <w:pPr>
+        <w:spacing w:before="100" w:beforeAutospacing="1" w:after="100" w:afterAutospacing="1" w:line="240" w:lineRule="auto"/>
+        <w:outlineLvl w:val="2"/>
+        <w:rPr>
+          <w:rFonts w:ascii="Times New Roman" w:eastAsia="Times New Roman" w:hAnsi="Times New Roman" w:cs="Times New Roman"/>
+          <w:b/>
+          <w:bCs/>
+          <w:sz w:val="27"/>
+          <w:szCs w:val="27"/>
+        </w:rPr>
+      </w:pPr>
+      <w:r>
+        <w:rPr>
+          <w:rFonts w:ascii="Segoe UI Symbol" w:eastAsia="Times New Roman" w:hAnsi="Segoe UI Symbol" w:cs="Segoe UI Symbol"/>
+          <w:b/>
+          <w:bCs/>
+          <w:sz w:val="27"/>
+          <w:szCs w:val="27"/>
+        </w:rPr>
+        <w:t>🔸</w:t>
+      </w:r>
+      <w:r>
+        <w:rPr>
+          <w:rFonts w:ascii="Times New Roman" w:eastAsia="Times New Roman" w:hAnsi="Times New Roman" w:cs="Times New Roman"/>
+          <w:b/>
+          <w:bCs/>
+          <w:sz w:val="27"/>
+          <w:szCs w:val="27"/>
+        </w:rPr>
+        <w:t xml:space="preserve"> 4. Using </w:t>
+      </w:r>
+      <w:r>
+        <w:rPr>
+          <w:rFonts w:ascii="Courier New" w:eastAsia="Times New Roman" w:hAnsi="Courier New" w:cs="Courier New"/>
+          <w:b/>
+          <w:bCs/>
+          <w:sz w:val="20"/>
+          <w:szCs w:val="20"/>
+        </w:rPr>
+        <w:t>for</w:t>
+      </w:r>
+      <w:r>
+        <w:rPr>
+          <w:rFonts w:ascii="Times New Roman" w:eastAsia="Times New Roman" w:hAnsi="Times New Roman" w:cs="Times New Roman"/>
+          <w:b/>
+          <w:bCs/>
+          <w:sz w:val="27"/>
+          <w:szCs w:val="27"/>
+        </w:rPr>
+        <w:t xml:space="preserve"> loops with Dictionaries</w:t>
+      </w:r>
+    </w:p>
+    <w:p>
+      <w:pPr>
+        <w:spacing w:before="100" w:beforeAutospacing="1" w:after="100" w:afterAutospacing="1" w:line="240" w:lineRule="auto"/>
+        <w:rPr>
+          <w:rFonts w:ascii="Times New Roman" w:eastAsia="Times New Roman" w:hAnsi="Times New Roman" w:cs="Times New Roman"/>
+          <w:sz w:val="24"/>
+          <w:szCs w:val="24"/>
+        </w:rPr>
+      </w:pPr>
+      <w:r>
+        <w:rPr>
+          <w:rFonts w:ascii="Times New Roman" w:eastAsia="Times New Roman" w:hAnsi="Times New Roman" w:cs="Times New Roman"/>
+          <w:sz w:val="24"/>
+          <w:szCs w:val="24"/>
+        </w:rPr>
+        <w:t>Loop over keys, values, or both.</w:t>
+      </w:r>
+    </w:p>
+    <w:p>
+      <w:pPr>
+        <w:tabs>
+          <w:tab w:val="left" w:pos="916"/>
+          <w:tab w:val="left" w:pos="1832"/>
+          <w:tab w:val="left" w:pos="2748"/>
+          <w:tab w:val="left" w:pos="3664"/>
+          <w:tab w:val="left" w:pos="4580"/>
+          <w:tab w:val="left" w:pos="5496"/>
+          <w:tab w:val="left" w:pos="6412"/>
+          <w:tab w:val="left" w:pos="7328"/>
+          <w:tab w:val="left" w:pos="8244"/>
+          <w:tab w:val="left" w:pos="9160"/>
+          <w:tab w:val="left" w:pos="10076"/>
+          <w:tab w:val="left" w:pos="10992"/>
+          <w:tab w:val="left" w:pos="11908"/>
+          <w:tab w:val="left" w:pos="12824"/>
+          <w:tab w:val="left" w:pos="13740"/>
+          <w:tab w:val="left" w:pos="14656"/>
+        </w:tabs>
+        <w:spacing w:after="0" w:line="240" w:lineRule="auto"/>
+        <w:rPr>
+          <w:rFonts w:ascii="Courier New" w:eastAsia="Times New Roman" w:hAnsi="Courier New" w:cs="Courier New"/>
+          <w:sz w:val="20"/>
+          <w:szCs w:val="20"/>
+        </w:rPr>
+      </w:pPr>
+      <w:r>
+        <w:rPr>
+          <w:rFonts w:ascii="Courier New" w:eastAsia="Times New Roman" w:hAnsi="Courier New" w:cs="Courier New"/>
+          <w:sz w:val="20"/>
+          <w:szCs w:val="20"/>
+        </w:rPr>
+        <w:t>student = {"name": "Ali", "age": 21, "marks": 85}</w:t>
+      </w:r>
+    </w:p>
+    <w:p>
+      <w:pPr>
+        <w:tabs>
+          <w:tab w:val="left" w:pos="916"/>
+          <w:tab w:val="left" w:pos="1832"/>
+          <w:tab w:val="left" w:pos="2748"/>
+          <w:tab w:val="left" w:pos="3664"/>
+          <w:tab w:val="left" w:pos="4580"/>
+          <w:tab w:val="left" w:pos="5496"/>
+          <w:tab w:val="left" w:pos="6412"/>
+          <w:tab w:val="left" w:pos="7328"/>
+          <w:tab w:val="left" w:pos="8244"/>
+          <w:tab w:val="left" w:pos="9160"/>
+          <w:tab w:val="left" w:pos="10076"/>
+          <w:tab w:val="left" w:pos="10992"/>
+          <w:tab w:val="left" w:pos="11908"/>
+          <w:tab w:val="left" w:pos="12824"/>
+          <w:tab w:val="left" w:pos="13740"/>
+          <w:tab w:val="left" w:pos="14656"/>
+        </w:tabs>
+        <w:spacing w:after="0" w:line="240" w:lineRule="auto"/>
+        <w:rPr>
+          <w:rFonts w:ascii="Courier New" w:eastAsia="Times New Roman" w:hAnsi="Courier New" w:cs="Courier New"/>
+          <w:sz w:val="20"/>
+          <w:szCs w:val="20"/>
+        </w:rPr>
+      </w:pPr>
+    </w:p>
+    <w:p>
+      <w:pPr>
+        <w:tabs>
+          <w:tab w:val="left" w:pos="916"/>
+          <w:tab w:val="left" w:pos="1832"/>
+          <w:tab w:val="left" w:pos="2748"/>
+          <w:tab w:val="left" w:pos="3664"/>
+          <w:tab w:val="left" w:pos="4580"/>
+          <w:tab w:val="left" w:pos="5496"/>
+          <w:tab w:val="left" w:pos="6412"/>
+          <w:tab w:val="left" w:pos="7328"/>
+          <w:tab w:val="left" w:pos="8244"/>
+          <w:tab w:val="left" w:pos="9160"/>
+          <w:tab w:val="left" w:pos="10076"/>
+          <w:tab w:val="left" w:pos="10992"/>
+          <w:tab w:val="left" w:pos="11908"/>
+          <w:tab w:val="left" w:pos="12824"/>
+          <w:tab w:val="left" w:pos="13740"/>
+          <w:tab w:val="left" w:pos="14656"/>
+        </w:tabs>
+        <w:spacing w:after="0" w:line="240" w:lineRule="auto"/>
+        <w:rPr>
+          <w:rFonts w:ascii="Courier New" w:eastAsia="Times New Roman" w:hAnsi="Courier New" w:cs="Courier New"/>
+          <w:sz w:val="20"/>
+          <w:szCs w:val="20"/>
+        </w:rPr>
+      </w:pPr>
+      <w:r>
+        <w:rPr>
+          <w:rFonts w:ascii="Courier New" w:eastAsia="Times New Roman" w:hAnsi="Courier New" w:cs="Courier New"/>
+          <w:sz w:val="20"/>
+          <w:szCs w:val="20"/>
+        </w:rPr>
+        <w:t>for key, value in student.items():</w:t>
+      </w:r>
+    </w:p>
+    <w:p>
+      <w:pPr>
+        <w:tabs>
+          <w:tab w:val="left" w:pos="916"/>
+          <w:tab w:val="left" w:pos="1832"/>
+          <w:tab w:val="left" w:pos="2748"/>
+          <w:tab w:val="left" w:pos="3664"/>
+          <w:tab w:val="left" w:pos="4580"/>
+          <w:tab w:val="left" w:pos="5496"/>
+          <w:tab w:val="left" w:pos="6412"/>
+          <w:tab w:val="left" w:pos="7328"/>
+          <w:tab w:val="left" w:pos="8244"/>
+          <w:tab w:val="left" w:pos="9160"/>
+          <w:tab w:val="left" w:pos="10076"/>
+          <w:tab w:val="left" w:pos="10992"/>
+          <w:tab w:val="left" w:pos="11908"/>
+          <w:tab w:val="left" w:pos="12824"/>
+          <w:tab w:val="left" w:pos="13740"/>
+          <w:tab w:val="left" w:pos="14656"/>
+        </w:tabs>
+        <w:spacing w:after="0" w:line="240" w:lineRule="auto"/>
+        <w:rPr>
+          <w:rFonts w:ascii="Courier New" w:eastAsia="Times New Roman" w:hAnsi="Courier New" w:cs="Courier New"/>
+          <w:sz w:val="20"/>
+          <w:szCs w:val="20"/>
+        </w:rPr>
+      </w:pPr>
+      <w:r>
+        <w:rPr>
+          <w:rFonts w:ascii="Courier New" w:eastAsia="Times New Roman" w:hAnsi="Courier New" w:cs="Courier New"/>
+          <w:sz w:val="20"/>
+          <w:szCs w:val="20"/>
+        </w:rPr>
+        <w:t xml:space="preserve">    print(key, ":", value)</w:t>
+      </w:r>
+    </w:p>
+    <w:p>
+      <w:pPr>
+        <w:spacing w:after="0" w:line="240" w:lineRule="auto"/>
+        <w:rPr>
+          <w:rFonts w:ascii="Times New Roman" w:eastAsia="Times New Roman" w:hAnsi="Times New Roman" w:cs="Times New Roman"/>
+          <w:sz w:val="24"/>
+          <w:szCs w:val="24"/>
+        </w:rPr>
+      </w:pPr>
+      <w:r>
+        <w:rPr>
+          <w:rFonts w:ascii="Times New Roman" w:eastAsia="Times New Roman" w:hAnsi="Times New Roman" w:cs="Times New Roman"/>
+          <w:sz w:val="24"/>
+          <w:szCs w:val="24"/>
+        </w:rPr>
+        <w:pict>
+          <v:rect id="_x0000_i1118" style="width:0;height:1.5pt" o:hralign="center" o:hrstd="t" o:hr="t" fillcolor="#a0a0a0" stroked="f"/>
+        </w:pict>
+      </w:r>
+    </w:p>
+    <w:p>
+      <w:pPr>
+        <w:spacing w:before="100" w:beforeAutospacing="1" w:after="100" w:afterAutospacing="1" w:line="240" w:lineRule="auto"/>
+        <w:outlineLvl w:val="2"/>
+        <w:rPr>
+          <w:rFonts w:ascii="Times New Roman" w:eastAsia="Times New Roman" w:hAnsi="Times New Roman" w:cs="Times New Roman"/>
+          <w:b/>
+          <w:bCs/>
+          <w:sz w:val="27"/>
+          <w:szCs w:val="27"/>
+        </w:rPr>
+      </w:pPr>
+      <w:r>
+        <w:rPr>
+          <w:rFonts w:ascii="Segoe UI Symbol" w:eastAsia="Times New Roman" w:hAnsi="Segoe UI Symbol" w:cs="Segoe UI Symbol"/>
+          <w:b/>
+          <w:bCs/>
+          <w:sz w:val="27"/>
+          <w:szCs w:val="27"/>
+        </w:rPr>
+        <w:t>🔸</w:t>
+      </w:r>
+      <w:r>
+        <w:rPr>
+          <w:rFonts w:ascii="Times New Roman" w:eastAsia="Times New Roman" w:hAnsi="Times New Roman" w:cs="Times New Roman"/>
+          <w:b/>
+          <w:bCs/>
+          <w:sz w:val="27"/>
+          <w:szCs w:val="27"/>
+        </w:rPr>
+        <w:t xml:space="preserve"> 5. </w:t>
+      </w:r>
+      <w:r>
+        <w:rPr>
+          <w:rFonts w:ascii="Courier New" w:eastAsia="Times New Roman" w:hAnsi="Courier New" w:cs="Courier New"/>
+          <w:b/>
+          <w:bCs/>
+          <w:sz w:val="20"/>
+          <w:szCs w:val="20"/>
+        </w:rPr>
+        <w:t>else</w:t>
+      </w:r>
+      <w:r>
+        <w:rPr>
+          <w:rFonts w:ascii="Times New Roman" w:eastAsia="Times New Roman" w:hAnsi="Times New Roman" w:cs="Times New Roman"/>
+          <w:b/>
+          <w:bCs/>
+          <w:sz w:val="27"/>
+          <w:szCs w:val="27"/>
+        </w:rPr>
+        <w:t xml:space="preserve"> with </w:t>
+      </w:r>
+      <w:r>
+        <w:rPr>
+          <w:rFonts w:ascii="Courier New" w:eastAsia="Times New Roman" w:hAnsi="Courier New" w:cs="Courier New"/>
+          <w:b/>
+          <w:bCs/>
+          <w:sz w:val="20"/>
+          <w:szCs w:val="20"/>
+        </w:rPr>
+        <w:t>while</w:t>
+      </w:r>
+      <w:r>
+        <w:rPr>
+          <w:rFonts w:ascii="Times New Roman" w:eastAsia="Times New Roman" w:hAnsi="Times New Roman" w:cs="Times New Roman"/>
+          <w:b/>
+          <w:bCs/>
+          <w:sz w:val="27"/>
+          <w:szCs w:val="27"/>
+        </w:rPr>
+        <w:t xml:space="preserve"> loop</w:t>
+      </w:r>
+    </w:p>
+    <w:p>
+      <w:pPr>
+        <w:spacing w:before="100" w:beforeAutospacing="1" w:after="100" w:afterAutospacing="1" w:line="240" w:lineRule="auto"/>
+        <w:rPr>
+          <w:rFonts w:ascii="Times New Roman" w:eastAsia="Times New Roman" w:hAnsi="Times New Roman" w:cs="Times New Roman"/>
+          <w:sz w:val="24"/>
+          <w:szCs w:val="24"/>
+        </w:rPr>
+      </w:pPr>
+      <w:r>
+        <w:rPr>
+          <w:rFonts w:ascii="Times New Roman" w:eastAsia="Times New Roman" w:hAnsi="Times New Roman" w:cs="Times New Roman"/>
+          <w:sz w:val="24"/>
+          <w:szCs w:val="24"/>
+        </w:rPr>
+        <w:t xml:space="preserve">It works the same way as with </w:t>
+      </w:r>
+      <w:r>
+        <w:rPr>
+          <w:rFonts w:ascii="Courier New" w:eastAsia="Times New Roman" w:hAnsi="Courier New" w:cs="Courier New"/>
+          <w:sz w:val="20"/>
+          <w:szCs w:val="20"/>
+        </w:rPr>
+        <w:t>for</w:t>
+      </w:r>
+      <w:r>
+        <w:rPr>
+          <w:rFonts w:ascii="Times New Roman" w:eastAsia="Times New Roman" w:hAnsi="Times New Roman" w:cs="Times New Roman"/>
+          <w:sz w:val="24"/>
+          <w:szCs w:val="24"/>
+        </w:rPr>
+        <w:t>.</w:t>
+      </w:r>
+    </w:p>
+    <w:p>
+      <w:pPr>
+        <w:tabs>
+          <w:tab w:val="left" w:pos="916"/>
+          <w:tab w:val="left" w:pos="1832"/>
+          <w:tab w:val="left" w:pos="2748"/>
+          <w:tab w:val="left" w:pos="3664"/>
+          <w:tab w:val="left" w:pos="4580"/>
+          <w:tab w:val="left" w:pos="5496"/>
+          <w:tab w:val="left" w:pos="6412"/>
+          <w:tab w:val="left" w:pos="7328"/>
+          <w:tab w:val="left" w:pos="8244"/>
+          <w:tab w:val="left" w:pos="9160"/>
+          <w:tab w:val="left" w:pos="10076"/>
+          <w:tab w:val="left" w:pos="10992"/>
+          <w:tab w:val="left" w:pos="11908"/>
+          <w:tab w:val="left" w:pos="12824"/>
+          <w:tab w:val="left" w:pos="13740"/>
+          <w:tab w:val="left" w:pos="14656"/>
+        </w:tabs>
+        <w:spacing w:after="0" w:line="240" w:lineRule="auto"/>
+        <w:rPr>
+          <w:rFonts w:ascii="Courier New" w:eastAsia="Times New Roman" w:hAnsi="Courier New" w:cs="Courier New"/>
+          <w:sz w:val="20"/>
+          <w:szCs w:val="20"/>
+        </w:rPr>
+      </w:pPr>
+      <w:r>
+        <w:rPr>
+          <w:rFonts w:ascii="Courier New" w:eastAsia="Times New Roman" w:hAnsi="Courier New" w:cs="Courier New"/>
+          <w:sz w:val="20"/>
+          <w:szCs w:val="20"/>
+        </w:rPr>
+        <w:t>i = 0</w:t>
+      </w:r>
+    </w:p>
+    <w:p>
+      <w:pPr>
+        <w:tabs>
+          <w:tab w:val="left" w:pos="916"/>
+          <w:tab w:val="left" w:pos="1832"/>
+          <w:tab w:val="left" w:pos="2748"/>
+          <w:tab w:val="left" w:pos="3664"/>
+          <w:tab w:val="left" w:pos="4580"/>
+          <w:tab w:val="left" w:pos="5496"/>
+          <w:tab w:val="left" w:pos="6412"/>
+          <w:tab w:val="left" w:pos="7328"/>
+          <w:tab w:val="left" w:pos="8244"/>
+          <w:tab w:val="left" w:pos="9160"/>
+          <w:tab w:val="left" w:pos="10076"/>
+          <w:tab w:val="left" w:pos="10992"/>
+          <w:tab w:val="left" w:pos="11908"/>
+          <w:tab w:val="left" w:pos="12824"/>
+          <w:tab w:val="left" w:pos="13740"/>
+          <w:tab w:val="left" w:pos="14656"/>
+        </w:tabs>
+        <w:spacing w:after="0" w:line="240" w:lineRule="auto"/>
+        <w:rPr>
+          <w:rFonts w:ascii="Courier New" w:eastAsia="Times New Roman" w:hAnsi="Courier New" w:cs="Courier New"/>
+          <w:sz w:val="20"/>
+          <w:szCs w:val="20"/>
+        </w:rPr>
+      </w:pPr>
+      <w:r>
+        <w:rPr>
+          <w:rFonts w:ascii="Courier New" w:eastAsia="Times New Roman" w:hAnsi="Courier New" w:cs="Courier New"/>
+          <w:sz w:val="20"/>
+          <w:szCs w:val="20"/>
+        </w:rPr>
+        <w:t>while i &lt; 3:</w:t>
+      </w:r>
+    </w:p>
+    <w:p>
+      <w:pPr>
+        <w:tabs>
+          <w:tab w:val="left" w:pos="916"/>
+          <w:tab w:val="left" w:pos="1832"/>
+          <w:tab w:val="left" w:pos="2748"/>
+          <w:tab w:val="left" w:pos="3664"/>
+          <w:tab w:val="left" w:pos="4580"/>
+          <w:tab w:val="left" w:pos="5496"/>
+          <w:tab w:val="left" w:pos="6412"/>
+          <w:tab w:val="left" w:pos="7328"/>
+          <w:tab w:val="left" w:pos="8244"/>
+          <w:tab w:val="left" w:pos="9160"/>
+          <w:tab w:val="left" w:pos="10076"/>
+          <w:tab w:val="left" w:pos="10992"/>
+          <w:tab w:val="left" w:pos="11908"/>
+          <w:tab w:val="left" w:pos="12824"/>
+          <w:tab w:val="left" w:pos="13740"/>
+          <w:tab w:val="left" w:pos="14656"/>
+        </w:tabs>
+        <w:spacing w:after="0" w:line="240" w:lineRule="auto"/>
+        <w:rPr>
+          <w:rFonts w:ascii="Courier New" w:eastAsia="Times New Roman" w:hAnsi="Courier New" w:cs="Courier New"/>
+          <w:sz w:val="20"/>
+          <w:szCs w:val="20"/>
+        </w:rPr>
+      </w:pPr>
+      <w:r>
+        <w:rPr>
+          <w:rFonts w:ascii="Courier New" w:eastAsia="Times New Roman" w:hAnsi="Courier New" w:cs="Courier New"/>
+          <w:sz w:val="20"/>
+          <w:szCs w:val="20"/>
+        </w:rPr>
+        <w:t xml:space="preserve">    print(i)</w:t>
+      </w:r>
+    </w:p>
+    <w:p>
+      <w:pPr>
+        <w:tabs>
+          <w:tab w:val="left" w:pos="916"/>
+          <w:tab w:val="left" w:pos="1832"/>
+          <w:tab w:val="left" w:pos="2748"/>
+          <w:tab w:val="left" w:pos="3664"/>
+          <w:tab w:val="left" w:pos="4580"/>
+          <w:tab w:val="left" w:pos="5496"/>
+          <w:tab w:val="left" w:pos="6412"/>
+          <w:tab w:val="left" w:pos="7328"/>
+          <w:tab w:val="left" w:pos="8244"/>
+          <w:tab w:val="left" w:pos="9160"/>
+          <w:tab w:val="left" w:pos="10076"/>
+          <w:tab w:val="left" w:pos="10992"/>
+          <w:tab w:val="left" w:pos="11908"/>
+          <w:tab w:val="left" w:pos="12824"/>
+          <w:tab w:val="left" w:pos="13740"/>
+          <w:tab w:val="left" w:pos="14656"/>
+        </w:tabs>
+        <w:spacing w:after="0" w:line="240" w:lineRule="auto"/>
+        <w:rPr>
+          <w:rFonts w:ascii="Courier New" w:eastAsia="Times New Roman" w:hAnsi="Courier New" w:cs="Courier New"/>
+          <w:sz w:val="20"/>
+          <w:szCs w:val="20"/>
+        </w:rPr>
+      </w:pPr>
+      <w:r>
+        <w:rPr>
+          <w:rFonts w:ascii="Courier New" w:eastAsia="Times New Roman" w:hAnsi="Courier New" w:cs="Courier New"/>
+          <w:sz w:val="20"/>
+          <w:szCs w:val="20"/>
+        </w:rPr>
+        <w:t xml:space="preserve">    i += 1</w:t>
+      </w:r>
+    </w:p>
+    <w:p>
+      <w:pPr>
+        <w:tabs>
+          <w:tab w:val="left" w:pos="916"/>
+          <w:tab w:val="left" w:pos="1832"/>
+          <w:tab w:val="left" w:pos="2748"/>
+          <w:tab w:val="left" w:pos="3664"/>
+          <w:tab w:val="left" w:pos="4580"/>
+          <w:tab w:val="left" w:pos="5496"/>
+          <w:tab w:val="left" w:pos="6412"/>
+          <w:tab w:val="left" w:pos="7328"/>
+          <w:tab w:val="left" w:pos="8244"/>
+          <w:tab w:val="left" w:pos="9160"/>
+          <w:tab w:val="left" w:pos="10076"/>
+          <w:tab w:val="left" w:pos="10992"/>
+          <w:tab w:val="left" w:pos="11908"/>
+          <w:tab w:val="left" w:pos="12824"/>
+          <w:tab w:val="left" w:pos="13740"/>
+          <w:tab w:val="left" w:pos="14656"/>
+        </w:tabs>
+        <w:spacing w:after="0" w:line="240" w:lineRule="auto"/>
+        <w:rPr>
+          <w:rFonts w:ascii="Courier New" w:eastAsia="Times New Roman" w:hAnsi="Courier New" w:cs="Courier New"/>
+          <w:sz w:val="20"/>
+          <w:szCs w:val="20"/>
+        </w:rPr>
+      </w:pPr>
+      <w:r>
+        <w:rPr>
+          <w:rFonts w:ascii="Courier New" w:eastAsia="Times New Roman" w:hAnsi="Courier New" w:cs="Courier New"/>
+          <w:sz w:val="20"/>
+          <w:szCs w:val="20"/>
+        </w:rPr>
+        <w:t>else:</w:t>
+      </w:r>
+    </w:p>
+    <w:p>
+      <w:pPr>
+        <w:tabs>
+          <w:tab w:val="left" w:pos="916"/>
+          <w:tab w:val="left" w:pos="1832"/>
+          <w:tab w:val="left" w:pos="2748"/>
+          <w:tab w:val="left" w:pos="3664"/>
+          <w:tab w:val="left" w:pos="4580"/>
+          <w:tab w:val="left" w:pos="5496"/>
+          <w:tab w:val="left" w:pos="6412"/>
+          <w:tab w:val="left" w:pos="7328"/>
+          <w:tab w:val="left" w:pos="8244"/>
+          <w:tab w:val="left" w:pos="9160"/>
+          <w:tab w:val="left" w:pos="10076"/>
+          <w:tab w:val="left" w:pos="10992"/>
+          <w:tab w:val="left" w:pos="11908"/>
+          <w:tab w:val="left" w:pos="12824"/>
+          <w:tab w:val="left" w:pos="13740"/>
+          <w:tab w:val="left" w:pos="14656"/>
+        </w:tabs>
+        <w:spacing w:after="0" w:line="240" w:lineRule="auto"/>
+        <w:rPr>
+          <w:rFonts w:ascii="Courier New" w:eastAsia="Times New Roman" w:hAnsi="Courier New" w:cs="Courier New"/>
+          <w:sz w:val="20"/>
+          <w:szCs w:val="20"/>
+        </w:rPr>
+      </w:pPr>
+      <w:r>
+        <w:rPr>
+          <w:rFonts w:ascii="Courier New" w:eastAsia="Times New Roman" w:hAnsi="Courier New" w:cs="Courier New"/>
+          <w:sz w:val="20"/>
+          <w:szCs w:val="20"/>
+        </w:rPr>
+        <w:t xml:space="preserve">    print("Done!")</w:t>
+      </w:r>
+    </w:p>
+    <w:p>
+      <w:pPr>
+        <w:spacing w:after="0" w:line="240" w:lineRule="auto"/>
+        <w:rPr>
+          <w:rFonts w:ascii="Times New Roman" w:eastAsia="Times New Roman" w:hAnsi="Times New Roman" w:cs="Times New Roman"/>
+          <w:sz w:val="24"/>
+          <w:szCs w:val="24"/>
+        </w:rPr>
+      </w:pPr>
+      <w:r>
+        <w:rPr>
+          <w:rFonts w:ascii="Times New Roman" w:eastAsia="Times New Roman" w:hAnsi="Times New Roman" w:cs="Times New Roman"/>
+          <w:sz w:val="24"/>
+          <w:szCs w:val="24"/>
+        </w:rPr>
+        <w:pict>
+          <v:rect id="_x0000_i1119" style="width:0;height:1.5pt" o:hralign="center" o:hrstd="t" o:hr="t" fillcolor="#a0a0a0" stroked="f"/>
+        </w:pict>
+      </w:r>
+    </w:p>
+    <w:p>
+      <w:pPr>
+        <w:spacing w:before="100" w:beforeAutospacing="1" w:after="100" w:afterAutospacing="1" w:line="240" w:lineRule="auto"/>
+        <w:outlineLvl w:val="2"/>
+        <w:rPr>
+          <w:rFonts w:ascii="Times New Roman" w:eastAsia="Times New Roman" w:hAnsi="Times New Roman" w:cs="Times New Roman"/>
+          <w:b/>
+          <w:bCs/>
+          <w:sz w:val="27"/>
+          <w:szCs w:val="27"/>
+        </w:rPr>
+      </w:pPr>
+      <w:r>
+        <w:rPr>
+          <w:rFonts w:ascii="Segoe UI Symbol" w:eastAsia="Times New Roman" w:hAnsi="Segoe UI Symbol" w:cs="Segoe UI Symbol"/>
+          <w:b/>
+          <w:bCs/>
+          <w:sz w:val="27"/>
+          <w:szCs w:val="27"/>
+        </w:rPr>
+        <w:t>🔸</w:t>
+      </w:r>
+      <w:r>
+        <w:rPr>
+          <w:rFonts w:ascii="Times New Roman" w:eastAsia="Times New Roman" w:hAnsi="Times New Roman" w:cs="Times New Roman"/>
+          <w:b/>
+          <w:bCs/>
+          <w:sz w:val="27"/>
+          <w:szCs w:val="27"/>
+        </w:rPr>
+        <w:t xml:space="preserve"> 6. Loop with List Comprehension (Compact Loops)</w:t>
+      </w:r>
+    </w:p>
+    <w:p>
+      <w:pPr>
+        <w:spacing w:before="100" w:beforeAutospacing="1" w:after="100" w:afterAutospacing="1" w:line="240" w:lineRule="auto"/>
+        <w:rPr>
+          <w:rFonts w:ascii="Times New Roman" w:eastAsia="Times New Roman" w:hAnsi="Times New Roman" w:cs="Times New Roman"/>
+          <w:sz w:val="24"/>
+          <w:szCs w:val="24"/>
+        </w:rPr>
+      </w:pPr>
+      <w:r>
+        <w:rPr>
+          <w:rFonts w:ascii="Times New Roman" w:eastAsia="Times New Roman" w:hAnsi="Times New Roman" w:cs="Times New Roman"/>
+          <w:sz w:val="24"/>
+          <w:szCs w:val="24"/>
+        </w:rPr>
+        <w:lastRenderedPageBreak/>
+        <w:t>You can use loops inside list comprehensions for shorter, readable code.</w:t>
+      </w:r>
+    </w:p>
+    <w:p>
+      <w:pPr>
+        <w:tabs>
+          <w:tab w:val="left" w:pos="916"/>
+          <w:tab w:val="left" w:pos="1832"/>
+          <w:tab w:val="left" w:pos="2748"/>
+          <w:tab w:val="left" w:pos="3664"/>
+          <w:tab w:val="left" w:pos="4580"/>
+          <w:tab w:val="left" w:pos="5496"/>
+          <w:tab w:val="left" w:pos="6412"/>
+          <w:tab w:val="left" w:pos="7328"/>
+          <w:tab w:val="left" w:pos="8244"/>
+          <w:tab w:val="left" w:pos="9160"/>
+          <w:tab w:val="left" w:pos="10076"/>
+          <w:tab w:val="left" w:pos="10992"/>
+          <w:tab w:val="left" w:pos="11908"/>
+          <w:tab w:val="left" w:pos="12824"/>
+          <w:tab w:val="left" w:pos="13740"/>
+          <w:tab w:val="left" w:pos="14656"/>
+        </w:tabs>
+        <w:spacing w:after="0" w:line="240" w:lineRule="auto"/>
+        <w:rPr>
+          <w:rFonts w:ascii="Courier New" w:eastAsia="Times New Roman" w:hAnsi="Courier New" w:cs="Courier New"/>
+          <w:sz w:val="20"/>
+          <w:szCs w:val="20"/>
+        </w:rPr>
+      </w:pPr>
+      <w:r>
+        <w:rPr>
+          <w:rFonts w:ascii="Courier New" w:eastAsia="Times New Roman" w:hAnsi="Courier New" w:cs="Courier New"/>
+          <w:sz w:val="20"/>
+          <w:szCs w:val="20"/>
+        </w:rPr>
+        <w:t>squares = [x**2 for x in range(5)]</w:t>
+      </w:r>
+    </w:p>
+    <w:p>
+      <w:pPr>
+        <w:tabs>
+          <w:tab w:val="left" w:pos="916"/>
+          <w:tab w:val="left" w:pos="1832"/>
+          <w:tab w:val="left" w:pos="2748"/>
+          <w:tab w:val="left" w:pos="3664"/>
+          <w:tab w:val="left" w:pos="4580"/>
+          <w:tab w:val="left" w:pos="5496"/>
+          <w:tab w:val="left" w:pos="6412"/>
+          <w:tab w:val="left" w:pos="7328"/>
+          <w:tab w:val="left" w:pos="8244"/>
+          <w:tab w:val="left" w:pos="9160"/>
+          <w:tab w:val="left" w:pos="10076"/>
+          <w:tab w:val="left" w:pos="10992"/>
+          <w:tab w:val="left" w:pos="11908"/>
+          <w:tab w:val="left" w:pos="12824"/>
+          <w:tab w:val="left" w:pos="13740"/>
+          <w:tab w:val="left" w:pos="14656"/>
+        </w:tabs>
+        <w:spacing w:after="0" w:line="240" w:lineRule="auto"/>
+        <w:rPr>
+          <w:rFonts w:ascii="Courier New" w:eastAsia="Times New Roman" w:hAnsi="Courier New" w:cs="Courier New"/>
+          <w:sz w:val="20"/>
+          <w:szCs w:val="20"/>
+        </w:rPr>
+      </w:pPr>
+      <w:r>
+        <w:rPr>
+          <w:rFonts w:ascii="Courier New" w:eastAsia="Times New Roman" w:hAnsi="Courier New" w:cs="Courier New"/>
+          <w:sz w:val="20"/>
+          <w:szCs w:val="20"/>
+        </w:rPr>
+        <w:t>print(squares)</w:t>
+      </w:r>
+    </w:p>
+    <w:p>
+      <w:pPr>
+        <w:spacing w:before="100" w:beforeAutospacing="1" w:after="100" w:afterAutospacing="1" w:line="240" w:lineRule="auto"/>
+        <w:rPr>
+          <w:rFonts w:ascii="Times New Roman" w:eastAsia="Times New Roman" w:hAnsi="Times New Roman" w:cs="Times New Roman"/>
+          <w:sz w:val="24"/>
+          <w:szCs w:val="24"/>
+        </w:rPr>
+      </w:pPr>
+      <w:r>
+        <w:rPr>
+          <w:rFonts w:ascii="Times New Roman" w:eastAsia="Times New Roman" w:hAnsi="Times New Roman" w:cs="Times New Roman"/>
+          <w:sz w:val="24"/>
+          <w:szCs w:val="24"/>
+        </w:rPr>
+        <w:t>With condition:</w:t>
+      </w:r>
+    </w:p>
+    <w:p>
+      <w:pPr>
+        <w:tabs>
+          <w:tab w:val="left" w:pos="916"/>
+          <w:tab w:val="left" w:pos="1832"/>
+          <w:tab w:val="left" w:pos="2748"/>
+          <w:tab w:val="left" w:pos="3664"/>
+          <w:tab w:val="left" w:pos="4580"/>
+          <w:tab w:val="left" w:pos="5496"/>
+          <w:tab w:val="left" w:pos="6412"/>
+          <w:tab w:val="left" w:pos="7328"/>
+          <w:tab w:val="left" w:pos="8244"/>
+          <w:tab w:val="left" w:pos="9160"/>
+          <w:tab w:val="left" w:pos="10076"/>
+          <w:tab w:val="left" w:pos="10992"/>
+          <w:tab w:val="left" w:pos="11908"/>
+          <w:tab w:val="left" w:pos="12824"/>
+          <w:tab w:val="left" w:pos="13740"/>
+          <w:tab w:val="left" w:pos="14656"/>
+        </w:tabs>
+        <w:spacing w:after="0" w:line="240" w:lineRule="auto"/>
+        <w:rPr>
+          <w:rFonts w:ascii="Courier New" w:eastAsia="Times New Roman" w:hAnsi="Courier New" w:cs="Courier New"/>
+          <w:sz w:val="20"/>
+          <w:szCs w:val="20"/>
+        </w:rPr>
+      </w:pPr>
+      <w:r>
+        <w:rPr>
+          <w:rFonts w:ascii="Courier New" w:eastAsia="Times New Roman" w:hAnsi="Courier New" w:cs="Courier New"/>
+          <w:sz w:val="20"/>
+          <w:szCs w:val="20"/>
+        </w:rPr>
+        <w:t>even_squares = [x**2 for x in range(10) if x % 2 == 0]</w:t>
+      </w:r>
+    </w:p>
+    <w:p>
+      <w:pPr>
+        <w:spacing w:after="0" w:line="240" w:lineRule="auto"/>
+        <w:rPr>
+          <w:rFonts w:ascii="Times New Roman" w:eastAsia="Times New Roman" w:hAnsi="Times New Roman" w:cs="Times New Roman"/>
+          <w:sz w:val="24"/>
+          <w:szCs w:val="24"/>
+        </w:rPr>
+      </w:pPr>
+      <w:r>
+        <w:rPr>
+          <w:rFonts w:ascii="Times New Roman" w:eastAsia="Times New Roman" w:hAnsi="Times New Roman" w:cs="Times New Roman"/>
+          <w:sz w:val="24"/>
+          <w:szCs w:val="24"/>
+        </w:rPr>
+        <w:pict>
+          <v:rect id="_x0000_i1120" style="width:0;height:1.5pt" o:hralign="center" o:hrstd="t" o:hr="t" fillcolor="#a0a0a0" stroked="f"/>
+        </w:pict>
+      </w:r>
+    </w:p>
+    <w:p>
+      <w:pPr>
+        <w:spacing w:before="100" w:beforeAutospacing="1" w:after="100" w:afterAutospacing="1" w:line="240" w:lineRule="auto"/>
+        <w:outlineLvl w:val="2"/>
+        <w:rPr>
+          <w:rFonts w:ascii="Times New Roman" w:eastAsia="Times New Roman" w:hAnsi="Times New Roman" w:cs="Times New Roman"/>
+          <w:b/>
+          <w:bCs/>
+          <w:sz w:val="27"/>
+          <w:szCs w:val="27"/>
+        </w:rPr>
+      </w:pPr>
+      <w:r>
+        <w:rPr>
+          <w:rFonts w:ascii="Segoe UI Symbol" w:eastAsia="Times New Roman" w:hAnsi="Segoe UI Symbol" w:cs="Segoe UI Symbol"/>
+          <w:b/>
+          <w:bCs/>
+          <w:sz w:val="27"/>
+          <w:szCs w:val="27"/>
+        </w:rPr>
+        <w:t>🔸</w:t>
+      </w:r>
+      <w:r>
+        <w:rPr>
+          <w:rFonts w:ascii="Times New Roman" w:eastAsia="Times New Roman" w:hAnsi="Times New Roman" w:cs="Times New Roman"/>
+          <w:b/>
+          <w:bCs/>
+          <w:sz w:val="27"/>
+          <w:szCs w:val="27"/>
+        </w:rPr>
+        <w:t xml:space="preserve"> 7. Nested List Comprehensions</w:t>
+      </w:r>
+    </w:p>
+    <w:p>
+      <w:pPr>
+        <w:tabs>
+          <w:tab w:val="left" w:pos="916"/>
+          <w:tab w:val="left" w:pos="1832"/>
+          <w:tab w:val="left" w:pos="2748"/>
+          <w:tab w:val="left" w:pos="3664"/>
+          <w:tab w:val="left" w:pos="4580"/>
+          <w:tab w:val="left" w:pos="5496"/>
+          <w:tab w:val="left" w:pos="6412"/>
+          <w:tab w:val="left" w:pos="7328"/>
+          <w:tab w:val="left" w:pos="8244"/>
+          <w:tab w:val="left" w:pos="9160"/>
+          <w:tab w:val="left" w:pos="10076"/>
+          <w:tab w:val="left" w:pos="10992"/>
+          <w:tab w:val="left" w:pos="11908"/>
+          <w:tab w:val="left" w:pos="12824"/>
+          <w:tab w:val="left" w:pos="13740"/>
+          <w:tab w:val="left" w:pos="14656"/>
+        </w:tabs>
+        <w:spacing w:after="0" w:line="240" w:lineRule="auto"/>
+        <w:rPr>
+          <w:rFonts w:ascii="Courier New" w:eastAsia="Times New Roman" w:hAnsi="Courier New" w:cs="Courier New"/>
+          <w:sz w:val="20"/>
+          <w:szCs w:val="20"/>
+        </w:rPr>
+      </w:pPr>
+      <w:r>
+        <w:rPr>
+          <w:rFonts w:ascii="Courier New" w:eastAsia="Times New Roman" w:hAnsi="Courier New" w:cs="Courier New"/>
+          <w:sz w:val="20"/>
+          <w:szCs w:val="20"/>
+        </w:rPr>
+        <w:t>matrix = [[i*j for j in range(3)] for i in range(3)]</w:t>
+      </w:r>
+    </w:p>
+    <w:p>
+      <w:pPr>
+        <w:tabs>
+          <w:tab w:val="left" w:pos="916"/>
+          <w:tab w:val="left" w:pos="1832"/>
+          <w:tab w:val="left" w:pos="2748"/>
+          <w:tab w:val="left" w:pos="3664"/>
+          <w:tab w:val="left" w:pos="4580"/>
+          <w:tab w:val="left" w:pos="5496"/>
+          <w:tab w:val="left" w:pos="6412"/>
+          <w:tab w:val="left" w:pos="7328"/>
+          <w:tab w:val="left" w:pos="8244"/>
+          <w:tab w:val="left" w:pos="9160"/>
+          <w:tab w:val="left" w:pos="10076"/>
+          <w:tab w:val="left" w:pos="10992"/>
+          <w:tab w:val="left" w:pos="11908"/>
+          <w:tab w:val="left" w:pos="12824"/>
+          <w:tab w:val="left" w:pos="13740"/>
+          <w:tab w:val="left" w:pos="14656"/>
+        </w:tabs>
+        <w:spacing w:after="0" w:line="240" w:lineRule="auto"/>
+        <w:rPr>
+          <w:rFonts w:ascii="Courier New" w:eastAsia="Times New Roman" w:hAnsi="Courier New" w:cs="Courier New"/>
+          <w:sz w:val="20"/>
+          <w:szCs w:val="20"/>
+        </w:rPr>
+      </w:pPr>
+      <w:r>
+        <w:rPr>
+          <w:rFonts w:ascii="Courier New" w:eastAsia="Times New Roman" w:hAnsi="Courier New" w:cs="Courier New"/>
+          <w:sz w:val="20"/>
+          <w:szCs w:val="20"/>
+        </w:rPr>
+        <w:t>print(matrix)</w:t>
+      </w:r>
+    </w:p>
+    <w:p>
+      <w:pPr>
+        <w:spacing w:after="0" w:line="240" w:lineRule="auto"/>
+        <w:rPr>
+          <w:rFonts w:ascii="Times New Roman" w:eastAsia="Times New Roman" w:hAnsi="Times New Roman" w:cs="Times New Roman"/>
+          <w:sz w:val="24"/>
+          <w:szCs w:val="24"/>
+        </w:rPr>
+      </w:pPr>
+      <w:r>
+        <w:rPr>
+          <w:rFonts w:ascii="Times New Roman" w:eastAsia="Times New Roman" w:hAnsi="Times New Roman" w:cs="Times New Roman"/>
+          <w:sz w:val="24"/>
+          <w:szCs w:val="24"/>
+        </w:rPr>
+        <w:pict>
+          <v:rect id="_x0000_i1121" style="width:0;height:1.5pt" o:hralign="center" o:hrstd="t" o:hr="t" fillcolor="#a0a0a0" stroked="f"/>
+        </w:pict>
+      </w:r>
+    </w:p>
+    <w:p>
+      <w:pPr>
+        <w:spacing w:before="100" w:beforeAutospacing="1" w:after="100" w:afterAutospacing="1" w:line="240" w:lineRule="auto"/>
+        <w:outlineLvl w:val="2"/>
+        <w:rPr>
+          <w:rFonts w:ascii="Times New Roman" w:eastAsia="Times New Roman" w:hAnsi="Times New Roman" w:cs="Times New Roman"/>
+          <w:b/>
+          <w:bCs/>
+          <w:sz w:val="27"/>
+          <w:szCs w:val="27"/>
+        </w:rPr>
+      </w:pPr>
+      <w:r>
+        <w:rPr>
+          <w:rFonts w:ascii="Segoe UI Symbol" w:eastAsia="Times New Roman" w:hAnsi="Segoe UI Symbol" w:cs="Segoe UI Symbol"/>
+          <w:b/>
+          <w:bCs/>
+          <w:sz w:val="27"/>
+          <w:szCs w:val="27"/>
+        </w:rPr>
+        <w:t>🔸</w:t>
+      </w:r>
+      <w:r>
+        <w:rPr>
+          <w:rFonts w:ascii="Times New Roman" w:eastAsia="Times New Roman" w:hAnsi="Times New Roman" w:cs="Times New Roman"/>
+          <w:b/>
+          <w:bCs/>
+          <w:sz w:val="27"/>
+          <w:szCs w:val="27"/>
+        </w:rPr>
+        <w:t xml:space="preserve"> 8. Iterating with </w:t>
+      </w:r>
+      <w:r>
+        <w:rPr>
+          <w:rFonts w:ascii="Courier New" w:eastAsia="Times New Roman" w:hAnsi="Courier New" w:cs="Courier New"/>
+          <w:b/>
+          <w:bCs/>
+          <w:sz w:val="20"/>
+          <w:szCs w:val="20"/>
+        </w:rPr>
+        <w:t>reversed()</w:t>
+      </w:r>
+      <w:r>
+        <w:rPr>
+          <w:rFonts w:ascii="Times New Roman" w:eastAsia="Times New Roman" w:hAnsi="Times New Roman" w:cs="Times New Roman"/>
+          <w:b/>
+          <w:bCs/>
+          <w:sz w:val="27"/>
+          <w:szCs w:val="27"/>
+        </w:rPr>
+        <w:t xml:space="preserve"> and </w:t>
+      </w:r>
+      <w:r>
+        <w:rPr>
+          <w:rFonts w:ascii="Courier New" w:eastAsia="Times New Roman" w:hAnsi="Courier New" w:cs="Courier New"/>
+          <w:b/>
+          <w:bCs/>
+          <w:sz w:val="20"/>
+          <w:szCs w:val="20"/>
+        </w:rPr>
+        <w:t>sorted()</w:t>
+      </w:r>
+    </w:p>
+    <w:p>
+      <w:pPr>
+        <w:tabs>
+          <w:tab w:val="left" w:pos="916"/>
+          <w:tab w:val="left" w:pos="1832"/>
+          <w:tab w:val="left" w:pos="2748"/>
+          <w:tab w:val="left" w:pos="3664"/>
+          <w:tab w:val="left" w:pos="4580"/>
+          <w:tab w:val="left" w:pos="5496"/>
+          <w:tab w:val="left" w:pos="6412"/>
+          <w:tab w:val="left" w:pos="7328"/>
+          <w:tab w:val="left" w:pos="8244"/>
+          <w:tab w:val="left" w:pos="9160"/>
+          <w:tab w:val="left" w:pos="10076"/>
+          <w:tab w:val="left" w:pos="10992"/>
+          <w:tab w:val="left" w:pos="11908"/>
+          <w:tab w:val="left" w:pos="12824"/>
+          <w:tab w:val="left" w:pos="13740"/>
+          <w:tab w:val="left" w:pos="14656"/>
+        </w:tabs>
+        <w:spacing w:after="0" w:line="240" w:lineRule="auto"/>
+        <w:rPr>
+          <w:rFonts w:ascii="Courier New" w:eastAsia="Times New Roman" w:hAnsi="Courier New" w:cs="Courier New"/>
+          <w:sz w:val="20"/>
+          <w:szCs w:val="20"/>
+        </w:rPr>
+      </w:pPr>
+      <w:r>
+        <w:rPr>
+          <w:rFonts w:ascii="Courier New" w:eastAsia="Times New Roman" w:hAnsi="Courier New" w:cs="Courier New"/>
+          <w:sz w:val="20"/>
+          <w:szCs w:val="20"/>
+        </w:rPr>
+        <w:t>nums = [3, 1, 2]</w:t>
+      </w:r>
+    </w:p>
+    <w:p>
+      <w:pPr>
+        <w:tabs>
+          <w:tab w:val="left" w:pos="916"/>
+          <w:tab w:val="left" w:pos="1832"/>
+          <w:tab w:val="left" w:pos="2748"/>
+          <w:tab w:val="left" w:pos="3664"/>
+          <w:tab w:val="left" w:pos="4580"/>
+          <w:tab w:val="left" w:pos="5496"/>
+          <w:tab w:val="left" w:pos="6412"/>
+          <w:tab w:val="left" w:pos="7328"/>
+          <w:tab w:val="left" w:pos="8244"/>
+          <w:tab w:val="left" w:pos="9160"/>
+          <w:tab w:val="left" w:pos="10076"/>
+          <w:tab w:val="left" w:pos="10992"/>
+          <w:tab w:val="left" w:pos="11908"/>
+          <w:tab w:val="left" w:pos="12824"/>
+          <w:tab w:val="left" w:pos="13740"/>
+          <w:tab w:val="left" w:pos="14656"/>
+        </w:tabs>
+        <w:spacing w:after="0" w:line="240" w:lineRule="auto"/>
+        <w:rPr>
+          <w:rFonts w:ascii="Courier New" w:eastAsia="Times New Roman" w:hAnsi="Courier New" w:cs="Courier New"/>
+          <w:sz w:val="20"/>
+          <w:szCs w:val="20"/>
+        </w:rPr>
+      </w:pPr>
+      <w:r>
+        <w:rPr>
+          <w:rFonts w:ascii="Courier New" w:eastAsia="Times New Roman" w:hAnsi="Courier New" w:cs="Courier New"/>
+          <w:sz w:val="20"/>
+          <w:szCs w:val="20"/>
+        </w:rPr>
+        <w:t>for n in sorted(nums):</w:t>
+      </w:r>
+    </w:p>
+    <w:p>
+      <w:pPr>
+        <w:tabs>
+          <w:tab w:val="left" w:pos="916"/>
+          <w:tab w:val="left" w:pos="1832"/>
+          <w:tab w:val="left" w:pos="2748"/>
+          <w:tab w:val="left" w:pos="3664"/>
+          <w:tab w:val="left" w:pos="4580"/>
+          <w:tab w:val="left" w:pos="5496"/>
+          <w:tab w:val="left" w:pos="6412"/>
+          <w:tab w:val="left" w:pos="7328"/>
+          <w:tab w:val="left" w:pos="8244"/>
+          <w:tab w:val="left" w:pos="9160"/>
+          <w:tab w:val="left" w:pos="10076"/>
+          <w:tab w:val="left" w:pos="10992"/>
+          <w:tab w:val="left" w:pos="11908"/>
+          <w:tab w:val="left" w:pos="12824"/>
+          <w:tab w:val="left" w:pos="13740"/>
+          <w:tab w:val="left" w:pos="14656"/>
+        </w:tabs>
+        <w:spacing w:after="0" w:line="240" w:lineRule="auto"/>
+        <w:rPr>
+          <w:rFonts w:ascii="Courier New" w:eastAsia="Times New Roman" w:hAnsi="Courier New" w:cs="Courier New"/>
+          <w:sz w:val="20"/>
+          <w:szCs w:val="20"/>
+        </w:rPr>
+      </w:pPr>
+      <w:r>
+        <w:rPr>
+          <w:rFonts w:ascii="Courier New" w:eastAsia="Times New Roman" w:hAnsi="Courier New" w:cs="Courier New"/>
+          <w:sz w:val="20"/>
+          <w:szCs w:val="20"/>
+        </w:rPr>
+        <w:t xml:space="preserve">    print(n)  # ascending order</w:t>
+      </w:r>
+    </w:p>
+    <w:p>
+      <w:pPr>
+        <w:tabs>
+          <w:tab w:val="left" w:pos="916"/>
+          <w:tab w:val="left" w:pos="1832"/>
+          <w:tab w:val="left" w:pos="2748"/>
+          <w:tab w:val="left" w:pos="3664"/>
+          <w:tab w:val="left" w:pos="4580"/>
+          <w:tab w:val="left" w:pos="5496"/>
+          <w:tab w:val="left" w:pos="6412"/>
+          <w:tab w:val="left" w:pos="7328"/>
+          <w:tab w:val="left" w:pos="8244"/>
+          <w:tab w:val="left" w:pos="9160"/>
+          <w:tab w:val="left" w:pos="10076"/>
+          <w:tab w:val="left" w:pos="10992"/>
+          <w:tab w:val="left" w:pos="11908"/>
+          <w:tab w:val="left" w:pos="12824"/>
+          <w:tab w:val="left" w:pos="13740"/>
+          <w:tab w:val="left" w:pos="14656"/>
+        </w:tabs>
+        <w:spacing w:after="0" w:line="240" w:lineRule="auto"/>
+        <w:rPr>
+          <w:rFonts w:ascii="Courier New" w:eastAsia="Times New Roman" w:hAnsi="Courier New" w:cs="Courier New"/>
+          <w:sz w:val="20"/>
+          <w:szCs w:val="20"/>
+        </w:rPr>
+      </w:pPr>
+      <w:r>
+        <w:rPr>
+          <w:rFonts w:ascii="Courier New" w:eastAsia="Times New Roman" w:hAnsi="Courier New" w:cs="Courier New"/>
+          <w:sz w:val="20"/>
+          <w:szCs w:val="20"/>
+        </w:rPr>
+        <w:t>for n in reversed(nums):</w:t>
+      </w:r>
+    </w:p>
+    <w:p>
+      <w:pPr>
+        <w:tabs>
+          <w:tab w:val="left" w:pos="916"/>
+          <w:tab w:val="left" w:pos="1832"/>
+          <w:tab w:val="left" w:pos="2748"/>
+          <w:tab w:val="left" w:pos="3664"/>
+          <w:tab w:val="left" w:pos="4580"/>
+          <w:tab w:val="left" w:pos="5496"/>
+          <w:tab w:val="left" w:pos="6412"/>
+          <w:tab w:val="left" w:pos="7328"/>
+          <w:tab w:val="left" w:pos="8244"/>
+          <w:tab w:val="left" w:pos="9160"/>
+          <w:tab w:val="left" w:pos="10076"/>
+          <w:tab w:val="left" w:pos="10992"/>
+          <w:tab w:val="left" w:pos="11908"/>
+          <w:tab w:val="left" w:pos="12824"/>
+          <w:tab w:val="left" w:pos="13740"/>
+          <w:tab w:val="left" w:pos="14656"/>
+        </w:tabs>
+        <w:spacing w:after="0" w:line="240" w:lineRule="auto"/>
+        <w:rPr>
+          <w:rFonts w:ascii="Courier New" w:eastAsia="Times New Roman" w:hAnsi="Courier New" w:cs="Courier New"/>
+          <w:sz w:val="20"/>
+          <w:szCs w:val="20"/>
+        </w:rPr>
+      </w:pPr>
+      <w:r>
+        <w:rPr>
+          <w:rFonts w:ascii="Courier New" w:eastAsia="Times New Roman" w:hAnsi="Courier New" w:cs="Courier New"/>
+          <w:sz w:val="20"/>
+          <w:szCs w:val="20"/>
+        </w:rPr>
+        <w:t xml:space="preserve">    print(n)  # reversed order</w:t>
+      </w:r>
+    </w:p>
+    <w:p>
+      <w:pPr>
+        <w:spacing w:after="0" w:line="240" w:lineRule="auto"/>
+        <w:rPr>
+          <w:rFonts w:ascii="Times New Roman" w:eastAsia="Times New Roman" w:hAnsi="Times New Roman" w:cs="Times New Roman"/>
+          <w:sz w:val="24"/>
+          <w:szCs w:val="24"/>
+        </w:rPr>
+      </w:pPr>
+      <w:r>
+        <w:rPr>
+          <w:rFonts w:ascii="Times New Roman" w:eastAsia="Times New Roman" w:hAnsi="Times New Roman" w:cs="Times New Roman"/>
+          <w:sz w:val="24"/>
+          <w:szCs w:val="24"/>
+        </w:rPr>
+        <w:pict>
+          <v:rect id="_x0000_i1122" style="width:0;height:1.5pt" o:hralign="center" o:hrstd="t" o:hr="t" fillcolor="#a0a0a0" stroked="f"/>
+        </w:pict>
+      </w:r>
+    </w:p>
+    <w:p>
+      <w:pPr>
+        <w:spacing w:before="100" w:beforeAutospacing="1" w:after="100" w:afterAutospacing="1" w:line="240" w:lineRule="auto"/>
+        <w:outlineLvl w:val="2"/>
+        <w:rPr>
+          <w:rFonts w:ascii="Times New Roman" w:eastAsia="Times New Roman" w:hAnsi="Times New Roman" w:cs="Times New Roman"/>
+          <w:b/>
+          <w:bCs/>
+          <w:sz w:val="27"/>
+          <w:szCs w:val="27"/>
+        </w:rPr>
+      </w:pPr>
+      <w:r>
+        <w:rPr>
+          <w:rFonts w:ascii="Segoe UI Symbol" w:eastAsia="Times New Roman" w:hAnsi="Segoe UI Symbol" w:cs="Segoe UI Symbol"/>
+          <w:b/>
+          <w:bCs/>
+          <w:sz w:val="27"/>
+          <w:szCs w:val="27"/>
+        </w:rPr>
+        <w:t>🔸</w:t>
+      </w:r>
+      <w:r>
+        <w:rPr>
+          <w:rFonts w:ascii="Times New Roman" w:eastAsia="Times New Roman" w:hAnsi="Times New Roman" w:cs="Times New Roman"/>
+          <w:b/>
+          <w:bCs/>
+          <w:sz w:val="27"/>
+          <w:szCs w:val="27"/>
+        </w:rPr>
+        <w:t xml:space="preserve"> 9. Infinite </w:t>
+      </w:r>
+      <w:r>
+        <w:rPr>
+          <w:rFonts w:ascii="Courier New" w:eastAsia="Times New Roman" w:hAnsi="Courier New" w:cs="Courier New"/>
+          <w:b/>
+          <w:bCs/>
+          <w:sz w:val="20"/>
+          <w:szCs w:val="20"/>
+        </w:rPr>
+        <w:t>for</w:t>
+      </w:r>
+      <w:r>
+        <w:rPr>
+          <w:rFonts w:ascii="Times New Roman" w:eastAsia="Times New Roman" w:hAnsi="Times New Roman" w:cs="Times New Roman"/>
+          <w:b/>
+          <w:bCs/>
+          <w:sz w:val="27"/>
+          <w:szCs w:val="27"/>
+        </w:rPr>
+        <w:t xml:space="preserve"> loop using </w:t>
+      </w:r>
+      <w:r>
+        <w:rPr>
+          <w:rFonts w:ascii="Courier New" w:eastAsia="Times New Roman" w:hAnsi="Courier New" w:cs="Courier New"/>
+          <w:b/>
+          <w:bCs/>
+          <w:sz w:val="20"/>
+          <w:szCs w:val="20"/>
+        </w:rPr>
+        <w:t>itertools.count()</w:t>
+      </w:r>
+    </w:p>
+    <w:p>
+      <w:pPr>
+        <w:tabs>
+          <w:tab w:val="left" w:pos="916"/>
+          <w:tab w:val="left" w:pos="1832"/>
+          <w:tab w:val="left" w:pos="2748"/>
+          <w:tab w:val="left" w:pos="3664"/>
+          <w:tab w:val="left" w:pos="4580"/>
+          <w:tab w:val="left" w:pos="5496"/>
+          <w:tab w:val="left" w:pos="6412"/>
+          <w:tab w:val="left" w:pos="7328"/>
+          <w:tab w:val="left" w:pos="8244"/>
+          <w:tab w:val="left" w:pos="9160"/>
+          <w:tab w:val="left" w:pos="10076"/>
+          <w:tab w:val="left" w:pos="10992"/>
+          <w:tab w:val="left" w:pos="11908"/>
+          <w:tab w:val="left" w:pos="12824"/>
+          <w:tab w:val="left" w:pos="13740"/>
+          <w:tab w:val="left" w:pos="14656"/>
+        </w:tabs>
+        <w:spacing w:after="0" w:line="240" w:lineRule="auto"/>
+        <w:rPr>
+          <w:rFonts w:ascii="Courier New" w:eastAsia="Times New Roman" w:hAnsi="Courier New" w:cs="Courier New"/>
+          <w:sz w:val="20"/>
+          <w:szCs w:val="20"/>
+        </w:rPr>
+      </w:pPr>
+      <w:r>
+        <w:rPr>
+          <w:rFonts w:ascii="Courier New" w:eastAsia="Times New Roman" w:hAnsi="Courier New" w:cs="Courier New"/>
+          <w:sz w:val="20"/>
+          <w:szCs w:val="20"/>
+        </w:rPr>
+        <w:t>import itertools</w:t>
+      </w:r>
+    </w:p>
+    <w:p>
+      <w:pPr>
+        <w:tabs>
+          <w:tab w:val="left" w:pos="916"/>
+          <w:tab w:val="left" w:pos="1832"/>
+          <w:tab w:val="left" w:pos="2748"/>
+          <w:tab w:val="left" w:pos="3664"/>
+          <w:tab w:val="left" w:pos="4580"/>
+          <w:tab w:val="left" w:pos="5496"/>
+          <w:tab w:val="left" w:pos="6412"/>
+          <w:tab w:val="left" w:pos="7328"/>
+          <w:tab w:val="left" w:pos="8244"/>
+          <w:tab w:val="left" w:pos="9160"/>
+          <w:tab w:val="left" w:pos="10076"/>
+          <w:tab w:val="left" w:pos="10992"/>
+          <w:tab w:val="left" w:pos="11908"/>
+          <w:tab w:val="left" w:pos="12824"/>
+          <w:tab w:val="left" w:pos="13740"/>
+          <w:tab w:val="left" w:pos="14656"/>
+        </w:tabs>
+        <w:spacing w:after="0" w:line="240" w:lineRule="auto"/>
+        <w:rPr>
+          <w:rFonts w:ascii="Courier New" w:eastAsia="Times New Roman" w:hAnsi="Courier New" w:cs="Courier New"/>
+          <w:sz w:val="20"/>
+          <w:szCs w:val="20"/>
+        </w:rPr>
+      </w:pPr>
+    </w:p>
+    <w:p>
+      <w:pPr>
+        <w:tabs>
+          <w:tab w:val="left" w:pos="916"/>
+          <w:tab w:val="left" w:pos="1832"/>
+          <w:tab w:val="left" w:pos="2748"/>
+          <w:tab w:val="left" w:pos="3664"/>
+          <w:tab w:val="left" w:pos="4580"/>
+          <w:tab w:val="left" w:pos="5496"/>
+          <w:tab w:val="left" w:pos="6412"/>
+          <w:tab w:val="left" w:pos="7328"/>
+          <w:tab w:val="left" w:pos="8244"/>
+          <w:tab w:val="left" w:pos="9160"/>
+          <w:tab w:val="left" w:pos="10076"/>
+          <w:tab w:val="left" w:pos="10992"/>
+          <w:tab w:val="left" w:pos="11908"/>
+          <w:tab w:val="left" w:pos="12824"/>
+          <w:tab w:val="left" w:pos="13740"/>
+          <w:tab w:val="left" w:pos="14656"/>
+        </w:tabs>
+        <w:spacing w:after="0" w:line="240" w:lineRule="auto"/>
+        <w:rPr>
+          <w:rFonts w:ascii="Courier New" w:eastAsia="Times New Roman" w:hAnsi="Courier New" w:cs="Courier New"/>
+          <w:sz w:val="20"/>
+          <w:szCs w:val="20"/>
+        </w:rPr>
+      </w:pPr>
+      <w:r>
+        <w:rPr>
+          <w:rFonts w:ascii="Courier New" w:eastAsia="Times New Roman" w:hAnsi="Courier New" w:cs="Courier New"/>
+          <w:sz w:val="20"/>
+          <w:szCs w:val="20"/>
+        </w:rPr>
+        <w:t>for i in itertools.count(1):</w:t>
+      </w:r>
+    </w:p>
+    <w:p>
+      <w:pPr>
+        <w:tabs>
+          <w:tab w:val="left" w:pos="916"/>
+          <w:tab w:val="left" w:pos="1832"/>
+          <w:tab w:val="left" w:pos="2748"/>
+          <w:tab w:val="left" w:pos="3664"/>
+          <w:tab w:val="left" w:pos="4580"/>
+          <w:tab w:val="left" w:pos="5496"/>
+          <w:tab w:val="left" w:pos="6412"/>
+          <w:tab w:val="left" w:pos="7328"/>
+          <w:tab w:val="left" w:pos="8244"/>
+          <w:tab w:val="left" w:pos="9160"/>
+          <w:tab w:val="left" w:pos="10076"/>
+          <w:tab w:val="left" w:pos="10992"/>
+          <w:tab w:val="left" w:pos="11908"/>
+          <w:tab w:val="left" w:pos="12824"/>
+          <w:tab w:val="left" w:pos="13740"/>
+          <w:tab w:val="left" w:pos="14656"/>
+        </w:tabs>
+        <w:spacing w:after="0" w:line="240" w:lineRule="auto"/>
+        <w:rPr>
+          <w:rFonts w:ascii="Courier New" w:eastAsia="Times New Roman" w:hAnsi="Courier New" w:cs="Courier New"/>
+          <w:sz w:val="20"/>
+          <w:szCs w:val="20"/>
+        </w:rPr>
+      </w:pPr>
+      <w:r>
+        <w:rPr>
+          <w:rFonts w:ascii="Courier New" w:eastAsia="Times New Roman" w:hAnsi="Courier New" w:cs="Courier New"/>
+          <w:sz w:val="20"/>
+          <w:szCs w:val="20"/>
+        </w:rPr>
+        <w:t xml:space="preserve">    if i &gt; 5:</w:t>
+      </w:r>
+    </w:p>
+    <w:p>
+      <w:pPr>
+        <w:tabs>
+          <w:tab w:val="left" w:pos="916"/>
+          <w:tab w:val="left" w:pos="1832"/>
+          <w:tab w:val="left" w:pos="2748"/>
+          <w:tab w:val="left" w:pos="3664"/>
+          <w:tab w:val="left" w:pos="4580"/>
+          <w:tab w:val="left" w:pos="5496"/>
+          <w:tab w:val="left" w:pos="6412"/>
+          <w:tab w:val="left" w:pos="7328"/>
+          <w:tab w:val="left" w:pos="8244"/>
+          <w:tab w:val="left" w:pos="9160"/>
+          <w:tab w:val="left" w:pos="10076"/>
+          <w:tab w:val="left" w:pos="10992"/>
+          <w:tab w:val="left" w:pos="11908"/>
+          <w:tab w:val="left" w:pos="12824"/>
+          <w:tab w:val="left" w:pos="13740"/>
+          <w:tab w:val="left" w:pos="14656"/>
+        </w:tabs>
+        <w:spacing w:after="0" w:line="240" w:lineRule="auto"/>
+        <w:rPr>
+          <w:rFonts w:ascii="Courier New" w:eastAsia="Times New Roman" w:hAnsi="Courier New" w:cs="Courier New"/>
+          <w:sz w:val="20"/>
+          <w:szCs w:val="20"/>
+        </w:rPr>
+      </w:pPr>
+      <w:r>
+        <w:rPr>
+          <w:rFonts w:ascii="Courier New" w:eastAsia="Times New Roman" w:hAnsi="Courier New" w:cs="Courier New"/>
+          <w:sz w:val="20"/>
+          <w:szCs w:val="20"/>
+        </w:rPr>
+        <w:t xml:space="preserve">        break</w:t>
+      </w:r>
+    </w:p>
+    <w:p>
+      <w:pPr>
+        <w:tabs>
+          <w:tab w:val="left" w:pos="916"/>
+          <w:tab w:val="left" w:pos="1832"/>
+          <w:tab w:val="left" w:pos="2748"/>
+          <w:tab w:val="left" w:pos="3664"/>
+          <w:tab w:val="left" w:pos="4580"/>
+          <w:tab w:val="left" w:pos="5496"/>
+          <w:tab w:val="left" w:pos="6412"/>
+          <w:tab w:val="left" w:pos="7328"/>
+          <w:tab w:val="left" w:pos="8244"/>
+          <w:tab w:val="left" w:pos="9160"/>
+          <w:tab w:val="left" w:pos="10076"/>
+          <w:tab w:val="left" w:pos="10992"/>
+          <w:tab w:val="left" w:pos="11908"/>
+          <w:tab w:val="left" w:pos="12824"/>
+          <w:tab w:val="left" w:pos="13740"/>
+          <w:tab w:val="left" w:pos="14656"/>
+        </w:tabs>
+        <w:spacing w:after="0" w:line="240" w:lineRule="auto"/>
+        <w:rPr>
+          <w:rFonts w:ascii="Courier New" w:eastAsia="Times New Roman" w:hAnsi="Courier New" w:cs="Courier New"/>
+          <w:sz w:val="20"/>
+          <w:szCs w:val="20"/>
+        </w:rPr>
+      </w:pPr>
+      <w:r>
+        <w:rPr>
+          <w:rFonts w:ascii="Courier New" w:eastAsia="Times New Roman" w:hAnsi="Courier New" w:cs="Courier New"/>
+          <w:sz w:val="20"/>
+          <w:szCs w:val="20"/>
+        </w:rPr>
+        <w:t xml:space="preserve">    print(i)</w:t>
+      </w:r>
+    </w:p>
+    <w:p>
+      <w:pPr>
+        <w:spacing w:after="0" w:line="240" w:lineRule="auto"/>
+        <w:rPr>
+          <w:rFonts w:ascii="Times New Roman" w:eastAsia="Times New Roman" w:hAnsi="Times New Roman" w:cs="Times New Roman"/>
+          <w:sz w:val="24"/>
+          <w:szCs w:val="24"/>
+        </w:rPr>
+      </w:pPr>
+      <w:r>
+        <w:rPr>
+          <w:rFonts w:ascii="Times New Roman" w:eastAsia="Times New Roman" w:hAnsi="Times New Roman" w:cs="Times New Roman"/>
+          <w:sz w:val="24"/>
+          <w:szCs w:val="24"/>
+        </w:rPr>
+        <w:pict>
+          <v:rect id="_x0000_i1123" style="width:0;height:1.5pt" o:hralign="center" o:hrstd="t" o:hr="t" fillcolor="#a0a0a0" stroked="f"/>
+        </w:pict>
+      </w:r>
+    </w:p>
+    <w:p>
+      <w:pPr>
+        <w:spacing w:before="100" w:beforeAutospacing="1" w:after="100" w:afterAutospacing="1" w:line="240" w:lineRule="auto"/>
+        <w:outlineLvl w:val="2"/>
+        <w:rPr>
+          <w:rFonts w:ascii="Times New Roman" w:eastAsia="Times New Roman" w:hAnsi="Times New Roman" w:cs="Times New Roman"/>
+          <w:b/>
+          <w:bCs/>
+          <w:sz w:val="27"/>
+          <w:szCs w:val="27"/>
+        </w:rPr>
+      </w:pPr>
+      <w:r>
+        <w:rPr>
+          <w:rFonts w:ascii="Segoe UI Symbol" w:eastAsia="Times New Roman" w:hAnsi="Segoe UI Symbol" w:cs="Segoe UI Symbol"/>
+          <w:b/>
+          <w:bCs/>
+          <w:sz w:val="27"/>
+          <w:szCs w:val="27"/>
+        </w:rPr>
+        <w:t>🔸</w:t>
+      </w:r>
+      <w:r>
+        <w:rPr>
+          <w:rFonts w:ascii="Times New Roman" w:eastAsia="Times New Roman" w:hAnsi="Times New Roman" w:cs="Times New Roman"/>
+          <w:b/>
+          <w:bCs/>
+          <w:sz w:val="27"/>
+          <w:szCs w:val="27"/>
+        </w:rPr>
+        <w:t xml:space="preserve"> 10. Loop with </w:t>
+      </w:r>
+      <w:r>
+        <w:rPr>
+          <w:rFonts w:ascii="Courier New" w:eastAsia="Times New Roman" w:hAnsi="Courier New" w:cs="Courier New"/>
+          <w:b/>
+          <w:bCs/>
+          <w:sz w:val="20"/>
+          <w:szCs w:val="20"/>
+        </w:rPr>
+        <w:t>range(len(list))</w:t>
+      </w:r>
+    </w:p>
+    <w:p>
+      <w:pPr>
+        <w:spacing w:before="100" w:beforeAutospacing="1" w:after="100" w:afterAutospacing="1" w:line="240" w:lineRule="auto"/>
+        <w:rPr>
+          <w:rFonts w:ascii="Times New Roman" w:eastAsia="Times New Roman" w:hAnsi="Times New Roman" w:cs="Times New Roman"/>
+          <w:sz w:val="24"/>
+          <w:szCs w:val="24"/>
+        </w:rPr>
+      </w:pPr>
+      <w:r>
+        <w:rPr>
+          <w:rFonts w:ascii="Times New Roman" w:eastAsia="Times New Roman" w:hAnsi="Times New Roman" w:cs="Times New Roman"/>
+          <w:sz w:val="24"/>
+          <w:szCs w:val="24"/>
+        </w:rPr>
+        <w:t>Useful when you need index manipulation.</w:t>
+      </w:r>
+    </w:p>
+    <w:p>
+      <w:pPr>
+        <w:tabs>
+          <w:tab w:val="left" w:pos="916"/>
+          <w:tab w:val="left" w:pos="1832"/>
+          <w:tab w:val="left" w:pos="2748"/>
+          <w:tab w:val="left" w:pos="3664"/>
+          <w:tab w:val="left" w:pos="4580"/>
+          <w:tab w:val="left" w:pos="5496"/>
+          <w:tab w:val="left" w:pos="6412"/>
+          <w:tab w:val="left" w:pos="7328"/>
+          <w:tab w:val="left" w:pos="8244"/>
+          <w:tab w:val="left" w:pos="9160"/>
+          <w:tab w:val="left" w:pos="10076"/>
+          <w:tab w:val="left" w:pos="10992"/>
+          <w:tab w:val="left" w:pos="11908"/>
+          <w:tab w:val="left" w:pos="12824"/>
+          <w:tab w:val="left" w:pos="13740"/>
+          <w:tab w:val="left" w:pos="14656"/>
+        </w:tabs>
+        <w:spacing w:after="0" w:line="240" w:lineRule="auto"/>
+        <w:rPr>
+          <w:rFonts w:ascii="Courier New" w:eastAsia="Times New Roman" w:hAnsi="Courier New" w:cs="Courier New"/>
+          <w:sz w:val="20"/>
+          <w:szCs w:val="20"/>
+        </w:rPr>
+      </w:pPr>
+      <w:r>
+        <w:rPr>
+          <w:rFonts w:ascii="Courier New" w:eastAsia="Times New Roman" w:hAnsi="Courier New" w:cs="Courier New"/>
+          <w:sz w:val="20"/>
+          <w:szCs w:val="20"/>
+        </w:rPr>
+        <w:t>nums = [10, 20, 30]</w:t>
+      </w:r>
+    </w:p>
+    <w:p>
+      <w:pPr>
+        <w:tabs>
+          <w:tab w:val="left" w:pos="916"/>
+          <w:tab w:val="left" w:pos="1832"/>
+          <w:tab w:val="left" w:pos="2748"/>
+          <w:tab w:val="left" w:pos="3664"/>
+          <w:tab w:val="left" w:pos="4580"/>
+          <w:tab w:val="left" w:pos="5496"/>
+          <w:tab w:val="left" w:pos="6412"/>
+          <w:tab w:val="left" w:pos="7328"/>
+          <w:tab w:val="left" w:pos="8244"/>
+          <w:tab w:val="left" w:pos="9160"/>
+          <w:tab w:val="left" w:pos="10076"/>
+          <w:tab w:val="left" w:pos="10992"/>
+          <w:tab w:val="left" w:pos="11908"/>
+          <w:tab w:val="left" w:pos="12824"/>
+          <w:tab w:val="left" w:pos="13740"/>
+          <w:tab w:val="left" w:pos="14656"/>
+        </w:tabs>
+        <w:spacing w:after="0" w:line="240" w:lineRule="auto"/>
+        <w:rPr>
+          <w:rFonts w:ascii="Courier New" w:eastAsia="Times New Roman" w:hAnsi="Courier New" w:cs="Courier New"/>
+          <w:sz w:val="20"/>
+          <w:szCs w:val="20"/>
+        </w:rPr>
+      </w:pPr>
+      <w:r>
+        <w:rPr>
+          <w:rFonts w:ascii="Courier New" w:eastAsia="Times New Roman" w:hAnsi="Courier New" w:cs="Courier New"/>
+          <w:sz w:val="20"/>
+          <w:szCs w:val="20"/>
+        </w:rPr>
+        <w:t>for i in range(len(nums)):</w:t>
+      </w:r>
+    </w:p>
+    <w:p>
+      <w:pPr>
+        <w:tabs>
+          <w:tab w:val="left" w:pos="916"/>
+          <w:tab w:val="left" w:pos="1832"/>
+          <w:tab w:val="left" w:pos="2748"/>
+          <w:tab w:val="left" w:pos="3664"/>
+          <w:tab w:val="left" w:pos="4580"/>
+          <w:tab w:val="left" w:pos="5496"/>
+          <w:tab w:val="left" w:pos="6412"/>
+          <w:tab w:val="left" w:pos="7328"/>
+          <w:tab w:val="left" w:pos="8244"/>
+          <w:tab w:val="left" w:pos="9160"/>
+          <w:tab w:val="left" w:pos="10076"/>
+          <w:tab w:val="left" w:pos="10992"/>
+          <w:tab w:val="left" w:pos="11908"/>
+          <w:tab w:val="left" w:pos="12824"/>
+          <w:tab w:val="left" w:pos="13740"/>
+          <w:tab w:val="left" w:pos="14656"/>
+        </w:tabs>
+        <w:spacing w:after="0" w:line="240" w:lineRule="auto"/>
+        <w:rPr>
+          <w:rFonts w:ascii="Courier New" w:eastAsia="Times New Roman" w:hAnsi="Courier New" w:cs="Courier New"/>
+          <w:sz w:val="20"/>
+          <w:szCs w:val="20"/>
+        </w:rPr>
+      </w:pPr>
+      <w:r>
+        <w:rPr>
+          <w:rFonts w:ascii="Courier New" w:eastAsia="Times New Roman" w:hAnsi="Courier New" w:cs="Courier New"/>
+          <w:sz w:val="20"/>
+          <w:szCs w:val="20"/>
+        </w:rPr>
+        <w:t xml:space="preserve">    print(f"Index {i}, Value {nums[i]}")</w:t>
+      </w:r>
+    </w:p>
+    <w:p>
+      <w:pPr>
+        <w:spacing w:after="0" w:line="240" w:lineRule="auto"/>
+        <w:rPr>
+          <w:rFonts w:ascii="Times New Roman" w:eastAsia="Times New Roman" w:hAnsi="Times New Roman" w:cs="Times New Roman"/>
+          <w:sz w:val="24"/>
+          <w:szCs w:val="24"/>
+        </w:rPr>
+      </w:pPr>
+      <w:r>
+        <w:rPr>
+          <w:rFonts w:ascii="Times New Roman" w:eastAsia="Times New Roman" w:hAnsi="Times New Roman" w:cs="Times New Roman"/>
+          <w:sz w:val="24"/>
+          <w:szCs w:val="24"/>
+        </w:rPr>
+        <w:pict>
+          <v:rect id="_x0000_i1124" style="width:0;height:1.5pt" o:hralign="center" o:hrstd="t" o:hr="t" fillcolor="#a0a0a0" stroked="f"/>
+        </w:pict>
+      </w:r>
+    </w:p>
+    <w:p>
+      <w:pPr>
+        <w:spacing w:before="100" w:beforeAutospacing="1" w:after="100" w:afterAutospacing="1" w:line="240" w:lineRule="auto"/>
+        <w:outlineLvl w:val="1"/>
+        <w:rPr>
+          <w:rFonts w:ascii="Times New Roman" w:eastAsia="Times New Roman" w:hAnsi="Times New Roman" w:cs="Times New Roman"/>
+          <w:b/>
+          <w:bCs/>
+          <w:sz w:val="36"/>
+          <w:szCs w:val="36"/>
+        </w:rPr>
+      </w:pPr>
+      <w:r>
+        <w:rPr>
+          <w:rFonts w:ascii="Segoe UI Symbol" w:eastAsia="Times New Roman" w:hAnsi="Segoe UI Symbol" w:cs="Segoe UI Symbol"/>
+          <w:b/>
+          <w:bCs/>
+          <w:sz w:val="36"/>
+          <w:szCs w:val="36"/>
+        </w:rPr>
+        <w:t>💼</w:t>
+      </w:r>
+      <w:r>
+        <w:rPr>
+          <w:rFonts w:ascii="Times New Roman" w:eastAsia="Times New Roman" w:hAnsi="Times New Roman" w:cs="Times New Roman"/>
+          <w:b/>
+          <w:bCs/>
+          <w:sz w:val="36"/>
+          <w:szCs w:val="36"/>
+        </w:rPr>
+        <w:t xml:space="preserve"> 25 Python Loop Interview Questions with Answers</w:t>
+      </w:r>
+    </w:p>
+    <w:p>
+      <w:pPr>
+        <w:spacing w:after="0" w:line="240" w:lineRule="auto"/>
+        <w:rPr>
+          <w:rFonts w:ascii="Times New Roman" w:eastAsia="Times New Roman" w:hAnsi="Times New Roman" w:cs="Times New Roman"/>
+          <w:sz w:val="24"/>
+          <w:szCs w:val="24"/>
+        </w:rPr>
+      </w:pPr>
+      <w:r>
+        <w:rPr>
+          <w:rFonts w:ascii="Times New Roman" w:eastAsia="Times New Roman" w:hAnsi="Times New Roman" w:cs="Times New Roman"/>
+          <w:sz w:val="24"/>
+          <w:szCs w:val="24"/>
+        </w:rPr>
+        <w:pict>
+          <v:rect id="_x0000_i1125" style="width:0;height:1.5pt" o:hralign="center" o:hrstd="t" o:hr="t" fillcolor="#a0a0a0" stroked="f"/>
+        </w:pict>
+      </w:r>
+    </w:p>
+    <w:p>
+      <w:pPr>
+        <w:spacing w:before="100" w:beforeAutospacing="1" w:after="100" w:afterAutospacing="1" w:line="240" w:lineRule="auto"/>
+        <w:outlineLvl w:val="2"/>
+        <w:rPr>
+          <w:rFonts w:ascii="Times New Roman" w:eastAsia="Times New Roman" w:hAnsi="Times New Roman" w:cs="Times New Roman"/>
+          <w:b/>
+          <w:bCs/>
+          <w:sz w:val="27"/>
+          <w:szCs w:val="27"/>
+        </w:rPr>
+      </w:pPr>
+      <w:r>
+        <w:rPr>
+          <w:rFonts w:ascii="Times New Roman" w:eastAsia="Times New Roman" w:hAnsi="Times New Roman" w:cs="Times New Roman"/>
+          <w:b/>
+          <w:bCs/>
+          <w:sz w:val="27"/>
+          <w:szCs w:val="27"/>
+        </w:rPr>
+        <w:lastRenderedPageBreak/>
+        <w:t>1️</w:t>
+      </w:r>
+      <w:r>
+        <w:rPr>
+          <w:rFonts w:ascii="Tahoma" w:eastAsia="Times New Roman" w:hAnsi="Tahoma" w:cs="Tahoma"/>
+          <w:b/>
+          <w:bCs/>
+          <w:sz w:val="27"/>
+          <w:szCs w:val="27"/>
+        </w:rPr>
+        <w:t>⃣</w:t>
+      </w:r>
+      <w:r>
+        <w:rPr>
+          <w:rFonts w:ascii="Times New Roman" w:eastAsia="Times New Roman" w:hAnsi="Times New Roman" w:cs="Times New Roman"/>
+          <w:b/>
+          <w:bCs/>
+          <w:sz w:val="27"/>
+          <w:szCs w:val="27"/>
+        </w:rPr>
+        <w:t xml:space="preserve"> What is the difference between </w:t>
+      </w:r>
+      <w:r>
+        <w:rPr>
+          <w:rFonts w:ascii="Courier New" w:eastAsia="Times New Roman" w:hAnsi="Courier New" w:cs="Courier New"/>
+          <w:b/>
+          <w:bCs/>
+          <w:sz w:val="20"/>
+          <w:szCs w:val="20"/>
+        </w:rPr>
+        <w:t>for</w:t>
+      </w:r>
+      <w:r>
+        <w:rPr>
+          <w:rFonts w:ascii="Times New Roman" w:eastAsia="Times New Roman" w:hAnsi="Times New Roman" w:cs="Times New Roman"/>
+          <w:b/>
+          <w:bCs/>
+          <w:sz w:val="27"/>
+          <w:szCs w:val="27"/>
+        </w:rPr>
+        <w:t xml:space="preserve"> and </w:t>
+      </w:r>
+      <w:r>
+        <w:rPr>
+          <w:rFonts w:ascii="Courier New" w:eastAsia="Times New Roman" w:hAnsi="Courier New" w:cs="Courier New"/>
+          <w:b/>
+          <w:bCs/>
+          <w:sz w:val="20"/>
+          <w:szCs w:val="20"/>
+        </w:rPr>
+        <w:t>while</w:t>
+      </w:r>
+      <w:r>
+        <w:rPr>
+          <w:rFonts w:ascii="Times New Roman" w:eastAsia="Times New Roman" w:hAnsi="Times New Roman" w:cs="Times New Roman"/>
+          <w:b/>
+          <w:bCs/>
+          <w:sz w:val="27"/>
+          <w:szCs w:val="27"/>
+        </w:rPr>
+        <w:t xml:space="preserve"> loops?</w:t>
+      </w:r>
+    </w:p>
+    <w:p>
+      <w:pPr>
+        <w:spacing w:before="100" w:beforeAutospacing="1" w:after="100" w:afterAutospacing="1" w:line="240" w:lineRule="auto"/>
+        <w:rPr>
+          <w:rFonts w:ascii="Times New Roman" w:eastAsia="Times New Roman" w:hAnsi="Times New Roman" w:cs="Times New Roman"/>
+          <w:sz w:val="24"/>
+          <w:szCs w:val="24"/>
+        </w:rPr>
+      </w:pPr>
+      <w:r>
+        <w:rPr>
+          <w:rFonts w:ascii="Times New Roman" w:eastAsia="Times New Roman" w:hAnsi="Times New Roman" w:cs="Times New Roman"/>
+          <w:b/>
+          <w:bCs/>
+          <w:sz w:val="24"/>
+          <w:szCs w:val="24"/>
+        </w:rPr>
+        <w:t>Answer:</w:t>
+      </w:r>
+    </w:p>
+    <w:p>
+      <w:pPr>
+        <w:numPr>
+          <w:ilvl w:val="0"/>
+          <w:numId w:val="9"/>
+        </w:numPr>
+        <w:spacing w:before="100" w:beforeAutospacing="1" w:after="100" w:afterAutospacing="1" w:line="240" w:lineRule="auto"/>
+        <w:rPr>
+          <w:rFonts w:ascii="Times New Roman" w:eastAsia="Times New Roman" w:hAnsi="Times New Roman" w:cs="Times New Roman"/>
+          <w:sz w:val="24"/>
+          <w:szCs w:val="24"/>
+        </w:rPr>
+      </w:pPr>
+      <w:r>
+        <w:rPr>
+          <w:rFonts w:ascii="Courier New" w:eastAsia="Times New Roman" w:hAnsi="Courier New" w:cs="Courier New"/>
+          <w:sz w:val="20"/>
+          <w:szCs w:val="20"/>
+        </w:rPr>
+        <w:t>for</w:t>
+      </w:r>
+      <w:r>
+        <w:rPr>
+          <w:rFonts w:ascii="Times New Roman" w:eastAsia="Times New Roman" w:hAnsi="Times New Roman" w:cs="Times New Roman"/>
+          <w:sz w:val="24"/>
+          <w:szCs w:val="24"/>
+        </w:rPr>
+        <w:t xml:space="preserve"> → used for iterating over a sequence (fixed number of iterations).</w:t>
+      </w:r>
+    </w:p>
+    <w:p>
+      <w:pPr>
+        <w:numPr>
+          <w:ilvl w:val="0"/>
+          <w:numId w:val="9"/>
+        </w:numPr>
+        <w:spacing w:before="100" w:beforeAutospacing="1" w:after="100" w:afterAutospacing="1" w:line="240" w:lineRule="auto"/>
+        <w:rPr>
+          <w:rFonts w:ascii="Times New Roman" w:eastAsia="Times New Roman" w:hAnsi="Times New Roman" w:cs="Times New Roman"/>
+          <w:sz w:val="24"/>
+          <w:szCs w:val="24"/>
+        </w:rPr>
+      </w:pPr>
+      <w:r>
+        <w:rPr>
+          <w:rFonts w:ascii="Courier New" w:eastAsia="Times New Roman" w:hAnsi="Courier New" w:cs="Courier New"/>
+          <w:sz w:val="20"/>
+          <w:szCs w:val="20"/>
+        </w:rPr>
+        <w:t>while</w:t>
+      </w:r>
+      <w:r>
+        <w:rPr>
+          <w:rFonts w:ascii="Times New Roman" w:eastAsia="Times New Roman" w:hAnsi="Times New Roman" w:cs="Times New Roman"/>
+          <w:sz w:val="24"/>
+          <w:szCs w:val="24"/>
+        </w:rPr>
+        <w:t xml:space="preserve"> → runs until a condition becomes </w:t>
+      </w:r>
+      <w:r>
+        <w:rPr>
+          <w:rFonts w:ascii="Courier New" w:eastAsia="Times New Roman" w:hAnsi="Courier New" w:cs="Courier New"/>
+          <w:sz w:val="20"/>
+          <w:szCs w:val="20"/>
+        </w:rPr>
+        <w:t>False</w:t>
+      </w:r>
+      <w:r>
+        <w:rPr>
+          <w:rFonts w:ascii="Times New Roman" w:eastAsia="Times New Roman" w:hAnsi="Times New Roman" w:cs="Times New Roman"/>
+          <w:sz w:val="24"/>
+          <w:szCs w:val="24"/>
+        </w:rPr>
+        <w:t>.</w:t>
+      </w:r>
+    </w:p>
+    <w:p>
+      <w:pPr>
+        <w:spacing w:after="0" w:line="240" w:lineRule="auto"/>
+        <w:rPr>
+          <w:rFonts w:ascii="Times New Roman" w:eastAsia="Times New Roman" w:hAnsi="Times New Roman" w:cs="Times New Roman"/>
+          <w:sz w:val="24"/>
+          <w:szCs w:val="24"/>
+        </w:rPr>
+      </w:pPr>
+      <w:r>
+        <w:rPr>
+          <w:rFonts w:ascii="Times New Roman" w:eastAsia="Times New Roman" w:hAnsi="Times New Roman" w:cs="Times New Roman"/>
+          <w:sz w:val="24"/>
+          <w:szCs w:val="24"/>
+        </w:rPr>
+        <w:pict>
+          <v:rect id="_x0000_i1126" style="width:0;height:1.5pt" o:hralign="center" o:hrstd="t" o:hr="t" fillcolor="#a0a0a0" stroked="f"/>
+        </w:pict>
+      </w:r>
+    </w:p>
+    <w:p>
+      <w:pPr>
+        <w:spacing w:before="100" w:beforeAutospacing="1" w:after="100" w:afterAutospacing="1" w:line="240" w:lineRule="auto"/>
+        <w:outlineLvl w:val="2"/>
+        <w:rPr>
+          <w:rFonts w:ascii="Times New Roman" w:eastAsia="Times New Roman" w:hAnsi="Times New Roman" w:cs="Times New Roman"/>
+          <w:b/>
+          <w:bCs/>
+          <w:sz w:val="27"/>
+          <w:szCs w:val="27"/>
+        </w:rPr>
+      </w:pPr>
+      <w:r>
+        <w:rPr>
+          <w:rFonts w:ascii="Times New Roman" w:eastAsia="Times New Roman" w:hAnsi="Times New Roman" w:cs="Times New Roman"/>
+          <w:b/>
+          <w:bCs/>
+          <w:sz w:val="27"/>
+          <w:szCs w:val="27"/>
+        </w:rPr>
+        <w:t>2️</w:t>
+      </w:r>
+      <w:r>
+        <w:rPr>
+          <w:rFonts w:ascii="Tahoma" w:eastAsia="Times New Roman" w:hAnsi="Tahoma" w:cs="Tahoma"/>
+          <w:b/>
+          <w:bCs/>
+          <w:sz w:val="27"/>
+          <w:szCs w:val="27"/>
+        </w:rPr>
+        <w:t>⃣</w:t>
+      </w:r>
+      <w:r>
+        <w:rPr>
+          <w:rFonts w:ascii="Times New Roman" w:eastAsia="Times New Roman" w:hAnsi="Times New Roman" w:cs="Times New Roman"/>
+          <w:b/>
+          <w:bCs/>
+          <w:sz w:val="27"/>
+          <w:szCs w:val="27"/>
+        </w:rPr>
+        <w:t xml:space="preserve"> How do you loop through a list in Python?</w:t>
+      </w:r>
+    </w:p>
+    <w:p>
+      <w:pPr>
+        <w:tabs>
+          <w:tab w:val="left" w:pos="916"/>
+          <w:tab w:val="left" w:pos="1832"/>
+          <w:tab w:val="left" w:pos="2748"/>
+          <w:tab w:val="left" w:pos="3664"/>
+          <w:tab w:val="left" w:pos="4580"/>
+          <w:tab w:val="left" w:pos="5496"/>
+          <w:tab w:val="left" w:pos="6412"/>
+          <w:tab w:val="left" w:pos="7328"/>
+          <w:tab w:val="left" w:pos="8244"/>
+          <w:tab w:val="left" w:pos="9160"/>
+          <w:tab w:val="left" w:pos="10076"/>
+          <w:tab w:val="left" w:pos="10992"/>
+          <w:tab w:val="left" w:pos="11908"/>
+          <w:tab w:val="left" w:pos="12824"/>
+          <w:tab w:val="left" w:pos="13740"/>
+          <w:tab w:val="left" w:pos="14656"/>
+        </w:tabs>
+        <w:spacing w:after="0" w:line="240" w:lineRule="auto"/>
+        <w:rPr>
+          <w:rFonts w:ascii="Courier New" w:eastAsia="Times New Roman" w:hAnsi="Courier New" w:cs="Courier New"/>
+          <w:sz w:val="20"/>
+          <w:szCs w:val="20"/>
+        </w:rPr>
+      </w:pPr>
+      <w:r>
+        <w:rPr>
+          <w:rFonts w:ascii="Courier New" w:eastAsia="Times New Roman" w:hAnsi="Courier New" w:cs="Courier New"/>
+          <w:sz w:val="20"/>
+          <w:szCs w:val="20"/>
+        </w:rPr>
+        <w:t>fruits = ["apple", "banana", "mango"]</w:t>
+      </w:r>
+    </w:p>
+    <w:p>
+      <w:pPr>
+        <w:tabs>
+          <w:tab w:val="left" w:pos="916"/>
+          <w:tab w:val="left" w:pos="1832"/>
+          <w:tab w:val="left" w:pos="2748"/>
+          <w:tab w:val="left" w:pos="3664"/>
+          <w:tab w:val="left" w:pos="4580"/>
+          <w:tab w:val="left" w:pos="5496"/>
+          <w:tab w:val="left" w:pos="6412"/>
+          <w:tab w:val="left" w:pos="7328"/>
+          <w:tab w:val="left" w:pos="8244"/>
+          <w:tab w:val="left" w:pos="9160"/>
+          <w:tab w:val="left" w:pos="10076"/>
+          <w:tab w:val="left" w:pos="10992"/>
+          <w:tab w:val="left" w:pos="11908"/>
+          <w:tab w:val="left" w:pos="12824"/>
+          <w:tab w:val="left" w:pos="13740"/>
+          <w:tab w:val="left" w:pos="14656"/>
+        </w:tabs>
+        <w:spacing w:after="0" w:line="240" w:lineRule="auto"/>
+        <w:rPr>
+          <w:rFonts w:ascii="Courier New" w:eastAsia="Times New Roman" w:hAnsi="Courier New" w:cs="Courier New"/>
+          <w:sz w:val="20"/>
+          <w:szCs w:val="20"/>
+        </w:rPr>
+      </w:pPr>
+      <w:r>
+        <w:rPr>
+          <w:rFonts w:ascii="Courier New" w:eastAsia="Times New Roman" w:hAnsi="Courier New" w:cs="Courier New"/>
+          <w:sz w:val="20"/>
+          <w:szCs w:val="20"/>
+        </w:rPr>
+        <w:t>for fruit in fruits:</w:t>
+      </w:r>
+    </w:p>
+    <w:p>
+      <w:pPr>
+        <w:tabs>
+          <w:tab w:val="left" w:pos="916"/>
+          <w:tab w:val="left" w:pos="1832"/>
+          <w:tab w:val="left" w:pos="2748"/>
+          <w:tab w:val="left" w:pos="3664"/>
+          <w:tab w:val="left" w:pos="4580"/>
+          <w:tab w:val="left" w:pos="5496"/>
+          <w:tab w:val="left" w:pos="6412"/>
+          <w:tab w:val="left" w:pos="7328"/>
+          <w:tab w:val="left" w:pos="8244"/>
+          <w:tab w:val="left" w:pos="9160"/>
+          <w:tab w:val="left" w:pos="10076"/>
+          <w:tab w:val="left" w:pos="10992"/>
+          <w:tab w:val="left" w:pos="11908"/>
+          <w:tab w:val="left" w:pos="12824"/>
+          <w:tab w:val="left" w:pos="13740"/>
+          <w:tab w:val="left" w:pos="14656"/>
+        </w:tabs>
+        <w:spacing w:after="0" w:line="240" w:lineRule="auto"/>
+        <w:rPr>
+          <w:rFonts w:ascii="Courier New" w:eastAsia="Times New Roman" w:hAnsi="Courier New" w:cs="Courier New"/>
+          <w:sz w:val="20"/>
+          <w:szCs w:val="20"/>
+        </w:rPr>
+      </w:pPr>
+      <w:r>
+        <w:rPr>
+          <w:rFonts w:ascii="Courier New" w:eastAsia="Times New Roman" w:hAnsi="Courier New" w:cs="Courier New"/>
+          <w:sz w:val="20"/>
+          <w:szCs w:val="20"/>
+        </w:rPr>
+        <w:t xml:space="preserve">    print(fruit)</w:t>
+      </w:r>
+    </w:p>
+    <w:p>
+      <w:pPr>
+        <w:spacing w:after="0" w:line="240" w:lineRule="auto"/>
+        <w:rPr>
+          <w:rFonts w:ascii="Times New Roman" w:eastAsia="Times New Roman" w:hAnsi="Times New Roman" w:cs="Times New Roman"/>
+          <w:sz w:val="24"/>
+          <w:szCs w:val="24"/>
+        </w:rPr>
+      </w:pPr>
+      <w:r>
+        <w:rPr>
+          <w:rFonts w:ascii="Times New Roman" w:eastAsia="Times New Roman" w:hAnsi="Times New Roman" w:cs="Times New Roman"/>
+          <w:sz w:val="24"/>
+          <w:szCs w:val="24"/>
+        </w:rPr>
+        <w:pict>
+          <v:rect id="_x0000_i1127" style="width:0;height:1.5pt" o:hralign="center" o:hrstd="t" o:hr="t" fillcolor="#a0a0a0" stroked="f"/>
+        </w:pict>
+      </w:r>
+    </w:p>
+    <w:p>
+      <w:pPr>
+        <w:spacing w:before="100" w:beforeAutospacing="1" w:after="100" w:afterAutospacing="1" w:line="240" w:lineRule="auto"/>
+        <w:outlineLvl w:val="2"/>
+        <w:rPr>
+          <w:rFonts w:ascii="Times New Roman" w:eastAsia="Times New Roman" w:hAnsi="Times New Roman" w:cs="Times New Roman"/>
+          <w:b/>
+          <w:bCs/>
+          <w:sz w:val="27"/>
+          <w:szCs w:val="27"/>
+        </w:rPr>
+      </w:pPr>
+      <w:r>
+        <w:rPr>
+          <w:rFonts w:ascii="Times New Roman" w:eastAsia="Times New Roman" w:hAnsi="Times New Roman" w:cs="Times New Roman"/>
+          <w:b/>
+          <w:bCs/>
+          <w:sz w:val="27"/>
+          <w:szCs w:val="27"/>
+        </w:rPr>
+        <w:t>3️</w:t>
+      </w:r>
+      <w:r>
+        <w:rPr>
+          <w:rFonts w:ascii="Tahoma" w:eastAsia="Times New Roman" w:hAnsi="Tahoma" w:cs="Tahoma"/>
+          <w:b/>
+          <w:bCs/>
+          <w:sz w:val="27"/>
+          <w:szCs w:val="27"/>
+        </w:rPr>
+        <w:t>⃣</w:t>
+      </w:r>
+      <w:r>
+        <w:rPr>
+          <w:rFonts w:ascii="Times New Roman" w:eastAsia="Times New Roman" w:hAnsi="Times New Roman" w:cs="Times New Roman"/>
+          <w:b/>
+          <w:bCs/>
+          <w:sz w:val="27"/>
+          <w:szCs w:val="27"/>
+        </w:rPr>
+        <w:t xml:space="preserve"> How to iterate both index and value?</w:t>
+      </w:r>
+    </w:p>
+    <w:p>
+      <w:pPr>
+        <w:tabs>
+          <w:tab w:val="left" w:pos="916"/>
+          <w:tab w:val="left" w:pos="1832"/>
+          <w:tab w:val="left" w:pos="2748"/>
+          <w:tab w:val="left" w:pos="3664"/>
+          <w:tab w:val="left" w:pos="4580"/>
+          <w:tab w:val="left" w:pos="5496"/>
+          <w:tab w:val="left" w:pos="6412"/>
+          <w:tab w:val="left" w:pos="7328"/>
+          <w:tab w:val="left" w:pos="8244"/>
+          <w:tab w:val="left" w:pos="9160"/>
+          <w:tab w:val="left" w:pos="10076"/>
+          <w:tab w:val="left" w:pos="10992"/>
+          <w:tab w:val="left" w:pos="11908"/>
+          <w:tab w:val="left" w:pos="12824"/>
+          <w:tab w:val="left" w:pos="13740"/>
+          <w:tab w:val="left" w:pos="14656"/>
+        </w:tabs>
+        <w:spacing w:after="0" w:line="240" w:lineRule="auto"/>
+        <w:rPr>
+          <w:rFonts w:ascii="Courier New" w:eastAsia="Times New Roman" w:hAnsi="Courier New" w:cs="Courier New"/>
+          <w:sz w:val="20"/>
+          <w:szCs w:val="20"/>
+        </w:rPr>
+      </w:pPr>
+      <w:r>
+        <w:rPr>
+          <w:rFonts w:ascii="Courier New" w:eastAsia="Times New Roman" w:hAnsi="Courier New" w:cs="Courier New"/>
+          <w:sz w:val="20"/>
+          <w:szCs w:val="20"/>
+        </w:rPr>
+        <w:t>for index, value in enumerate(["a", "b", "c"]):</w:t>
+      </w:r>
+    </w:p>
+    <w:p>
+      <w:pPr>
+        <w:tabs>
+          <w:tab w:val="left" w:pos="916"/>
+          <w:tab w:val="left" w:pos="1832"/>
+          <w:tab w:val="left" w:pos="2748"/>
+          <w:tab w:val="left" w:pos="3664"/>
+          <w:tab w:val="left" w:pos="4580"/>
+          <w:tab w:val="left" w:pos="5496"/>
+          <w:tab w:val="left" w:pos="6412"/>
+          <w:tab w:val="left" w:pos="7328"/>
+          <w:tab w:val="left" w:pos="8244"/>
+          <w:tab w:val="left" w:pos="9160"/>
+          <w:tab w:val="left" w:pos="10076"/>
+          <w:tab w:val="left" w:pos="10992"/>
+          <w:tab w:val="left" w:pos="11908"/>
+          <w:tab w:val="left" w:pos="12824"/>
+          <w:tab w:val="left" w:pos="13740"/>
+          <w:tab w:val="left" w:pos="14656"/>
+        </w:tabs>
+        <w:spacing w:after="0" w:line="240" w:lineRule="auto"/>
+        <w:rPr>
+          <w:rFonts w:ascii="Courier New" w:eastAsia="Times New Roman" w:hAnsi="Courier New" w:cs="Courier New"/>
+          <w:sz w:val="20"/>
+          <w:szCs w:val="20"/>
+        </w:rPr>
+      </w:pPr>
+      <w:r>
+        <w:rPr>
+          <w:rFonts w:ascii="Courier New" w:eastAsia="Times New Roman" w:hAnsi="Courier New" w:cs="Courier New"/>
+          <w:sz w:val="20"/>
+          <w:szCs w:val="20"/>
+        </w:rPr>
+        <w:t xml:space="preserve">    print(index, value)</w:t>
+      </w:r>
+    </w:p>
+    <w:p>
+      <w:pPr>
+        <w:spacing w:after="0" w:line="240" w:lineRule="auto"/>
+        <w:rPr>
+          <w:rFonts w:ascii="Times New Roman" w:eastAsia="Times New Roman" w:hAnsi="Times New Roman" w:cs="Times New Roman"/>
+          <w:sz w:val="24"/>
+          <w:szCs w:val="24"/>
+        </w:rPr>
+      </w:pPr>
+      <w:r>
+        <w:rPr>
+          <w:rFonts w:ascii="Times New Roman" w:eastAsia="Times New Roman" w:hAnsi="Times New Roman" w:cs="Times New Roman"/>
+          <w:sz w:val="24"/>
+          <w:szCs w:val="24"/>
+        </w:rPr>
+        <w:pict>
+          <v:rect id="_x0000_i1128" style="width:0;height:1.5pt" o:hralign="center" o:hrstd="t" o:hr="t" fillcolor="#a0a0a0" stroked="f"/>
+        </w:pict>
+      </w:r>
+    </w:p>
+    <w:p>
+      <w:pPr>
+        <w:spacing w:before="100" w:beforeAutospacing="1" w:after="100" w:afterAutospacing="1" w:line="240" w:lineRule="auto"/>
+        <w:outlineLvl w:val="2"/>
+        <w:rPr>
+          <w:rFonts w:ascii="Times New Roman" w:eastAsia="Times New Roman" w:hAnsi="Times New Roman" w:cs="Times New Roman"/>
+          <w:b/>
+          <w:bCs/>
+          <w:sz w:val="27"/>
+          <w:szCs w:val="27"/>
+        </w:rPr>
+      </w:pPr>
+      <w:r>
+        <w:rPr>
+          <w:rFonts w:ascii="Times New Roman" w:eastAsia="Times New Roman" w:hAnsi="Times New Roman" w:cs="Times New Roman"/>
+          <w:b/>
+          <w:bCs/>
+          <w:sz w:val="27"/>
+          <w:szCs w:val="27"/>
+        </w:rPr>
+        <w:t>4️</w:t>
+      </w:r>
+      <w:r>
+        <w:rPr>
+          <w:rFonts w:ascii="Tahoma" w:eastAsia="Times New Roman" w:hAnsi="Tahoma" w:cs="Tahoma"/>
+          <w:b/>
+          <w:bCs/>
+          <w:sz w:val="27"/>
+          <w:szCs w:val="27"/>
+        </w:rPr>
+        <w:t>⃣</w:t>
+      </w:r>
+      <w:r>
+        <w:rPr>
+          <w:rFonts w:ascii="Times New Roman" w:eastAsia="Times New Roman" w:hAnsi="Times New Roman" w:cs="Times New Roman"/>
+          <w:b/>
+          <w:bCs/>
+          <w:sz w:val="27"/>
+          <w:szCs w:val="27"/>
+        </w:rPr>
+        <w:t xml:space="preserve"> How do you stop a loop prematurely?</w:t>
+      </w:r>
+    </w:p>
+    <w:p>
+      <w:pPr>
+        <w:spacing w:before="100" w:beforeAutospacing="1" w:after="100" w:afterAutospacing="1" w:line="240" w:lineRule="auto"/>
+        <w:rPr>
+          <w:rFonts w:ascii="Times New Roman" w:eastAsia="Times New Roman" w:hAnsi="Times New Roman" w:cs="Times New Roman"/>
+          <w:sz w:val="24"/>
+          <w:szCs w:val="24"/>
+        </w:rPr>
+      </w:pPr>
+      <w:r>
+        <w:rPr>
+          <w:rFonts w:ascii="Times New Roman" w:eastAsia="Times New Roman" w:hAnsi="Times New Roman" w:cs="Times New Roman"/>
+          <w:b/>
+          <w:bCs/>
+          <w:sz w:val="24"/>
+          <w:szCs w:val="24"/>
+        </w:rPr>
+        <w:t xml:space="preserve">Using </w:t>
+      </w:r>
+      <w:r>
+        <w:rPr>
+          <w:rFonts w:ascii="Courier New" w:eastAsia="Times New Roman" w:hAnsi="Courier New" w:cs="Courier New"/>
+          <w:b/>
+          <w:bCs/>
+          <w:sz w:val="20"/>
+          <w:szCs w:val="20"/>
+        </w:rPr>
+        <w:t>break</w:t>
+      </w:r>
+      <w:r>
+        <w:rPr>
+          <w:rFonts w:ascii="Times New Roman" w:eastAsia="Times New Roman" w:hAnsi="Times New Roman" w:cs="Times New Roman"/>
+          <w:b/>
+          <w:bCs/>
+          <w:sz w:val="24"/>
+          <w:szCs w:val="24"/>
+        </w:rPr>
+        <w:t>:</w:t>
+      </w:r>
+    </w:p>
+    <w:p>
+      <w:pPr>
+        <w:tabs>
+          <w:tab w:val="left" w:pos="916"/>
+          <w:tab w:val="left" w:pos="1832"/>
+          <w:tab w:val="left" w:pos="2748"/>
+          <w:tab w:val="left" w:pos="3664"/>
+          <w:tab w:val="left" w:pos="4580"/>
+          <w:tab w:val="left" w:pos="5496"/>
+          <w:tab w:val="left" w:pos="6412"/>
+          <w:tab w:val="left" w:pos="7328"/>
+          <w:tab w:val="left" w:pos="8244"/>
+          <w:tab w:val="left" w:pos="9160"/>
+          <w:tab w:val="left" w:pos="10076"/>
+          <w:tab w:val="left" w:pos="10992"/>
+          <w:tab w:val="left" w:pos="11908"/>
+          <w:tab w:val="left" w:pos="12824"/>
+          <w:tab w:val="left" w:pos="13740"/>
+          <w:tab w:val="left" w:pos="14656"/>
+        </w:tabs>
+        <w:spacing w:after="0" w:line="240" w:lineRule="auto"/>
+        <w:rPr>
+          <w:rFonts w:ascii="Courier New" w:eastAsia="Times New Roman" w:hAnsi="Courier New" w:cs="Courier New"/>
+          <w:sz w:val="20"/>
+          <w:szCs w:val="20"/>
+        </w:rPr>
+      </w:pPr>
+      <w:r>
+        <w:rPr>
+          <w:rFonts w:ascii="Courier New" w:eastAsia="Times New Roman" w:hAnsi="Courier New" w:cs="Courier New"/>
+          <w:sz w:val="20"/>
+          <w:szCs w:val="20"/>
+        </w:rPr>
+        <w:t>for i in range(5):</w:t>
+      </w:r>
+    </w:p>
+    <w:p>
+      <w:pPr>
+        <w:tabs>
+          <w:tab w:val="left" w:pos="916"/>
+          <w:tab w:val="left" w:pos="1832"/>
+          <w:tab w:val="left" w:pos="2748"/>
+          <w:tab w:val="left" w:pos="3664"/>
+          <w:tab w:val="left" w:pos="4580"/>
+          <w:tab w:val="left" w:pos="5496"/>
+          <w:tab w:val="left" w:pos="6412"/>
+          <w:tab w:val="left" w:pos="7328"/>
+          <w:tab w:val="left" w:pos="8244"/>
+          <w:tab w:val="left" w:pos="9160"/>
+          <w:tab w:val="left" w:pos="10076"/>
+          <w:tab w:val="left" w:pos="10992"/>
+          <w:tab w:val="left" w:pos="11908"/>
+          <w:tab w:val="left" w:pos="12824"/>
+          <w:tab w:val="left" w:pos="13740"/>
+          <w:tab w:val="left" w:pos="14656"/>
+        </w:tabs>
+        <w:spacing w:after="0" w:line="240" w:lineRule="auto"/>
+        <w:rPr>
+          <w:rFonts w:ascii="Courier New" w:eastAsia="Times New Roman" w:hAnsi="Courier New" w:cs="Courier New"/>
+          <w:sz w:val="20"/>
+          <w:szCs w:val="20"/>
+        </w:rPr>
+      </w:pPr>
+      <w:r>
+        <w:rPr>
+          <w:rFonts w:ascii="Courier New" w:eastAsia="Times New Roman" w:hAnsi="Courier New" w:cs="Courier New"/>
+          <w:sz w:val="20"/>
+          <w:szCs w:val="20"/>
+        </w:rPr>
+        <w:t xml:space="preserve">    if i == 3:</w:t>
+      </w:r>
+    </w:p>
+    <w:p>
+      <w:pPr>
+        <w:tabs>
+          <w:tab w:val="left" w:pos="916"/>
+          <w:tab w:val="left" w:pos="1832"/>
+          <w:tab w:val="left" w:pos="2748"/>
+          <w:tab w:val="left" w:pos="3664"/>
+          <w:tab w:val="left" w:pos="4580"/>
+          <w:tab w:val="left" w:pos="5496"/>
+          <w:tab w:val="left" w:pos="6412"/>
+          <w:tab w:val="left" w:pos="7328"/>
+          <w:tab w:val="left" w:pos="8244"/>
+          <w:tab w:val="left" w:pos="9160"/>
+          <w:tab w:val="left" w:pos="10076"/>
+          <w:tab w:val="left" w:pos="10992"/>
+          <w:tab w:val="left" w:pos="11908"/>
+          <w:tab w:val="left" w:pos="12824"/>
+          <w:tab w:val="left" w:pos="13740"/>
+          <w:tab w:val="left" w:pos="14656"/>
+        </w:tabs>
+        <w:spacing w:after="0" w:line="240" w:lineRule="auto"/>
+        <w:rPr>
+          <w:rFonts w:ascii="Courier New" w:eastAsia="Times New Roman" w:hAnsi="Courier New" w:cs="Courier New"/>
+          <w:sz w:val="20"/>
+          <w:szCs w:val="20"/>
+        </w:rPr>
+      </w:pPr>
+      <w:r>
+        <w:rPr>
+          <w:rFonts w:ascii="Courier New" w:eastAsia="Times New Roman" w:hAnsi="Courier New" w:cs="Courier New"/>
+          <w:sz w:val="20"/>
+          <w:szCs w:val="20"/>
+        </w:rPr>
+        <w:t xml:space="preserve">        break</w:t>
+      </w:r>
+    </w:p>
+    <w:p>
+      <w:pPr>
+        <w:tabs>
+          <w:tab w:val="left" w:pos="916"/>
+          <w:tab w:val="left" w:pos="1832"/>
+          <w:tab w:val="left" w:pos="2748"/>
+          <w:tab w:val="left" w:pos="3664"/>
+          <w:tab w:val="left" w:pos="4580"/>
+          <w:tab w:val="left" w:pos="5496"/>
+          <w:tab w:val="left" w:pos="6412"/>
+          <w:tab w:val="left" w:pos="7328"/>
+          <w:tab w:val="left" w:pos="8244"/>
+          <w:tab w:val="left" w:pos="9160"/>
+          <w:tab w:val="left" w:pos="10076"/>
+          <w:tab w:val="left" w:pos="10992"/>
+          <w:tab w:val="left" w:pos="11908"/>
+          <w:tab w:val="left" w:pos="12824"/>
+          <w:tab w:val="left" w:pos="13740"/>
+          <w:tab w:val="left" w:pos="14656"/>
+        </w:tabs>
+        <w:spacing w:after="0" w:line="240" w:lineRule="auto"/>
+        <w:rPr>
+          <w:rFonts w:ascii="Courier New" w:eastAsia="Times New Roman" w:hAnsi="Courier New" w:cs="Courier New"/>
+          <w:sz w:val="20"/>
+          <w:szCs w:val="20"/>
+        </w:rPr>
+      </w:pPr>
+      <w:r>
+        <w:rPr>
+          <w:rFonts w:ascii="Courier New" w:eastAsia="Times New Roman" w:hAnsi="Courier New" w:cs="Courier New"/>
+          <w:sz w:val="20"/>
+          <w:szCs w:val="20"/>
+        </w:rPr>
+        <w:t xml:space="preserve">    print(i)</w:t>
+      </w:r>
+    </w:p>
+    <w:p>
+      <w:pPr>
+        <w:spacing w:after="0" w:line="240" w:lineRule="auto"/>
+        <w:rPr>
+          <w:rFonts w:ascii="Times New Roman" w:eastAsia="Times New Roman" w:hAnsi="Times New Roman" w:cs="Times New Roman"/>
+          <w:sz w:val="24"/>
+          <w:szCs w:val="24"/>
+        </w:rPr>
+      </w:pPr>
+      <w:r>
+        <w:rPr>
+          <w:rFonts w:ascii="Times New Roman" w:eastAsia="Times New Roman" w:hAnsi="Times New Roman" w:cs="Times New Roman"/>
+          <w:sz w:val="24"/>
+          <w:szCs w:val="24"/>
+        </w:rPr>
+        <w:pict>
+          <v:rect id="_x0000_i1129" style="width:0;height:1.5pt" o:hralign="center" o:hrstd="t" o:hr="t" fillcolor="#a0a0a0" stroked="f"/>
+        </w:pict>
+      </w:r>
+    </w:p>
+    <w:p>
+      <w:pPr>
+        <w:spacing w:before="100" w:beforeAutospacing="1" w:after="100" w:afterAutospacing="1" w:line="240" w:lineRule="auto"/>
+        <w:outlineLvl w:val="2"/>
+        <w:rPr>
+          <w:rFonts w:ascii="Times New Roman" w:eastAsia="Times New Roman" w:hAnsi="Times New Roman" w:cs="Times New Roman"/>
+          <w:b/>
+          <w:bCs/>
+          <w:sz w:val="27"/>
+          <w:szCs w:val="27"/>
+        </w:rPr>
+      </w:pPr>
+      <w:r>
+        <w:rPr>
+          <w:rFonts w:ascii="Times New Roman" w:eastAsia="Times New Roman" w:hAnsi="Times New Roman" w:cs="Times New Roman"/>
+          <w:b/>
+          <w:bCs/>
+          <w:sz w:val="27"/>
+          <w:szCs w:val="27"/>
+        </w:rPr>
+        <w:t>5️</w:t>
+      </w:r>
+      <w:r>
+        <w:rPr>
+          <w:rFonts w:ascii="Tahoma" w:eastAsia="Times New Roman" w:hAnsi="Tahoma" w:cs="Tahoma"/>
+          <w:b/>
+          <w:bCs/>
+          <w:sz w:val="27"/>
+          <w:szCs w:val="27"/>
+        </w:rPr>
+        <w:t>⃣</w:t>
+      </w:r>
+      <w:r>
+        <w:rPr>
+          <w:rFonts w:ascii="Times New Roman" w:eastAsia="Times New Roman" w:hAnsi="Times New Roman" w:cs="Times New Roman"/>
+          <w:b/>
+          <w:bCs/>
+          <w:sz w:val="27"/>
+          <w:szCs w:val="27"/>
+        </w:rPr>
+        <w:t xml:space="preserve"> How do you skip an iteration?</w:t>
+      </w:r>
+    </w:p>
+    <w:p>
+      <w:pPr>
+        <w:spacing w:before="100" w:beforeAutospacing="1" w:after="100" w:afterAutospacing="1" w:line="240" w:lineRule="auto"/>
+        <w:rPr>
+          <w:rFonts w:ascii="Times New Roman" w:eastAsia="Times New Roman" w:hAnsi="Times New Roman" w:cs="Times New Roman"/>
+          <w:sz w:val="24"/>
+          <w:szCs w:val="24"/>
+        </w:rPr>
+      </w:pPr>
+      <w:r>
+        <w:rPr>
+          <w:rFonts w:ascii="Times New Roman" w:eastAsia="Times New Roman" w:hAnsi="Times New Roman" w:cs="Times New Roman"/>
+          <w:b/>
+          <w:bCs/>
+          <w:sz w:val="24"/>
+          <w:szCs w:val="24"/>
+        </w:rPr>
+        <w:t xml:space="preserve">Using </w:t>
+      </w:r>
+      <w:r>
+        <w:rPr>
+          <w:rFonts w:ascii="Courier New" w:eastAsia="Times New Roman" w:hAnsi="Courier New" w:cs="Courier New"/>
+          <w:b/>
+          <w:bCs/>
+          <w:sz w:val="20"/>
+          <w:szCs w:val="20"/>
+        </w:rPr>
+        <w:t>continue</w:t>
+      </w:r>
+      <w:r>
+        <w:rPr>
+          <w:rFonts w:ascii="Times New Roman" w:eastAsia="Times New Roman" w:hAnsi="Times New Roman" w:cs="Times New Roman"/>
+          <w:b/>
+          <w:bCs/>
+          <w:sz w:val="24"/>
+          <w:szCs w:val="24"/>
+        </w:rPr>
+        <w:t>:</w:t>
+      </w:r>
+    </w:p>
+    <w:p>
+      <w:pPr>
+        <w:tabs>
+          <w:tab w:val="left" w:pos="916"/>
+          <w:tab w:val="left" w:pos="1832"/>
+          <w:tab w:val="left" w:pos="2748"/>
+          <w:tab w:val="left" w:pos="3664"/>
+          <w:tab w:val="left" w:pos="4580"/>
+          <w:tab w:val="left" w:pos="5496"/>
+          <w:tab w:val="left" w:pos="6412"/>
+          <w:tab w:val="left" w:pos="7328"/>
+          <w:tab w:val="left" w:pos="8244"/>
+          <w:tab w:val="left" w:pos="9160"/>
+          <w:tab w:val="left" w:pos="10076"/>
+          <w:tab w:val="left" w:pos="10992"/>
+          <w:tab w:val="left" w:pos="11908"/>
+          <w:tab w:val="left" w:pos="12824"/>
+          <w:tab w:val="left" w:pos="13740"/>
+          <w:tab w:val="left" w:pos="14656"/>
+        </w:tabs>
+        <w:spacing w:after="0" w:line="240" w:lineRule="auto"/>
+        <w:rPr>
+          <w:rFonts w:ascii="Courier New" w:eastAsia="Times New Roman" w:hAnsi="Courier New" w:cs="Courier New"/>
+          <w:sz w:val="20"/>
+          <w:szCs w:val="20"/>
+        </w:rPr>
+      </w:pPr>
+      <w:r>
+        <w:rPr>
+          <w:rFonts w:ascii="Courier New" w:eastAsia="Times New Roman" w:hAnsi="Courier New" w:cs="Courier New"/>
+          <w:sz w:val="20"/>
+          <w:szCs w:val="20"/>
+        </w:rPr>
+        <w:t>for i in range(5):</w:t>
+      </w:r>
+    </w:p>
+    <w:p>
+      <w:pPr>
+        <w:tabs>
+          <w:tab w:val="left" w:pos="916"/>
+          <w:tab w:val="left" w:pos="1832"/>
+          <w:tab w:val="left" w:pos="2748"/>
+          <w:tab w:val="left" w:pos="3664"/>
+          <w:tab w:val="left" w:pos="4580"/>
+          <w:tab w:val="left" w:pos="5496"/>
+          <w:tab w:val="left" w:pos="6412"/>
+          <w:tab w:val="left" w:pos="7328"/>
+          <w:tab w:val="left" w:pos="8244"/>
+          <w:tab w:val="left" w:pos="9160"/>
+          <w:tab w:val="left" w:pos="10076"/>
+          <w:tab w:val="left" w:pos="10992"/>
+          <w:tab w:val="left" w:pos="11908"/>
+          <w:tab w:val="left" w:pos="12824"/>
+          <w:tab w:val="left" w:pos="13740"/>
+          <w:tab w:val="left" w:pos="14656"/>
+        </w:tabs>
+        <w:spacing w:after="0" w:line="240" w:lineRule="auto"/>
+        <w:rPr>
+          <w:rFonts w:ascii="Courier New" w:eastAsia="Times New Roman" w:hAnsi="Courier New" w:cs="Courier New"/>
+          <w:sz w:val="20"/>
+          <w:szCs w:val="20"/>
+        </w:rPr>
+      </w:pPr>
+      <w:r>
+        <w:rPr>
+          <w:rFonts w:ascii="Courier New" w:eastAsia="Times New Roman" w:hAnsi="Courier New" w:cs="Courier New"/>
+          <w:sz w:val="20"/>
+          <w:szCs w:val="20"/>
+        </w:rPr>
+        <w:t xml:space="preserve">    if i == 2:</w:t>
+      </w:r>
+    </w:p>
+    <w:p>
+      <w:pPr>
+        <w:tabs>
+          <w:tab w:val="left" w:pos="916"/>
+          <w:tab w:val="left" w:pos="1832"/>
+          <w:tab w:val="left" w:pos="2748"/>
+          <w:tab w:val="left" w:pos="3664"/>
+          <w:tab w:val="left" w:pos="4580"/>
+          <w:tab w:val="left" w:pos="5496"/>
+          <w:tab w:val="left" w:pos="6412"/>
+          <w:tab w:val="left" w:pos="7328"/>
+          <w:tab w:val="left" w:pos="8244"/>
+          <w:tab w:val="left" w:pos="9160"/>
+          <w:tab w:val="left" w:pos="10076"/>
+          <w:tab w:val="left" w:pos="10992"/>
+          <w:tab w:val="left" w:pos="11908"/>
+          <w:tab w:val="left" w:pos="12824"/>
+          <w:tab w:val="left" w:pos="13740"/>
+          <w:tab w:val="left" w:pos="14656"/>
+        </w:tabs>
+        <w:spacing w:after="0" w:line="240" w:lineRule="auto"/>
+        <w:rPr>
+          <w:rFonts w:ascii="Courier New" w:eastAsia="Times New Roman" w:hAnsi="Courier New" w:cs="Courier New"/>
+          <w:sz w:val="20"/>
+          <w:szCs w:val="20"/>
+        </w:rPr>
+      </w:pPr>
+      <w:r>
+        <w:rPr>
+          <w:rFonts w:ascii="Courier New" w:eastAsia="Times New Roman" w:hAnsi="Courier New" w:cs="Courier New"/>
+          <w:sz w:val="20"/>
+          <w:szCs w:val="20"/>
+        </w:rPr>
+        <w:t xml:space="preserve">        continue</w:t>
+      </w:r>
+    </w:p>
+    <w:p>
+      <w:pPr>
+        <w:tabs>
+          <w:tab w:val="left" w:pos="916"/>
+          <w:tab w:val="left" w:pos="1832"/>
+          <w:tab w:val="left" w:pos="2748"/>
+          <w:tab w:val="left" w:pos="3664"/>
+          <w:tab w:val="left" w:pos="4580"/>
+          <w:tab w:val="left" w:pos="5496"/>
+          <w:tab w:val="left" w:pos="6412"/>
+          <w:tab w:val="left" w:pos="7328"/>
+          <w:tab w:val="left" w:pos="8244"/>
+          <w:tab w:val="left" w:pos="9160"/>
+          <w:tab w:val="left" w:pos="10076"/>
+          <w:tab w:val="left" w:pos="10992"/>
+          <w:tab w:val="left" w:pos="11908"/>
+          <w:tab w:val="left" w:pos="12824"/>
+          <w:tab w:val="left" w:pos="13740"/>
+          <w:tab w:val="left" w:pos="14656"/>
+        </w:tabs>
+        <w:spacing w:after="0" w:line="240" w:lineRule="auto"/>
+        <w:rPr>
+          <w:rFonts w:ascii="Courier New" w:eastAsia="Times New Roman" w:hAnsi="Courier New" w:cs="Courier New"/>
+          <w:sz w:val="20"/>
+          <w:szCs w:val="20"/>
+        </w:rPr>
+      </w:pPr>
+      <w:r>
+        <w:rPr>
+          <w:rFonts w:ascii="Courier New" w:eastAsia="Times New Roman" w:hAnsi="Courier New" w:cs="Courier New"/>
+          <w:sz w:val="20"/>
+          <w:szCs w:val="20"/>
+        </w:rPr>
+        <w:t xml:space="preserve">    print(i)</w:t>
+      </w:r>
+    </w:p>
+    <w:p>
+      <w:pPr>
+        <w:spacing w:after="0" w:line="240" w:lineRule="auto"/>
+        <w:rPr>
+          <w:rFonts w:ascii="Times New Roman" w:eastAsia="Times New Roman" w:hAnsi="Times New Roman" w:cs="Times New Roman"/>
+          <w:sz w:val="24"/>
+          <w:szCs w:val="24"/>
+        </w:rPr>
+      </w:pPr>
+      <w:r>
+        <w:rPr>
+          <w:rFonts w:ascii="Times New Roman" w:eastAsia="Times New Roman" w:hAnsi="Times New Roman" w:cs="Times New Roman"/>
+          <w:sz w:val="24"/>
+          <w:szCs w:val="24"/>
+        </w:rPr>
+        <w:pict>
+          <v:rect id="_x0000_i1130" style="width:0;height:1.5pt" o:hralign="center" o:hrstd="t" o:hr="t" fillcolor="#a0a0a0" stroked="f"/>
+        </w:pict>
+      </w:r>
+    </w:p>
+    <w:p>
+      <w:pPr>
+        <w:spacing w:before="100" w:beforeAutospacing="1" w:after="100" w:afterAutospacing="1" w:line="240" w:lineRule="auto"/>
+        <w:outlineLvl w:val="2"/>
+        <w:rPr>
+          <w:rFonts w:ascii="Times New Roman" w:eastAsia="Times New Roman" w:hAnsi="Times New Roman" w:cs="Times New Roman"/>
+          <w:b/>
+          <w:bCs/>
+          <w:sz w:val="27"/>
+          <w:szCs w:val="27"/>
+        </w:rPr>
+      </w:pPr>
+      <w:r>
+        <w:rPr>
+          <w:rFonts w:ascii="Times New Roman" w:eastAsia="Times New Roman" w:hAnsi="Times New Roman" w:cs="Times New Roman"/>
+          <w:b/>
+          <w:bCs/>
+          <w:sz w:val="27"/>
+          <w:szCs w:val="27"/>
+        </w:rPr>
+        <w:t>6️</w:t>
+      </w:r>
+      <w:r>
+        <w:rPr>
+          <w:rFonts w:ascii="Tahoma" w:eastAsia="Times New Roman" w:hAnsi="Tahoma" w:cs="Tahoma"/>
+          <w:b/>
+          <w:bCs/>
+          <w:sz w:val="27"/>
+          <w:szCs w:val="27"/>
+        </w:rPr>
+        <w:t>⃣</w:t>
+      </w:r>
+      <w:r>
+        <w:rPr>
+          <w:rFonts w:ascii="Times New Roman" w:eastAsia="Times New Roman" w:hAnsi="Times New Roman" w:cs="Times New Roman"/>
+          <w:b/>
+          <w:bCs/>
+          <w:sz w:val="27"/>
+          <w:szCs w:val="27"/>
+        </w:rPr>
+        <w:t xml:space="preserve"> What does the </w:t>
+      </w:r>
+      <w:r>
+        <w:rPr>
+          <w:rFonts w:ascii="Courier New" w:eastAsia="Times New Roman" w:hAnsi="Courier New" w:cs="Courier New"/>
+          <w:b/>
+          <w:bCs/>
+          <w:sz w:val="20"/>
+          <w:szCs w:val="20"/>
+        </w:rPr>
+        <w:t>else</w:t>
+      </w:r>
+      <w:r>
+        <w:rPr>
+          <w:rFonts w:ascii="Times New Roman" w:eastAsia="Times New Roman" w:hAnsi="Times New Roman" w:cs="Times New Roman"/>
+          <w:b/>
+          <w:bCs/>
+          <w:sz w:val="27"/>
+          <w:szCs w:val="27"/>
+        </w:rPr>
+        <w:t xml:space="preserve"> clause in loops do?</w:t>
+      </w:r>
+    </w:p>
+    <w:p>
+      <w:pPr>
+        <w:spacing w:before="100" w:beforeAutospacing="1" w:after="100" w:afterAutospacing="1" w:line="240" w:lineRule="auto"/>
+        <w:rPr>
+          <w:rFonts w:ascii="Times New Roman" w:eastAsia="Times New Roman" w:hAnsi="Times New Roman" w:cs="Times New Roman"/>
+          <w:sz w:val="24"/>
+          <w:szCs w:val="24"/>
+        </w:rPr>
+      </w:pPr>
+      <w:r>
+        <w:rPr>
+          <w:rFonts w:ascii="Times New Roman" w:eastAsia="Times New Roman" w:hAnsi="Times New Roman" w:cs="Times New Roman"/>
+          <w:b/>
+          <w:bCs/>
+          <w:sz w:val="24"/>
+          <w:szCs w:val="24"/>
+        </w:rPr>
+        <w:t>Answer:</w:t>
+      </w:r>
+      <w:r>
+        <w:rPr>
+          <w:rFonts w:ascii="Times New Roman" w:eastAsia="Times New Roman" w:hAnsi="Times New Roman" w:cs="Times New Roman"/>
+          <w:sz w:val="24"/>
+          <w:szCs w:val="24"/>
+        </w:rPr>
+        <w:t xml:space="preserve"> Runs if the loop completes without hitting a </w:t>
+      </w:r>
+      <w:r>
+        <w:rPr>
+          <w:rFonts w:ascii="Courier New" w:eastAsia="Times New Roman" w:hAnsi="Courier New" w:cs="Courier New"/>
+          <w:sz w:val="20"/>
+          <w:szCs w:val="20"/>
+        </w:rPr>
+        <w:t>break</w:t>
+      </w:r>
+      <w:r>
+        <w:rPr>
+          <w:rFonts w:ascii="Times New Roman" w:eastAsia="Times New Roman" w:hAnsi="Times New Roman" w:cs="Times New Roman"/>
+          <w:sz w:val="24"/>
+          <w:szCs w:val="24"/>
+        </w:rPr>
+        <w:t>.</w:t>
+      </w:r>
+    </w:p>
+    <w:p>
+      <w:pPr>
+        <w:spacing w:after="0" w:line="240" w:lineRule="auto"/>
+        <w:rPr>
+          <w:rFonts w:ascii="Times New Roman" w:eastAsia="Times New Roman" w:hAnsi="Times New Roman" w:cs="Times New Roman"/>
+          <w:sz w:val="24"/>
+          <w:szCs w:val="24"/>
+        </w:rPr>
+      </w:pPr>
+      <w:r>
+        <w:rPr>
+          <w:rFonts w:ascii="Times New Roman" w:eastAsia="Times New Roman" w:hAnsi="Times New Roman" w:cs="Times New Roman"/>
+          <w:sz w:val="24"/>
+          <w:szCs w:val="24"/>
+        </w:rPr>
+        <w:pict>
+          <v:rect id="_x0000_i1131" style="width:0;height:1.5pt" o:hralign="center" o:hrstd="t" o:hr="t" fillcolor="#a0a0a0" stroked="f"/>
+        </w:pict>
+      </w:r>
+    </w:p>
+    <w:p>
+      <w:pPr>
+        <w:spacing w:before="100" w:beforeAutospacing="1" w:after="100" w:afterAutospacing="1" w:line="240" w:lineRule="auto"/>
+        <w:outlineLvl w:val="2"/>
+        <w:rPr>
+          <w:rFonts w:ascii="Times New Roman" w:eastAsia="Times New Roman" w:hAnsi="Times New Roman" w:cs="Times New Roman"/>
+          <w:b/>
+          <w:bCs/>
+          <w:sz w:val="27"/>
+          <w:szCs w:val="27"/>
+        </w:rPr>
+      </w:pPr>
+      <w:r>
+        <w:rPr>
+          <w:rFonts w:ascii="Times New Roman" w:eastAsia="Times New Roman" w:hAnsi="Times New Roman" w:cs="Times New Roman"/>
+          <w:b/>
+          <w:bCs/>
+          <w:sz w:val="27"/>
+          <w:szCs w:val="27"/>
+        </w:rPr>
+        <w:lastRenderedPageBreak/>
+        <w:t>7️</w:t>
+      </w:r>
+      <w:r>
+        <w:rPr>
+          <w:rFonts w:ascii="Tahoma" w:eastAsia="Times New Roman" w:hAnsi="Tahoma" w:cs="Tahoma"/>
+          <w:b/>
+          <w:bCs/>
+          <w:sz w:val="27"/>
+          <w:szCs w:val="27"/>
+        </w:rPr>
+        <w:t>⃣</w:t>
+      </w:r>
+      <w:r>
+        <w:rPr>
+          <w:rFonts w:ascii="Times New Roman" w:eastAsia="Times New Roman" w:hAnsi="Times New Roman" w:cs="Times New Roman"/>
+          <w:b/>
+          <w:bCs/>
+          <w:sz w:val="27"/>
+          <w:szCs w:val="27"/>
+        </w:rPr>
+        <w:t xml:space="preserve"> Print numbers 1–10 except 5.</w:t>
+      </w:r>
+    </w:p>
+    <w:p>
+      <w:pPr>
+        <w:tabs>
+          <w:tab w:val="left" w:pos="916"/>
+          <w:tab w:val="left" w:pos="1832"/>
+          <w:tab w:val="left" w:pos="2748"/>
+          <w:tab w:val="left" w:pos="3664"/>
+          <w:tab w:val="left" w:pos="4580"/>
+          <w:tab w:val="left" w:pos="5496"/>
+          <w:tab w:val="left" w:pos="6412"/>
+          <w:tab w:val="left" w:pos="7328"/>
+          <w:tab w:val="left" w:pos="8244"/>
+          <w:tab w:val="left" w:pos="9160"/>
+          <w:tab w:val="left" w:pos="10076"/>
+          <w:tab w:val="left" w:pos="10992"/>
+          <w:tab w:val="left" w:pos="11908"/>
+          <w:tab w:val="left" w:pos="12824"/>
+          <w:tab w:val="left" w:pos="13740"/>
+          <w:tab w:val="left" w:pos="14656"/>
+        </w:tabs>
+        <w:spacing w:after="0" w:line="240" w:lineRule="auto"/>
+        <w:rPr>
+          <w:rFonts w:ascii="Courier New" w:eastAsia="Times New Roman" w:hAnsi="Courier New" w:cs="Courier New"/>
+          <w:sz w:val="20"/>
+          <w:szCs w:val="20"/>
+        </w:rPr>
+      </w:pPr>
+      <w:r>
+        <w:rPr>
+          <w:rFonts w:ascii="Courier New" w:eastAsia="Times New Roman" w:hAnsi="Courier New" w:cs="Courier New"/>
+          <w:sz w:val="20"/>
+          <w:szCs w:val="20"/>
+        </w:rPr>
+        <w:t>for i in range(1, 11):</w:t>
+      </w:r>
+    </w:p>
+    <w:p>
+      <w:pPr>
+        <w:tabs>
+          <w:tab w:val="left" w:pos="916"/>
+          <w:tab w:val="left" w:pos="1832"/>
+          <w:tab w:val="left" w:pos="2748"/>
+          <w:tab w:val="left" w:pos="3664"/>
+          <w:tab w:val="left" w:pos="4580"/>
+          <w:tab w:val="left" w:pos="5496"/>
+          <w:tab w:val="left" w:pos="6412"/>
+          <w:tab w:val="left" w:pos="7328"/>
+          <w:tab w:val="left" w:pos="8244"/>
+          <w:tab w:val="left" w:pos="9160"/>
+          <w:tab w:val="left" w:pos="10076"/>
+          <w:tab w:val="left" w:pos="10992"/>
+          <w:tab w:val="left" w:pos="11908"/>
+          <w:tab w:val="left" w:pos="12824"/>
+          <w:tab w:val="left" w:pos="13740"/>
+          <w:tab w:val="left" w:pos="14656"/>
+        </w:tabs>
+        <w:spacing w:after="0" w:line="240" w:lineRule="auto"/>
+        <w:rPr>
+          <w:rFonts w:ascii="Courier New" w:eastAsia="Times New Roman" w:hAnsi="Courier New" w:cs="Courier New"/>
+          <w:sz w:val="20"/>
+          <w:szCs w:val="20"/>
+        </w:rPr>
+      </w:pPr>
+      <w:r>
+        <w:rPr>
+          <w:rFonts w:ascii="Courier New" w:eastAsia="Times New Roman" w:hAnsi="Courier New" w:cs="Courier New"/>
+          <w:sz w:val="20"/>
+          <w:szCs w:val="20"/>
+        </w:rPr>
+        <w:t xml:space="preserve">    if i == 5:</w:t>
+      </w:r>
+    </w:p>
+    <w:p>
+      <w:pPr>
+        <w:tabs>
+          <w:tab w:val="left" w:pos="916"/>
+          <w:tab w:val="left" w:pos="1832"/>
+          <w:tab w:val="left" w:pos="2748"/>
+          <w:tab w:val="left" w:pos="3664"/>
+          <w:tab w:val="left" w:pos="4580"/>
+          <w:tab w:val="left" w:pos="5496"/>
+          <w:tab w:val="left" w:pos="6412"/>
+          <w:tab w:val="left" w:pos="7328"/>
+          <w:tab w:val="left" w:pos="8244"/>
+          <w:tab w:val="left" w:pos="9160"/>
+          <w:tab w:val="left" w:pos="10076"/>
+          <w:tab w:val="left" w:pos="10992"/>
+          <w:tab w:val="left" w:pos="11908"/>
+          <w:tab w:val="left" w:pos="12824"/>
+          <w:tab w:val="left" w:pos="13740"/>
+          <w:tab w:val="left" w:pos="14656"/>
+        </w:tabs>
+        <w:spacing w:after="0" w:line="240" w:lineRule="auto"/>
+        <w:rPr>
+          <w:rFonts w:ascii="Courier New" w:eastAsia="Times New Roman" w:hAnsi="Courier New" w:cs="Courier New"/>
+          <w:sz w:val="20"/>
+          <w:szCs w:val="20"/>
+        </w:rPr>
+      </w:pPr>
+      <w:r>
+        <w:rPr>
+          <w:rFonts w:ascii="Courier New" w:eastAsia="Times New Roman" w:hAnsi="Courier New" w:cs="Courier New"/>
+          <w:sz w:val="20"/>
+          <w:szCs w:val="20"/>
+        </w:rPr>
+        <w:t xml:space="preserve">        continue</w:t>
+      </w:r>
+    </w:p>
+    <w:p>
+      <w:pPr>
+        <w:tabs>
+          <w:tab w:val="left" w:pos="916"/>
+          <w:tab w:val="left" w:pos="1832"/>
+          <w:tab w:val="left" w:pos="2748"/>
+          <w:tab w:val="left" w:pos="3664"/>
+          <w:tab w:val="left" w:pos="4580"/>
+          <w:tab w:val="left" w:pos="5496"/>
+          <w:tab w:val="left" w:pos="6412"/>
+          <w:tab w:val="left" w:pos="7328"/>
+          <w:tab w:val="left" w:pos="8244"/>
+          <w:tab w:val="left" w:pos="9160"/>
+          <w:tab w:val="left" w:pos="10076"/>
+          <w:tab w:val="left" w:pos="10992"/>
+          <w:tab w:val="left" w:pos="11908"/>
+          <w:tab w:val="left" w:pos="12824"/>
+          <w:tab w:val="left" w:pos="13740"/>
+          <w:tab w:val="left" w:pos="14656"/>
+        </w:tabs>
+        <w:spacing w:after="0" w:line="240" w:lineRule="auto"/>
+        <w:rPr>
+          <w:rFonts w:ascii="Courier New" w:eastAsia="Times New Roman" w:hAnsi="Courier New" w:cs="Courier New"/>
+          <w:sz w:val="20"/>
+          <w:szCs w:val="20"/>
+        </w:rPr>
+      </w:pPr>
+      <w:r>
+        <w:rPr>
+          <w:rFonts w:ascii="Courier New" w:eastAsia="Times New Roman" w:hAnsi="Courier New" w:cs="Courier New"/>
+          <w:sz w:val="20"/>
+          <w:szCs w:val="20"/>
+        </w:rPr>
+        <w:t xml:space="preserve">    print(i)</w:t>
+      </w:r>
+    </w:p>
+    <w:p>
+      <w:pPr>
+        <w:spacing w:after="0" w:line="240" w:lineRule="auto"/>
+        <w:rPr>
+          <w:rFonts w:ascii="Times New Roman" w:eastAsia="Times New Roman" w:hAnsi="Times New Roman" w:cs="Times New Roman"/>
+          <w:sz w:val="24"/>
+          <w:szCs w:val="24"/>
+        </w:rPr>
+      </w:pPr>
+      <w:r>
+        <w:rPr>
+          <w:rFonts w:ascii="Times New Roman" w:eastAsia="Times New Roman" w:hAnsi="Times New Roman" w:cs="Times New Roman"/>
+          <w:sz w:val="24"/>
+          <w:szCs w:val="24"/>
+        </w:rPr>
+        <w:pict>
+          <v:rect id="_x0000_i1132" style="width:0;height:1.5pt" o:hralign="center" o:hrstd="t" o:hr="t" fillcolor="#a0a0a0" stroked="f"/>
+        </w:pict>
+      </w:r>
+    </w:p>
+    <w:p>
+      <w:pPr>
+        <w:spacing w:before="100" w:beforeAutospacing="1" w:after="100" w:afterAutospacing="1" w:line="240" w:lineRule="auto"/>
+        <w:outlineLvl w:val="2"/>
+        <w:rPr>
+          <w:rFonts w:ascii="Times New Roman" w:eastAsia="Times New Roman" w:hAnsi="Times New Roman" w:cs="Times New Roman"/>
+          <w:b/>
+          <w:bCs/>
+          <w:sz w:val="27"/>
+          <w:szCs w:val="27"/>
+        </w:rPr>
+      </w:pPr>
+      <w:r>
+        <w:rPr>
+          <w:rFonts w:ascii="Times New Roman" w:eastAsia="Times New Roman" w:hAnsi="Times New Roman" w:cs="Times New Roman"/>
+          <w:b/>
+          <w:bCs/>
+          <w:sz w:val="27"/>
+          <w:szCs w:val="27"/>
+        </w:rPr>
+        <w:t>8️</w:t>
+      </w:r>
+      <w:r>
+        <w:rPr>
+          <w:rFonts w:ascii="Tahoma" w:eastAsia="Times New Roman" w:hAnsi="Tahoma" w:cs="Tahoma"/>
+          <w:b/>
+          <w:bCs/>
+          <w:sz w:val="27"/>
+          <w:szCs w:val="27"/>
+        </w:rPr>
+        <w:t>⃣</w:t>
+      </w:r>
+      <w:r>
+        <w:rPr>
+          <w:rFonts w:ascii="Times New Roman" w:eastAsia="Times New Roman" w:hAnsi="Times New Roman" w:cs="Times New Roman"/>
+          <w:b/>
+          <w:bCs/>
+          <w:sz w:val="27"/>
+          <w:szCs w:val="27"/>
+        </w:rPr>
+        <w:t xml:space="preserve"> Print numbers from 10 to 1 using a loop.</w:t>
+      </w:r>
+    </w:p>
+    <w:p>
+      <w:pPr>
+        <w:tabs>
+          <w:tab w:val="left" w:pos="916"/>
+          <w:tab w:val="left" w:pos="1832"/>
+          <w:tab w:val="left" w:pos="2748"/>
+          <w:tab w:val="left" w:pos="3664"/>
+          <w:tab w:val="left" w:pos="4580"/>
+          <w:tab w:val="left" w:pos="5496"/>
+          <w:tab w:val="left" w:pos="6412"/>
+          <w:tab w:val="left" w:pos="7328"/>
+          <w:tab w:val="left" w:pos="8244"/>
+          <w:tab w:val="left" w:pos="9160"/>
+          <w:tab w:val="left" w:pos="10076"/>
+          <w:tab w:val="left" w:pos="10992"/>
+          <w:tab w:val="left" w:pos="11908"/>
+          <w:tab w:val="left" w:pos="12824"/>
+          <w:tab w:val="left" w:pos="13740"/>
+          <w:tab w:val="left" w:pos="14656"/>
+        </w:tabs>
+        <w:spacing w:after="0" w:line="240" w:lineRule="auto"/>
+        <w:rPr>
+          <w:rFonts w:ascii="Courier New" w:eastAsia="Times New Roman" w:hAnsi="Courier New" w:cs="Courier New"/>
+          <w:sz w:val="20"/>
+          <w:szCs w:val="20"/>
+        </w:rPr>
+      </w:pPr>
+      <w:r>
+        <w:rPr>
+          <w:rFonts w:ascii="Courier New" w:eastAsia="Times New Roman" w:hAnsi="Courier New" w:cs="Courier New"/>
+          <w:sz w:val="20"/>
+          <w:szCs w:val="20"/>
+        </w:rPr>
+        <w:t>for i in range(10, 0, -1):</w:t>
+      </w:r>
+    </w:p>
+    <w:p>
+      <w:pPr>
+        <w:tabs>
+          <w:tab w:val="left" w:pos="916"/>
+          <w:tab w:val="left" w:pos="1832"/>
+          <w:tab w:val="left" w:pos="2748"/>
+          <w:tab w:val="left" w:pos="3664"/>
+          <w:tab w:val="left" w:pos="4580"/>
+          <w:tab w:val="left" w:pos="5496"/>
+          <w:tab w:val="left" w:pos="6412"/>
+          <w:tab w:val="left" w:pos="7328"/>
+          <w:tab w:val="left" w:pos="8244"/>
+          <w:tab w:val="left" w:pos="9160"/>
+          <w:tab w:val="left" w:pos="10076"/>
+          <w:tab w:val="left" w:pos="10992"/>
+          <w:tab w:val="left" w:pos="11908"/>
+          <w:tab w:val="left" w:pos="12824"/>
+          <w:tab w:val="left" w:pos="13740"/>
+          <w:tab w:val="left" w:pos="14656"/>
+        </w:tabs>
+        <w:spacing w:after="0" w:line="240" w:lineRule="auto"/>
+        <w:rPr>
+          <w:rFonts w:ascii="Courier New" w:eastAsia="Times New Roman" w:hAnsi="Courier New" w:cs="Courier New"/>
+          <w:sz w:val="20"/>
+          <w:szCs w:val="20"/>
+        </w:rPr>
+      </w:pPr>
+      <w:r>
+        <w:rPr>
+          <w:rFonts w:ascii="Courier New" w:eastAsia="Times New Roman" w:hAnsi="Courier New" w:cs="Courier New"/>
+          <w:sz w:val="20"/>
+          <w:szCs w:val="20"/>
+        </w:rPr>
+        <w:t xml:space="preserve">    print(i)</w:t>
+      </w:r>
+    </w:p>
+    <w:p>
+      <w:pPr>
+        <w:spacing w:after="0" w:line="240" w:lineRule="auto"/>
+        <w:rPr>
+          <w:rFonts w:ascii="Times New Roman" w:eastAsia="Times New Roman" w:hAnsi="Times New Roman" w:cs="Times New Roman"/>
+          <w:sz w:val="24"/>
+          <w:szCs w:val="24"/>
+        </w:rPr>
+      </w:pPr>
+      <w:r>
+        <w:rPr>
+          <w:rFonts w:ascii="Times New Roman" w:eastAsia="Times New Roman" w:hAnsi="Times New Roman" w:cs="Times New Roman"/>
+          <w:sz w:val="24"/>
+          <w:szCs w:val="24"/>
+        </w:rPr>
+        <w:pict>
+          <v:rect id="_x0000_i1133" style="width:0;height:1.5pt" o:hralign="center" o:hrstd="t" o:hr="t" fillcolor="#a0a0a0" stroked="f"/>
+        </w:pict>
+      </w:r>
+    </w:p>
+    <w:p>
+      <w:pPr>
+        <w:spacing w:before="100" w:beforeAutospacing="1" w:after="100" w:afterAutospacing="1" w:line="240" w:lineRule="auto"/>
+        <w:outlineLvl w:val="2"/>
+        <w:rPr>
+          <w:rFonts w:ascii="Times New Roman" w:eastAsia="Times New Roman" w:hAnsi="Times New Roman" w:cs="Times New Roman"/>
+          <w:b/>
+          <w:bCs/>
+          <w:sz w:val="27"/>
+          <w:szCs w:val="27"/>
+        </w:rPr>
+      </w:pPr>
+      <w:r>
+        <w:rPr>
+          <w:rFonts w:ascii="Times New Roman" w:eastAsia="Times New Roman" w:hAnsi="Times New Roman" w:cs="Times New Roman"/>
+          <w:b/>
+          <w:bCs/>
+          <w:sz w:val="27"/>
+          <w:szCs w:val="27"/>
+        </w:rPr>
+        <w:t>9️</w:t>
+      </w:r>
+      <w:r>
+        <w:rPr>
+          <w:rFonts w:ascii="Tahoma" w:eastAsia="Times New Roman" w:hAnsi="Tahoma" w:cs="Tahoma"/>
+          <w:b/>
+          <w:bCs/>
+          <w:sz w:val="27"/>
+          <w:szCs w:val="27"/>
+        </w:rPr>
+        <w:t>⃣</w:t>
+      </w:r>
+      <w:r>
+        <w:rPr>
+          <w:rFonts w:ascii="Times New Roman" w:eastAsia="Times New Roman" w:hAnsi="Times New Roman" w:cs="Times New Roman"/>
+          <w:b/>
+          <w:bCs/>
+          <w:sz w:val="27"/>
+          <w:szCs w:val="27"/>
+        </w:rPr>
+        <w:t xml:space="preserve"> Create a multiplication table for a given number.</w:t>
+      </w:r>
+    </w:p>
+    <w:p>
+      <w:pPr>
+        <w:tabs>
+          <w:tab w:val="left" w:pos="916"/>
+          <w:tab w:val="left" w:pos="1832"/>
+          <w:tab w:val="left" w:pos="2748"/>
+          <w:tab w:val="left" w:pos="3664"/>
+          <w:tab w:val="left" w:pos="4580"/>
+          <w:tab w:val="left" w:pos="5496"/>
+          <w:tab w:val="left" w:pos="6412"/>
+          <w:tab w:val="left" w:pos="7328"/>
+          <w:tab w:val="left" w:pos="8244"/>
+          <w:tab w:val="left" w:pos="9160"/>
+          <w:tab w:val="left" w:pos="10076"/>
+          <w:tab w:val="left" w:pos="10992"/>
+          <w:tab w:val="left" w:pos="11908"/>
+          <w:tab w:val="left" w:pos="12824"/>
+          <w:tab w:val="left" w:pos="13740"/>
+          <w:tab w:val="left" w:pos="14656"/>
+        </w:tabs>
+        <w:spacing w:after="0" w:line="240" w:lineRule="auto"/>
+        <w:rPr>
+          <w:rFonts w:ascii="Courier New" w:eastAsia="Times New Roman" w:hAnsi="Courier New" w:cs="Courier New"/>
+          <w:sz w:val="20"/>
+          <w:szCs w:val="20"/>
+        </w:rPr>
+      </w:pPr>
+      <w:r>
+        <w:rPr>
+          <w:rFonts w:ascii="Courier New" w:eastAsia="Times New Roman" w:hAnsi="Courier New" w:cs="Courier New"/>
+          <w:sz w:val="20"/>
+          <w:szCs w:val="20"/>
+        </w:rPr>
+        <w:t>num = 3</w:t>
+      </w:r>
+    </w:p>
+    <w:p>
+      <w:pPr>
+        <w:tabs>
+          <w:tab w:val="left" w:pos="916"/>
+          <w:tab w:val="left" w:pos="1832"/>
+          <w:tab w:val="left" w:pos="2748"/>
+          <w:tab w:val="left" w:pos="3664"/>
+          <w:tab w:val="left" w:pos="4580"/>
+          <w:tab w:val="left" w:pos="5496"/>
+          <w:tab w:val="left" w:pos="6412"/>
+          <w:tab w:val="left" w:pos="7328"/>
+          <w:tab w:val="left" w:pos="8244"/>
+          <w:tab w:val="left" w:pos="9160"/>
+          <w:tab w:val="left" w:pos="10076"/>
+          <w:tab w:val="left" w:pos="10992"/>
+          <w:tab w:val="left" w:pos="11908"/>
+          <w:tab w:val="left" w:pos="12824"/>
+          <w:tab w:val="left" w:pos="13740"/>
+          <w:tab w:val="left" w:pos="14656"/>
+        </w:tabs>
+        <w:spacing w:after="0" w:line="240" w:lineRule="auto"/>
+        <w:rPr>
+          <w:rFonts w:ascii="Courier New" w:eastAsia="Times New Roman" w:hAnsi="Courier New" w:cs="Courier New"/>
+          <w:sz w:val="20"/>
+          <w:szCs w:val="20"/>
+        </w:rPr>
+      </w:pPr>
+      <w:r>
+        <w:rPr>
+          <w:rFonts w:ascii="Courier New" w:eastAsia="Times New Roman" w:hAnsi="Courier New" w:cs="Courier New"/>
+          <w:sz w:val="20"/>
+          <w:szCs w:val="20"/>
+        </w:rPr>
+        <w:t>for i in range(1, 11):</w:t>
+      </w:r>
+    </w:p>
+    <w:p>
+      <w:pPr>
+        <w:tabs>
+          <w:tab w:val="left" w:pos="916"/>
+          <w:tab w:val="left" w:pos="1832"/>
+          <w:tab w:val="left" w:pos="2748"/>
+          <w:tab w:val="left" w:pos="3664"/>
+          <w:tab w:val="left" w:pos="4580"/>
+          <w:tab w:val="left" w:pos="5496"/>
+          <w:tab w:val="left" w:pos="6412"/>
+          <w:tab w:val="left" w:pos="7328"/>
+          <w:tab w:val="left" w:pos="8244"/>
+          <w:tab w:val="left" w:pos="9160"/>
+          <w:tab w:val="left" w:pos="10076"/>
+          <w:tab w:val="left" w:pos="10992"/>
+          <w:tab w:val="left" w:pos="11908"/>
+          <w:tab w:val="left" w:pos="12824"/>
+          <w:tab w:val="left" w:pos="13740"/>
+          <w:tab w:val="left" w:pos="14656"/>
+        </w:tabs>
+        <w:spacing w:after="0" w:line="240" w:lineRule="auto"/>
+        <w:rPr>
+          <w:rFonts w:ascii="Courier New" w:eastAsia="Times New Roman" w:hAnsi="Courier New" w:cs="Courier New"/>
+          <w:sz w:val="20"/>
+          <w:szCs w:val="20"/>
+        </w:rPr>
+      </w:pPr>
+      <w:r>
+        <w:rPr>
+          <w:rFonts w:ascii="Courier New" w:eastAsia="Times New Roman" w:hAnsi="Courier New" w:cs="Courier New"/>
+          <w:sz w:val="20"/>
+          <w:szCs w:val="20"/>
+        </w:rPr>
+        <w:t xml:space="preserve">    print(f"{num} x {i} = {num*i}")</w:t>
+      </w:r>
+    </w:p>
+    <w:p>
+      <w:pPr>
+        <w:spacing w:after="0" w:line="240" w:lineRule="auto"/>
+        <w:rPr>
+          <w:rFonts w:ascii="Times New Roman" w:eastAsia="Times New Roman" w:hAnsi="Times New Roman" w:cs="Times New Roman"/>
+          <w:sz w:val="24"/>
+          <w:szCs w:val="24"/>
+        </w:rPr>
+      </w:pPr>
+      <w:r>
+        <w:rPr>
+          <w:rFonts w:ascii="Times New Roman" w:eastAsia="Times New Roman" w:hAnsi="Times New Roman" w:cs="Times New Roman"/>
+          <w:sz w:val="24"/>
+          <w:szCs w:val="24"/>
+        </w:rPr>
+        <w:pict>
+          <v:rect id="_x0000_i1134" style="width:0;height:1.5pt" o:hralign="center" o:hrstd="t" o:hr="t" fillcolor="#a0a0a0" stroked="f"/>
+        </w:pict>
+      </w:r>
+    </w:p>
+    <w:p>
+      <w:pPr>
+        <w:spacing w:before="100" w:beforeAutospacing="1" w:after="100" w:afterAutospacing="1" w:line="240" w:lineRule="auto"/>
+        <w:outlineLvl w:val="2"/>
+        <w:rPr>
+          <w:rFonts w:ascii="Times New Roman" w:eastAsia="Times New Roman" w:hAnsi="Times New Roman" w:cs="Times New Roman"/>
+          <w:b/>
+          <w:bCs/>
+          <w:sz w:val="27"/>
+          <w:szCs w:val="27"/>
+        </w:rPr>
+      </w:pPr>
+      <w:r>
+        <w:rPr>
+          <w:rFonts w:ascii="Segoe UI Symbol" w:eastAsia="Times New Roman" w:hAnsi="Segoe UI Symbol" w:cs="Segoe UI Symbol"/>
+          <w:b/>
+          <w:bCs/>
+          <w:sz w:val="27"/>
+          <w:szCs w:val="27"/>
+        </w:rPr>
+        <w:t>🔟</w:t>
+      </w:r>
+      <w:r>
+        <w:rPr>
+          <w:rFonts w:ascii="Times New Roman" w:eastAsia="Times New Roman" w:hAnsi="Times New Roman" w:cs="Times New Roman"/>
+          <w:b/>
+          <w:bCs/>
+          <w:sz w:val="27"/>
+          <w:szCs w:val="27"/>
+        </w:rPr>
+        <w:t xml:space="preserve"> Print all even numbers between 1 and 20.</w:t>
+      </w:r>
+    </w:p>
+    <w:p>
+      <w:pPr>
+        <w:tabs>
+          <w:tab w:val="left" w:pos="916"/>
+          <w:tab w:val="left" w:pos="1832"/>
+          <w:tab w:val="left" w:pos="2748"/>
+          <w:tab w:val="left" w:pos="3664"/>
+          <w:tab w:val="left" w:pos="4580"/>
+          <w:tab w:val="left" w:pos="5496"/>
+          <w:tab w:val="left" w:pos="6412"/>
+          <w:tab w:val="left" w:pos="7328"/>
+          <w:tab w:val="left" w:pos="8244"/>
+          <w:tab w:val="left" w:pos="9160"/>
+          <w:tab w:val="left" w:pos="10076"/>
+          <w:tab w:val="left" w:pos="10992"/>
+          <w:tab w:val="left" w:pos="11908"/>
+          <w:tab w:val="left" w:pos="12824"/>
+          <w:tab w:val="left" w:pos="13740"/>
+          <w:tab w:val="left" w:pos="14656"/>
+        </w:tabs>
+        <w:spacing w:after="0" w:line="240" w:lineRule="auto"/>
+        <w:rPr>
+          <w:rFonts w:ascii="Courier New" w:eastAsia="Times New Roman" w:hAnsi="Courier New" w:cs="Courier New"/>
+          <w:sz w:val="20"/>
+          <w:szCs w:val="20"/>
+        </w:rPr>
+      </w:pPr>
+      <w:r>
+        <w:rPr>
+          <w:rFonts w:ascii="Courier New" w:eastAsia="Times New Roman" w:hAnsi="Courier New" w:cs="Courier New"/>
+          <w:sz w:val="20"/>
+          <w:szCs w:val="20"/>
+        </w:rPr>
+        <w:t>for i in range(2, 21, 2):</w:t>
+      </w:r>
+    </w:p>
+    <w:p>
+      <w:pPr>
+        <w:tabs>
+          <w:tab w:val="left" w:pos="916"/>
+          <w:tab w:val="left" w:pos="1832"/>
+          <w:tab w:val="left" w:pos="2748"/>
+          <w:tab w:val="left" w:pos="3664"/>
+          <w:tab w:val="left" w:pos="4580"/>
+          <w:tab w:val="left" w:pos="5496"/>
+          <w:tab w:val="left" w:pos="6412"/>
+          <w:tab w:val="left" w:pos="7328"/>
+          <w:tab w:val="left" w:pos="8244"/>
+          <w:tab w:val="left" w:pos="9160"/>
+          <w:tab w:val="left" w:pos="10076"/>
+          <w:tab w:val="left" w:pos="10992"/>
+          <w:tab w:val="left" w:pos="11908"/>
+          <w:tab w:val="left" w:pos="12824"/>
+          <w:tab w:val="left" w:pos="13740"/>
+          <w:tab w:val="left" w:pos="14656"/>
+        </w:tabs>
+        <w:spacing w:after="0" w:line="240" w:lineRule="auto"/>
+        <w:rPr>
+          <w:rFonts w:ascii="Courier New" w:eastAsia="Times New Roman" w:hAnsi="Courier New" w:cs="Courier New"/>
+          <w:sz w:val="20"/>
+          <w:szCs w:val="20"/>
+        </w:rPr>
+      </w:pPr>
+      <w:r>
+        <w:rPr>
+          <w:rFonts w:ascii="Courier New" w:eastAsia="Times New Roman" w:hAnsi="Courier New" w:cs="Courier New"/>
+          <w:sz w:val="20"/>
+          <w:szCs w:val="20"/>
+        </w:rPr>
+        <w:t xml:space="preserve">    print(i)</w:t>
+      </w:r>
+    </w:p>
+    <w:p>
+      <w:pPr>
+        <w:spacing w:after="0" w:line="240" w:lineRule="auto"/>
+        <w:rPr>
+          <w:rFonts w:ascii="Times New Roman" w:eastAsia="Times New Roman" w:hAnsi="Times New Roman" w:cs="Times New Roman"/>
+          <w:sz w:val="24"/>
+          <w:szCs w:val="24"/>
+        </w:rPr>
+      </w:pPr>
+      <w:r>
+        <w:rPr>
+          <w:rFonts w:ascii="Times New Roman" w:eastAsia="Times New Roman" w:hAnsi="Times New Roman" w:cs="Times New Roman"/>
+          <w:sz w:val="24"/>
+          <w:szCs w:val="24"/>
+        </w:rPr>
+        <w:pict>
+          <v:rect id="_x0000_i1135" style="width:0;height:1.5pt" o:hralign="center" o:hrstd="t" o:hr="t" fillcolor="#a0a0a0" stroked="f"/>
+        </w:pict>
+      </w:r>
+    </w:p>
+    <w:p>
+      <w:pPr>
+        <w:spacing w:before="100" w:beforeAutospacing="1" w:after="100" w:afterAutospacing="1" w:line="240" w:lineRule="auto"/>
+        <w:outlineLvl w:val="2"/>
+        <w:rPr>
+          <w:rFonts w:ascii="Times New Roman" w:eastAsia="Times New Roman" w:hAnsi="Times New Roman" w:cs="Times New Roman"/>
+          <w:b/>
+          <w:bCs/>
+          <w:sz w:val="27"/>
+          <w:szCs w:val="27"/>
+        </w:rPr>
+      </w:pPr>
+      <w:r>
+        <w:rPr>
+          <w:rFonts w:ascii="Times New Roman" w:eastAsia="Times New Roman" w:hAnsi="Times New Roman" w:cs="Times New Roman"/>
+          <w:b/>
+          <w:bCs/>
+          <w:sz w:val="27"/>
+          <w:szCs w:val="27"/>
+        </w:rPr>
+        <w:t>11️</w:t>
+      </w:r>
+      <w:r>
+        <w:rPr>
+          <w:rFonts w:ascii="Tahoma" w:eastAsia="Times New Roman" w:hAnsi="Tahoma" w:cs="Tahoma"/>
+          <w:b/>
+          <w:bCs/>
+          <w:sz w:val="27"/>
+          <w:szCs w:val="27"/>
+        </w:rPr>
+        <w:t>⃣</w:t>
+      </w:r>
+      <w:r>
+        <w:rPr>
+          <w:rFonts w:ascii="Times New Roman" w:eastAsia="Times New Roman" w:hAnsi="Times New Roman" w:cs="Times New Roman"/>
+          <w:b/>
+          <w:bCs/>
+          <w:sz w:val="27"/>
+          <w:szCs w:val="27"/>
+        </w:rPr>
+        <w:t xml:space="preserve"> Sum of numbers from 1 to 100 using loop.</w:t>
+      </w:r>
+    </w:p>
+    <w:p>
+      <w:pPr>
+        <w:tabs>
+          <w:tab w:val="left" w:pos="916"/>
+          <w:tab w:val="left" w:pos="1832"/>
+          <w:tab w:val="left" w:pos="2748"/>
+          <w:tab w:val="left" w:pos="3664"/>
+          <w:tab w:val="left" w:pos="4580"/>
+          <w:tab w:val="left" w:pos="5496"/>
+          <w:tab w:val="left" w:pos="6412"/>
+          <w:tab w:val="left" w:pos="7328"/>
+          <w:tab w:val="left" w:pos="8244"/>
+          <w:tab w:val="left" w:pos="9160"/>
+          <w:tab w:val="left" w:pos="10076"/>
+          <w:tab w:val="left" w:pos="10992"/>
+          <w:tab w:val="left" w:pos="11908"/>
+          <w:tab w:val="left" w:pos="12824"/>
+          <w:tab w:val="left" w:pos="13740"/>
+          <w:tab w:val="left" w:pos="14656"/>
+        </w:tabs>
+        <w:spacing w:after="0" w:line="240" w:lineRule="auto"/>
+        <w:rPr>
+          <w:rFonts w:ascii="Courier New" w:eastAsia="Times New Roman" w:hAnsi="Courier New" w:cs="Courier New"/>
+          <w:sz w:val="20"/>
+          <w:szCs w:val="20"/>
+        </w:rPr>
+      </w:pPr>
+      <w:r>
+        <w:rPr>
+          <w:rFonts w:ascii="Courier New" w:eastAsia="Times New Roman" w:hAnsi="Courier New" w:cs="Courier New"/>
+          <w:sz w:val="20"/>
+          <w:szCs w:val="20"/>
+        </w:rPr>
+        <w:t>total = 0</w:t>
+      </w:r>
+    </w:p>
+    <w:p>
+      <w:pPr>
+        <w:tabs>
+          <w:tab w:val="left" w:pos="916"/>
+          <w:tab w:val="left" w:pos="1832"/>
+          <w:tab w:val="left" w:pos="2748"/>
+          <w:tab w:val="left" w:pos="3664"/>
+          <w:tab w:val="left" w:pos="4580"/>
+          <w:tab w:val="left" w:pos="5496"/>
+          <w:tab w:val="left" w:pos="6412"/>
+          <w:tab w:val="left" w:pos="7328"/>
+          <w:tab w:val="left" w:pos="8244"/>
+          <w:tab w:val="left" w:pos="9160"/>
+          <w:tab w:val="left" w:pos="10076"/>
+          <w:tab w:val="left" w:pos="10992"/>
+          <w:tab w:val="left" w:pos="11908"/>
+          <w:tab w:val="left" w:pos="12824"/>
+          <w:tab w:val="left" w:pos="13740"/>
+          <w:tab w:val="left" w:pos="14656"/>
+        </w:tabs>
+        <w:spacing w:after="0" w:line="240" w:lineRule="auto"/>
+        <w:rPr>
+          <w:rFonts w:ascii="Courier New" w:eastAsia="Times New Roman" w:hAnsi="Courier New" w:cs="Courier New"/>
+          <w:sz w:val="20"/>
+          <w:szCs w:val="20"/>
+        </w:rPr>
+      </w:pPr>
+      <w:r>
+        <w:rPr>
+          <w:rFonts w:ascii="Courier New" w:eastAsia="Times New Roman" w:hAnsi="Courier New" w:cs="Courier New"/>
+          <w:sz w:val="20"/>
+          <w:szCs w:val="20"/>
+        </w:rPr>
+        <w:t>for i in range(1, 101):</w:t>
+      </w:r>
+    </w:p>
+    <w:p>
+      <w:pPr>
+        <w:tabs>
+          <w:tab w:val="left" w:pos="916"/>
+          <w:tab w:val="left" w:pos="1832"/>
+          <w:tab w:val="left" w:pos="2748"/>
+          <w:tab w:val="left" w:pos="3664"/>
+          <w:tab w:val="left" w:pos="4580"/>
+          <w:tab w:val="left" w:pos="5496"/>
+          <w:tab w:val="left" w:pos="6412"/>
+          <w:tab w:val="left" w:pos="7328"/>
+          <w:tab w:val="left" w:pos="8244"/>
+          <w:tab w:val="left" w:pos="9160"/>
+          <w:tab w:val="left" w:pos="10076"/>
+          <w:tab w:val="left" w:pos="10992"/>
+          <w:tab w:val="left" w:pos="11908"/>
+          <w:tab w:val="left" w:pos="12824"/>
+          <w:tab w:val="left" w:pos="13740"/>
+          <w:tab w:val="left" w:pos="14656"/>
+        </w:tabs>
+        <w:spacing w:after="0" w:line="240" w:lineRule="auto"/>
+        <w:rPr>
+          <w:rFonts w:ascii="Courier New" w:eastAsia="Times New Roman" w:hAnsi="Courier New" w:cs="Courier New"/>
+          <w:sz w:val="20"/>
+          <w:szCs w:val="20"/>
+        </w:rPr>
+      </w:pPr>
+      <w:r>
+        <w:rPr>
+          <w:rFonts w:ascii="Courier New" w:eastAsia="Times New Roman" w:hAnsi="Courier New" w:cs="Courier New"/>
+          <w:sz w:val="20"/>
+          <w:szCs w:val="20"/>
+        </w:rPr>
+        <w:t xml:space="preserve">    total += i</w:t>
+      </w:r>
+    </w:p>
+    <w:p>
+      <w:pPr>
+        <w:tabs>
+          <w:tab w:val="left" w:pos="916"/>
+          <w:tab w:val="left" w:pos="1832"/>
+          <w:tab w:val="left" w:pos="2748"/>
+          <w:tab w:val="left" w:pos="3664"/>
+          <w:tab w:val="left" w:pos="4580"/>
+          <w:tab w:val="left" w:pos="5496"/>
+          <w:tab w:val="left" w:pos="6412"/>
+          <w:tab w:val="left" w:pos="7328"/>
+          <w:tab w:val="left" w:pos="8244"/>
+          <w:tab w:val="left" w:pos="9160"/>
+          <w:tab w:val="left" w:pos="10076"/>
+          <w:tab w:val="left" w:pos="10992"/>
+          <w:tab w:val="left" w:pos="11908"/>
+          <w:tab w:val="left" w:pos="12824"/>
+          <w:tab w:val="left" w:pos="13740"/>
+          <w:tab w:val="left" w:pos="14656"/>
+        </w:tabs>
+        <w:spacing w:after="0" w:line="240" w:lineRule="auto"/>
+        <w:rPr>
+          <w:rFonts w:ascii="Courier New" w:eastAsia="Times New Roman" w:hAnsi="Courier New" w:cs="Courier New"/>
+          <w:sz w:val="20"/>
+          <w:szCs w:val="20"/>
+        </w:rPr>
+      </w:pPr>
+      <w:r>
+        <w:rPr>
+          <w:rFonts w:ascii="Courier New" w:eastAsia="Times New Roman" w:hAnsi="Courier New" w:cs="Courier New"/>
+          <w:sz w:val="20"/>
+          <w:szCs w:val="20"/>
+        </w:rPr>
+        <w:t>print(total)</w:t>
+      </w:r>
+    </w:p>
+    <w:p>
+      <w:pPr>
+        <w:spacing w:after="0" w:line="240" w:lineRule="auto"/>
+        <w:rPr>
+          <w:rFonts w:ascii="Times New Roman" w:eastAsia="Times New Roman" w:hAnsi="Times New Roman" w:cs="Times New Roman"/>
+          <w:sz w:val="24"/>
+          <w:szCs w:val="24"/>
+        </w:rPr>
+      </w:pPr>
+      <w:r>
+        <w:rPr>
+          <w:rFonts w:ascii="Times New Roman" w:eastAsia="Times New Roman" w:hAnsi="Times New Roman" w:cs="Times New Roman"/>
+          <w:sz w:val="24"/>
+          <w:szCs w:val="24"/>
+        </w:rPr>
+        <w:pict>
+          <v:rect id="_x0000_i1136" style="width:0;height:1.5pt" o:hralign="center" o:hrstd="t" o:hr="t" fillcolor="#a0a0a0" stroked="f"/>
+        </w:pict>
+      </w:r>
+    </w:p>
+    <w:p>
+      <w:pPr>
+        <w:spacing w:before="100" w:beforeAutospacing="1" w:after="100" w:afterAutospacing="1" w:line="240" w:lineRule="auto"/>
+        <w:outlineLvl w:val="2"/>
+        <w:rPr>
+          <w:rFonts w:ascii="Times New Roman" w:eastAsia="Times New Roman" w:hAnsi="Times New Roman" w:cs="Times New Roman"/>
+          <w:b/>
+          <w:bCs/>
+          <w:sz w:val="27"/>
+          <w:szCs w:val="27"/>
+        </w:rPr>
+      </w:pPr>
+      <w:r>
+        <w:rPr>
+          <w:rFonts w:ascii="Times New Roman" w:eastAsia="Times New Roman" w:hAnsi="Times New Roman" w:cs="Times New Roman"/>
+          <w:b/>
+          <w:bCs/>
+          <w:sz w:val="27"/>
+          <w:szCs w:val="27"/>
+        </w:rPr>
+        <w:t>12️</w:t>
+      </w:r>
+      <w:r>
+        <w:rPr>
+          <w:rFonts w:ascii="Tahoma" w:eastAsia="Times New Roman" w:hAnsi="Tahoma" w:cs="Tahoma"/>
+          <w:b/>
+          <w:bCs/>
+          <w:sz w:val="27"/>
+          <w:szCs w:val="27"/>
+        </w:rPr>
+        <w:t>⃣</w:t>
+      </w:r>
+      <w:r>
+        <w:rPr>
+          <w:rFonts w:ascii="Times New Roman" w:eastAsia="Times New Roman" w:hAnsi="Times New Roman" w:cs="Times New Roman"/>
+          <w:b/>
+          <w:bCs/>
+          <w:sz w:val="27"/>
+          <w:szCs w:val="27"/>
+        </w:rPr>
+        <w:t xml:space="preserve"> Find factorial using loop.</w:t>
+      </w:r>
+    </w:p>
+    <w:p>
+      <w:pPr>
+        <w:tabs>
+          <w:tab w:val="left" w:pos="916"/>
+          <w:tab w:val="left" w:pos="1832"/>
+          <w:tab w:val="left" w:pos="2748"/>
+          <w:tab w:val="left" w:pos="3664"/>
+          <w:tab w:val="left" w:pos="4580"/>
+          <w:tab w:val="left" w:pos="5496"/>
+          <w:tab w:val="left" w:pos="6412"/>
+          <w:tab w:val="left" w:pos="7328"/>
+          <w:tab w:val="left" w:pos="8244"/>
+          <w:tab w:val="left" w:pos="9160"/>
+          <w:tab w:val="left" w:pos="10076"/>
+          <w:tab w:val="left" w:pos="10992"/>
+          <w:tab w:val="left" w:pos="11908"/>
+          <w:tab w:val="left" w:pos="12824"/>
+          <w:tab w:val="left" w:pos="13740"/>
+          <w:tab w:val="left" w:pos="14656"/>
+        </w:tabs>
+        <w:spacing w:after="0" w:line="240" w:lineRule="auto"/>
+        <w:rPr>
+          <w:rFonts w:ascii="Courier New" w:eastAsia="Times New Roman" w:hAnsi="Courier New" w:cs="Courier New"/>
+          <w:sz w:val="20"/>
+          <w:szCs w:val="20"/>
+        </w:rPr>
+      </w:pPr>
+      <w:r>
+        <w:rPr>
+          <w:rFonts w:ascii="Courier New" w:eastAsia="Times New Roman" w:hAnsi="Courier New" w:cs="Courier New"/>
+          <w:sz w:val="20"/>
+          <w:szCs w:val="20"/>
+        </w:rPr>
+        <w:t>n = 5</w:t>
+      </w:r>
+    </w:p>
+    <w:p>
+      <w:pPr>
+        <w:tabs>
+          <w:tab w:val="left" w:pos="916"/>
+          <w:tab w:val="left" w:pos="1832"/>
+          <w:tab w:val="left" w:pos="2748"/>
+          <w:tab w:val="left" w:pos="3664"/>
+          <w:tab w:val="left" w:pos="4580"/>
+          <w:tab w:val="left" w:pos="5496"/>
+          <w:tab w:val="left" w:pos="6412"/>
+          <w:tab w:val="left" w:pos="7328"/>
+          <w:tab w:val="left" w:pos="8244"/>
+          <w:tab w:val="left" w:pos="9160"/>
+          <w:tab w:val="left" w:pos="10076"/>
+          <w:tab w:val="left" w:pos="10992"/>
+          <w:tab w:val="left" w:pos="11908"/>
+          <w:tab w:val="left" w:pos="12824"/>
+          <w:tab w:val="left" w:pos="13740"/>
+          <w:tab w:val="left" w:pos="14656"/>
+        </w:tabs>
+        <w:spacing w:after="0" w:line="240" w:lineRule="auto"/>
+        <w:rPr>
+          <w:rFonts w:ascii="Courier New" w:eastAsia="Times New Roman" w:hAnsi="Courier New" w:cs="Courier New"/>
+          <w:sz w:val="20"/>
+          <w:szCs w:val="20"/>
+        </w:rPr>
+      </w:pPr>
+      <w:r>
+        <w:rPr>
+          <w:rFonts w:ascii="Courier New" w:eastAsia="Times New Roman" w:hAnsi="Courier New" w:cs="Courier New"/>
+          <w:sz w:val="20"/>
+          <w:szCs w:val="20"/>
+        </w:rPr>
+        <w:t>fact = 1</w:t>
+      </w:r>
+    </w:p>
+    <w:p>
+      <w:pPr>
+        <w:tabs>
+          <w:tab w:val="left" w:pos="916"/>
+          <w:tab w:val="left" w:pos="1832"/>
+          <w:tab w:val="left" w:pos="2748"/>
+          <w:tab w:val="left" w:pos="3664"/>
+          <w:tab w:val="left" w:pos="4580"/>
+          <w:tab w:val="left" w:pos="5496"/>
+          <w:tab w:val="left" w:pos="6412"/>
+          <w:tab w:val="left" w:pos="7328"/>
+          <w:tab w:val="left" w:pos="8244"/>
+          <w:tab w:val="left" w:pos="9160"/>
+          <w:tab w:val="left" w:pos="10076"/>
+          <w:tab w:val="left" w:pos="10992"/>
+          <w:tab w:val="left" w:pos="11908"/>
+          <w:tab w:val="left" w:pos="12824"/>
+          <w:tab w:val="left" w:pos="13740"/>
+          <w:tab w:val="left" w:pos="14656"/>
+        </w:tabs>
+        <w:spacing w:after="0" w:line="240" w:lineRule="auto"/>
+        <w:rPr>
+          <w:rFonts w:ascii="Courier New" w:eastAsia="Times New Roman" w:hAnsi="Courier New" w:cs="Courier New"/>
+          <w:sz w:val="20"/>
+          <w:szCs w:val="20"/>
+        </w:rPr>
+      </w:pPr>
+      <w:r>
+        <w:rPr>
+          <w:rFonts w:ascii="Courier New" w:eastAsia="Times New Roman" w:hAnsi="Courier New" w:cs="Courier New"/>
+          <w:sz w:val="20"/>
+          <w:szCs w:val="20"/>
+        </w:rPr>
+        <w:t>for i in range(1, n+1):</w:t>
+      </w:r>
+    </w:p>
+    <w:p>
+      <w:pPr>
+        <w:tabs>
+          <w:tab w:val="left" w:pos="916"/>
+          <w:tab w:val="left" w:pos="1832"/>
+          <w:tab w:val="left" w:pos="2748"/>
+          <w:tab w:val="left" w:pos="3664"/>
+          <w:tab w:val="left" w:pos="4580"/>
+          <w:tab w:val="left" w:pos="5496"/>
+          <w:tab w:val="left" w:pos="6412"/>
+          <w:tab w:val="left" w:pos="7328"/>
+          <w:tab w:val="left" w:pos="8244"/>
+          <w:tab w:val="left" w:pos="9160"/>
+          <w:tab w:val="left" w:pos="10076"/>
+          <w:tab w:val="left" w:pos="10992"/>
+          <w:tab w:val="left" w:pos="11908"/>
+          <w:tab w:val="left" w:pos="12824"/>
+          <w:tab w:val="left" w:pos="13740"/>
+          <w:tab w:val="left" w:pos="14656"/>
+        </w:tabs>
+        <w:spacing w:after="0" w:line="240" w:lineRule="auto"/>
+        <w:rPr>
+          <w:rFonts w:ascii="Courier New" w:eastAsia="Times New Roman" w:hAnsi="Courier New" w:cs="Courier New"/>
+          <w:sz w:val="20"/>
+          <w:szCs w:val="20"/>
+        </w:rPr>
+      </w:pPr>
+      <w:r>
+        <w:rPr>
+          <w:rFonts w:ascii="Courier New" w:eastAsia="Times New Roman" w:hAnsi="Courier New" w:cs="Courier New"/>
+          <w:sz w:val="20"/>
+          <w:szCs w:val="20"/>
+        </w:rPr>
+        <w:t xml:space="preserve">    fact *= i</w:t>
+      </w:r>
+    </w:p>
+    <w:p>
+      <w:pPr>
+        <w:tabs>
+          <w:tab w:val="left" w:pos="916"/>
+          <w:tab w:val="left" w:pos="1832"/>
+          <w:tab w:val="left" w:pos="2748"/>
+          <w:tab w:val="left" w:pos="3664"/>
+          <w:tab w:val="left" w:pos="4580"/>
+          <w:tab w:val="left" w:pos="5496"/>
+          <w:tab w:val="left" w:pos="6412"/>
+          <w:tab w:val="left" w:pos="7328"/>
+          <w:tab w:val="left" w:pos="8244"/>
+          <w:tab w:val="left" w:pos="9160"/>
+          <w:tab w:val="left" w:pos="10076"/>
+          <w:tab w:val="left" w:pos="10992"/>
+          <w:tab w:val="left" w:pos="11908"/>
+          <w:tab w:val="left" w:pos="12824"/>
+          <w:tab w:val="left" w:pos="13740"/>
+          <w:tab w:val="left" w:pos="14656"/>
+        </w:tabs>
+        <w:spacing w:after="0" w:line="240" w:lineRule="auto"/>
+        <w:rPr>
+          <w:rFonts w:ascii="Courier New" w:eastAsia="Times New Roman" w:hAnsi="Courier New" w:cs="Courier New"/>
+          <w:sz w:val="20"/>
+          <w:szCs w:val="20"/>
+        </w:rPr>
+      </w:pPr>
+      <w:r>
+        <w:rPr>
+          <w:rFonts w:ascii="Courier New" w:eastAsia="Times New Roman" w:hAnsi="Courier New" w:cs="Courier New"/>
+          <w:sz w:val="20"/>
+          <w:szCs w:val="20"/>
+        </w:rPr>
+        <w:t>print(fact)</w:t>
+      </w:r>
+    </w:p>
+    <w:p>
+      <w:pPr>
+        <w:spacing w:after="0" w:line="240" w:lineRule="auto"/>
+        <w:rPr>
+          <w:rFonts w:ascii="Times New Roman" w:eastAsia="Times New Roman" w:hAnsi="Times New Roman" w:cs="Times New Roman"/>
+          <w:sz w:val="24"/>
+          <w:szCs w:val="24"/>
+        </w:rPr>
+      </w:pPr>
+      <w:r>
+        <w:rPr>
+          <w:rFonts w:ascii="Times New Roman" w:eastAsia="Times New Roman" w:hAnsi="Times New Roman" w:cs="Times New Roman"/>
+          <w:sz w:val="24"/>
+          <w:szCs w:val="24"/>
+        </w:rPr>
+        <w:pict>
+          <v:rect id="_x0000_i1137" style="width:0;height:1.5pt" o:hralign="center" o:hrstd="t" o:hr="t" fillcolor="#a0a0a0" stroked="f"/>
+        </w:pict>
+      </w:r>
+    </w:p>
+    <w:p>
+      <w:pPr>
+        <w:spacing w:before="100" w:beforeAutospacing="1" w:after="100" w:afterAutospacing="1" w:line="240" w:lineRule="auto"/>
+        <w:outlineLvl w:val="2"/>
+        <w:rPr>
+          <w:rFonts w:ascii="Times New Roman" w:eastAsia="Times New Roman" w:hAnsi="Times New Roman" w:cs="Times New Roman"/>
+          <w:b/>
+          <w:bCs/>
+          <w:sz w:val="27"/>
+          <w:szCs w:val="27"/>
+        </w:rPr>
+      </w:pPr>
+      <w:r>
+        <w:rPr>
+          <w:rFonts w:ascii="Times New Roman" w:eastAsia="Times New Roman" w:hAnsi="Times New Roman" w:cs="Times New Roman"/>
+          <w:b/>
+          <w:bCs/>
+          <w:sz w:val="27"/>
+          <w:szCs w:val="27"/>
+        </w:rPr>
+        <w:t>13️</w:t>
+      </w:r>
+      <w:r>
+        <w:rPr>
+          <w:rFonts w:ascii="Tahoma" w:eastAsia="Times New Roman" w:hAnsi="Tahoma" w:cs="Tahoma"/>
+          <w:b/>
+          <w:bCs/>
+          <w:sz w:val="27"/>
+          <w:szCs w:val="27"/>
+        </w:rPr>
+        <w:t>⃣</w:t>
+      </w:r>
+      <w:r>
+        <w:rPr>
+          <w:rFonts w:ascii="Times New Roman" w:eastAsia="Times New Roman" w:hAnsi="Times New Roman" w:cs="Times New Roman"/>
+          <w:b/>
+          <w:bCs/>
+          <w:sz w:val="27"/>
+          <w:szCs w:val="27"/>
+        </w:rPr>
+        <w:t xml:space="preserve"> Reverse a string using a loop.</w:t>
+      </w:r>
+    </w:p>
+    <w:p>
+      <w:pPr>
+        <w:tabs>
+          <w:tab w:val="left" w:pos="916"/>
+          <w:tab w:val="left" w:pos="1832"/>
+          <w:tab w:val="left" w:pos="2748"/>
+          <w:tab w:val="left" w:pos="3664"/>
+          <w:tab w:val="left" w:pos="4580"/>
+          <w:tab w:val="left" w:pos="5496"/>
+          <w:tab w:val="left" w:pos="6412"/>
+          <w:tab w:val="left" w:pos="7328"/>
+          <w:tab w:val="left" w:pos="8244"/>
+          <w:tab w:val="left" w:pos="9160"/>
+          <w:tab w:val="left" w:pos="10076"/>
+          <w:tab w:val="left" w:pos="10992"/>
+          <w:tab w:val="left" w:pos="11908"/>
+          <w:tab w:val="left" w:pos="12824"/>
+          <w:tab w:val="left" w:pos="13740"/>
+          <w:tab w:val="left" w:pos="14656"/>
+        </w:tabs>
+        <w:spacing w:after="0" w:line="240" w:lineRule="auto"/>
+        <w:rPr>
+          <w:rFonts w:ascii="Courier New" w:eastAsia="Times New Roman" w:hAnsi="Courier New" w:cs="Courier New"/>
+          <w:sz w:val="20"/>
+          <w:szCs w:val="20"/>
+        </w:rPr>
+      </w:pPr>
+      <w:r>
+        <w:rPr>
+          <w:rFonts w:ascii="Courier New" w:eastAsia="Times New Roman" w:hAnsi="Courier New" w:cs="Courier New"/>
+          <w:sz w:val="20"/>
+          <w:szCs w:val="20"/>
+        </w:rPr>
+        <w:t>s = "python"</w:t>
+      </w:r>
+    </w:p>
+    <w:p>
+      <w:pPr>
+        <w:tabs>
+          <w:tab w:val="left" w:pos="916"/>
+          <w:tab w:val="left" w:pos="1832"/>
+          <w:tab w:val="left" w:pos="2748"/>
+          <w:tab w:val="left" w:pos="3664"/>
+          <w:tab w:val="left" w:pos="4580"/>
+          <w:tab w:val="left" w:pos="5496"/>
+          <w:tab w:val="left" w:pos="6412"/>
+          <w:tab w:val="left" w:pos="7328"/>
+          <w:tab w:val="left" w:pos="8244"/>
+          <w:tab w:val="left" w:pos="9160"/>
+          <w:tab w:val="left" w:pos="10076"/>
+          <w:tab w:val="left" w:pos="10992"/>
+          <w:tab w:val="left" w:pos="11908"/>
+          <w:tab w:val="left" w:pos="12824"/>
+          <w:tab w:val="left" w:pos="13740"/>
+          <w:tab w:val="left" w:pos="14656"/>
+        </w:tabs>
+        <w:spacing w:after="0" w:line="240" w:lineRule="auto"/>
+        <w:rPr>
+          <w:rFonts w:ascii="Courier New" w:eastAsia="Times New Roman" w:hAnsi="Courier New" w:cs="Courier New"/>
+          <w:sz w:val="20"/>
+          <w:szCs w:val="20"/>
+        </w:rPr>
+      </w:pPr>
+      <w:r>
+        <w:rPr>
+          <w:rFonts w:ascii="Courier New" w:eastAsia="Times New Roman" w:hAnsi="Courier New" w:cs="Courier New"/>
+          <w:sz w:val="20"/>
+          <w:szCs w:val="20"/>
+        </w:rPr>
+        <w:t>rev = ""</w:t>
+      </w:r>
+    </w:p>
+    <w:p>
+      <w:pPr>
+        <w:tabs>
+          <w:tab w:val="left" w:pos="916"/>
+          <w:tab w:val="left" w:pos="1832"/>
+          <w:tab w:val="left" w:pos="2748"/>
+          <w:tab w:val="left" w:pos="3664"/>
+          <w:tab w:val="left" w:pos="4580"/>
+          <w:tab w:val="left" w:pos="5496"/>
+          <w:tab w:val="left" w:pos="6412"/>
+          <w:tab w:val="left" w:pos="7328"/>
+          <w:tab w:val="left" w:pos="8244"/>
+          <w:tab w:val="left" w:pos="9160"/>
+          <w:tab w:val="left" w:pos="10076"/>
+          <w:tab w:val="left" w:pos="10992"/>
+          <w:tab w:val="left" w:pos="11908"/>
+          <w:tab w:val="left" w:pos="12824"/>
+          <w:tab w:val="left" w:pos="13740"/>
+          <w:tab w:val="left" w:pos="14656"/>
+        </w:tabs>
+        <w:spacing w:after="0" w:line="240" w:lineRule="auto"/>
+        <w:rPr>
+          <w:rFonts w:ascii="Courier New" w:eastAsia="Times New Roman" w:hAnsi="Courier New" w:cs="Courier New"/>
+          <w:sz w:val="20"/>
+          <w:szCs w:val="20"/>
+        </w:rPr>
+      </w:pPr>
+      <w:r>
+        <w:rPr>
+          <w:rFonts w:ascii="Courier New" w:eastAsia="Times New Roman" w:hAnsi="Courier New" w:cs="Courier New"/>
+          <w:sz w:val="20"/>
+          <w:szCs w:val="20"/>
+        </w:rPr>
+        <w:t>for ch in s:</w:t>
+      </w:r>
+    </w:p>
+    <w:p>
+      <w:pPr>
+        <w:tabs>
+          <w:tab w:val="left" w:pos="916"/>
+          <w:tab w:val="left" w:pos="1832"/>
+          <w:tab w:val="left" w:pos="2748"/>
+          <w:tab w:val="left" w:pos="3664"/>
+          <w:tab w:val="left" w:pos="4580"/>
+          <w:tab w:val="left" w:pos="5496"/>
+          <w:tab w:val="left" w:pos="6412"/>
+          <w:tab w:val="left" w:pos="7328"/>
+          <w:tab w:val="left" w:pos="8244"/>
+          <w:tab w:val="left" w:pos="9160"/>
+          <w:tab w:val="left" w:pos="10076"/>
+          <w:tab w:val="left" w:pos="10992"/>
+          <w:tab w:val="left" w:pos="11908"/>
+          <w:tab w:val="left" w:pos="12824"/>
+          <w:tab w:val="left" w:pos="13740"/>
+          <w:tab w:val="left" w:pos="14656"/>
+        </w:tabs>
+        <w:spacing w:after="0" w:line="240" w:lineRule="auto"/>
+        <w:rPr>
+          <w:rFonts w:ascii="Courier New" w:eastAsia="Times New Roman" w:hAnsi="Courier New" w:cs="Courier New"/>
+          <w:sz w:val="20"/>
+          <w:szCs w:val="20"/>
+        </w:rPr>
+      </w:pPr>
+      <w:r>
+        <w:rPr>
+          <w:rFonts w:ascii="Courier New" w:eastAsia="Times New Roman" w:hAnsi="Courier New" w:cs="Courier New"/>
+          <w:sz w:val="20"/>
+          <w:szCs w:val="20"/>
+        </w:rPr>
+        <w:lastRenderedPageBreak/>
+        <w:t xml:space="preserve">    rev = ch + rev</w:t>
+      </w:r>
+    </w:p>
+    <w:p>
+      <w:pPr>
+        <w:tabs>
+          <w:tab w:val="left" w:pos="916"/>
+          <w:tab w:val="left" w:pos="1832"/>
+          <w:tab w:val="left" w:pos="2748"/>
+          <w:tab w:val="left" w:pos="3664"/>
+          <w:tab w:val="left" w:pos="4580"/>
+          <w:tab w:val="left" w:pos="5496"/>
+          <w:tab w:val="left" w:pos="6412"/>
+          <w:tab w:val="left" w:pos="7328"/>
+          <w:tab w:val="left" w:pos="8244"/>
+          <w:tab w:val="left" w:pos="9160"/>
+          <w:tab w:val="left" w:pos="10076"/>
+          <w:tab w:val="left" w:pos="10992"/>
+          <w:tab w:val="left" w:pos="11908"/>
+          <w:tab w:val="left" w:pos="12824"/>
+          <w:tab w:val="left" w:pos="13740"/>
+          <w:tab w:val="left" w:pos="14656"/>
+        </w:tabs>
+        <w:spacing w:after="0" w:line="240" w:lineRule="auto"/>
+        <w:rPr>
+          <w:rFonts w:ascii="Courier New" w:eastAsia="Times New Roman" w:hAnsi="Courier New" w:cs="Courier New"/>
+          <w:sz w:val="20"/>
+          <w:szCs w:val="20"/>
+        </w:rPr>
+      </w:pPr>
+      <w:r>
+        <w:rPr>
+          <w:rFonts w:ascii="Courier New" w:eastAsia="Times New Roman" w:hAnsi="Courier New" w:cs="Courier New"/>
+          <w:sz w:val="20"/>
+          <w:szCs w:val="20"/>
+        </w:rPr>
+        <w:t>print(rev)</w:t>
+      </w:r>
+    </w:p>
+    <w:p>
+      <w:pPr>
+        <w:spacing w:after="0" w:line="240" w:lineRule="auto"/>
+        <w:rPr>
+          <w:rFonts w:ascii="Times New Roman" w:eastAsia="Times New Roman" w:hAnsi="Times New Roman" w:cs="Times New Roman"/>
+          <w:sz w:val="24"/>
+          <w:szCs w:val="24"/>
+        </w:rPr>
+      </w:pPr>
+      <w:r>
+        <w:rPr>
+          <w:rFonts w:ascii="Times New Roman" w:eastAsia="Times New Roman" w:hAnsi="Times New Roman" w:cs="Times New Roman"/>
+          <w:sz w:val="24"/>
+          <w:szCs w:val="24"/>
+        </w:rPr>
+        <w:pict>
+          <v:rect id="_x0000_i1138" style="width:0;height:1.5pt" o:hralign="center" o:hrstd="t" o:hr="t" fillcolor="#a0a0a0" stroked="f"/>
+        </w:pict>
+      </w:r>
+    </w:p>
+    <w:p>
+      <w:pPr>
+        <w:spacing w:before="100" w:beforeAutospacing="1" w:after="100" w:afterAutospacing="1" w:line="240" w:lineRule="auto"/>
+        <w:outlineLvl w:val="2"/>
+        <w:rPr>
+          <w:rFonts w:ascii="Times New Roman" w:eastAsia="Times New Roman" w:hAnsi="Times New Roman" w:cs="Times New Roman"/>
+          <w:b/>
+          <w:bCs/>
+          <w:sz w:val="27"/>
+          <w:szCs w:val="27"/>
+        </w:rPr>
+      </w:pPr>
+      <w:r>
+        <w:rPr>
+          <w:rFonts w:ascii="Times New Roman" w:eastAsia="Times New Roman" w:hAnsi="Times New Roman" w:cs="Times New Roman"/>
+          <w:b/>
+          <w:bCs/>
+          <w:sz w:val="27"/>
+          <w:szCs w:val="27"/>
+        </w:rPr>
+        <w:t>14️</w:t>
+      </w:r>
+      <w:r>
+        <w:rPr>
+          <w:rFonts w:ascii="Tahoma" w:eastAsia="Times New Roman" w:hAnsi="Tahoma" w:cs="Tahoma"/>
+          <w:b/>
+          <w:bCs/>
+          <w:sz w:val="27"/>
+          <w:szCs w:val="27"/>
+        </w:rPr>
+        <w:t>⃣</w:t>
+      </w:r>
+      <w:r>
+        <w:rPr>
+          <w:rFonts w:ascii="Times New Roman" w:eastAsia="Times New Roman" w:hAnsi="Times New Roman" w:cs="Times New Roman"/>
+          <w:b/>
+          <w:bCs/>
+          <w:sz w:val="27"/>
+          <w:szCs w:val="27"/>
+        </w:rPr>
+        <w:t xml:space="preserve"> Count vowels in a string.</w:t>
+      </w:r>
+    </w:p>
+    <w:p>
+      <w:pPr>
+        <w:tabs>
+          <w:tab w:val="left" w:pos="916"/>
+          <w:tab w:val="left" w:pos="1832"/>
+          <w:tab w:val="left" w:pos="2748"/>
+          <w:tab w:val="left" w:pos="3664"/>
+          <w:tab w:val="left" w:pos="4580"/>
+          <w:tab w:val="left" w:pos="5496"/>
+          <w:tab w:val="left" w:pos="6412"/>
+          <w:tab w:val="left" w:pos="7328"/>
+          <w:tab w:val="left" w:pos="8244"/>
+          <w:tab w:val="left" w:pos="9160"/>
+          <w:tab w:val="left" w:pos="10076"/>
+          <w:tab w:val="left" w:pos="10992"/>
+          <w:tab w:val="left" w:pos="11908"/>
+          <w:tab w:val="left" w:pos="12824"/>
+          <w:tab w:val="left" w:pos="13740"/>
+          <w:tab w:val="left" w:pos="14656"/>
+        </w:tabs>
+        <w:spacing w:after="0" w:line="240" w:lineRule="auto"/>
+        <w:rPr>
+          <w:rFonts w:ascii="Courier New" w:eastAsia="Times New Roman" w:hAnsi="Courier New" w:cs="Courier New"/>
+          <w:sz w:val="20"/>
+          <w:szCs w:val="20"/>
+        </w:rPr>
+      </w:pPr>
+      <w:r>
+        <w:rPr>
+          <w:rFonts w:ascii="Courier New" w:eastAsia="Times New Roman" w:hAnsi="Courier New" w:cs="Courier New"/>
+          <w:sz w:val="20"/>
+          <w:szCs w:val="20"/>
+        </w:rPr>
+        <w:t>text = "education"</w:t>
+      </w:r>
+    </w:p>
+    <w:p>
+      <w:pPr>
+        <w:tabs>
+          <w:tab w:val="left" w:pos="916"/>
+          <w:tab w:val="left" w:pos="1832"/>
+          <w:tab w:val="left" w:pos="2748"/>
+          <w:tab w:val="left" w:pos="3664"/>
+          <w:tab w:val="left" w:pos="4580"/>
+          <w:tab w:val="left" w:pos="5496"/>
+          <w:tab w:val="left" w:pos="6412"/>
+          <w:tab w:val="left" w:pos="7328"/>
+          <w:tab w:val="left" w:pos="8244"/>
+          <w:tab w:val="left" w:pos="9160"/>
+          <w:tab w:val="left" w:pos="10076"/>
+          <w:tab w:val="left" w:pos="10992"/>
+          <w:tab w:val="left" w:pos="11908"/>
+          <w:tab w:val="left" w:pos="12824"/>
+          <w:tab w:val="left" w:pos="13740"/>
+          <w:tab w:val="left" w:pos="14656"/>
+        </w:tabs>
+        <w:spacing w:after="0" w:line="240" w:lineRule="auto"/>
+        <w:rPr>
+          <w:rFonts w:ascii="Courier New" w:eastAsia="Times New Roman" w:hAnsi="Courier New" w:cs="Courier New"/>
+          <w:sz w:val="20"/>
+          <w:szCs w:val="20"/>
+        </w:rPr>
+      </w:pPr>
+      <w:r>
+        <w:rPr>
+          <w:rFonts w:ascii="Courier New" w:eastAsia="Times New Roman" w:hAnsi="Courier New" w:cs="Courier New"/>
+          <w:sz w:val="20"/>
+          <w:szCs w:val="20"/>
+        </w:rPr>
+        <w:t>count = 0</w:t>
+      </w:r>
+    </w:p>
+    <w:p>
+      <w:pPr>
+        <w:tabs>
+          <w:tab w:val="left" w:pos="916"/>
+          <w:tab w:val="left" w:pos="1832"/>
+          <w:tab w:val="left" w:pos="2748"/>
+          <w:tab w:val="left" w:pos="3664"/>
+          <w:tab w:val="left" w:pos="4580"/>
+          <w:tab w:val="left" w:pos="5496"/>
+          <w:tab w:val="left" w:pos="6412"/>
+          <w:tab w:val="left" w:pos="7328"/>
+          <w:tab w:val="left" w:pos="8244"/>
+          <w:tab w:val="left" w:pos="9160"/>
+          <w:tab w:val="left" w:pos="10076"/>
+          <w:tab w:val="left" w:pos="10992"/>
+          <w:tab w:val="left" w:pos="11908"/>
+          <w:tab w:val="left" w:pos="12824"/>
+          <w:tab w:val="left" w:pos="13740"/>
+          <w:tab w:val="left" w:pos="14656"/>
+        </w:tabs>
+        <w:spacing w:after="0" w:line="240" w:lineRule="auto"/>
+        <w:rPr>
+          <w:rFonts w:ascii="Courier New" w:eastAsia="Times New Roman" w:hAnsi="Courier New" w:cs="Courier New"/>
+          <w:sz w:val="20"/>
+          <w:szCs w:val="20"/>
+        </w:rPr>
+      </w:pPr>
+      <w:r>
+        <w:rPr>
+          <w:rFonts w:ascii="Courier New" w:eastAsia="Times New Roman" w:hAnsi="Courier New" w:cs="Courier New"/>
+          <w:sz w:val="20"/>
+          <w:szCs w:val="20"/>
+        </w:rPr>
+        <w:t>for ch in text:</w:t>
+      </w:r>
+    </w:p>
+    <w:p>
+      <w:pPr>
+        <w:tabs>
+          <w:tab w:val="left" w:pos="916"/>
+          <w:tab w:val="left" w:pos="1832"/>
+          <w:tab w:val="left" w:pos="2748"/>
+          <w:tab w:val="left" w:pos="3664"/>
+          <w:tab w:val="left" w:pos="4580"/>
+          <w:tab w:val="left" w:pos="5496"/>
+          <w:tab w:val="left" w:pos="6412"/>
+          <w:tab w:val="left" w:pos="7328"/>
+          <w:tab w:val="left" w:pos="8244"/>
+          <w:tab w:val="left" w:pos="9160"/>
+          <w:tab w:val="left" w:pos="10076"/>
+          <w:tab w:val="left" w:pos="10992"/>
+          <w:tab w:val="left" w:pos="11908"/>
+          <w:tab w:val="left" w:pos="12824"/>
+          <w:tab w:val="left" w:pos="13740"/>
+          <w:tab w:val="left" w:pos="14656"/>
+        </w:tabs>
+        <w:spacing w:after="0" w:line="240" w:lineRule="auto"/>
+        <w:rPr>
+          <w:rFonts w:ascii="Courier New" w:eastAsia="Times New Roman" w:hAnsi="Courier New" w:cs="Courier New"/>
+          <w:sz w:val="20"/>
+          <w:szCs w:val="20"/>
+        </w:rPr>
+      </w:pPr>
+      <w:r>
+        <w:rPr>
+          <w:rFonts w:ascii="Courier New" w:eastAsia="Times New Roman" w:hAnsi="Courier New" w:cs="Courier New"/>
+          <w:sz w:val="20"/>
+          <w:szCs w:val="20"/>
+        </w:rPr>
+        <w:t xml:space="preserve">    if ch in "aeiou":</w:t>
+      </w:r>
+    </w:p>
+    <w:p>
+      <w:pPr>
+        <w:tabs>
+          <w:tab w:val="left" w:pos="916"/>
+          <w:tab w:val="left" w:pos="1832"/>
+          <w:tab w:val="left" w:pos="2748"/>
+          <w:tab w:val="left" w:pos="3664"/>
+          <w:tab w:val="left" w:pos="4580"/>
+          <w:tab w:val="left" w:pos="5496"/>
+          <w:tab w:val="left" w:pos="6412"/>
+          <w:tab w:val="left" w:pos="7328"/>
+          <w:tab w:val="left" w:pos="8244"/>
+          <w:tab w:val="left" w:pos="9160"/>
+          <w:tab w:val="left" w:pos="10076"/>
+          <w:tab w:val="left" w:pos="10992"/>
+          <w:tab w:val="left" w:pos="11908"/>
+          <w:tab w:val="left" w:pos="12824"/>
+          <w:tab w:val="left" w:pos="13740"/>
+          <w:tab w:val="left" w:pos="14656"/>
+        </w:tabs>
+        <w:spacing w:after="0" w:line="240" w:lineRule="auto"/>
+        <w:rPr>
+          <w:rFonts w:ascii="Courier New" w:eastAsia="Times New Roman" w:hAnsi="Courier New" w:cs="Courier New"/>
+          <w:sz w:val="20"/>
+          <w:szCs w:val="20"/>
+        </w:rPr>
+      </w:pPr>
+      <w:r>
+        <w:rPr>
+          <w:rFonts w:ascii="Courier New" w:eastAsia="Times New Roman" w:hAnsi="Courier New" w:cs="Courier New"/>
+          <w:sz w:val="20"/>
+          <w:szCs w:val="20"/>
+        </w:rPr>
+        <w:t xml:space="preserve">        count += 1</w:t>
+      </w:r>
+    </w:p>
+    <w:p>
+      <w:pPr>
+        <w:tabs>
+          <w:tab w:val="left" w:pos="916"/>
+          <w:tab w:val="left" w:pos="1832"/>
+          <w:tab w:val="left" w:pos="2748"/>
+          <w:tab w:val="left" w:pos="3664"/>
+          <w:tab w:val="left" w:pos="4580"/>
+          <w:tab w:val="left" w:pos="5496"/>
+          <w:tab w:val="left" w:pos="6412"/>
+          <w:tab w:val="left" w:pos="7328"/>
+          <w:tab w:val="left" w:pos="8244"/>
+          <w:tab w:val="left" w:pos="9160"/>
+          <w:tab w:val="left" w:pos="10076"/>
+          <w:tab w:val="left" w:pos="10992"/>
+          <w:tab w:val="left" w:pos="11908"/>
+          <w:tab w:val="left" w:pos="12824"/>
+          <w:tab w:val="left" w:pos="13740"/>
+          <w:tab w:val="left" w:pos="14656"/>
+        </w:tabs>
+        <w:spacing w:after="0" w:line="240" w:lineRule="auto"/>
+        <w:rPr>
+          <w:rFonts w:ascii="Courier New" w:eastAsia="Times New Roman" w:hAnsi="Courier New" w:cs="Courier New"/>
+          <w:sz w:val="20"/>
+          <w:szCs w:val="20"/>
+        </w:rPr>
+      </w:pPr>
+      <w:r>
+        <w:rPr>
+          <w:rFonts w:ascii="Courier New" w:eastAsia="Times New Roman" w:hAnsi="Courier New" w:cs="Courier New"/>
+          <w:sz w:val="20"/>
+          <w:szCs w:val="20"/>
+        </w:rPr>
+        <w:t>print(count)</w:t>
+      </w:r>
+    </w:p>
+    <w:p>
+      <w:pPr>
+        <w:spacing w:after="0" w:line="240" w:lineRule="auto"/>
+        <w:rPr>
+          <w:rFonts w:ascii="Times New Roman" w:eastAsia="Times New Roman" w:hAnsi="Times New Roman" w:cs="Times New Roman"/>
+          <w:sz w:val="24"/>
+          <w:szCs w:val="24"/>
+        </w:rPr>
+      </w:pPr>
+      <w:r>
+        <w:rPr>
+          <w:rFonts w:ascii="Times New Roman" w:eastAsia="Times New Roman" w:hAnsi="Times New Roman" w:cs="Times New Roman"/>
+          <w:sz w:val="24"/>
+          <w:szCs w:val="24"/>
+        </w:rPr>
+        <w:pict>
+          <v:rect id="_x0000_i1139" style="width:0;height:1.5pt" o:hralign="center" o:hrstd="t" o:hr="t" fillcolor="#a0a0a0" stroked="f"/>
+        </w:pict>
+      </w:r>
+    </w:p>
+    <w:p>
+      <w:pPr>
+        <w:spacing w:before="100" w:beforeAutospacing="1" w:after="100" w:afterAutospacing="1" w:line="240" w:lineRule="auto"/>
+        <w:outlineLvl w:val="2"/>
+        <w:rPr>
+          <w:rFonts w:ascii="Times New Roman" w:eastAsia="Times New Roman" w:hAnsi="Times New Roman" w:cs="Times New Roman"/>
+          <w:b/>
+          <w:bCs/>
+          <w:sz w:val="27"/>
+          <w:szCs w:val="27"/>
+        </w:rPr>
+      </w:pPr>
+      <w:r>
+        <w:rPr>
+          <w:rFonts w:ascii="Times New Roman" w:eastAsia="Times New Roman" w:hAnsi="Times New Roman" w:cs="Times New Roman"/>
+          <w:b/>
+          <w:bCs/>
+          <w:sz w:val="27"/>
+          <w:szCs w:val="27"/>
+        </w:rPr>
+        <w:t>15️</w:t>
+      </w:r>
+      <w:r>
+        <w:rPr>
+          <w:rFonts w:ascii="Tahoma" w:eastAsia="Times New Roman" w:hAnsi="Tahoma" w:cs="Tahoma"/>
+          <w:b/>
+          <w:bCs/>
+          <w:sz w:val="27"/>
+          <w:szCs w:val="27"/>
+        </w:rPr>
+        <w:t>⃣</w:t>
+      </w:r>
+      <w:r>
+        <w:rPr>
+          <w:rFonts w:ascii="Times New Roman" w:eastAsia="Times New Roman" w:hAnsi="Times New Roman" w:cs="Times New Roman"/>
+          <w:b/>
+          <w:bCs/>
+          <w:sz w:val="27"/>
+          <w:szCs w:val="27"/>
+        </w:rPr>
+        <w:t xml:space="preserve"> What is an infinite loop?</w:t>
+      </w:r>
+    </w:p>
+    <w:p>
+      <w:pPr>
+        <w:spacing w:before="100" w:beforeAutospacing="1" w:after="100" w:afterAutospacing="1" w:line="240" w:lineRule="auto"/>
+        <w:rPr>
+          <w:rFonts w:ascii="Times New Roman" w:eastAsia="Times New Roman" w:hAnsi="Times New Roman" w:cs="Times New Roman"/>
+          <w:sz w:val="24"/>
+          <w:szCs w:val="24"/>
+        </w:rPr>
+      </w:pPr>
+      <w:r>
+        <w:rPr>
+          <w:rFonts w:ascii="Times New Roman" w:eastAsia="Times New Roman" w:hAnsi="Times New Roman" w:cs="Times New Roman"/>
+          <w:sz w:val="24"/>
+          <w:szCs w:val="24"/>
+        </w:rPr>
+        <w:t>A loop that never terminates unless manually stopped.</w:t>
+      </w:r>
+    </w:p>
+    <w:p>
+      <w:pPr>
+        <w:spacing w:before="100" w:beforeAutospacing="1" w:after="100" w:afterAutospacing="1" w:line="240" w:lineRule="auto"/>
+        <w:rPr>
+          <w:rFonts w:ascii="Times New Roman" w:eastAsia="Times New Roman" w:hAnsi="Times New Roman" w:cs="Times New Roman"/>
+          <w:sz w:val="24"/>
+          <w:szCs w:val="24"/>
+        </w:rPr>
+      </w:pPr>
+      <w:r>
+        <w:rPr>
+          <w:rFonts w:ascii="Times New Roman" w:eastAsia="Times New Roman" w:hAnsi="Times New Roman" w:cs="Times New Roman"/>
+          <w:sz w:val="24"/>
+          <w:szCs w:val="24"/>
+        </w:rPr>
+        <w:t>Example:</w:t>
+      </w:r>
+    </w:p>
+    <w:p>
+      <w:pPr>
+        <w:tabs>
+          <w:tab w:val="left" w:pos="916"/>
+          <w:tab w:val="left" w:pos="1832"/>
+          <w:tab w:val="left" w:pos="2748"/>
+          <w:tab w:val="left" w:pos="3664"/>
+          <w:tab w:val="left" w:pos="4580"/>
+          <w:tab w:val="left" w:pos="5496"/>
+          <w:tab w:val="left" w:pos="6412"/>
+          <w:tab w:val="left" w:pos="7328"/>
+          <w:tab w:val="left" w:pos="8244"/>
+          <w:tab w:val="left" w:pos="9160"/>
+          <w:tab w:val="left" w:pos="10076"/>
+          <w:tab w:val="left" w:pos="10992"/>
+          <w:tab w:val="left" w:pos="11908"/>
+          <w:tab w:val="left" w:pos="12824"/>
+          <w:tab w:val="left" w:pos="13740"/>
+          <w:tab w:val="left" w:pos="14656"/>
+        </w:tabs>
+        <w:spacing w:after="0" w:line="240" w:lineRule="auto"/>
+        <w:rPr>
+          <w:rFonts w:ascii="Courier New" w:eastAsia="Times New Roman" w:hAnsi="Courier New" w:cs="Courier New"/>
+          <w:sz w:val="20"/>
+          <w:szCs w:val="20"/>
+        </w:rPr>
+      </w:pPr>
+      <w:r>
+        <w:rPr>
+          <w:rFonts w:ascii="Courier New" w:eastAsia="Times New Roman" w:hAnsi="Courier New" w:cs="Courier New"/>
+          <w:sz w:val="20"/>
+          <w:szCs w:val="20"/>
+        </w:rPr>
+        <w:t>while True:</w:t>
+      </w:r>
+    </w:p>
+    <w:p>
+      <w:pPr>
+        <w:tabs>
+          <w:tab w:val="left" w:pos="916"/>
+          <w:tab w:val="left" w:pos="1832"/>
+          <w:tab w:val="left" w:pos="2748"/>
+          <w:tab w:val="left" w:pos="3664"/>
+          <w:tab w:val="left" w:pos="4580"/>
+          <w:tab w:val="left" w:pos="5496"/>
+          <w:tab w:val="left" w:pos="6412"/>
+          <w:tab w:val="left" w:pos="7328"/>
+          <w:tab w:val="left" w:pos="8244"/>
+          <w:tab w:val="left" w:pos="9160"/>
+          <w:tab w:val="left" w:pos="10076"/>
+          <w:tab w:val="left" w:pos="10992"/>
+          <w:tab w:val="left" w:pos="11908"/>
+          <w:tab w:val="left" w:pos="12824"/>
+          <w:tab w:val="left" w:pos="13740"/>
+          <w:tab w:val="left" w:pos="14656"/>
+        </w:tabs>
+        <w:spacing w:after="0" w:line="240" w:lineRule="auto"/>
+        <w:rPr>
+          <w:rFonts w:ascii="Courier New" w:eastAsia="Times New Roman" w:hAnsi="Courier New" w:cs="Courier New"/>
+          <w:sz w:val="20"/>
+          <w:szCs w:val="20"/>
+        </w:rPr>
+      </w:pPr>
+      <w:r>
+        <w:rPr>
+          <w:rFonts w:ascii="Courier New" w:eastAsia="Times New Roman" w:hAnsi="Courier New" w:cs="Courier New"/>
+          <w:sz w:val="20"/>
+          <w:szCs w:val="20"/>
+        </w:rPr>
+        <w:t xml:space="preserve">    print("Infinite loop")</w:t>
+      </w:r>
+    </w:p>
+    <w:p>
+      <w:pPr>
+        <w:spacing w:after="0" w:line="240" w:lineRule="auto"/>
+        <w:rPr>
+          <w:rFonts w:ascii="Times New Roman" w:eastAsia="Times New Roman" w:hAnsi="Times New Roman" w:cs="Times New Roman"/>
+          <w:sz w:val="24"/>
+          <w:szCs w:val="24"/>
+        </w:rPr>
+      </w:pPr>
+      <w:r>
+        <w:rPr>
+          <w:rFonts w:ascii="Times New Roman" w:eastAsia="Times New Roman" w:hAnsi="Times New Roman" w:cs="Times New Roman"/>
+          <w:sz w:val="24"/>
+          <w:szCs w:val="24"/>
+        </w:rPr>
+        <w:pict>
+          <v:rect id="_x0000_i1140" style="width:0;height:1.5pt" o:hralign="center" o:hrstd="t" o:hr="t" fillcolor="#a0a0a0" stroked="f"/>
+        </w:pict>
+      </w:r>
+    </w:p>
+    <w:p>
+      <w:pPr>
+        <w:spacing w:before="100" w:beforeAutospacing="1" w:after="100" w:afterAutospacing="1" w:line="240" w:lineRule="auto"/>
+        <w:outlineLvl w:val="2"/>
+        <w:rPr>
+          <w:rFonts w:ascii="Times New Roman" w:eastAsia="Times New Roman" w:hAnsi="Times New Roman" w:cs="Times New Roman"/>
+          <w:b/>
+          <w:bCs/>
+          <w:sz w:val="27"/>
+          <w:szCs w:val="27"/>
+        </w:rPr>
+      </w:pPr>
+      <w:r>
+        <w:rPr>
+          <w:rFonts w:ascii="Times New Roman" w:eastAsia="Times New Roman" w:hAnsi="Times New Roman" w:cs="Times New Roman"/>
+          <w:b/>
+          <w:bCs/>
+          <w:sz w:val="27"/>
+          <w:szCs w:val="27"/>
+        </w:rPr>
+        <w:t>16️</w:t>
+      </w:r>
+      <w:r>
+        <w:rPr>
+          <w:rFonts w:ascii="Tahoma" w:eastAsia="Times New Roman" w:hAnsi="Tahoma" w:cs="Tahoma"/>
+          <w:b/>
+          <w:bCs/>
+          <w:sz w:val="27"/>
+          <w:szCs w:val="27"/>
+        </w:rPr>
+        <w:t>⃣</w:t>
+      </w:r>
+      <w:r>
+        <w:rPr>
+          <w:rFonts w:ascii="Times New Roman" w:eastAsia="Times New Roman" w:hAnsi="Times New Roman" w:cs="Times New Roman"/>
+          <w:b/>
+          <w:bCs/>
+          <w:sz w:val="27"/>
+          <w:szCs w:val="27"/>
+        </w:rPr>
+        <w:t xml:space="preserve"> How to loop through a dictionary?</w:t>
+      </w:r>
+    </w:p>
+    <w:p>
+      <w:pPr>
+        <w:tabs>
+          <w:tab w:val="left" w:pos="916"/>
+          <w:tab w:val="left" w:pos="1832"/>
+          <w:tab w:val="left" w:pos="2748"/>
+          <w:tab w:val="left" w:pos="3664"/>
+          <w:tab w:val="left" w:pos="4580"/>
+          <w:tab w:val="left" w:pos="5496"/>
+          <w:tab w:val="left" w:pos="6412"/>
+          <w:tab w:val="left" w:pos="7328"/>
+          <w:tab w:val="left" w:pos="8244"/>
+          <w:tab w:val="left" w:pos="9160"/>
+          <w:tab w:val="left" w:pos="10076"/>
+          <w:tab w:val="left" w:pos="10992"/>
+          <w:tab w:val="left" w:pos="11908"/>
+          <w:tab w:val="left" w:pos="12824"/>
+          <w:tab w:val="left" w:pos="13740"/>
+          <w:tab w:val="left" w:pos="14656"/>
+        </w:tabs>
+        <w:spacing w:after="0" w:line="240" w:lineRule="auto"/>
+        <w:rPr>
+          <w:rFonts w:ascii="Courier New" w:eastAsia="Times New Roman" w:hAnsi="Courier New" w:cs="Courier New"/>
+          <w:sz w:val="20"/>
+          <w:szCs w:val="20"/>
+        </w:rPr>
+      </w:pPr>
+      <w:r>
+        <w:rPr>
+          <w:rFonts w:ascii="Courier New" w:eastAsia="Times New Roman" w:hAnsi="Courier New" w:cs="Courier New"/>
+          <w:sz w:val="20"/>
+          <w:szCs w:val="20"/>
+        </w:rPr>
+        <w:t>d = {"a": 1, "b": 2}</w:t>
+      </w:r>
+    </w:p>
+    <w:p>
+      <w:pPr>
+        <w:tabs>
+          <w:tab w:val="left" w:pos="916"/>
+          <w:tab w:val="left" w:pos="1832"/>
+          <w:tab w:val="left" w:pos="2748"/>
+          <w:tab w:val="left" w:pos="3664"/>
+          <w:tab w:val="left" w:pos="4580"/>
+          <w:tab w:val="left" w:pos="5496"/>
+          <w:tab w:val="left" w:pos="6412"/>
+          <w:tab w:val="left" w:pos="7328"/>
+          <w:tab w:val="left" w:pos="8244"/>
+          <w:tab w:val="left" w:pos="9160"/>
+          <w:tab w:val="left" w:pos="10076"/>
+          <w:tab w:val="left" w:pos="10992"/>
+          <w:tab w:val="left" w:pos="11908"/>
+          <w:tab w:val="left" w:pos="12824"/>
+          <w:tab w:val="left" w:pos="13740"/>
+          <w:tab w:val="left" w:pos="14656"/>
+        </w:tabs>
+        <w:spacing w:after="0" w:line="240" w:lineRule="auto"/>
+        <w:rPr>
+          <w:rFonts w:ascii="Courier New" w:eastAsia="Times New Roman" w:hAnsi="Courier New" w:cs="Courier New"/>
+          <w:sz w:val="20"/>
+          <w:szCs w:val="20"/>
+        </w:rPr>
+      </w:pPr>
+      <w:r>
+        <w:rPr>
+          <w:rFonts w:ascii="Courier New" w:eastAsia="Times New Roman" w:hAnsi="Courier New" w:cs="Courier New"/>
+          <w:sz w:val="20"/>
+          <w:szCs w:val="20"/>
+        </w:rPr>
+        <w:t>for k, v in d.items():</w:t>
+      </w:r>
+    </w:p>
+    <w:p>
+      <w:pPr>
+        <w:tabs>
+          <w:tab w:val="left" w:pos="916"/>
+          <w:tab w:val="left" w:pos="1832"/>
+          <w:tab w:val="left" w:pos="2748"/>
+          <w:tab w:val="left" w:pos="3664"/>
+          <w:tab w:val="left" w:pos="4580"/>
+          <w:tab w:val="left" w:pos="5496"/>
+          <w:tab w:val="left" w:pos="6412"/>
+          <w:tab w:val="left" w:pos="7328"/>
+          <w:tab w:val="left" w:pos="8244"/>
+          <w:tab w:val="left" w:pos="9160"/>
+          <w:tab w:val="left" w:pos="10076"/>
+          <w:tab w:val="left" w:pos="10992"/>
+          <w:tab w:val="left" w:pos="11908"/>
+          <w:tab w:val="left" w:pos="12824"/>
+          <w:tab w:val="left" w:pos="13740"/>
+          <w:tab w:val="left" w:pos="14656"/>
+        </w:tabs>
+        <w:spacing w:after="0" w:line="240" w:lineRule="auto"/>
+        <w:rPr>
+          <w:rFonts w:ascii="Courier New" w:eastAsia="Times New Roman" w:hAnsi="Courier New" w:cs="Courier New"/>
+          <w:sz w:val="20"/>
+          <w:szCs w:val="20"/>
+        </w:rPr>
+      </w:pPr>
+      <w:r>
+        <w:rPr>
+          <w:rFonts w:ascii="Courier New" w:eastAsia="Times New Roman" w:hAnsi="Courier New" w:cs="Courier New"/>
+          <w:sz w:val="20"/>
+          <w:szCs w:val="20"/>
+        </w:rPr>
+        <w:t xml:space="preserve">    print(k, v)</w:t>
+      </w:r>
+    </w:p>
+    <w:p>
+      <w:pPr>
+        <w:spacing w:after="0" w:line="240" w:lineRule="auto"/>
+        <w:rPr>
+          <w:rFonts w:ascii="Times New Roman" w:eastAsia="Times New Roman" w:hAnsi="Times New Roman" w:cs="Times New Roman"/>
+          <w:sz w:val="24"/>
+          <w:szCs w:val="24"/>
+        </w:rPr>
+      </w:pPr>
+      <w:r>
+        <w:rPr>
+          <w:rFonts w:ascii="Times New Roman" w:eastAsia="Times New Roman" w:hAnsi="Times New Roman" w:cs="Times New Roman"/>
+          <w:sz w:val="24"/>
+          <w:szCs w:val="24"/>
+        </w:rPr>
+        <w:pict>
+          <v:rect id="_x0000_i1141" style="width:0;height:1.5pt" o:hralign="center" o:hrstd="t" o:hr="t" fillcolor="#a0a0a0" stroked="f"/>
+        </w:pict>
+      </w:r>
+    </w:p>
+    <w:p>
+      <w:pPr>
+        <w:spacing w:before="100" w:beforeAutospacing="1" w:after="100" w:afterAutospacing="1" w:line="240" w:lineRule="auto"/>
+        <w:outlineLvl w:val="2"/>
+        <w:rPr>
+          <w:rFonts w:ascii="Times New Roman" w:eastAsia="Times New Roman" w:hAnsi="Times New Roman" w:cs="Times New Roman"/>
+          <w:b/>
+          <w:bCs/>
+          <w:sz w:val="27"/>
+          <w:szCs w:val="27"/>
+        </w:rPr>
+      </w:pPr>
+      <w:r>
+        <w:rPr>
+          <w:rFonts w:ascii="Times New Roman" w:eastAsia="Times New Roman" w:hAnsi="Times New Roman" w:cs="Times New Roman"/>
+          <w:b/>
+          <w:bCs/>
+          <w:sz w:val="27"/>
+          <w:szCs w:val="27"/>
+        </w:rPr>
+        <w:t>17️</w:t>
+      </w:r>
+      <w:r>
+        <w:rPr>
+          <w:rFonts w:ascii="Tahoma" w:eastAsia="Times New Roman" w:hAnsi="Tahoma" w:cs="Tahoma"/>
+          <w:b/>
+          <w:bCs/>
+          <w:sz w:val="27"/>
+          <w:szCs w:val="27"/>
+        </w:rPr>
+        <w:t>⃣</w:t>
+      </w:r>
+      <w:r>
+        <w:rPr>
+          <w:rFonts w:ascii="Times New Roman" w:eastAsia="Times New Roman" w:hAnsi="Times New Roman" w:cs="Times New Roman"/>
+          <w:b/>
+          <w:bCs/>
+          <w:sz w:val="27"/>
+          <w:szCs w:val="27"/>
+        </w:rPr>
+        <w:t xml:space="preserve"> Loop through two lists simultaneously.</w:t>
+      </w:r>
+    </w:p>
+    <w:p>
+      <w:pPr>
+        <w:tabs>
+          <w:tab w:val="left" w:pos="916"/>
+          <w:tab w:val="left" w:pos="1832"/>
+          <w:tab w:val="left" w:pos="2748"/>
+          <w:tab w:val="left" w:pos="3664"/>
+          <w:tab w:val="left" w:pos="4580"/>
+          <w:tab w:val="left" w:pos="5496"/>
+          <w:tab w:val="left" w:pos="6412"/>
+          <w:tab w:val="left" w:pos="7328"/>
+          <w:tab w:val="left" w:pos="8244"/>
+          <w:tab w:val="left" w:pos="9160"/>
+          <w:tab w:val="left" w:pos="10076"/>
+          <w:tab w:val="left" w:pos="10992"/>
+          <w:tab w:val="left" w:pos="11908"/>
+          <w:tab w:val="left" w:pos="12824"/>
+          <w:tab w:val="left" w:pos="13740"/>
+          <w:tab w:val="left" w:pos="14656"/>
+        </w:tabs>
+        <w:spacing w:after="0" w:line="240" w:lineRule="auto"/>
+        <w:rPr>
+          <w:rFonts w:ascii="Courier New" w:eastAsia="Times New Roman" w:hAnsi="Courier New" w:cs="Courier New"/>
+          <w:sz w:val="20"/>
+          <w:szCs w:val="20"/>
+        </w:rPr>
+      </w:pPr>
+      <w:r>
+        <w:rPr>
+          <w:rFonts w:ascii="Courier New" w:eastAsia="Times New Roman" w:hAnsi="Courier New" w:cs="Courier New"/>
+          <w:sz w:val="20"/>
+          <w:szCs w:val="20"/>
+        </w:rPr>
+        <w:t>names = ["Ali", "Sara"]</w:t>
+      </w:r>
+    </w:p>
+    <w:p>
+      <w:pPr>
+        <w:tabs>
+          <w:tab w:val="left" w:pos="916"/>
+          <w:tab w:val="left" w:pos="1832"/>
+          <w:tab w:val="left" w:pos="2748"/>
+          <w:tab w:val="left" w:pos="3664"/>
+          <w:tab w:val="left" w:pos="4580"/>
+          <w:tab w:val="left" w:pos="5496"/>
+          <w:tab w:val="left" w:pos="6412"/>
+          <w:tab w:val="left" w:pos="7328"/>
+          <w:tab w:val="left" w:pos="8244"/>
+          <w:tab w:val="left" w:pos="9160"/>
+          <w:tab w:val="left" w:pos="10076"/>
+          <w:tab w:val="left" w:pos="10992"/>
+          <w:tab w:val="left" w:pos="11908"/>
+          <w:tab w:val="left" w:pos="12824"/>
+          <w:tab w:val="left" w:pos="13740"/>
+          <w:tab w:val="left" w:pos="14656"/>
+        </w:tabs>
+        <w:spacing w:after="0" w:line="240" w:lineRule="auto"/>
+        <w:rPr>
+          <w:rFonts w:ascii="Courier New" w:eastAsia="Times New Roman" w:hAnsi="Courier New" w:cs="Courier New"/>
+          <w:sz w:val="20"/>
+          <w:szCs w:val="20"/>
+        </w:rPr>
+      </w:pPr>
+      <w:r>
+        <w:rPr>
+          <w:rFonts w:ascii="Courier New" w:eastAsia="Times New Roman" w:hAnsi="Courier New" w:cs="Courier New"/>
+          <w:sz w:val="20"/>
+          <w:szCs w:val="20"/>
+        </w:rPr>
+        <w:t>scores = [90, 85]</w:t>
+      </w:r>
+    </w:p>
+    <w:p>
+      <w:pPr>
+        <w:tabs>
+          <w:tab w:val="left" w:pos="916"/>
+          <w:tab w:val="left" w:pos="1832"/>
+          <w:tab w:val="left" w:pos="2748"/>
+          <w:tab w:val="left" w:pos="3664"/>
+          <w:tab w:val="left" w:pos="4580"/>
+          <w:tab w:val="left" w:pos="5496"/>
+          <w:tab w:val="left" w:pos="6412"/>
+          <w:tab w:val="left" w:pos="7328"/>
+          <w:tab w:val="left" w:pos="8244"/>
+          <w:tab w:val="left" w:pos="9160"/>
+          <w:tab w:val="left" w:pos="10076"/>
+          <w:tab w:val="left" w:pos="10992"/>
+          <w:tab w:val="left" w:pos="11908"/>
+          <w:tab w:val="left" w:pos="12824"/>
+          <w:tab w:val="left" w:pos="13740"/>
+          <w:tab w:val="left" w:pos="14656"/>
+        </w:tabs>
+        <w:spacing w:after="0" w:line="240" w:lineRule="auto"/>
+        <w:rPr>
+          <w:rFonts w:ascii="Courier New" w:eastAsia="Times New Roman" w:hAnsi="Courier New" w:cs="Courier New"/>
+          <w:sz w:val="20"/>
+          <w:szCs w:val="20"/>
+        </w:rPr>
+      </w:pPr>
+      <w:r>
+        <w:rPr>
+          <w:rFonts w:ascii="Courier New" w:eastAsia="Times New Roman" w:hAnsi="Courier New" w:cs="Courier New"/>
+          <w:sz w:val="20"/>
+          <w:szCs w:val="20"/>
+        </w:rPr>
+        <w:t>for n, s in zip(names, scores):</w:t>
+      </w:r>
+    </w:p>
+    <w:p>
+      <w:pPr>
+        <w:tabs>
+          <w:tab w:val="left" w:pos="916"/>
+          <w:tab w:val="left" w:pos="1832"/>
+          <w:tab w:val="left" w:pos="2748"/>
+          <w:tab w:val="left" w:pos="3664"/>
+          <w:tab w:val="left" w:pos="4580"/>
+          <w:tab w:val="left" w:pos="5496"/>
+          <w:tab w:val="left" w:pos="6412"/>
+          <w:tab w:val="left" w:pos="7328"/>
+          <w:tab w:val="left" w:pos="8244"/>
+          <w:tab w:val="left" w:pos="9160"/>
+          <w:tab w:val="left" w:pos="10076"/>
+          <w:tab w:val="left" w:pos="10992"/>
+          <w:tab w:val="left" w:pos="11908"/>
+          <w:tab w:val="left" w:pos="12824"/>
+          <w:tab w:val="left" w:pos="13740"/>
+          <w:tab w:val="left" w:pos="14656"/>
+        </w:tabs>
+        <w:spacing w:after="0" w:line="240" w:lineRule="auto"/>
+        <w:rPr>
+          <w:rFonts w:ascii="Courier New" w:eastAsia="Times New Roman" w:hAnsi="Courier New" w:cs="Courier New"/>
+          <w:sz w:val="20"/>
+          <w:szCs w:val="20"/>
+        </w:rPr>
+      </w:pPr>
+      <w:r>
+        <w:rPr>
+          <w:rFonts w:ascii="Courier New" w:eastAsia="Times New Roman" w:hAnsi="Courier New" w:cs="Courier New"/>
+          <w:sz w:val="20"/>
+          <w:szCs w:val="20"/>
+        </w:rPr>
+        <w:t xml:space="preserve">    print(n, s)</w:t>
+      </w:r>
+    </w:p>
+    <w:p>
+      <w:pPr>
+        <w:spacing w:after="0" w:line="240" w:lineRule="auto"/>
+        <w:rPr>
+          <w:rFonts w:ascii="Times New Roman" w:eastAsia="Times New Roman" w:hAnsi="Times New Roman" w:cs="Times New Roman"/>
+          <w:sz w:val="24"/>
+          <w:szCs w:val="24"/>
+        </w:rPr>
+      </w:pPr>
+      <w:r>
+        <w:rPr>
+          <w:rFonts w:ascii="Times New Roman" w:eastAsia="Times New Roman" w:hAnsi="Times New Roman" w:cs="Times New Roman"/>
+          <w:sz w:val="24"/>
+          <w:szCs w:val="24"/>
+        </w:rPr>
+        <w:pict>
+          <v:rect id="_x0000_i1142" style="width:0;height:1.5pt" o:hralign="center" o:hrstd="t" o:hr="t" fillcolor="#a0a0a0" stroked="f"/>
+        </w:pict>
+      </w:r>
+    </w:p>
+    <w:p>
+      <w:pPr>
+        <w:spacing w:before="100" w:beforeAutospacing="1" w:after="100" w:afterAutospacing="1" w:line="240" w:lineRule="auto"/>
+        <w:outlineLvl w:val="2"/>
+        <w:rPr>
+          <w:rFonts w:ascii="Times New Roman" w:eastAsia="Times New Roman" w:hAnsi="Times New Roman" w:cs="Times New Roman"/>
+          <w:b/>
+          <w:bCs/>
+          <w:sz w:val="27"/>
+          <w:szCs w:val="27"/>
+        </w:rPr>
+      </w:pPr>
+      <w:r>
+        <w:rPr>
+          <w:rFonts w:ascii="Times New Roman" w:eastAsia="Times New Roman" w:hAnsi="Times New Roman" w:cs="Times New Roman"/>
+          <w:b/>
+          <w:bCs/>
+          <w:sz w:val="27"/>
+          <w:szCs w:val="27"/>
+        </w:rPr>
+        <w:t>18️</w:t>
+      </w:r>
+      <w:r>
+        <w:rPr>
+          <w:rFonts w:ascii="Tahoma" w:eastAsia="Times New Roman" w:hAnsi="Tahoma" w:cs="Tahoma"/>
+          <w:b/>
+          <w:bCs/>
+          <w:sz w:val="27"/>
+          <w:szCs w:val="27"/>
+        </w:rPr>
+        <w:t>⃣</w:t>
+      </w:r>
+      <w:r>
+        <w:rPr>
+          <w:rFonts w:ascii="Times New Roman" w:eastAsia="Times New Roman" w:hAnsi="Times New Roman" w:cs="Times New Roman"/>
+          <w:b/>
+          <w:bCs/>
+          <w:sz w:val="27"/>
+          <w:szCs w:val="27"/>
+        </w:rPr>
+        <w:t xml:space="preserve"> What is the use of </w:t>
+      </w:r>
+      <w:r>
+        <w:rPr>
+          <w:rFonts w:ascii="Courier New" w:eastAsia="Times New Roman" w:hAnsi="Courier New" w:cs="Courier New"/>
+          <w:b/>
+          <w:bCs/>
+          <w:sz w:val="20"/>
+          <w:szCs w:val="20"/>
+        </w:rPr>
+        <w:t>range()</w:t>
+      </w:r>
+      <w:r>
+        <w:rPr>
+          <w:rFonts w:ascii="Times New Roman" w:eastAsia="Times New Roman" w:hAnsi="Times New Roman" w:cs="Times New Roman"/>
+          <w:b/>
+          <w:bCs/>
+          <w:sz w:val="27"/>
+          <w:szCs w:val="27"/>
+        </w:rPr>
+        <w:t xml:space="preserve"> function?</w:t>
+      </w:r>
+    </w:p>
+    <w:p>
+      <w:pPr>
+        <w:spacing w:before="100" w:beforeAutospacing="1" w:after="100" w:afterAutospacing="1" w:line="240" w:lineRule="auto"/>
+        <w:rPr>
+          <w:rFonts w:ascii="Times New Roman" w:eastAsia="Times New Roman" w:hAnsi="Times New Roman" w:cs="Times New Roman"/>
+          <w:sz w:val="24"/>
+          <w:szCs w:val="24"/>
+        </w:rPr>
+      </w:pPr>
+      <w:r>
+        <w:rPr>
+          <w:rFonts w:ascii="Times New Roman" w:eastAsia="Times New Roman" w:hAnsi="Times New Roman" w:cs="Times New Roman"/>
+          <w:sz w:val="24"/>
+          <w:szCs w:val="24"/>
+        </w:rPr>
+        <w:t>Generates a sequence of numbers to use in loops.</w:t>
+      </w:r>
+      <w:r>
+        <w:rPr>
+          <w:rFonts w:ascii="Times New Roman" w:eastAsia="Times New Roman" w:hAnsi="Times New Roman" w:cs="Times New Roman"/>
+          <w:sz w:val="24"/>
+          <w:szCs w:val="24"/>
+        </w:rPr>
+        <w:br/>
+        <w:t xml:space="preserve">Example: </w:t>
+      </w:r>
+      <w:r>
+        <w:rPr>
+          <w:rFonts w:ascii="Courier New" w:eastAsia="Times New Roman" w:hAnsi="Courier New" w:cs="Courier New"/>
+          <w:sz w:val="20"/>
+          <w:szCs w:val="20"/>
+        </w:rPr>
+        <w:t>range(start, stop, step)</w:t>
+      </w:r>
+    </w:p>
+    <w:p>
+      <w:pPr>
+        <w:spacing w:after="0" w:line="240" w:lineRule="auto"/>
+        <w:rPr>
+          <w:rFonts w:ascii="Times New Roman" w:eastAsia="Times New Roman" w:hAnsi="Times New Roman" w:cs="Times New Roman"/>
+          <w:sz w:val="24"/>
+          <w:szCs w:val="24"/>
+        </w:rPr>
+      </w:pPr>
+      <w:r>
+        <w:rPr>
+          <w:rFonts w:ascii="Times New Roman" w:eastAsia="Times New Roman" w:hAnsi="Times New Roman" w:cs="Times New Roman"/>
+          <w:sz w:val="24"/>
+          <w:szCs w:val="24"/>
+        </w:rPr>
+        <w:pict>
+          <v:rect id="_x0000_i1143" style="width:0;height:1.5pt" o:hralign="center" o:hrstd="t" o:hr="t" fillcolor="#a0a0a0" stroked="f"/>
+        </w:pict>
+      </w:r>
+    </w:p>
+    <w:p>
+      <w:pPr>
+        <w:spacing w:before="100" w:beforeAutospacing="1" w:after="100" w:afterAutospacing="1" w:line="240" w:lineRule="auto"/>
+        <w:outlineLvl w:val="2"/>
+        <w:rPr>
+          <w:rFonts w:ascii="Times New Roman" w:eastAsia="Times New Roman" w:hAnsi="Times New Roman" w:cs="Times New Roman"/>
+          <w:b/>
+          <w:bCs/>
+          <w:sz w:val="27"/>
+          <w:szCs w:val="27"/>
+        </w:rPr>
+      </w:pPr>
+      <w:r>
+        <w:rPr>
+          <w:rFonts w:ascii="Times New Roman" w:eastAsia="Times New Roman" w:hAnsi="Times New Roman" w:cs="Times New Roman"/>
+          <w:b/>
+          <w:bCs/>
+          <w:sz w:val="27"/>
+          <w:szCs w:val="27"/>
+        </w:rPr>
+        <w:t>19️</w:t>
+      </w:r>
+      <w:r>
+        <w:rPr>
+          <w:rFonts w:ascii="Tahoma" w:eastAsia="Times New Roman" w:hAnsi="Tahoma" w:cs="Tahoma"/>
+          <w:b/>
+          <w:bCs/>
+          <w:sz w:val="27"/>
+          <w:szCs w:val="27"/>
+        </w:rPr>
+        <w:t>⃣</w:t>
+      </w:r>
+      <w:r>
+        <w:rPr>
+          <w:rFonts w:ascii="Times New Roman" w:eastAsia="Times New Roman" w:hAnsi="Times New Roman" w:cs="Times New Roman"/>
+          <w:b/>
+          <w:bCs/>
+          <w:sz w:val="27"/>
+          <w:szCs w:val="27"/>
+        </w:rPr>
+        <w:t xml:space="preserve"> Loop through a string and print each character.</w:t>
+      </w:r>
+    </w:p>
+    <w:p>
+      <w:pPr>
+        <w:tabs>
+          <w:tab w:val="left" w:pos="916"/>
+          <w:tab w:val="left" w:pos="1832"/>
+          <w:tab w:val="left" w:pos="2748"/>
+          <w:tab w:val="left" w:pos="3664"/>
+          <w:tab w:val="left" w:pos="4580"/>
+          <w:tab w:val="left" w:pos="5496"/>
+          <w:tab w:val="left" w:pos="6412"/>
+          <w:tab w:val="left" w:pos="7328"/>
+          <w:tab w:val="left" w:pos="8244"/>
+          <w:tab w:val="left" w:pos="9160"/>
+          <w:tab w:val="left" w:pos="10076"/>
+          <w:tab w:val="left" w:pos="10992"/>
+          <w:tab w:val="left" w:pos="11908"/>
+          <w:tab w:val="left" w:pos="12824"/>
+          <w:tab w:val="left" w:pos="13740"/>
+          <w:tab w:val="left" w:pos="14656"/>
+        </w:tabs>
+        <w:spacing w:after="0" w:line="240" w:lineRule="auto"/>
+        <w:rPr>
+          <w:rFonts w:ascii="Courier New" w:eastAsia="Times New Roman" w:hAnsi="Courier New" w:cs="Courier New"/>
+          <w:sz w:val="20"/>
+          <w:szCs w:val="20"/>
+        </w:rPr>
+      </w:pPr>
+      <w:r>
+        <w:rPr>
+          <w:rFonts w:ascii="Courier New" w:eastAsia="Times New Roman" w:hAnsi="Courier New" w:cs="Courier New"/>
+          <w:sz w:val="20"/>
+          <w:szCs w:val="20"/>
+        </w:rPr>
+        <w:lastRenderedPageBreak/>
+        <w:t>for ch in "python":</w:t>
+      </w:r>
+    </w:p>
+    <w:p>
+      <w:pPr>
+        <w:tabs>
+          <w:tab w:val="left" w:pos="916"/>
+          <w:tab w:val="left" w:pos="1832"/>
+          <w:tab w:val="left" w:pos="2748"/>
+          <w:tab w:val="left" w:pos="3664"/>
+          <w:tab w:val="left" w:pos="4580"/>
+          <w:tab w:val="left" w:pos="5496"/>
+          <w:tab w:val="left" w:pos="6412"/>
+          <w:tab w:val="left" w:pos="7328"/>
+          <w:tab w:val="left" w:pos="8244"/>
+          <w:tab w:val="left" w:pos="9160"/>
+          <w:tab w:val="left" w:pos="10076"/>
+          <w:tab w:val="left" w:pos="10992"/>
+          <w:tab w:val="left" w:pos="11908"/>
+          <w:tab w:val="left" w:pos="12824"/>
+          <w:tab w:val="left" w:pos="13740"/>
+          <w:tab w:val="left" w:pos="14656"/>
+        </w:tabs>
+        <w:spacing w:after="0" w:line="240" w:lineRule="auto"/>
+        <w:rPr>
+          <w:rFonts w:ascii="Courier New" w:eastAsia="Times New Roman" w:hAnsi="Courier New" w:cs="Courier New"/>
+          <w:sz w:val="20"/>
+          <w:szCs w:val="20"/>
+        </w:rPr>
+      </w:pPr>
+      <w:r>
+        <w:rPr>
+          <w:rFonts w:ascii="Courier New" w:eastAsia="Times New Roman" w:hAnsi="Courier New" w:cs="Courier New"/>
+          <w:sz w:val="20"/>
+          <w:szCs w:val="20"/>
+        </w:rPr>
+        <w:t xml:space="preserve">    print(ch)</w:t>
+      </w:r>
+    </w:p>
+    <w:p>
+      <w:pPr>
+        <w:spacing w:after="0" w:line="240" w:lineRule="auto"/>
+        <w:rPr>
+          <w:rFonts w:ascii="Times New Roman" w:eastAsia="Times New Roman" w:hAnsi="Times New Roman" w:cs="Times New Roman"/>
+          <w:sz w:val="24"/>
+          <w:szCs w:val="24"/>
+        </w:rPr>
+      </w:pPr>
+      <w:r>
+        <w:rPr>
+          <w:rFonts w:ascii="Times New Roman" w:eastAsia="Times New Roman" w:hAnsi="Times New Roman" w:cs="Times New Roman"/>
+          <w:sz w:val="24"/>
+          <w:szCs w:val="24"/>
+        </w:rPr>
+        <w:pict>
+          <v:rect id="_x0000_i1144" style="width:0;height:1.5pt" o:hralign="center" o:hrstd="t" o:hr="t" fillcolor="#a0a0a0" stroked="f"/>
+        </w:pict>
+      </w:r>
+    </w:p>
+    <w:p>
+      <w:pPr>
+        <w:spacing w:before="100" w:beforeAutospacing="1" w:after="100" w:afterAutospacing="1" w:line="240" w:lineRule="auto"/>
+        <w:outlineLvl w:val="2"/>
+        <w:rPr>
+          <w:rFonts w:ascii="Times New Roman" w:eastAsia="Times New Roman" w:hAnsi="Times New Roman" w:cs="Times New Roman"/>
+          <w:b/>
+          <w:bCs/>
+          <w:sz w:val="27"/>
+          <w:szCs w:val="27"/>
+        </w:rPr>
+      </w:pPr>
+      <w:r>
+        <w:rPr>
+          <w:rFonts w:ascii="Times New Roman" w:eastAsia="Times New Roman" w:hAnsi="Times New Roman" w:cs="Times New Roman"/>
+          <w:b/>
+          <w:bCs/>
+          <w:sz w:val="27"/>
+          <w:szCs w:val="27"/>
+        </w:rPr>
+        <w:t>20️</w:t>
+      </w:r>
+      <w:r>
+        <w:rPr>
+          <w:rFonts w:ascii="Tahoma" w:eastAsia="Times New Roman" w:hAnsi="Tahoma" w:cs="Tahoma"/>
+          <w:b/>
+          <w:bCs/>
+          <w:sz w:val="27"/>
+          <w:szCs w:val="27"/>
+        </w:rPr>
+        <w:t>⃣</w:t>
+      </w:r>
+      <w:r>
+        <w:rPr>
+          <w:rFonts w:ascii="Times New Roman" w:eastAsia="Times New Roman" w:hAnsi="Times New Roman" w:cs="Times New Roman"/>
+          <w:b/>
+          <w:bCs/>
+          <w:sz w:val="27"/>
+          <w:szCs w:val="27"/>
+        </w:rPr>
+        <w:t xml:space="preserve"> Check if a number is prime using a loop.</w:t>
+      </w:r>
+    </w:p>
+    <w:p>
+      <w:pPr>
+        <w:tabs>
+          <w:tab w:val="left" w:pos="916"/>
+          <w:tab w:val="left" w:pos="1832"/>
+          <w:tab w:val="left" w:pos="2748"/>
+          <w:tab w:val="left" w:pos="3664"/>
+          <w:tab w:val="left" w:pos="4580"/>
+          <w:tab w:val="left" w:pos="5496"/>
+          <w:tab w:val="left" w:pos="6412"/>
+          <w:tab w:val="left" w:pos="7328"/>
+          <w:tab w:val="left" w:pos="8244"/>
+          <w:tab w:val="left" w:pos="9160"/>
+          <w:tab w:val="left" w:pos="10076"/>
+          <w:tab w:val="left" w:pos="10992"/>
+          <w:tab w:val="left" w:pos="11908"/>
+          <w:tab w:val="left" w:pos="12824"/>
+          <w:tab w:val="left" w:pos="13740"/>
+          <w:tab w:val="left" w:pos="14656"/>
+        </w:tabs>
+        <w:spacing w:after="0" w:line="240" w:lineRule="auto"/>
+        <w:rPr>
+          <w:rFonts w:ascii="Courier New" w:eastAsia="Times New Roman" w:hAnsi="Courier New" w:cs="Courier New"/>
+          <w:sz w:val="20"/>
+          <w:szCs w:val="20"/>
+        </w:rPr>
+      </w:pPr>
+      <w:r>
+        <w:rPr>
+          <w:rFonts w:ascii="Courier New" w:eastAsia="Times New Roman" w:hAnsi="Courier New" w:cs="Courier New"/>
+          <w:sz w:val="20"/>
+          <w:szCs w:val="20"/>
+        </w:rPr>
+        <w:t>num = 7</w:t>
+      </w:r>
+    </w:p>
+    <w:p>
+      <w:pPr>
+        <w:tabs>
+          <w:tab w:val="left" w:pos="916"/>
+          <w:tab w:val="left" w:pos="1832"/>
+          <w:tab w:val="left" w:pos="2748"/>
+          <w:tab w:val="left" w:pos="3664"/>
+          <w:tab w:val="left" w:pos="4580"/>
+          <w:tab w:val="left" w:pos="5496"/>
+          <w:tab w:val="left" w:pos="6412"/>
+          <w:tab w:val="left" w:pos="7328"/>
+          <w:tab w:val="left" w:pos="8244"/>
+          <w:tab w:val="left" w:pos="9160"/>
+          <w:tab w:val="left" w:pos="10076"/>
+          <w:tab w:val="left" w:pos="10992"/>
+          <w:tab w:val="left" w:pos="11908"/>
+          <w:tab w:val="left" w:pos="12824"/>
+          <w:tab w:val="left" w:pos="13740"/>
+          <w:tab w:val="left" w:pos="14656"/>
+        </w:tabs>
+        <w:spacing w:after="0" w:line="240" w:lineRule="auto"/>
+        <w:rPr>
+          <w:rFonts w:ascii="Courier New" w:eastAsia="Times New Roman" w:hAnsi="Courier New" w:cs="Courier New"/>
+          <w:sz w:val="20"/>
+          <w:szCs w:val="20"/>
+        </w:rPr>
+      </w:pPr>
+      <w:r>
+        <w:rPr>
+          <w:rFonts w:ascii="Courier New" w:eastAsia="Times New Roman" w:hAnsi="Courier New" w:cs="Courier New"/>
+          <w:sz w:val="20"/>
+          <w:szCs w:val="20"/>
+        </w:rPr>
+        <w:t>for i in range(2, num):</w:t>
+      </w:r>
+    </w:p>
+    <w:p>
+      <w:pPr>
+        <w:tabs>
+          <w:tab w:val="left" w:pos="916"/>
+          <w:tab w:val="left" w:pos="1832"/>
+          <w:tab w:val="left" w:pos="2748"/>
+          <w:tab w:val="left" w:pos="3664"/>
+          <w:tab w:val="left" w:pos="4580"/>
+          <w:tab w:val="left" w:pos="5496"/>
+          <w:tab w:val="left" w:pos="6412"/>
+          <w:tab w:val="left" w:pos="7328"/>
+          <w:tab w:val="left" w:pos="8244"/>
+          <w:tab w:val="left" w:pos="9160"/>
+          <w:tab w:val="left" w:pos="10076"/>
+          <w:tab w:val="left" w:pos="10992"/>
+          <w:tab w:val="left" w:pos="11908"/>
+          <w:tab w:val="left" w:pos="12824"/>
+          <w:tab w:val="left" w:pos="13740"/>
+          <w:tab w:val="left" w:pos="14656"/>
+        </w:tabs>
+        <w:spacing w:after="0" w:line="240" w:lineRule="auto"/>
+        <w:rPr>
+          <w:rFonts w:ascii="Courier New" w:eastAsia="Times New Roman" w:hAnsi="Courier New" w:cs="Courier New"/>
+          <w:sz w:val="20"/>
+          <w:szCs w:val="20"/>
+        </w:rPr>
+      </w:pPr>
+      <w:r>
+        <w:rPr>
+          <w:rFonts w:ascii="Courier New" w:eastAsia="Times New Roman" w:hAnsi="Courier New" w:cs="Courier New"/>
+          <w:sz w:val="20"/>
+          <w:szCs w:val="20"/>
+        </w:rPr>
+        <w:t xml:space="preserve">    if num % i == 0:</w:t>
+      </w:r>
+    </w:p>
+    <w:p>
+      <w:pPr>
+        <w:tabs>
+          <w:tab w:val="left" w:pos="916"/>
+          <w:tab w:val="left" w:pos="1832"/>
+          <w:tab w:val="left" w:pos="2748"/>
+          <w:tab w:val="left" w:pos="3664"/>
+          <w:tab w:val="left" w:pos="4580"/>
+          <w:tab w:val="left" w:pos="5496"/>
+          <w:tab w:val="left" w:pos="6412"/>
+          <w:tab w:val="left" w:pos="7328"/>
+          <w:tab w:val="left" w:pos="8244"/>
+          <w:tab w:val="left" w:pos="9160"/>
+          <w:tab w:val="left" w:pos="10076"/>
+          <w:tab w:val="left" w:pos="10992"/>
+          <w:tab w:val="left" w:pos="11908"/>
+          <w:tab w:val="left" w:pos="12824"/>
+          <w:tab w:val="left" w:pos="13740"/>
+          <w:tab w:val="left" w:pos="14656"/>
+        </w:tabs>
+        <w:spacing w:after="0" w:line="240" w:lineRule="auto"/>
+        <w:rPr>
+          <w:rFonts w:ascii="Courier New" w:eastAsia="Times New Roman" w:hAnsi="Courier New" w:cs="Courier New"/>
+          <w:sz w:val="20"/>
+          <w:szCs w:val="20"/>
+        </w:rPr>
+      </w:pPr>
+      <w:r>
+        <w:rPr>
+          <w:rFonts w:ascii="Courier New" w:eastAsia="Times New Roman" w:hAnsi="Courier New" w:cs="Courier New"/>
+          <w:sz w:val="20"/>
+          <w:szCs w:val="20"/>
+        </w:rPr>
+        <w:t xml:space="preserve">        print("Not prime")</w:t>
+      </w:r>
+    </w:p>
+    <w:p>
+      <w:pPr>
+        <w:tabs>
+          <w:tab w:val="left" w:pos="916"/>
+          <w:tab w:val="left" w:pos="1832"/>
+          <w:tab w:val="left" w:pos="2748"/>
+          <w:tab w:val="left" w:pos="3664"/>
+          <w:tab w:val="left" w:pos="4580"/>
+          <w:tab w:val="left" w:pos="5496"/>
+          <w:tab w:val="left" w:pos="6412"/>
+          <w:tab w:val="left" w:pos="7328"/>
+          <w:tab w:val="left" w:pos="8244"/>
+          <w:tab w:val="left" w:pos="9160"/>
+          <w:tab w:val="left" w:pos="10076"/>
+          <w:tab w:val="left" w:pos="10992"/>
+          <w:tab w:val="left" w:pos="11908"/>
+          <w:tab w:val="left" w:pos="12824"/>
+          <w:tab w:val="left" w:pos="13740"/>
+          <w:tab w:val="left" w:pos="14656"/>
+        </w:tabs>
+        <w:spacing w:after="0" w:line="240" w:lineRule="auto"/>
+        <w:rPr>
+          <w:rFonts w:ascii="Courier New" w:eastAsia="Times New Roman" w:hAnsi="Courier New" w:cs="Courier New"/>
+          <w:sz w:val="20"/>
+          <w:szCs w:val="20"/>
+        </w:rPr>
+      </w:pPr>
+      <w:r>
+        <w:rPr>
+          <w:rFonts w:ascii="Courier New" w:eastAsia="Times New Roman" w:hAnsi="Courier New" w:cs="Courier New"/>
+          <w:sz w:val="20"/>
+          <w:szCs w:val="20"/>
+        </w:rPr>
+        <w:t xml:space="preserve">        break</w:t>
+      </w:r>
+    </w:p>
+    <w:p>
+      <w:pPr>
+        <w:tabs>
+          <w:tab w:val="left" w:pos="916"/>
+          <w:tab w:val="left" w:pos="1832"/>
+          <w:tab w:val="left" w:pos="2748"/>
+          <w:tab w:val="left" w:pos="3664"/>
+          <w:tab w:val="left" w:pos="4580"/>
+          <w:tab w:val="left" w:pos="5496"/>
+          <w:tab w:val="left" w:pos="6412"/>
+          <w:tab w:val="left" w:pos="7328"/>
+          <w:tab w:val="left" w:pos="8244"/>
+          <w:tab w:val="left" w:pos="9160"/>
+          <w:tab w:val="left" w:pos="10076"/>
+          <w:tab w:val="left" w:pos="10992"/>
+          <w:tab w:val="left" w:pos="11908"/>
+          <w:tab w:val="left" w:pos="12824"/>
+          <w:tab w:val="left" w:pos="13740"/>
+          <w:tab w:val="left" w:pos="14656"/>
+        </w:tabs>
+        <w:spacing w:after="0" w:line="240" w:lineRule="auto"/>
+        <w:rPr>
+          <w:rFonts w:ascii="Courier New" w:eastAsia="Times New Roman" w:hAnsi="Courier New" w:cs="Courier New"/>
+          <w:sz w:val="20"/>
+          <w:szCs w:val="20"/>
+        </w:rPr>
+      </w:pPr>
+      <w:r>
+        <w:rPr>
+          <w:rFonts w:ascii="Courier New" w:eastAsia="Times New Roman" w:hAnsi="Courier New" w:cs="Courier New"/>
+          <w:sz w:val="20"/>
+          <w:szCs w:val="20"/>
+        </w:rPr>
+        <w:t>else:</w:t>
+      </w:r>
+    </w:p>
+    <w:p>
+      <w:pPr>
+        <w:tabs>
+          <w:tab w:val="left" w:pos="916"/>
+          <w:tab w:val="left" w:pos="1832"/>
+          <w:tab w:val="left" w:pos="2748"/>
+          <w:tab w:val="left" w:pos="3664"/>
+          <w:tab w:val="left" w:pos="4580"/>
+          <w:tab w:val="left" w:pos="5496"/>
+          <w:tab w:val="left" w:pos="6412"/>
+          <w:tab w:val="left" w:pos="7328"/>
+          <w:tab w:val="left" w:pos="8244"/>
+          <w:tab w:val="left" w:pos="9160"/>
+          <w:tab w:val="left" w:pos="10076"/>
+          <w:tab w:val="left" w:pos="10992"/>
+          <w:tab w:val="left" w:pos="11908"/>
+          <w:tab w:val="left" w:pos="12824"/>
+          <w:tab w:val="left" w:pos="13740"/>
+          <w:tab w:val="left" w:pos="14656"/>
+        </w:tabs>
+        <w:spacing w:after="0" w:line="240" w:lineRule="auto"/>
+        <w:rPr>
+          <w:rFonts w:ascii="Courier New" w:eastAsia="Times New Roman" w:hAnsi="Courier New" w:cs="Courier New"/>
+          <w:sz w:val="20"/>
+          <w:szCs w:val="20"/>
+        </w:rPr>
+      </w:pPr>
+      <w:r>
+        <w:rPr>
+          <w:rFonts w:ascii="Courier New" w:eastAsia="Times New Roman" w:hAnsi="Courier New" w:cs="Courier New"/>
+          <w:sz w:val="20"/>
+          <w:szCs w:val="20"/>
+        </w:rPr>
+        <w:t xml:space="preserve">    print("Prime")</w:t>
+      </w:r>
+    </w:p>
+    <w:p>
+      <w:pPr>
+        <w:spacing w:after="0" w:line="240" w:lineRule="auto"/>
+        <w:rPr>
+          <w:rFonts w:ascii="Times New Roman" w:eastAsia="Times New Roman" w:hAnsi="Times New Roman" w:cs="Times New Roman"/>
+          <w:sz w:val="24"/>
+          <w:szCs w:val="24"/>
+        </w:rPr>
+      </w:pPr>
+      <w:r>
+        <w:rPr>
+          <w:rFonts w:ascii="Times New Roman" w:eastAsia="Times New Roman" w:hAnsi="Times New Roman" w:cs="Times New Roman"/>
+          <w:sz w:val="24"/>
+          <w:szCs w:val="24"/>
+        </w:rPr>
+        <w:pict>
+          <v:rect id="_x0000_i1145" style="width:0;height:1.5pt" o:hralign="center" o:hrstd="t" o:hr="t" fillcolor="#a0a0a0" stroked="f"/>
+        </w:pict>
+      </w:r>
+    </w:p>
+    <w:p>
+      <w:pPr>
+        <w:spacing w:before="100" w:beforeAutospacing="1" w:after="100" w:afterAutospacing="1" w:line="240" w:lineRule="auto"/>
+        <w:outlineLvl w:val="2"/>
+        <w:rPr>
+          <w:rFonts w:ascii="Times New Roman" w:eastAsia="Times New Roman" w:hAnsi="Times New Roman" w:cs="Times New Roman"/>
+          <w:b/>
+          <w:bCs/>
+          <w:sz w:val="27"/>
+          <w:szCs w:val="27"/>
+        </w:rPr>
+      </w:pPr>
+      <w:r>
+        <w:rPr>
+          <w:rFonts w:ascii="Times New Roman" w:eastAsia="Times New Roman" w:hAnsi="Times New Roman" w:cs="Times New Roman"/>
+          <w:b/>
+          <w:bCs/>
+          <w:sz w:val="27"/>
+          <w:szCs w:val="27"/>
+        </w:rPr>
+        <w:t>21️</w:t>
+      </w:r>
+      <w:r>
+        <w:rPr>
+          <w:rFonts w:ascii="Tahoma" w:eastAsia="Times New Roman" w:hAnsi="Tahoma" w:cs="Tahoma"/>
+          <w:b/>
+          <w:bCs/>
+          <w:sz w:val="27"/>
+          <w:szCs w:val="27"/>
+        </w:rPr>
+        <w:t>⃣</w:t>
+      </w:r>
+      <w:r>
+        <w:rPr>
+          <w:rFonts w:ascii="Times New Roman" w:eastAsia="Times New Roman" w:hAnsi="Times New Roman" w:cs="Times New Roman"/>
+          <w:b/>
+          <w:bCs/>
+          <w:sz w:val="27"/>
+          <w:szCs w:val="27"/>
+        </w:rPr>
+        <w:t xml:space="preserve"> Loop with nested loops to print a pattern.</w:t>
+      </w:r>
+    </w:p>
+    <w:p>
+      <w:pPr>
+        <w:tabs>
+          <w:tab w:val="left" w:pos="916"/>
+          <w:tab w:val="left" w:pos="1832"/>
+          <w:tab w:val="left" w:pos="2748"/>
+          <w:tab w:val="left" w:pos="3664"/>
+          <w:tab w:val="left" w:pos="4580"/>
+          <w:tab w:val="left" w:pos="5496"/>
+          <w:tab w:val="left" w:pos="6412"/>
+          <w:tab w:val="left" w:pos="7328"/>
+          <w:tab w:val="left" w:pos="8244"/>
+          <w:tab w:val="left" w:pos="9160"/>
+          <w:tab w:val="left" w:pos="10076"/>
+          <w:tab w:val="left" w:pos="10992"/>
+          <w:tab w:val="left" w:pos="11908"/>
+          <w:tab w:val="left" w:pos="12824"/>
+          <w:tab w:val="left" w:pos="13740"/>
+          <w:tab w:val="left" w:pos="14656"/>
+        </w:tabs>
+        <w:spacing w:after="0" w:line="240" w:lineRule="auto"/>
+        <w:rPr>
+          <w:rFonts w:ascii="Courier New" w:eastAsia="Times New Roman" w:hAnsi="Courier New" w:cs="Courier New"/>
+          <w:sz w:val="20"/>
+          <w:szCs w:val="20"/>
+        </w:rPr>
+      </w:pPr>
+      <w:r>
+        <w:rPr>
+          <w:rFonts w:ascii="Courier New" w:eastAsia="Times New Roman" w:hAnsi="Courier New" w:cs="Courier New"/>
+          <w:sz w:val="20"/>
+          <w:szCs w:val="20"/>
+        </w:rPr>
+        <w:t>for i in range(1, 4):</w:t>
+      </w:r>
+    </w:p>
+    <w:p>
+      <w:pPr>
+        <w:tabs>
+          <w:tab w:val="left" w:pos="916"/>
+          <w:tab w:val="left" w:pos="1832"/>
+          <w:tab w:val="left" w:pos="2748"/>
+          <w:tab w:val="left" w:pos="3664"/>
+          <w:tab w:val="left" w:pos="4580"/>
+          <w:tab w:val="left" w:pos="5496"/>
+          <w:tab w:val="left" w:pos="6412"/>
+          <w:tab w:val="left" w:pos="7328"/>
+          <w:tab w:val="left" w:pos="8244"/>
+          <w:tab w:val="left" w:pos="9160"/>
+          <w:tab w:val="left" w:pos="10076"/>
+          <w:tab w:val="left" w:pos="10992"/>
+          <w:tab w:val="left" w:pos="11908"/>
+          <w:tab w:val="left" w:pos="12824"/>
+          <w:tab w:val="left" w:pos="13740"/>
+          <w:tab w:val="left" w:pos="14656"/>
+        </w:tabs>
+        <w:spacing w:after="0" w:line="240" w:lineRule="auto"/>
+        <w:rPr>
+          <w:rFonts w:ascii="Courier New" w:eastAsia="Times New Roman" w:hAnsi="Courier New" w:cs="Courier New"/>
+          <w:sz w:val="20"/>
+          <w:szCs w:val="20"/>
+        </w:rPr>
+      </w:pPr>
+      <w:r>
+        <w:rPr>
+          <w:rFonts w:ascii="Courier New" w:eastAsia="Times New Roman" w:hAnsi="Courier New" w:cs="Courier New"/>
+          <w:sz w:val="20"/>
+          <w:szCs w:val="20"/>
+        </w:rPr>
+        <w:t xml:space="preserve">    for j in range(1, i+1):</w:t>
+      </w:r>
+    </w:p>
+    <w:p>
+      <w:pPr>
+        <w:tabs>
+          <w:tab w:val="left" w:pos="916"/>
+          <w:tab w:val="left" w:pos="1832"/>
+          <w:tab w:val="left" w:pos="2748"/>
+          <w:tab w:val="left" w:pos="3664"/>
+          <w:tab w:val="left" w:pos="4580"/>
+          <w:tab w:val="left" w:pos="5496"/>
+          <w:tab w:val="left" w:pos="6412"/>
+          <w:tab w:val="left" w:pos="7328"/>
+          <w:tab w:val="left" w:pos="8244"/>
+          <w:tab w:val="left" w:pos="9160"/>
+          <w:tab w:val="left" w:pos="10076"/>
+          <w:tab w:val="left" w:pos="10992"/>
+          <w:tab w:val="left" w:pos="11908"/>
+          <w:tab w:val="left" w:pos="12824"/>
+          <w:tab w:val="left" w:pos="13740"/>
+          <w:tab w:val="left" w:pos="14656"/>
+        </w:tabs>
+        <w:spacing w:after="0" w:line="240" w:lineRule="auto"/>
+        <w:rPr>
+          <w:rFonts w:ascii="Courier New" w:eastAsia="Times New Roman" w:hAnsi="Courier New" w:cs="Courier New"/>
+          <w:sz w:val="20"/>
+          <w:szCs w:val="20"/>
+        </w:rPr>
+      </w:pPr>
+      <w:r>
+        <w:rPr>
+          <w:rFonts w:ascii="Courier New" w:eastAsia="Times New Roman" w:hAnsi="Courier New" w:cs="Courier New"/>
+          <w:sz w:val="20"/>
+          <w:szCs w:val="20"/>
+        </w:rPr>
+        <w:t xml:space="preserve">        print("*", end="")</w:t>
+      </w:r>
+    </w:p>
+    <w:p>
+      <w:pPr>
+        <w:tabs>
+          <w:tab w:val="left" w:pos="916"/>
+          <w:tab w:val="left" w:pos="1832"/>
+          <w:tab w:val="left" w:pos="2748"/>
+          <w:tab w:val="left" w:pos="3664"/>
+          <w:tab w:val="left" w:pos="4580"/>
+          <w:tab w:val="left" w:pos="5496"/>
+          <w:tab w:val="left" w:pos="6412"/>
+          <w:tab w:val="left" w:pos="7328"/>
+          <w:tab w:val="left" w:pos="8244"/>
+          <w:tab w:val="left" w:pos="9160"/>
+          <w:tab w:val="left" w:pos="10076"/>
+          <w:tab w:val="left" w:pos="10992"/>
+          <w:tab w:val="left" w:pos="11908"/>
+          <w:tab w:val="left" w:pos="12824"/>
+          <w:tab w:val="left" w:pos="13740"/>
+          <w:tab w:val="left" w:pos="14656"/>
+        </w:tabs>
+        <w:spacing w:after="0" w:line="240" w:lineRule="auto"/>
+        <w:rPr>
+          <w:rFonts w:ascii="Courier New" w:eastAsia="Times New Roman" w:hAnsi="Courier New" w:cs="Courier New"/>
+          <w:sz w:val="20"/>
+          <w:szCs w:val="20"/>
+        </w:rPr>
+      </w:pPr>
+      <w:r>
+        <w:rPr>
+          <w:rFonts w:ascii="Courier New" w:eastAsia="Times New Roman" w:hAnsi="Courier New" w:cs="Courier New"/>
+          <w:sz w:val="20"/>
+          <w:szCs w:val="20"/>
+        </w:rPr>
+        <w:t xml:space="preserve">    print()</w:t>
+      </w:r>
+    </w:p>
+    <w:p>
+      <w:pPr>
+        <w:spacing w:after="0" w:line="240" w:lineRule="auto"/>
+        <w:rPr>
+          <w:rFonts w:ascii="Times New Roman" w:eastAsia="Times New Roman" w:hAnsi="Times New Roman" w:cs="Times New Roman"/>
+          <w:sz w:val="24"/>
+          <w:szCs w:val="24"/>
+        </w:rPr>
+      </w:pPr>
+      <w:r>
+        <w:rPr>
+          <w:rFonts w:ascii="Times New Roman" w:eastAsia="Times New Roman" w:hAnsi="Times New Roman" w:cs="Times New Roman"/>
+          <w:sz w:val="24"/>
+          <w:szCs w:val="24"/>
+        </w:rPr>
+        <w:pict>
+          <v:rect id="_x0000_i1146" style="width:0;height:1.5pt" o:hralign="center" o:hrstd="t" o:hr="t" fillcolor="#a0a0a0" stroked="f"/>
+        </w:pict>
+      </w:r>
+    </w:p>
+    <w:p>
+      <w:pPr>
+        <w:spacing w:before="100" w:beforeAutospacing="1" w:after="100" w:afterAutospacing="1" w:line="240" w:lineRule="auto"/>
+        <w:outlineLvl w:val="2"/>
+        <w:rPr>
+          <w:rFonts w:ascii="Times New Roman" w:eastAsia="Times New Roman" w:hAnsi="Times New Roman" w:cs="Times New Roman"/>
+          <w:b/>
+          <w:bCs/>
+          <w:sz w:val="27"/>
+          <w:szCs w:val="27"/>
+        </w:rPr>
+      </w:pPr>
+      <w:r>
+        <w:rPr>
+          <w:rFonts w:ascii="Times New Roman" w:eastAsia="Times New Roman" w:hAnsi="Times New Roman" w:cs="Times New Roman"/>
+          <w:b/>
+          <w:bCs/>
+          <w:sz w:val="27"/>
+          <w:szCs w:val="27"/>
+        </w:rPr>
+        <w:t>22️</w:t>
+      </w:r>
+      <w:r>
+        <w:rPr>
+          <w:rFonts w:ascii="Tahoma" w:eastAsia="Times New Roman" w:hAnsi="Tahoma" w:cs="Tahoma"/>
+          <w:b/>
+          <w:bCs/>
+          <w:sz w:val="27"/>
+          <w:szCs w:val="27"/>
+        </w:rPr>
+        <w:t>⃣</w:t>
+      </w:r>
+      <w:r>
+        <w:rPr>
+          <w:rFonts w:ascii="Times New Roman" w:eastAsia="Times New Roman" w:hAnsi="Times New Roman" w:cs="Times New Roman"/>
+          <w:b/>
+          <w:bCs/>
+          <w:sz w:val="27"/>
+          <w:szCs w:val="27"/>
+        </w:rPr>
+        <w:t xml:space="preserve"> How to use </w:t>
+      </w:r>
+      <w:r>
+        <w:rPr>
+          <w:rFonts w:ascii="Courier New" w:eastAsia="Times New Roman" w:hAnsi="Courier New" w:cs="Courier New"/>
+          <w:b/>
+          <w:bCs/>
+          <w:sz w:val="20"/>
+          <w:szCs w:val="20"/>
+        </w:rPr>
+        <w:t>while</w:t>
+      </w:r>
+      <w:r>
+        <w:rPr>
+          <w:rFonts w:ascii="Times New Roman" w:eastAsia="Times New Roman" w:hAnsi="Times New Roman" w:cs="Times New Roman"/>
+          <w:b/>
+          <w:bCs/>
+          <w:sz w:val="27"/>
+          <w:szCs w:val="27"/>
+        </w:rPr>
+        <w:t xml:space="preserve"> loop for user input until valid?</w:t>
+      </w:r>
+    </w:p>
+    <w:p>
+      <w:pPr>
+        <w:tabs>
+          <w:tab w:val="left" w:pos="916"/>
+          <w:tab w:val="left" w:pos="1832"/>
+          <w:tab w:val="left" w:pos="2748"/>
+          <w:tab w:val="left" w:pos="3664"/>
+          <w:tab w:val="left" w:pos="4580"/>
+          <w:tab w:val="left" w:pos="5496"/>
+          <w:tab w:val="left" w:pos="6412"/>
+          <w:tab w:val="left" w:pos="7328"/>
+          <w:tab w:val="left" w:pos="8244"/>
+          <w:tab w:val="left" w:pos="9160"/>
+          <w:tab w:val="left" w:pos="10076"/>
+          <w:tab w:val="left" w:pos="10992"/>
+          <w:tab w:val="left" w:pos="11908"/>
+          <w:tab w:val="left" w:pos="12824"/>
+          <w:tab w:val="left" w:pos="13740"/>
+          <w:tab w:val="left" w:pos="14656"/>
+        </w:tabs>
+        <w:spacing w:after="0" w:line="240" w:lineRule="auto"/>
+        <w:rPr>
+          <w:rFonts w:ascii="Courier New" w:eastAsia="Times New Roman" w:hAnsi="Courier New" w:cs="Courier New"/>
+          <w:sz w:val="20"/>
+          <w:szCs w:val="20"/>
+        </w:rPr>
+      </w:pPr>
+      <w:r>
+        <w:rPr>
+          <w:rFonts w:ascii="Courier New" w:eastAsia="Times New Roman" w:hAnsi="Courier New" w:cs="Courier New"/>
+          <w:sz w:val="20"/>
+          <w:szCs w:val="20"/>
+        </w:rPr>
+        <w:t>while True:</w:t>
+      </w:r>
+    </w:p>
+    <w:p>
+      <w:pPr>
+        <w:tabs>
+          <w:tab w:val="left" w:pos="916"/>
+          <w:tab w:val="left" w:pos="1832"/>
+          <w:tab w:val="left" w:pos="2748"/>
+          <w:tab w:val="left" w:pos="3664"/>
+          <w:tab w:val="left" w:pos="4580"/>
+          <w:tab w:val="left" w:pos="5496"/>
+          <w:tab w:val="left" w:pos="6412"/>
+          <w:tab w:val="left" w:pos="7328"/>
+          <w:tab w:val="left" w:pos="8244"/>
+          <w:tab w:val="left" w:pos="9160"/>
+          <w:tab w:val="left" w:pos="10076"/>
+          <w:tab w:val="left" w:pos="10992"/>
+          <w:tab w:val="left" w:pos="11908"/>
+          <w:tab w:val="left" w:pos="12824"/>
+          <w:tab w:val="left" w:pos="13740"/>
+          <w:tab w:val="left" w:pos="14656"/>
+        </w:tabs>
+        <w:spacing w:after="0" w:line="240" w:lineRule="auto"/>
+        <w:rPr>
+          <w:rFonts w:ascii="Courier New" w:eastAsia="Times New Roman" w:hAnsi="Courier New" w:cs="Courier New"/>
+          <w:sz w:val="20"/>
+          <w:szCs w:val="20"/>
+        </w:rPr>
+      </w:pPr>
+      <w:r>
+        <w:rPr>
+          <w:rFonts w:ascii="Courier New" w:eastAsia="Times New Roman" w:hAnsi="Courier New" w:cs="Courier New"/>
+          <w:sz w:val="20"/>
+          <w:szCs w:val="20"/>
+        </w:rPr>
+        <w:t xml:space="preserve">    n = input("Enter number: ")</w:t>
+      </w:r>
+    </w:p>
+    <w:p>
+      <w:pPr>
+        <w:tabs>
+          <w:tab w:val="left" w:pos="916"/>
+          <w:tab w:val="left" w:pos="1832"/>
+          <w:tab w:val="left" w:pos="2748"/>
+          <w:tab w:val="left" w:pos="3664"/>
+          <w:tab w:val="left" w:pos="4580"/>
+          <w:tab w:val="left" w:pos="5496"/>
+          <w:tab w:val="left" w:pos="6412"/>
+          <w:tab w:val="left" w:pos="7328"/>
+          <w:tab w:val="left" w:pos="8244"/>
+          <w:tab w:val="left" w:pos="9160"/>
+          <w:tab w:val="left" w:pos="10076"/>
+          <w:tab w:val="left" w:pos="10992"/>
+          <w:tab w:val="left" w:pos="11908"/>
+          <w:tab w:val="left" w:pos="12824"/>
+          <w:tab w:val="left" w:pos="13740"/>
+          <w:tab w:val="left" w:pos="14656"/>
+        </w:tabs>
+        <w:spacing w:after="0" w:line="240" w:lineRule="auto"/>
+        <w:rPr>
+          <w:rFonts w:ascii="Courier New" w:eastAsia="Times New Roman" w:hAnsi="Courier New" w:cs="Courier New"/>
+          <w:sz w:val="20"/>
+          <w:szCs w:val="20"/>
+        </w:rPr>
+      </w:pPr>
+      <w:r>
+        <w:rPr>
+          <w:rFonts w:ascii="Courier New" w:eastAsia="Times New Roman" w:hAnsi="Courier New" w:cs="Courier New"/>
+          <w:sz w:val="20"/>
+          <w:szCs w:val="20"/>
+        </w:rPr>
+        <w:t xml:space="preserve">    if n.isdigit():</w:t>
+      </w:r>
+    </w:p>
+    <w:p>
+      <w:pPr>
+        <w:tabs>
+          <w:tab w:val="left" w:pos="916"/>
+          <w:tab w:val="left" w:pos="1832"/>
+          <w:tab w:val="left" w:pos="2748"/>
+          <w:tab w:val="left" w:pos="3664"/>
+          <w:tab w:val="left" w:pos="4580"/>
+          <w:tab w:val="left" w:pos="5496"/>
+          <w:tab w:val="left" w:pos="6412"/>
+          <w:tab w:val="left" w:pos="7328"/>
+          <w:tab w:val="left" w:pos="8244"/>
+          <w:tab w:val="left" w:pos="9160"/>
+          <w:tab w:val="left" w:pos="10076"/>
+          <w:tab w:val="left" w:pos="10992"/>
+          <w:tab w:val="left" w:pos="11908"/>
+          <w:tab w:val="left" w:pos="12824"/>
+          <w:tab w:val="left" w:pos="13740"/>
+          <w:tab w:val="left" w:pos="14656"/>
+        </w:tabs>
+        <w:spacing w:after="0" w:line="240" w:lineRule="auto"/>
+        <w:rPr>
+          <w:rFonts w:ascii="Courier New" w:eastAsia="Times New Roman" w:hAnsi="Courier New" w:cs="Courier New"/>
+          <w:sz w:val="20"/>
+          <w:szCs w:val="20"/>
+        </w:rPr>
+      </w:pPr>
+      <w:r>
+        <w:rPr>
+          <w:rFonts w:ascii="Courier New" w:eastAsia="Times New Roman" w:hAnsi="Courier New" w:cs="Courier New"/>
+          <w:sz w:val="20"/>
+          <w:szCs w:val="20"/>
+        </w:rPr>
+        <w:t xml:space="preserve">        break</w:t>
+      </w:r>
+    </w:p>
+    <w:p>
+      <w:pPr>
+        <w:spacing w:after="0" w:line="240" w:lineRule="auto"/>
+        <w:rPr>
+          <w:rFonts w:ascii="Times New Roman" w:eastAsia="Times New Roman" w:hAnsi="Times New Roman" w:cs="Times New Roman"/>
+          <w:sz w:val="24"/>
+          <w:szCs w:val="24"/>
+        </w:rPr>
+      </w:pPr>
+      <w:r>
+        <w:rPr>
+          <w:rFonts w:ascii="Times New Roman" w:eastAsia="Times New Roman" w:hAnsi="Times New Roman" w:cs="Times New Roman"/>
+          <w:sz w:val="24"/>
+          <w:szCs w:val="24"/>
+        </w:rPr>
+        <w:pict>
+          <v:rect id="_x0000_i1147" style="width:0;height:1.5pt" o:hralign="center" o:hrstd="t" o:hr="t" fillcolor="#a0a0a0" stroked="f"/>
+        </w:pict>
+      </w:r>
+    </w:p>
+    <w:p>
+      <w:pPr>
+        <w:spacing w:before="100" w:beforeAutospacing="1" w:after="100" w:afterAutospacing="1" w:line="240" w:lineRule="auto"/>
+        <w:outlineLvl w:val="2"/>
+        <w:rPr>
+          <w:rFonts w:ascii="Times New Roman" w:eastAsia="Times New Roman" w:hAnsi="Times New Roman" w:cs="Times New Roman"/>
+          <w:b/>
+          <w:bCs/>
+          <w:sz w:val="27"/>
+          <w:szCs w:val="27"/>
+        </w:rPr>
+      </w:pPr>
+      <w:r>
+        <w:rPr>
+          <w:rFonts w:ascii="Times New Roman" w:eastAsia="Times New Roman" w:hAnsi="Times New Roman" w:cs="Times New Roman"/>
+          <w:b/>
+          <w:bCs/>
+          <w:sz w:val="27"/>
+          <w:szCs w:val="27"/>
+        </w:rPr>
+        <w:t>23️</w:t>
+      </w:r>
+      <w:r>
+        <w:rPr>
+          <w:rFonts w:ascii="Tahoma" w:eastAsia="Times New Roman" w:hAnsi="Tahoma" w:cs="Tahoma"/>
+          <w:b/>
+          <w:bCs/>
+          <w:sz w:val="27"/>
+          <w:szCs w:val="27"/>
+        </w:rPr>
+        <w:t>⃣</w:t>
+      </w:r>
+      <w:r>
+        <w:rPr>
+          <w:rFonts w:ascii="Times New Roman" w:eastAsia="Times New Roman" w:hAnsi="Times New Roman" w:cs="Times New Roman"/>
+          <w:b/>
+          <w:bCs/>
+          <w:sz w:val="27"/>
+          <w:szCs w:val="27"/>
+        </w:rPr>
+        <w:t xml:space="preserve"> Difference between </w:t>
+      </w:r>
+      <w:r>
+        <w:rPr>
+          <w:rFonts w:ascii="Courier New" w:eastAsia="Times New Roman" w:hAnsi="Courier New" w:cs="Courier New"/>
+          <w:b/>
+          <w:bCs/>
+          <w:sz w:val="20"/>
+          <w:szCs w:val="20"/>
+        </w:rPr>
+        <w:t>pass</w:t>
+      </w:r>
+      <w:r>
+        <w:rPr>
+          <w:rFonts w:ascii="Times New Roman" w:eastAsia="Times New Roman" w:hAnsi="Times New Roman" w:cs="Times New Roman"/>
+          <w:b/>
+          <w:bCs/>
+          <w:sz w:val="27"/>
+          <w:szCs w:val="27"/>
+        </w:rPr>
+        <w:t xml:space="preserve"> and </w:t>
+      </w:r>
+      <w:r>
+        <w:rPr>
+          <w:rFonts w:ascii="Courier New" w:eastAsia="Times New Roman" w:hAnsi="Courier New" w:cs="Courier New"/>
+          <w:b/>
+          <w:bCs/>
+          <w:sz w:val="20"/>
+          <w:szCs w:val="20"/>
+        </w:rPr>
+        <w:t>continue</w:t>
+      </w:r>
+      <w:r>
+        <w:rPr>
+          <w:rFonts w:ascii="Times New Roman" w:eastAsia="Times New Roman" w:hAnsi="Times New Roman" w:cs="Times New Roman"/>
+          <w:b/>
+          <w:bCs/>
+          <w:sz w:val="27"/>
+          <w:szCs w:val="27"/>
+        </w:rPr>
+        <w:t>.</w:t>
+      </w:r>
+    </w:p>
+    <w:p>
+      <w:pPr>
+        <w:numPr>
+          <w:ilvl w:val="0"/>
+          <w:numId w:val="10"/>
+        </w:numPr>
+        <w:spacing w:before="100" w:beforeAutospacing="1" w:after="100" w:afterAutospacing="1" w:line="240" w:lineRule="auto"/>
+        <w:rPr>
+          <w:rFonts w:ascii="Times New Roman" w:eastAsia="Times New Roman" w:hAnsi="Times New Roman" w:cs="Times New Roman"/>
+          <w:sz w:val="24"/>
+          <w:szCs w:val="24"/>
+        </w:rPr>
+      </w:pPr>
+      <w:r>
+        <w:rPr>
+          <w:rFonts w:ascii="Courier New" w:eastAsia="Times New Roman" w:hAnsi="Courier New" w:cs="Courier New"/>
+          <w:sz w:val="20"/>
+          <w:szCs w:val="20"/>
+        </w:rPr>
+        <w:t>pass</w:t>
+      </w:r>
+      <w:r>
+        <w:rPr>
+          <w:rFonts w:ascii="Times New Roman" w:eastAsia="Times New Roman" w:hAnsi="Times New Roman" w:cs="Times New Roman"/>
+          <w:sz w:val="24"/>
+          <w:szCs w:val="24"/>
+        </w:rPr>
+        <w:t>: does nothing (placeholder)</w:t>
+      </w:r>
+    </w:p>
+    <w:p>
+      <w:pPr>
+        <w:numPr>
+          <w:ilvl w:val="0"/>
+          <w:numId w:val="10"/>
+        </w:numPr>
+        <w:spacing w:before="100" w:beforeAutospacing="1" w:after="100" w:afterAutospacing="1" w:line="240" w:lineRule="auto"/>
+        <w:rPr>
+          <w:rFonts w:ascii="Times New Roman" w:eastAsia="Times New Roman" w:hAnsi="Times New Roman" w:cs="Times New Roman"/>
+          <w:sz w:val="24"/>
+          <w:szCs w:val="24"/>
+        </w:rPr>
+      </w:pPr>
+      <w:r>
+        <w:rPr>
+          <w:rFonts w:ascii="Courier New" w:eastAsia="Times New Roman" w:hAnsi="Courier New" w:cs="Courier New"/>
+          <w:sz w:val="20"/>
+          <w:szCs w:val="20"/>
+        </w:rPr>
+        <w:t>continue</w:t>
+      </w:r>
+      <w:r>
+        <w:rPr>
+          <w:rFonts w:ascii="Times New Roman" w:eastAsia="Times New Roman" w:hAnsi="Times New Roman" w:cs="Times New Roman"/>
+          <w:sz w:val="24"/>
+          <w:szCs w:val="24"/>
+        </w:rPr>
+        <w:t>: skips the current iteration.</w:t>
+      </w:r>
+    </w:p>
+    <w:p>
+      <w:pPr>
+        <w:spacing w:after="0" w:line="240" w:lineRule="auto"/>
+        <w:rPr>
+          <w:rFonts w:ascii="Times New Roman" w:eastAsia="Times New Roman" w:hAnsi="Times New Roman" w:cs="Times New Roman"/>
+          <w:sz w:val="24"/>
+          <w:szCs w:val="24"/>
+        </w:rPr>
+      </w:pPr>
+      <w:r>
+        <w:rPr>
+          <w:rFonts w:ascii="Times New Roman" w:eastAsia="Times New Roman" w:hAnsi="Times New Roman" w:cs="Times New Roman"/>
+          <w:sz w:val="24"/>
+          <w:szCs w:val="24"/>
+        </w:rPr>
+        <w:pict>
+          <v:rect id="_x0000_i1148" style="width:0;height:1.5pt" o:hralign="center" o:hrstd="t" o:hr="t" fillcolor="#a0a0a0" stroked="f"/>
+        </w:pict>
+      </w:r>
+    </w:p>
+    <w:p>
+      <w:pPr>
+        <w:spacing w:before="100" w:beforeAutospacing="1" w:after="100" w:afterAutospacing="1" w:line="240" w:lineRule="auto"/>
+        <w:outlineLvl w:val="2"/>
+        <w:rPr>
+          <w:rFonts w:ascii="Times New Roman" w:eastAsia="Times New Roman" w:hAnsi="Times New Roman" w:cs="Times New Roman"/>
+          <w:b/>
+          <w:bCs/>
+          <w:sz w:val="27"/>
+          <w:szCs w:val="27"/>
+        </w:rPr>
+      </w:pPr>
+      <w:r>
+        <w:rPr>
+          <w:rFonts w:ascii="Times New Roman" w:eastAsia="Times New Roman" w:hAnsi="Times New Roman" w:cs="Times New Roman"/>
+          <w:b/>
+          <w:bCs/>
+          <w:sz w:val="27"/>
+          <w:szCs w:val="27"/>
+        </w:rPr>
+        <w:t>24️</w:t>
+      </w:r>
+      <w:r>
+        <w:rPr>
+          <w:rFonts w:ascii="Tahoma" w:eastAsia="Times New Roman" w:hAnsi="Tahoma" w:cs="Tahoma"/>
+          <w:b/>
+          <w:bCs/>
+          <w:sz w:val="27"/>
+          <w:szCs w:val="27"/>
+        </w:rPr>
+        <w:t>⃣</w:t>
+      </w:r>
+      <w:r>
+        <w:rPr>
+          <w:rFonts w:ascii="Times New Roman" w:eastAsia="Times New Roman" w:hAnsi="Times New Roman" w:cs="Times New Roman"/>
+          <w:b/>
+          <w:bCs/>
+          <w:sz w:val="27"/>
+          <w:szCs w:val="27"/>
+        </w:rPr>
+        <w:t xml:space="preserve"> Explain </w:t>
+      </w:r>
+      <w:r>
+        <w:rPr>
+          <w:rFonts w:ascii="Courier New" w:eastAsia="Times New Roman" w:hAnsi="Courier New" w:cs="Courier New"/>
+          <w:b/>
+          <w:bCs/>
+          <w:sz w:val="20"/>
+          <w:szCs w:val="20"/>
+        </w:rPr>
+        <w:t>while-else</w:t>
+      </w:r>
+      <w:r>
+        <w:rPr>
+          <w:rFonts w:ascii="Times New Roman" w:eastAsia="Times New Roman" w:hAnsi="Times New Roman" w:cs="Times New Roman"/>
+          <w:b/>
+          <w:bCs/>
+          <w:sz w:val="27"/>
+          <w:szCs w:val="27"/>
+        </w:rPr>
+        <w:t xml:space="preserve"> loop.</w:t>
+      </w:r>
+    </w:p>
+    <w:p>
+      <w:pPr>
+        <w:spacing w:before="100" w:beforeAutospacing="1" w:after="100" w:afterAutospacing="1" w:line="240" w:lineRule="auto"/>
+        <w:rPr>
+          <w:rFonts w:ascii="Times New Roman" w:eastAsia="Times New Roman" w:hAnsi="Times New Roman" w:cs="Times New Roman"/>
+          <w:sz w:val="24"/>
+          <w:szCs w:val="24"/>
+        </w:rPr>
+      </w:pPr>
+      <w:r>
+        <w:rPr>
+          <w:rFonts w:ascii="Times New Roman" w:eastAsia="Times New Roman" w:hAnsi="Times New Roman" w:cs="Times New Roman"/>
+          <w:b/>
+          <w:bCs/>
+          <w:sz w:val="24"/>
+          <w:szCs w:val="24"/>
+        </w:rPr>
+        <w:t>Example:</w:t>
+      </w:r>
+    </w:p>
+    <w:p>
+      <w:pPr>
+        <w:tabs>
+          <w:tab w:val="left" w:pos="916"/>
+          <w:tab w:val="left" w:pos="1832"/>
+          <w:tab w:val="left" w:pos="2748"/>
+          <w:tab w:val="left" w:pos="3664"/>
+          <w:tab w:val="left" w:pos="4580"/>
+          <w:tab w:val="left" w:pos="5496"/>
+          <w:tab w:val="left" w:pos="6412"/>
+          <w:tab w:val="left" w:pos="7328"/>
+          <w:tab w:val="left" w:pos="8244"/>
+          <w:tab w:val="left" w:pos="9160"/>
+          <w:tab w:val="left" w:pos="10076"/>
+          <w:tab w:val="left" w:pos="10992"/>
+          <w:tab w:val="left" w:pos="11908"/>
+          <w:tab w:val="left" w:pos="12824"/>
+          <w:tab w:val="left" w:pos="13740"/>
+          <w:tab w:val="left" w:pos="14656"/>
+        </w:tabs>
+        <w:spacing w:after="0" w:line="240" w:lineRule="auto"/>
+        <w:rPr>
+          <w:rFonts w:ascii="Courier New" w:eastAsia="Times New Roman" w:hAnsi="Courier New" w:cs="Courier New"/>
+          <w:sz w:val="20"/>
+          <w:szCs w:val="20"/>
+        </w:rPr>
+      </w:pPr>
+      <w:r>
+        <w:rPr>
+          <w:rFonts w:ascii="Courier New" w:eastAsia="Times New Roman" w:hAnsi="Courier New" w:cs="Courier New"/>
+          <w:sz w:val="20"/>
+          <w:szCs w:val="20"/>
+        </w:rPr>
+        <w:t>i = 1</w:t>
+      </w:r>
+    </w:p>
+    <w:p>
+      <w:pPr>
+        <w:tabs>
+          <w:tab w:val="left" w:pos="916"/>
+          <w:tab w:val="left" w:pos="1832"/>
+          <w:tab w:val="left" w:pos="2748"/>
+          <w:tab w:val="left" w:pos="3664"/>
+          <w:tab w:val="left" w:pos="4580"/>
+          <w:tab w:val="left" w:pos="5496"/>
+          <w:tab w:val="left" w:pos="6412"/>
+          <w:tab w:val="left" w:pos="7328"/>
+          <w:tab w:val="left" w:pos="8244"/>
+          <w:tab w:val="left" w:pos="9160"/>
+          <w:tab w:val="left" w:pos="10076"/>
+          <w:tab w:val="left" w:pos="10992"/>
+          <w:tab w:val="left" w:pos="11908"/>
+          <w:tab w:val="left" w:pos="12824"/>
+          <w:tab w:val="left" w:pos="13740"/>
+          <w:tab w:val="left" w:pos="14656"/>
+        </w:tabs>
+        <w:spacing w:after="0" w:line="240" w:lineRule="auto"/>
+        <w:rPr>
+          <w:rFonts w:ascii="Courier New" w:eastAsia="Times New Roman" w:hAnsi="Courier New" w:cs="Courier New"/>
+          <w:sz w:val="20"/>
+          <w:szCs w:val="20"/>
+        </w:rPr>
+      </w:pPr>
+      <w:r>
+        <w:rPr>
+          <w:rFonts w:ascii="Courier New" w:eastAsia="Times New Roman" w:hAnsi="Courier New" w:cs="Courier New"/>
+          <w:sz w:val="20"/>
+          <w:szCs w:val="20"/>
+        </w:rPr>
+        <w:t>while i &lt; 3:</w:t>
+      </w:r>
+    </w:p>
+    <w:p>
+      <w:pPr>
+        <w:tabs>
+          <w:tab w:val="left" w:pos="916"/>
+          <w:tab w:val="left" w:pos="1832"/>
+          <w:tab w:val="left" w:pos="2748"/>
+          <w:tab w:val="left" w:pos="3664"/>
+          <w:tab w:val="left" w:pos="4580"/>
+          <w:tab w:val="left" w:pos="5496"/>
+          <w:tab w:val="left" w:pos="6412"/>
+          <w:tab w:val="left" w:pos="7328"/>
+          <w:tab w:val="left" w:pos="8244"/>
+          <w:tab w:val="left" w:pos="9160"/>
+          <w:tab w:val="left" w:pos="10076"/>
+          <w:tab w:val="left" w:pos="10992"/>
+          <w:tab w:val="left" w:pos="11908"/>
+          <w:tab w:val="left" w:pos="12824"/>
+          <w:tab w:val="left" w:pos="13740"/>
+          <w:tab w:val="left" w:pos="14656"/>
+        </w:tabs>
+        <w:spacing w:after="0" w:line="240" w:lineRule="auto"/>
+        <w:rPr>
+          <w:rFonts w:ascii="Courier New" w:eastAsia="Times New Roman" w:hAnsi="Courier New" w:cs="Courier New"/>
+          <w:sz w:val="20"/>
+          <w:szCs w:val="20"/>
+        </w:rPr>
+      </w:pPr>
+      <w:r>
+        <w:rPr>
+          <w:rFonts w:ascii="Courier New" w:eastAsia="Times New Roman" w:hAnsi="Courier New" w:cs="Courier New"/>
+          <w:sz w:val="20"/>
+          <w:szCs w:val="20"/>
+        </w:rPr>
+        <w:t xml:space="preserve">    print(i)</w:t>
+      </w:r>
+    </w:p>
+    <w:p>
+      <w:pPr>
+        <w:tabs>
+          <w:tab w:val="left" w:pos="916"/>
+          <w:tab w:val="left" w:pos="1832"/>
+          <w:tab w:val="left" w:pos="2748"/>
+          <w:tab w:val="left" w:pos="3664"/>
+          <w:tab w:val="left" w:pos="4580"/>
+          <w:tab w:val="left" w:pos="5496"/>
+          <w:tab w:val="left" w:pos="6412"/>
+          <w:tab w:val="left" w:pos="7328"/>
+          <w:tab w:val="left" w:pos="8244"/>
+          <w:tab w:val="left" w:pos="9160"/>
+          <w:tab w:val="left" w:pos="10076"/>
+          <w:tab w:val="left" w:pos="10992"/>
+          <w:tab w:val="left" w:pos="11908"/>
+          <w:tab w:val="left" w:pos="12824"/>
+          <w:tab w:val="left" w:pos="13740"/>
+          <w:tab w:val="left" w:pos="14656"/>
+        </w:tabs>
+        <w:spacing w:after="0" w:line="240" w:lineRule="auto"/>
+        <w:rPr>
+          <w:rFonts w:ascii="Courier New" w:eastAsia="Times New Roman" w:hAnsi="Courier New" w:cs="Courier New"/>
+          <w:sz w:val="20"/>
+          <w:szCs w:val="20"/>
+        </w:rPr>
+      </w:pPr>
+      <w:r>
+        <w:rPr>
+          <w:rFonts w:ascii="Courier New" w:eastAsia="Times New Roman" w:hAnsi="Courier New" w:cs="Courier New"/>
+          <w:sz w:val="20"/>
+          <w:szCs w:val="20"/>
+        </w:rPr>
+        <w:t xml:space="preserve">    i += 1</w:t>
+      </w:r>
+    </w:p>
+    <w:p>
+      <w:pPr>
+        <w:tabs>
+          <w:tab w:val="left" w:pos="916"/>
+          <w:tab w:val="left" w:pos="1832"/>
+          <w:tab w:val="left" w:pos="2748"/>
+          <w:tab w:val="left" w:pos="3664"/>
+          <w:tab w:val="left" w:pos="4580"/>
+          <w:tab w:val="left" w:pos="5496"/>
+          <w:tab w:val="left" w:pos="6412"/>
+          <w:tab w:val="left" w:pos="7328"/>
+          <w:tab w:val="left" w:pos="8244"/>
+          <w:tab w:val="left" w:pos="9160"/>
+          <w:tab w:val="left" w:pos="10076"/>
+          <w:tab w:val="left" w:pos="10992"/>
+          <w:tab w:val="left" w:pos="11908"/>
+          <w:tab w:val="left" w:pos="12824"/>
+          <w:tab w:val="left" w:pos="13740"/>
+          <w:tab w:val="left" w:pos="14656"/>
+        </w:tabs>
+        <w:spacing w:after="0" w:line="240" w:lineRule="auto"/>
+        <w:rPr>
+          <w:rFonts w:ascii="Courier New" w:eastAsia="Times New Roman" w:hAnsi="Courier New" w:cs="Courier New"/>
+          <w:sz w:val="20"/>
+          <w:szCs w:val="20"/>
+        </w:rPr>
+      </w:pPr>
+      <w:r>
+        <w:rPr>
+          <w:rFonts w:ascii="Courier New" w:eastAsia="Times New Roman" w:hAnsi="Courier New" w:cs="Courier New"/>
+          <w:sz w:val="20"/>
+          <w:szCs w:val="20"/>
+        </w:rPr>
+        <w:t>else:</w:t>
+      </w:r>
+    </w:p>
+    <w:p>
+      <w:pPr>
+        <w:tabs>
+          <w:tab w:val="left" w:pos="916"/>
+          <w:tab w:val="left" w:pos="1832"/>
+          <w:tab w:val="left" w:pos="2748"/>
+          <w:tab w:val="left" w:pos="3664"/>
+          <w:tab w:val="left" w:pos="4580"/>
+          <w:tab w:val="left" w:pos="5496"/>
+          <w:tab w:val="left" w:pos="6412"/>
+          <w:tab w:val="left" w:pos="7328"/>
+          <w:tab w:val="left" w:pos="8244"/>
+          <w:tab w:val="left" w:pos="9160"/>
+          <w:tab w:val="left" w:pos="10076"/>
+          <w:tab w:val="left" w:pos="10992"/>
+          <w:tab w:val="left" w:pos="11908"/>
+          <w:tab w:val="left" w:pos="12824"/>
+          <w:tab w:val="left" w:pos="13740"/>
+          <w:tab w:val="left" w:pos="14656"/>
+        </w:tabs>
+        <w:spacing w:after="0" w:line="240" w:lineRule="auto"/>
+        <w:rPr>
+          <w:rFonts w:ascii="Courier New" w:eastAsia="Times New Roman" w:hAnsi="Courier New" w:cs="Courier New"/>
+          <w:sz w:val="20"/>
+          <w:szCs w:val="20"/>
+        </w:rPr>
+      </w:pPr>
+      <w:r>
+        <w:rPr>
+          <w:rFonts w:ascii="Courier New" w:eastAsia="Times New Roman" w:hAnsi="Courier New" w:cs="Courier New"/>
+          <w:sz w:val="20"/>
+          <w:szCs w:val="20"/>
+        </w:rPr>
+        <w:t xml:space="preserve">    print("Finished")</w:t>
+      </w:r>
+    </w:p>
+    <w:p>
+      <w:pPr>
+        <w:spacing w:after="0" w:line="240" w:lineRule="auto"/>
+        <w:rPr>
+          <w:rFonts w:ascii="Times New Roman" w:eastAsia="Times New Roman" w:hAnsi="Times New Roman" w:cs="Times New Roman"/>
+          <w:sz w:val="24"/>
+          <w:szCs w:val="24"/>
+        </w:rPr>
+      </w:pPr>
+      <w:r>
+        <w:rPr>
+          <w:rFonts w:ascii="Times New Roman" w:eastAsia="Times New Roman" w:hAnsi="Times New Roman" w:cs="Times New Roman"/>
+          <w:sz w:val="24"/>
+          <w:szCs w:val="24"/>
+        </w:rPr>
+        <w:pict>
+          <v:rect id="_x0000_i1149" style="width:0;height:1.5pt" o:hralign="center" o:hrstd="t" o:hr="t" fillcolor="#a0a0a0" stroked="f"/>
+        </w:pict>
+      </w:r>
+    </w:p>
+    <w:p>
+      <w:pPr>
+        <w:spacing w:before="100" w:beforeAutospacing="1" w:after="100" w:afterAutospacing="1" w:line="240" w:lineRule="auto"/>
+        <w:outlineLvl w:val="2"/>
+        <w:rPr>
+          <w:rFonts w:ascii="Times New Roman" w:eastAsia="Times New Roman" w:hAnsi="Times New Roman" w:cs="Times New Roman"/>
+          <w:b/>
+          <w:bCs/>
+          <w:sz w:val="27"/>
+          <w:szCs w:val="27"/>
+        </w:rPr>
+      </w:pPr>
+      <w:r>
+        <w:rPr>
+          <w:rFonts w:ascii="Times New Roman" w:eastAsia="Times New Roman" w:hAnsi="Times New Roman" w:cs="Times New Roman"/>
+          <w:b/>
+          <w:bCs/>
+          <w:sz w:val="27"/>
+          <w:szCs w:val="27"/>
+        </w:rPr>
+        <w:lastRenderedPageBreak/>
+        <w:t>25️</w:t>
+      </w:r>
+      <w:r>
+        <w:rPr>
+          <w:rFonts w:ascii="Tahoma" w:eastAsia="Times New Roman" w:hAnsi="Tahoma" w:cs="Tahoma"/>
+          <w:b/>
+          <w:bCs/>
+          <w:sz w:val="27"/>
+          <w:szCs w:val="27"/>
+        </w:rPr>
+        <w:t>⃣</w:t>
+      </w:r>
+      <w:r>
+        <w:rPr>
+          <w:rFonts w:ascii="Times New Roman" w:eastAsia="Times New Roman" w:hAnsi="Times New Roman" w:cs="Times New Roman"/>
+          <w:b/>
+          <w:bCs/>
+          <w:sz w:val="27"/>
+          <w:szCs w:val="27"/>
+        </w:rPr>
+        <w:t xml:space="preserve"> Create list of squares using loop comprehension.</w:t>
+      </w:r>
+    </w:p>
+    <w:p>
+      <w:pPr>
+        <w:tabs>
+          <w:tab w:val="left" w:pos="916"/>
+          <w:tab w:val="left" w:pos="1832"/>
+          <w:tab w:val="left" w:pos="2748"/>
+          <w:tab w:val="left" w:pos="3664"/>
+          <w:tab w:val="left" w:pos="4580"/>
+          <w:tab w:val="left" w:pos="5496"/>
+          <w:tab w:val="left" w:pos="6412"/>
+          <w:tab w:val="left" w:pos="7328"/>
+          <w:tab w:val="left" w:pos="8244"/>
+          <w:tab w:val="left" w:pos="9160"/>
+          <w:tab w:val="left" w:pos="10076"/>
+          <w:tab w:val="left" w:pos="10992"/>
+          <w:tab w:val="left" w:pos="11908"/>
+          <w:tab w:val="left" w:pos="12824"/>
+          <w:tab w:val="left" w:pos="13740"/>
+          <w:tab w:val="left" w:pos="14656"/>
+        </w:tabs>
+        <w:spacing w:after="0" w:line="240" w:lineRule="auto"/>
+        <w:rPr>
+          <w:rFonts w:ascii="Courier New" w:eastAsia="Times New Roman" w:hAnsi="Courier New" w:cs="Courier New"/>
+          <w:sz w:val="20"/>
+          <w:szCs w:val="20"/>
+        </w:rPr>
+      </w:pPr>
+      <w:r>
+        <w:rPr>
+          <w:rFonts w:ascii="Courier New" w:eastAsia="Times New Roman" w:hAnsi="Courier New" w:cs="Courier New"/>
+          <w:sz w:val="20"/>
+          <w:szCs w:val="20"/>
+        </w:rPr>
+        <w:t>squares = [i**2 for i in range(1, 6)]</w:t>
+      </w:r>
+    </w:p>
+    <w:p>
+      <w:pPr>
+        <w:tabs>
+          <w:tab w:val="left" w:pos="916"/>
+          <w:tab w:val="left" w:pos="1832"/>
+          <w:tab w:val="left" w:pos="2748"/>
+          <w:tab w:val="left" w:pos="3664"/>
+          <w:tab w:val="left" w:pos="4580"/>
+          <w:tab w:val="left" w:pos="5496"/>
+          <w:tab w:val="left" w:pos="6412"/>
+          <w:tab w:val="left" w:pos="7328"/>
+          <w:tab w:val="left" w:pos="8244"/>
+          <w:tab w:val="left" w:pos="9160"/>
+          <w:tab w:val="left" w:pos="10076"/>
+          <w:tab w:val="left" w:pos="10992"/>
+          <w:tab w:val="left" w:pos="11908"/>
+          <w:tab w:val="left" w:pos="12824"/>
+          <w:tab w:val="left" w:pos="13740"/>
+          <w:tab w:val="left" w:pos="14656"/>
+        </w:tabs>
+        <w:spacing w:after="0" w:line="240" w:lineRule="auto"/>
+        <w:rPr>
+          <w:rFonts w:ascii="Courier New" w:eastAsia="Times New Roman" w:hAnsi="Courier New" w:cs="Courier New"/>
+          <w:sz w:val="20"/>
+          <w:szCs w:val="20"/>
+        </w:rPr>
+      </w:pPr>
+      <w:r>
+        <w:rPr>
+          <w:rFonts w:ascii="Courier New" w:eastAsia="Times New Roman" w:hAnsi="Courier New" w:cs="Courier New"/>
+          <w:sz w:val="20"/>
+          <w:szCs w:val="20"/>
+        </w:rPr>
+        <w:t>print(squares)</w:t>
+      </w:r>
+    </w:p>
+    <w:bookmarkEnd w:id="0"/>
+    <w:p>
+      <w:pPr>
+        <w:rPr>
+          <w:rFonts w:ascii="Times New Roman" w:eastAsia="Times New Roman" w:hAnsi="Times New Roman" w:cs="Times New Roman"/>
+          <w:b/>
+          <w:bCs/>
+          <w:sz w:val="36"/>
+          <w:szCs w:val="36"/>
+        </w:rPr>
+      </w:pPr>
     </w:p>
     <w:sectPr>
       <w:pgSz w:w="12240" w:h="15840"/>
@@ -8072,6 +15697,155 @@
     </w:lvl>
   </w:abstractNum>
   <w:abstractNum w:abstractNumId="6" w15:restartNumberingAfterBreak="0">
+    <w:nsid w:val="49883D07"/>
+    <w:multiLevelType w:val="multilevel"/>
+    <w:tmpl w:val="D32820AE"/>
+    <w:lvl w:ilvl="0">
+      <w:start w:val="1"/>
+      <w:numFmt w:val="bullet"/>
+      <w:lvlText w:val=""/>
+      <w:lvlJc w:val="left"/>
+      <w:pPr>
+        <w:tabs>
+          <w:tab w:val="num" w:pos="720"/>
+        </w:tabs>
+        <w:ind w:left="720" w:hanging="360"/>
+      </w:pPr>
+      <w:rPr>
+        <w:rFonts w:ascii="Symbol" w:hAnsi="Symbol" w:hint="default"/>
+        <w:sz w:val="20"/>
+      </w:rPr>
+    </w:lvl>
+    <w:lvl w:ilvl="1" w:tentative="1">
+      <w:start w:val="1"/>
+      <w:numFmt w:val="bullet"/>
+      <w:lvlText w:val="o"/>
+      <w:lvlJc w:val="left"/>
+      <w:pPr>
+        <w:tabs>
+          <w:tab w:val="num" w:pos="1440"/>
+        </w:tabs>
+        <w:ind w:left="1440" w:hanging="360"/>
+      </w:pPr>
+      <w:rPr>
+        <w:rFonts w:ascii="Courier New" w:hAnsi="Courier New" w:hint="default"/>
+        <w:sz w:val="20"/>
+      </w:rPr>
+    </w:lvl>
+    <w:lvl w:ilvl="2" w:tentative="1">
+      <w:start w:val="1"/>
+      <w:numFmt w:val="bullet"/>
+      <w:lvlText w:val=""/>
+      <w:lvlJc w:val="left"/>
+      <w:pPr>
+        <w:tabs>
+          <w:tab w:val="num" w:pos="2160"/>
+        </w:tabs>
+        <w:ind w:left="2160" w:hanging="360"/>
+      </w:pPr>
+      <w:rPr>
+        <w:rFonts w:ascii="Wingdings" w:hAnsi="Wingdings" w:hint="default"/>
+        <w:sz w:val="20"/>
+      </w:rPr>
+    </w:lvl>
+    <w:lvl w:ilvl="3" w:tentative="1">
+      <w:start w:val="1"/>
+      <w:numFmt w:val="bullet"/>
+      <w:lvlText w:val=""/>
+      <w:lvlJc w:val="left"/>
+      <w:pPr>
+        <w:tabs>
+          <w:tab w:val="num" w:pos="2880"/>
+        </w:tabs>
+        <w:ind w:left="2880" w:hanging="360"/>
+      </w:pPr>
+      <w:rPr>
+        <w:rFonts w:ascii="Wingdings" w:hAnsi="Wingdings" w:hint="default"/>
+        <w:sz w:val="20"/>
+      </w:rPr>
+    </w:lvl>
+    <w:lvl w:ilvl="4" w:tentative="1">
+      <w:start w:val="1"/>
+      <w:numFmt w:val="bullet"/>
+      <w:lvlText w:val=""/>
+      <w:lvlJc w:val="left"/>
+      <w:pPr>
+        <w:tabs>
+          <w:tab w:val="num" w:pos="3600"/>
+        </w:tabs>
+        <w:ind w:left="3600" w:hanging="360"/>
+      </w:pPr>
+      <w:rPr>
+        <w:rFonts w:ascii="Wingdings" w:hAnsi="Wingdings" w:hint="default"/>
+        <w:sz w:val="20"/>
+      </w:rPr>
+    </w:lvl>
+    <w:lvl w:ilvl="5" w:tentative="1">
+      <w:start w:val="1"/>
+      <w:numFmt w:val="bullet"/>
+      <w:lvlText w:val=""/>
+      <w:lvlJc w:val="left"/>
+      <w:pPr>
+        <w:tabs>
+          <w:tab w:val="num" w:pos="4320"/>
+        </w:tabs>
+        <w:ind w:left="4320" w:hanging="360"/>
+      </w:pPr>
+      <w:rPr>
+        <w:rFonts w:ascii="Wingdings" w:hAnsi="Wingdings" w:hint="default"/>
+        <w:sz w:val="20"/>
+      </w:rPr>
+    </w:lvl>
+    <w:lvl w:ilvl="6" w:tentative="1">
+      <w:start w:val="1"/>
+      <w:numFmt w:val="bullet"/>
+      <w:lvlText w:val=""/>
+      <w:lvlJc w:val="left"/>
+      <w:pPr>
+        <w:tabs>
+          <w:tab w:val="num" w:pos="5040"/>
+        </w:tabs>
+        <w:ind w:left="5040" w:hanging="360"/>
+      </w:pPr>
+      <w:rPr>
+        <w:rFonts w:ascii="Wingdings" w:hAnsi="Wingdings" w:hint="default"/>
+        <w:sz w:val="20"/>
+      </w:rPr>
+    </w:lvl>
+    <w:lvl w:ilvl="7" w:tentative="1">
+      <w:start w:val="1"/>
+      <w:numFmt w:val="bullet"/>
+      <w:lvlText w:val=""/>
+      <w:lvlJc w:val="left"/>
+      <w:pPr>
+        <w:tabs>
+          <w:tab w:val="num" w:pos="5760"/>
+        </w:tabs>
+        <w:ind w:left="5760" w:hanging="360"/>
+      </w:pPr>
+      <w:rPr>
+        <w:rFonts w:ascii="Wingdings" w:hAnsi="Wingdings" w:hint="default"/>
+        <w:sz w:val="20"/>
+      </w:rPr>
+    </w:lvl>
+    <w:lvl w:ilvl="8" w:tentative="1">
+      <w:start w:val="1"/>
+      <w:numFmt w:val="bullet"/>
+      <w:lvlText w:val=""/>
+      <w:lvlJc w:val="left"/>
+      <w:pPr>
+        <w:tabs>
+          <w:tab w:val="num" w:pos="6480"/>
+        </w:tabs>
+        <w:ind w:left="6480" w:hanging="360"/>
+      </w:pPr>
+      <w:rPr>
+        <w:rFonts w:ascii="Wingdings" w:hAnsi="Wingdings" w:hint="default"/>
+        <w:sz w:val="20"/>
+      </w:rPr>
+    </w:lvl>
+  </w:abstractNum>
+  <w:abstractNum w:abstractNumId="7" w15:restartNumberingAfterBreak="0">
     <w:nsid w:val="4C866DE9"/>
     <w:multiLevelType w:val="multilevel"/>
     <w:tmpl w:val="A71A153E"/>
@@ -8184,7 +15958,156 @@
       </w:pPr>
     </w:lvl>
   </w:abstractNum>
-  <w:abstractNum w:abstractNumId="7" w15:restartNumberingAfterBreak="0">
+  <w:abstractNum w:abstractNumId="8" w15:restartNumberingAfterBreak="0">
+    <w:nsid w:val="539A1440"/>
+    <w:multiLevelType w:val="multilevel"/>
+    <w:tmpl w:val="3F423BAE"/>
+    <w:lvl w:ilvl="0">
+      <w:start w:val="1"/>
+      <w:numFmt w:val="bullet"/>
+      <w:lvlText w:val=""/>
+      <w:lvlJc w:val="left"/>
+      <w:pPr>
+        <w:tabs>
+          <w:tab w:val="num" w:pos="720"/>
+        </w:tabs>
+        <w:ind w:left="720" w:hanging="360"/>
+      </w:pPr>
+      <w:rPr>
+        <w:rFonts w:ascii="Symbol" w:hAnsi="Symbol" w:hint="default"/>
+        <w:sz w:val="20"/>
+      </w:rPr>
+    </w:lvl>
+    <w:lvl w:ilvl="1" w:tentative="1">
+      <w:start w:val="1"/>
+      <w:numFmt w:val="bullet"/>
+      <w:lvlText w:val="o"/>
+      <w:lvlJc w:val="left"/>
+      <w:pPr>
+        <w:tabs>
+          <w:tab w:val="num" w:pos="1440"/>
+        </w:tabs>
+        <w:ind w:left="1440" w:hanging="360"/>
+      </w:pPr>
+      <w:rPr>
+        <w:rFonts w:ascii="Courier New" w:hAnsi="Courier New" w:hint="default"/>
+        <w:sz w:val="20"/>
+      </w:rPr>
+    </w:lvl>
+    <w:lvl w:ilvl="2" w:tentative="1">
+      <w:start w:val="1"/>
+      <w:numFmt w:val="bullet"/>
+      <w:lvlText w:val=""/>
+      <w:lvlJc w:val="left"/>
+      <w:pPr>
+        <w:tabs>
+          <w:tab w:val="num" w:pos="2160"/>
+        </w:tabs>
+        <w:ind w:left="2160" w:hanging="360"/>
+      </w:pPr>
+      <w:rPr>
+        <w:rFonts w:ascii="Wingdings" w:hAnsi="Wingdings" w:hint="default"/>
+        <w:sz w:val="20"/>
+      </w:rPr>
+    </w:lvl>
+    <w:lvl w:ilvl="3" w:tentative="1">
+      <w:start w:val="1"/>
+      <w:numFmt w:val="bullet"/>
+      <w:lvlText w:val=""/>
+      <w:lvlJc w:val="left"/>
+      <w:pPr>
+        <w:tabs>
+          <w:tab w:val="num" w:pos="2880"/>
+        </w:tabs>
+        <w:ind w:left="2880" w:hanging="360"/>
+      </w:pPr>
+      <w:rPr>
+        <w:rFonts w:ascii="Wingdings" w:hAnsi="Wingdings" w:hint="default"/>
+        <w:sz w:val="20"/>
+      </w:rPr>
+    </w:lvl>
+    <w:lvl w:ilvl="4" w:tentative="1">
+      <w:start w:val="1"/>
+      <w:numFmt w:val="bullet"/>
+      <w:lvlText w:val=""/>
+      <w:lvlJc w:val="left"/>
+      <w:pPr>
+        <w:tabs>
+          <w:tab w:val="num" w:pos="3600"/>
+        </w:tabs>
+        <w:ind w:left="3600" w:hanging="360"/>
+      </w:pPr>
+      <w:rPr>
+        <w:rFonts w:ascii="Wingdings" w:hAnsi="Wingdings" w:hint="default"/>
+        <w:sz w:val="20"/>
+      </w:rPr>
+    </w:lvl>
+    <w:lvl w:ilvl="5" w:tentative="1">
+      <w:start w:val="1"/>
+      <w:numFmt w:val="bullet"/>
+      <w:lvlText w:val=""/>
+      <w:lvlJc w:val="left"/>
+      <w:pPr>
+        <w:tabs>
+          <w:tab w:val="num" w:pos="4320"/>
+        </w:tabs>
+        <w:ind w:left="4320" w:hanging="360"/>
+      </w:pPr>
+      <w:rPr>
+        <w:rFonts w:ascii="Wingdings" w:hAnsi="Wingdings" w:hint="default"/>
+        <w:sz w:val="20"/>
+      </w:rPr>
+    </w:lvl>
+    <w:lvl w:ilvl="6" w:tentative="1">
+      <w:start w:val="1"/>
+      <w:numFmt w:val="bullet"/>
+      <w:lvlText w:val=""/>
+      <w:lvlJc w:val="left"/>
+      <w:pPr>
+        <w:tabs>
+          <w:tab w:val="num" w:pos="5040"/>
+        </w:tabs>
+        <w:ind w:left="5040" w:hanging="360"/>
+      </w:pPr>
+      <w:rPr>
+        <w:rFonts w:ascii="Wingdings" w:hAnsi="Wingdings" w:hint="default"/>
+        <w:sz w:val="20"/>
+      </w:rPr>
+    </w:lvl>
+    <w:lvl w:ilvl="7" w:tentative="1">
+      <w:start w:val="1"/>
+      <w:numFmt w:val="bullet"/>
+      <w:lvlText w:val=""/>
+      <w:lvlJc w:val="left"/>
+      <w:pPr>
+        <w:tabs>
+          <w:tab w:val="num" w:pos="5760"/>
+        </w:tabs>
+        <w:ind w:left="5760" w:hanging="360"/>
+      </w:pPr>
+      <w:rPr>
+        <w:rFonts w:ascii="Wingdings" w:hAnsi="Wingdings" w:hint="default"/>
+        <w:sz w:val="20"/>
+      </w:rPr>
+    </w:lvl>
+    <w:lvl w:ilvl="8" w:tentative="1">
+      <w:start w:val="1"/>
+      <w:numFmt w:val="bullet"/>
+      <w:lvlText w:val=""/>
+      <w:lvlJc w:val="left"/>
+      <w:pPr>
+        <w:tabs>
+          <w:tab w:val="num" w:pos="6480"/>
+        </w:tabs>
+        <w:ind w:left="6480" w:hanging="360"/>
+      </w:pPr>
+      <w:rPr>
+        <w:rFonts w:ascii="Wingdings" w:hAnsi="Wingdings" w:hint="default"/>
+        <w:sz w:val="20"/>
+      </w:rPr>
+    </w:lvl>
+  </w:abstractNum>
+  <w:abstractNum w:abstractNumId="9" w15:restartNumberingAfterBreak="0">
     <w:nsid w:val="5BBA2A5B"/>
     <w:multiLevelType w:val="multilevel"/>
     <w:tmpl w:val="658E713C"/>
@@ -8340,10 +16263,10 @@
     <w:abstractNumId w:val="0"/>
   </w:num>
   <w:num w:numId="3">
-    <w:abstractNumId w:val="7"/>
+    <w:abstractNumId w:val="9"/>
   </w:num>
   <w:num w:numId="4">
-    <w:abstractNumId w:val="6"/>
+    <w:abstractNumId w:val="7"/>
   </w:num>
   <w:num w:numId="5">
     <w:abstractNumId w:val="1"/>
@@ -8356,6 +16279,12 @@
   </w:num>
   <w:num w:numId="8">
     <w:abstractNumId w:val="4"/>
+  </w:num>
+  <w:num w:numId="9">
+    <w:abstractNumId w:val="8"/>
+  </w:num>
+  <w:num w:numId="10">
+    <w:abstractNumId w:val="6"/>
   </w:num>
 </w:numbering>
 </file>

--- a/selfdoc/12 Loops in python.docx
+++ b/selfdoc/12 Loops in python.docx
@@ -88,7 +88,7 @@
           <w:szCs w:val="24"/>
         </w:rPr>
         <w:pict>
-          <v:rect id="_x0000_i1114" style="width:0;height:1.5pt" o:hralign="center" o:hrstd="t" o:hr="t" fillcolor="#a0a0a0" stroked="f"/>
+          <v:rect id="_x0000_i1025" style="width:0;height:1.5pt" o:hralign="center" o:hrstd="t" o:hr="t" fillcolor="#a0a0a0" stroked="f"/>
         </w:pict>
       </w:r>
     </w:p>
@@ -225,7 +225,7 @@
           <w:szCs w:val="24"/>
         </w:rPr>
         <w:pict>
-          <v:rect id="_x0000_i1097" style="width:0;height:1.5pt" o:hralign="center" o:hrstd="t" o:hr="t" fillcolor="#a0a0a0" stroked="f"/>
+          <v:rect id="_x0000_i1026" style="width:0;height:1.5pt" o:hralign="center" o:hrstd="t" o:hr="t" fillcolor="#a0a0a0" stroked="f"/>
         </w:pict>
       </w:r>
     </w:p>
@@ -652,7 +652,7 @@
           <w:szCs w:val="24"/>
         </w:rPr>
         <w:pict>
-          <v:rect id="_x0000_i1098" style="width:0;height:1.5pt" o:hralign="center" o:hrstd="t" o:hr="t" fillcolor="#a0a0a0" stroked="f"/>
+          <v:rect id="_x0000_i1027" style="width:0;height:1.5pt" o:hralign="center" o:hrstd="t" o:hr="t" fillcolor="#a0a0a0" stroked="f"/>
         </w:pict>
       </w:r>
     </w:p>
@@ -1014,7 +1014,7 @@
           <w:szCs w:val="24"/>
         </w:rPr>
         <w:pict>
-          <v:rect id="_x0000_i1099" style="width:0;height:1.5pt" o:hralign="center" o:hrstd="t" o:hr="t" fillcolor="#a0a0a0" stroked="f"/>
+          <v:rect id="_x0000_i1028" style="width:0;height:1.5pt" o:hralign="center" o:hrstd="t" o:hr="t" fillcolor="#a0a0a0" stroked="f"/>
         </w:pict>
       </w:r>
     </w:p>
@@ -1303,7 +1303,7 @@
           <w:szCs w:val="24"/>
         </w:rPr>
         <w:pict>
-          <v:rect id="_x0000_i1100" style="width:0;height:1.5pt" o:hralign="center" o:hrstd="t" o:hr="t" fillcolor="#a0a0a0" stroked="f"/>
+          <v:rect id="_x0000_i1029" style="width:0;height:1.5pt" o:hralign="center" o:hrstd="t" o:hr="t" fillcolor="#a0a0a0" stroked="f"/>
         </w:pict>
       </w:r>
     </w:p>
@@ -1866,7 +1866,7 @@
           <w:szCs w:val="24"/>
         </w:rPr>
         <w:pict>
-          <v:rect id="_x0000_i1101" style="width:0;height:1.5pt" o:hralign="center" o:hrstd="t" o:hr="t" fillcolor="#a0a0a0" stroked="f"/>
+          <v:rect id="_x0000_i1030" style="width:0;height:1.5pt" o:hralign="center" o:hrstd="t" o:hr="t" fillcolor="#a0a0a0" stroked="f"/>
         </w:pict>
       </w:r>
     </w:p>
@@ -2031,7 +2031,7 @@
           <w:szCs w:val="24"/>
         </w:rPr>
         <w:pict>
-          <v:rect id="_x0000_i1102" style="width:0;height:1.5pt" o:hralign="center" o:hrstd="t" o:hr="t" fillcolor="#a0a0a0" stroked="f"/>
+          <v:rect id="_x0000_i1031" style="width:0;height:1.5pt" o:hralign="center" o:hrstd="t" o:hr="t" fillcolor="#a0a0a0" stroked="f"/>
         </w:pict>
       </w:r>
     </w:p>
@@ -2303,7 +2303,7 @@
           <w:szCs w:val="24"/>
         </w:rPr>
         <w:pict>
-          <v:rect id="_x0000_i1103" style="width:0;height:1.5pt" o:hralign="center" o:hrstd="t" o:hr="t" fillcolor="#a0a0a0" stroked="f"/>
+          <v:rect id="_x0000_i1032" style="width:0;height:1.5pt" o:hralign="center" o:hrstd="t" o:hr="t" fillcolor="#a0a0a0" stroked="f"/>
         </w:pict>
       </w:r>
     </w:p>
@@ -2546,7 +2546,7 @@
           <w:szCs w:val="24"/>
         </w:rPr>
         <w:pict>
-          <v:rect id="_x0000_i1104" style="width:0;height:1.5pt" o:hralign="center" o:hrstd="t" o:hr="t" fillcolor="#a0a0a0" stroked="f"/>
+          <v:rect id="_x0000_i1033" style="width:0;height:1.5pt" o:hralign="center" o:hrstd="t" o:hr="t" fillcolor="#a0a0a0" stroked="f"/>
         </w:pict>
       </w:r>
     </w:p>
@@ -2897,7 +2897,7 @@
           <w:szCs w:val="24"/>
         </w:rPr>
         <w:pict>
-          <v:rect id="_x0000_i1105" style="width:0;height:1.5pt" o:hralign="center" o:hrstd="t" o:hr="t" fillcolor="#a0a0a0" stroked="f"/>
+          <v:rect id="_x0000_i1034" style="width:0;height:1.5pt" o:hralign="center" o:hrstd="t" o:hr="t" fillcolor="#a0a0a0" stroked="f"/>
         </w:pict>
       </w:r>
     </w:p>
@@ -3349,7 +3349,7 @@
           <w:szCs w:val="24"/>
         </w:rPr>
         <w:pict>
-          <v:rect id="_x0000_i1106" style="width:0;height:1.5pt" o:hralign="center" o:hrstd="t" o:hr="t" fillcolor="#a0a0a0" stroked="f"/>
+          <v:rect id="_x0000_i1035" style="width:0;height:1.5pt" o:hralign="center" o:hrstd="t" o:hr="t" fillcolor="#a0a0a0" stroked="f"/>
         </w:pict>
       </w:r>
     </w:p>
@@ -3528,7 +3528,7 @@
           <w:szCs w:val="24"/>
         </w:rPr>
         <w:pict>
-          <v:rect id="_x0000_i1107" style="width:0;height:1.5pt" o:hralign="center" o:hrstd="t" o:hr="t" fillcolor="#a0a0a0" stroked="f"/>
+          <v:rect id="_x0000_i1036" style="width:0;height:1.5pt" o:hralign="center" o:hrstd="t" o:hr="t" fillcolor="#a0a0a0" stroked="f"/>
         </w:pict>
       </w:r>
     </w:p>
@@ -3743,7 +3743,7 @@
           <w:szCs w:val="24"/>
         </w:rPr>
         <w:pict>
-          <v:rect id="_x0000_i1108" style="width:0;height:1.5pt" o:hralign="center" o:hrstd="t" o:hr="t" fillcolor="#a0a0a0" stroked="f"/>
+          <v:rect id="_x0000_i1037" style="width:0;height:1.5pt" o:hralign="center" o:hrstd="t" o:hr="t" fillcolor="#a0a0a0" stroked="f"/>
         </w:pict>
       </w:r>
     </w:p>
@@ -4064,7 +4064,7 @@
           <w:szCs w:val="24"/>
         </w:rPr>
         <w:pict>
-          <v:rect id="_x0000_i1109" style="width:0;height:1.5pt" o:hralign="center" o:hrstd="t" o:hr="t" fillcolor="#a0a0a0" stroked="f"/>
+          <v:rect id="_x0000_i1038" style="width:0;height:1.5pt" o:hralign="center" o:hrstd="t" o:hr="t" fillcolor="#a0a0a0" stroked="f"/>
         </w:pict>
       </w:r>
     </w:p>
@@ -4452,78 +4452,6 @@
           <w:sz w:val="20"/>
           <w:szCs w:val="20"/>
         </w:rPr>
-        <w:t>python</w:t>
-      </w:r>
-    </w:p>
-    <w:p>
-      <w:pPr>
-        <w:tabs>
-          <w:tab w:val="left" w:pos="916"/>
-          <w:tab w:val="left" w:pos="1832"/>
-          <w:tab w:val="left" w:pos="2748"/>
-          <w:tab w:val="left" w:pos="3664"/>
-          <w:tab w:val="left" w:pos="4580"/>
-          <w:tab w:val="left" w:pos="5496"/>
-          <w:tab w:val="left" w:pos="6412"/>
-          <w:tab w:val="left" w:pos="7328"/>
-          <w:tab w:val="left" w:pos="8244"/>
-          <w:tab w:val="left" w:pos="9160"/>
-          <w:tab w:val="left" w:pos="10076"/>
-          <w:tab w:val="left" w:pos="10992"/>
-          <w:tab w:val="left" w:pos="11908"/>
-          <w:tab w:val="left" w:pos="12824"/>
-          <w:tab w:val="left" w:pos="13740"/>
-          <w:tab w:val="left" w:pos="14656"/>
-        </w:tabs>
-        <w:spacing w:after="0" w:line="240" w:lineRule="auto"/>
-        <w:rPr>
-          <w:rFonts w:ascii="Courier New" w:eastAsia="Times New Roman" w:hAnsi="Courier New" w:cs="Courier New"/>
-          <w:sz w:val="20"/>
-          <w:szCs w:val="20"/>
-        </w:rPr>
-      </w:pPr>
-      <w:r>
-        <w:rPr>
-          <w:rFonts w:ascii="Courier New" w:eastAsia="Times New Roman" w:hAnsi="Courier New" w:cs="Courier New"/>
-          <w:sz w:val="20"/>
-          <w:szCs w:val="20"/>
-        </w:rPr>
-        <w:t>CopyEdit</w:t>
-      </w:r>
-    </w:p>
-    <w:p>
-      <w:pPr>
-        <w:tabs>
-          <w:tab w:val="left" w:pos="916"/>
-          <w:tab w:val="left" w:pos="1832"/>
-          <w:tab w:val="left" w:pos="2748"/>
-          <w:tab w:val="left" w:pos="3664"/>
-          <w:tab w:val="left" w:pos="4580"/>
-          <w:tab w:val="left" w:pos="5496"/>
-          <w:tab w:val="left" w:pos="6412"/>
-          <w:tab w:val="left" w:pos="7328"/>
-          <w:tab w:val="left" w:pos="8244"/>
-          <w:tab w:val="left" w:pos="9160"/>
-          <w:tab w:val="left" w:pos="10076"/>
-          <w:tab w:val="left" w:pos="10992"/>
-          <w:tab w:val="left" w:pos="11908"/>
-          <w:tab w:val="left" w:pos="12824"/>
-          <w:tab w:val="left" w:pos="13740"/>
-          <w:tab w:val="left" w:pos="14656"/>
-        </w:tabs>
-        <w:spacing w:after="0" w:line="240" w:lineRule="auto"/>
-        <w:rPr>
-          <w:rFonts w:ascii="Courier New" w:eastAsia="Times New Roman" w:hAnsi="Courier New" w:cs="Courier New"/>
-          <w:sz w:val="20"/>
-          <w:szCs w:val="20"/>
-        </w:rPr>
-      </w:pPr>
-      <w:r>
-        <w:rPr>
-          <w:rFonts w:ascii="Courier New" w:eastAsia="Times New Roman" w:hAnsi="Courier New" w:cs="Courier New"/>
-          <w:sz w:val="20"/>
-          <w:szCs w:val="20"/>
-        </w:rPr>
         <w:t>for item in iterable:</w:t>
       </w:r>
     </w:p>
@@ -4655,7 +4583,135 @@
           <w:sz w:val="20"/>
           <w:szCs w:val="20"/>
         </w:rPr>
-        <w:t>python</w:t>
+        <w:t>for num in range(1, 6):</w:t>
+      </w:r>
+    </w:p>
+    <w:p>
+      <w:pPr>
+        <w:tabs>
+          <w:tab w:val="left" w:pos="916"/>
+          <w:tab w:val="left" w:pos="1832"/>
+          <w:tab w:val="left" w:pos="2748"/>
+          <w:tab w:val="left" w:pos="3664"/>
+          <w:tab w:val="left" w:pos="4580"/>
+          <w:tab w:val="left" w:pos="5496"/>
+          <w:tab w:val="left" w:pos="6412"/>
+          <w:tab w:val="left" w:pos="7328"/>
+          <w:tab w:val="left" w:pos="8244"/>
+          <w:tab w:val="left" w:pos="9160"/>
+          <w:tab w:val="left" w:pos="10076"/>
+          <w:tab w:val="left" w:pos="10992"/>
+          <w:tab w:val="left" w:pos="11908"/>
+          <w:tab w:val="left" w:pos="12824"/>
+          <w:tab w:val="left" w:pos="13740"/>
+          <w:tab w:val="left" w:pos="14656"/>
+        </w:tabs>
+        <w:spacing w:after="0" w:line="240" w:lineRule="auto"/>
+        <w:rPr>
+          <w:rFonts w:ascii="Courier New" w:eastAsia="Times New Roman" w:hAnsi="Courier New" w:cs="Courier New"/>
+          <w:sz w:val="20"/>
+          <w:szCs w:val="20"/>
+        </w:rPr>
+      </w:pPr>
+      <w:r>
+        <w:rPr>
+          <w:rFonts w:ascii="Courier New" w:eastAsia="Times New Roman" w:hAnsi="Courier New" w:cs="Courier New"/>
+          <w:sz w:val="20"/>
+          <w:szCs w:val="20"/>
+        </w:rPr>
+        <w:t xml:space="preserve">    if num == 3:</w:t>
+      </w:r>
+    </w:p>
+    <w:p>
+      <w:pPr>
+        <w:tabs>
+          <w:tab w:val="left" w:pos="916"/>
+          <w:tab w:val="left" w:pos="1832"/>
+          <w:tab w:val="left" w:pos="2748"/>
+          <w:tab w:val="left" w:pos="3664"/>
+          <w:tab w:val="left" w:pos="4580"/>
+          <w:tab w:val="left" w:pos="5496"/>
+          <w:tab w:val="left" w:pos="6412"/>
+          <w:tab w:val="left" w:pos="7328"/>
+          <w:tab w:val="left" w:pos="8244"/>
+          <w:tab w:val="left" w:pos="9160"/>
+          <w:tab w:val="left" w:pos="10076"/>
+          <w:tab w:val="left" w:pos="10992"/>
+          <w:tab w:val="left" w:pos="11908"/>
+          <w:tab w:val="left" w:pos="12824"/>
+          <w:tab w:val="left" w:pos="13740"/>
+          <w:tab w:val="left" w:pos="14656"/>
+        </w:tabs>
+        <w:spacing w:after="0" w:line="240" w:lineRule="auto"/>
+        <w:rPr>
+          <w:rFonts w:ascii="Courier New" w:eastAsia="Times New Roman" w:hAnsi="Courier New" w:cs="Courier New"/>
+          <w:sz w:val="20"/>
+          <w:szCs w:val="20"/>
+        </w:rPr>
+      </w:pPr>
+      <w:r>
+        <w:rPr>
+          <w:rFonts w:ascii="Courier New" w:eastAsia="Times New Roman" w:hAnsi="Courier New" w:cs="Courier New"/>
+          <w:sz w:val="20"/>
+          <w:szCs w:val="20"/>
+        </w:rPr>
+        <w:t xml:space="preserve">        break</w:t>
+      </w:r>
+    </w:p>
+    <w:p>
+      <w:pPr>
+        <w:tabs>
+          <w:tab w:val="left" w:pos="916"/>
+          <w:tab w:val="left" w:pos="1832"/>
+          <w:tab w:val="left" w:pos="2748"/>
+          <w:tab w:val="left" w:pos="3664"/>
+          <w:tab w:val="left" w:pos="4580"/>
+          <w:tab w:val="left" w:pos="5496"/>
+          <w:tab w:val="left" w:pos="6412"/>
+          <w:tab w:val="left" w:pos="7328"/>
+          <w:tab w:val="left" w:pos="8244"/>
+          <w:tab w:val="left" w:pos="9160"/>
+          <w:tab w:val="left" w:pos="10076"/>
+          <w:tab w:val="left" w:pos="10992"/>
+          <w:tab w:val="left" w:pos="11908"/>
+          <w:tab w:val="left" w:pos="12824"/>
+          <w:tab w:val="left" w:pos="13740"/>
+          <w:tab w:val="left" w:pos="14656"/>
+        </w:tabs>
+        <w:spacing w:after="0" w:line="240" w:lineRule="auto"/>
+        <w:rPr>
+          <w:rFonts w:ascii="Courier New" w:eastAsia="Times New Roman" w:hAnsi="Courier New" w:cs="Courier New"/>
+          <w:sz w:val="20"/>
+          <w:szCs w:val="20"/>
+        </w:rPr>
+      </w:pPr>
+      <w:r>
+        <w:rPr>
+          <w:rFonts w:ascii="Courier New" w:eastAsia="Times New Roman" w:hAnsi="Courier New" w:cs="Courier New"/>
+          <w:sz w:val="20"/>
+          <w:szCs w:val="20"/>
+        </w:rPr>
+        <w:t xml:space="preserve">    print(num)</w:t>
+      </w:r>
+    </w:p>
+    <w:p>
+      <w:pPr>
+        <w:spacing w:before="100" w:beforeAutospacing="1" w:after="100" w:afterAutospacing="1" w:line="240" w:lineRule="auto"/>
+        <w:rPr>
+          <w:rFonts w:ascii="Times New Roman" w:eastAsia="Times New Roman" w:hAnsi="Times New Roman" w:cs="Times New Roman"/>
+          <w:sz w:val="24"/>
+          <w:szCs w:val="24"/>
+        </w:rPr>
+      </w:pPr>
+      <w:r>
+        <w:rPr>
+          <w:rFonts w:ascii="Times New Roman" w:eastAsia="Times New Roman" w:hAnsi="Times New Roman" w:cs="Times New Roman"/>
+          <w:b/>
+          <w:bCs/>
+          <w:sz w:val="24"/>
+          <w:szCs w:val="24"/>
+        </w:rPr>
+        <w:t>Output:</w:t>
       </w:r>
     </w:p>
     <w:p>
@@ -4727,115 +4783,43 @@
           <w:sz w:val="20"/>
           <w:szCs w:val="20"/>
         </w:rPr>
-        <w:t>for num in range(1, 6):</w:t>
-      </w:r>
-    </w:p>
-    <w:p>
-      <w:pPr>
-        <w:tabs>
-          <w:tab w:val="left" w:pos="916"/>
-          <w:tab w:val="left" w:pos="1832"/>
-          <w:tab w:val="left" w:pos="2748"/>
-          <w:tab w:val="left" w:pos="3664"/>
-          <w:tab w:val="left" w:pos="4580"/>
-          <w:tab w:val="left" w:pos="5496"/>
-          <w:tab w:val="left" w:pos="6412"/>
-          <w:tab w:val="left" w:pos="7328"/>
-          <w:tab w:val="left" w:pos="8244"/>
-          <w:tab w:val="left" w:pos="9160"/>
-          <w:tab w:val="left" w:pos="10076"/>
-          <w:tab w:val="left" w:pos="10992"/>
-          <w:tab w:val="left" w:pos="11908"/>
-          <w:tab w:val="left" w:pos="12824"/>
-          <w:tab w:val="left" w:pos="13740"/>
-          <w:tab w:val="left" w:pos="14656"/>
-        </w:tabs>
-        <w:spacing w:after="0" w:line="240" w:lineRule="auto"/>
-        <w:rPr>
-          <w:rFonts w:ascii="Courier New" w:eastAsia="Times New Roman" w:hAnsi="Courier New" w:cs="Courier New"/>
-          <w:sz w:val="20"/>
-          <w:szCs w:val="20"/>
-        </w:rPr>
-      </w:pPr>
-      <w:r>
-        <w:rPr>
-          <w:rFonts w:ascii="Courier New" w:eastAsia="Times New Roman" w:hAnsi="Courier New" w:cs="Courier New"/>
-          <w:sz w:val="20"/>
-          <w:szCs w:val="20"/>
-        </w:rPr>
-        <w:t xml:space="preserve">    if num == 3:</w:t>
-      </w:r>
-    </w:p>
-    <w:p>
-      <w:pPr>
-        <w:tabs>
-          <w:tab w:val="left" w:pos="916"/>
-          <w:tab w:val="left" w:pos="1832"/>
-          <w:tab w:val="left" w:pos="2748"/>
-          <w:tab w:val="left" w:pos="3664"/>
-          <w:tab w:val="left" w:pos="4580"/>
-          <w:tab w:val="left" w:pos="5496"/>
-          <w:tab w:val="left" w:pos="6412"/>
-          <w:tab w:val="left" w:pos="7328"/>
-          <w:tab w:val="left" w:pos="8244"/>
-          <w:tab w:val="left" w:pos="9160"/>
-          <w:tab w:val="left" w:pos="10076"/>
-          <w:tab w:val="left" w:pos="10992"/>
-          <w:tab w:val="left" w:pos="11908"/>
-          <w:tab w:val="left" w:pos="12824"/>
-          <w:tab w:val="left" w:pos="13740"/>
-          <w:tab w:val="left" w:pos="14656"/>
-        </w:tabs>
-        <w:spacing w:after="0" w:line="240" w:lineRule="auto"/>
-        <w:rPr>
-          <w:rFonts w:ascii="Courier New" w:eastAsia="Times New Roman" w:hAnsi="Courier New" w:cs="Courier New"/>
-          <w:sz w:val="20"/>
-          <w:szCs w:val="20"/>
-        </w:rPr>
-      </w:pPr>
-      <w:r>
-        <w:rPr>
-          <w:rFonts w:ascii="Courier New" w:eastAsia="Times New Roman" w:hAnsi="Courier New" w:cs="Courier New"/>
-          <w:sz w:val="20"/>
-          <w:szCs w:val="20"/>
-        </w:rPr>
-        <w:t xml:space="preserve">        break</w:t>
-      </w:r>
-    </w:p>
-    <w:p>
-      <w:pPr>
-        <w:tabs>
-          <w:tab w:val="left" w:pos="916"/>
-          <w:tab w:val="left" w:pos="1832"/>
-          <w:tab w:val="left" w:pos="2748"/>
-          <w:tab w:val="left" w:pos="3664"/>
-          <w:tab w:val="left" w:pos="4580"/>
-          <w:tab w:val="left" w:pos="5496"/>
-          <w:tab w:val="left" w:pos="6412"/>
-          <w:tab w:val="left" w:pos="7328"/>
-          <w:tab w:val="left" w:pos="8244"/>
-          <w:tab w:val="left" w:pos="9160"/>
-          <w:tab w:val="left" w:pos="10076"/>
-          <w:tab w:val="left" w:pos="10992"/>
-          <w:tab w:val="left" w:pos="11908"/>
-          <w:tab w:val="left" w:pos="12824"/>
-          <w:tab w:val="left" w:pos="13740"/>
-          <w:tab w:val="left" w:pos="14656"/>
-        </w:tabs>
-        <w:spacing w:after="0" w:line="240" w:lineRule="auto"/>
-        <w:rPr>
-          <w:rFonts w:ascii="Courier New" w:eastAsia="Times New Roman" w:hAnsi="Courier New" w:cs="Courier New"/>
-          <w:sz w:val="20"/>
-          <w:szCs w:val="20"/>
-        </w:rPr>
-      </w:pPr>
-      <w:r>
-        <w:rPr>
-          <w:rFonts w:ascii="Courier New" w:eastAsia="Times New Roman" w:hAnsi="Courier New" w:cs="Courier New"/>
-          <w:sz w:val="20"/>
-          <w:szCs w:val="20"/>
-        </w:rPr>
-        <w:t xml:space="preserve">    print(num)</w:t>
+        <w:t>1</w:t>
+      </w:r>
+    </w:p>
+    <w:p>
+      <w:pPr>
+        <w:tabs>
+          <w:tab w:val="left" w:pos="916"/>
+          <w:tab w:val="left" w:pos="1832"/>
+          <w:tab w:val="left" w:pos="2748"/>
+          <w:tab w:val="left" w:pos="3664"/>
+          <w:tab w:val="left" w:pos="4580"/>
+          <w:tab w:val="left" w:pos="5496"/>
+          <w:tab w:val="left" w:pos="6412"/>
+          <w:tab w:val="left" w:pos="7328"/>
+          <w:tab w:val="left" w:pos="8244"/>
+          <w:tab w:val="left" w:pos="9160"/>
+          <w:tab w:val="left" w:pos="10076"/>
+          <w:tab w:val="left" w:pos="10992"/>
+          <w:tab w:val="left" w:pos="11908"/>
+          <w:tab w:val="left" w:pos="12824"/>
+          <w:tab w:val="left" w:pos="13740"/>
+          <w:tab w:val="left" w:pos="14656"/>
+        </w:tabs>
+        <w:spacing w:after="0" w:line="240" w:lineRule="auto"/>
+        <w:rPr>
+          <w:rFonts w:ascii="Courier New" w:eastAsia="Times New Roman" w:hAnsi="Courier New" w:cs="Courier New"/>
+          <w:sz w:val="20"/>
+          <w:szCs w:val="20"/>
+        </w:rPr>
+      </w:pPr>
+      <w:r>
+        <w:rPr>
+          <w:rFonts w:ascii="Courier New" w:eastAsia="Times New Roman" w:hAnsi="Courier New" w:cs="Courier New"/>
+          <w:sz w:val="20"/>
+          <w:szCs w:val="20"/>
+        </w:rPr>
+        <w:t>2</w:t>
       </w:r>
     </w:p>
     <w:p>
@@ -4849,134 +4833,6 @@
       </w:pPr>
       <w:r>
         <w:rPr>
-          <w:rFonts w:ascii="Times New Roman" w:eastAsia="Times New Roman" w:hAnsi="Times New Roman" w:cs="Times New Roman"/>
-          <w:b/>
-          <w:bCs/>
-          <w:sz w:val="24"/>
-          <w:szCs w:val="24"/>
-        </w:rPr>
-        <w:t>Output:</w:t>
-      </w:r>
-    </w:p>
-    <w:p>
-      <w:pPr>
-        <w:tabs>
-          <w:tab w:val="left" w:pos="916"/>
-          <w:tab w:val="left" w:pos="1832"/>
-          <w:tab w:val="left" w:pos="2748"/>
-          <w:tab w:val="left" w:pos="3664"/>
-          <w:tab w:val="left" w:pos="4580"/>
-          <w:tab w:val="left" w:pos="5496"/>
-          <w:tab w:val="left" w:pos="6412"/>
-          <w:tab w:val="left" w:pos="7328"/>
-          <w:tab w:val="left" w:pos="8244"/>
-          <w:tab w:val="left" w:pos="9160"/>
-          <w:tab w:val="left" w:pos="10076"/>
-          <w:tab w:val="left" w:pos="10992"/>
-          <w:tab w:val="left" w:pos="11908"/>
-          <w:tab w:val="left" w:pos="12824"/>
-          <w:tab w:val="left" w:pos="13740"/>
-          <w:tab w:val="left" w:pos="14656"/>
-        </w:tabs>
-        <w:spacing w:after="0" w:line="240" w:lineRule="auto"/>
-        <w:rPr>
-          <w:rFonts w:ascii="Courier New" w:eastAsia="Times New Roman" w:hAnsi="Courier New" w:cs="Courier New"/>
-          <w:sz w:val="20"/>
-          <w:szCs w:val="20"/>
-        </w:rPr>
-      </w:pPr>
-      <w:r>
-        <w:rPr>
-          <w:rFonts w:ascii="Courier New" w:eastAsia="Times New Roman" w:hAnsi="Courier New" w:cs="Courier New"/>
-          <w:sz w:val="20"/>
-          <w:szCs w:val="20"/>
-        </w:rPr>
-        <w:t>CopyEdit</w:t>
-      </w:r>
-    </w:p>
-    <w:p>
-      <w:pPr>
-        <w:tabs>
-          <w:tab w:val="left" w:pos="916"/>
-          <w:tab w:val="left" w:pos="1832"/>
-          <w:tab w:val="left" w:pos="2748"/>
-          <w:tab w:val="left" w:pos="3664"/>
-          <w:tab w:val="left" w:pos="4580"/>
-          <w:tab w:val="left" w:pos="5496"/>
-          <w:tab w:val="left" w:pos="6412"/>
-          <w:tab w:val="left" w:pos="7328"/>
-          <w:tab w:val="left" w:pos="8244"/>
-          <w:tab w:val="left" w:pos="9160"/>
-          <w:tab w:val="left" w:pos="10076"/>
-          <w:tab w:val="left" w:pos="10992"/>
-          <w:tab w:val="left" w:pos="11908"/>
-          <w:tab w:val="left" w:pos="12824"/>
-          <w:tab w:val="left" w:pos="13740"/>
-          <w:tab w:val="left" w:pos="14656"/>
-        </w:tabs>
-        <w:spacing w:after="0" w:line="240" w:lineRule="auto"/>
-        <w:rPr>
-          <w:rFonts w:ascii="Courier New" w:eastAsia="Times New Roman" w:hAnsi="Courier New" w:cs="Courier New"/>
-          <w:sz w:val="20"/>
-          <w:szCs w:val="20"/>
-        </w:rPr>
-      </w:pPr>
-      <w:r>
-        <w:rPr>
-          <w:rFonts w:ascii="Courier New" w:eastAsia="Times New Roman" w:hAnsi="Courier New" w:cs="Courier New"/>
-          <w:sz w:val="20"/>
-          <w:szCs w:val="20"/>
-        </w:rPr>
-        <w:t>1</w:t>
-      </w:r>
-    </w:p>
-    <w:p>
-      <w:pPr>
-        <w:tabs>
-          <w:tab w:val="left" w:pos="916"/>
-          <w:tab w:val="left" w:pos="1832"/>
-          <w:tab w:val="left" w:pos="2748"/>
-          <w:tab w:val="left" w:pos="3664"/>
-          <w:tab w:val="left" w:pos="4580"/>
-          <w:tab w:val="left" w:pos="5496"/>
-          <w:tab w:val="left" w:pos="6412"/>
-          <w:tab w:val="left" w:pos="7328"/>
-          <w:tab w:val="left" w:pos="8244"/>
-          <w:tab w:val="left" w:pos="9160"/>
-          <w:tab w:val="left" w:pos="10076"/>
-          <w:tab w:val="left" w:pos="10992"/>
-          <w:tab w:val="left" w:pos="11908"/>
-          <w:tab w:val="left" w:pos="12824"/>
-          <w:tab w:val="left" w:pos="13740"/>
-          <w:tab w:val="left" w:pos="14656"/>
-        </w:tabs>
-        <w:spacing w:after="0" w:line="240" w:lineRule="auto"/>
-        <w:rPr>
-          <w:rFonts w:ascii="Courier New" w:eastAsia="Times New Roman" w:hAnsi="Courier New" w:cs="Courier New"/>
-          <w:sz w:val="20"/>
-          <w:szCs w:val="20"/>
-        </w:rPr>
-      </w:pPr>
-      <w:r>
-        <w:rPr>
-          <w:rFonts w:ascii="Courier New" w:eastAsia="Times New Roman" w:hAnsi="Courier New" w:cs="Courier New"/>
-          <w:sz w:val="20"/>
-          <w:szCs w:val="20"/>
-        </w:rPr>
-        <w:t>2</w:t>
-      </w:r>
-    </w:p>
-    <w:p>
-      <w:pPr>
-        <w:spacing w:before="100" w:beforeAutospacing="1" w:after="100" w:afterAutospacing="1" w:line="240" w:lineRule="auto"/>
-        <w:rPr>
-          <w:rFonts w:ascii="Times New Roman" w:eastAsia="Times New Roman" w:hAnsi="Times New Roman" w:cs="Times New Roman"/>
-          <w:sz w:val="24"/>
-          <w:szCs w:val="24"/>
-        </w:rPr>
-      </w:pPr>
-      <w:r>
-        <w:rPr>
           <w:rFonts w:ascii="Segoe UI Symbol" w:eastAsia="Times New Roman" w:hAnsi="Segoe UI Symbol" w:cs="Segoe UI Symbol"/>
           <w:sz w:val="24"/>
           <w:szCs w:val="24"/>
@@ -5024,7 +4880,7 @@
           <w:szCs w:val="24"/>
         </w:rPr>
         <w:pict>
-          <v:rect id="_x0000_i1110" style="width:0;height:1.5pt" o:hralign="center" o:hrstd="t" o:hr="t" fillcolor="#a0a0a0" stroked="f"/>
+          <v:rect id="_x0000_i1039" style="width:0;height:1.5pt" o:hralign="center" o:hrstd="t" o:hr="t" fillcolor="#a0a0a0" stroked="f"/>
         </w:pict>
       </w:r>
     </w:p>
@@ -5139,78 +4995,6 @@
           <w:sz w:val="20"/>
           <w:szCs w:val="20"/>
         </w:rPr>
-        <w:t>python</w:t>
-      </w:r>
-    </w:p>
-    <w:p>
-      <w:pPr>
-        <w:tabs>
-          <w:tab w:val="left" w:pos="916"/>
-          <w:tab w:val="left" w:pos="1832"/>
-          <w:tab w:val="left" w:pos="2748"/>
-          <w:tab w:val="left" w:pos="3664"/>
-          <w:tab w:val="left" w:pos="4580"/>
-          <w:tab w:val="left" w:pos="5496"/>
-          <w:tab w:val="left" w:pos="6412"/>
-          <w:tab w:val="left" w:pos="7328"/>
-          <w:tab w:val="left" w:pos="8244"/>
-          <w:tab w:val="left" w:pos="9160"/>
-          <w:tab w:val="left" w:pos="10076"/>
-          <w:tab w:val="left" w:pos="10992"/>
-          <w:tab w:val="left" w:pos="11908"/>
-          <w:tab w:val="left" w:pos="12824"/>
-          <w:tab w:val="left" w:pos="13740"/>
-          <w:tab w:val="left" w:pos="14656"/>
-        </w:tabs>
-        <w:spacing w:after="0" w:line="240" w:lineRule="auto"/>
-        <w:rPr>
-          <w:rFonts w:ascii="Courier New" w:eastAsia="Times New Roman" w:hAnsi="Courier New" w:cs="Courier New"/>
-          <w:sz w:val="20"/>
-          <w:szCs w:val="20"/>
-        </w:rPr>
-      </w:pPr>
-      <w:r>
-        <w:rPr>
-          <w:rFonts w:ascii="Courier New" w:eastAsia="Times New Roman" w:hAnsi="Courier New" w:cs="Courier New"/>
-          <w:sz w:val="20"/>
-          <w:szCs w:val="20"/>
-        </w:rPr>
-        <w:t>CopyEdit</w:t>
-      </w:r>
-    </w:p>
-    <w:p>
-      <w:pPr>
-        <w:tabs>
-          <w:tab w:val="left" w:pos="916"/>
-          <w:tab w:val="left" w:pos="1832"/>
-          <w:tab w:val="left" w:pos="2748"/>
-          <w:tab w:val="left" w:pos="3664"/>
-          <w:tab w:val="left" w:pos="4580"/>
-          <w:tab w:val="left" w:pos="5496"/>
-          <w:tab w:val="left" w:pos="6412"/>
-          <w:tab w:val="left" w:pos="7328"/>
-          <w:tab w:val="left" w:pos="8244"/>
-          <w:tab w:val="left" w:pos="9160"/>
-          <w:tab w:val="left" w:pos="10076"/>
-          <w:tab w:val="left" w:pos="10992"/>
-          <w:tab w:val="left" w:pos="11908"/>
-          <w:tab w:val="left" w:pos="12824"/>
-          <w:tab w:val="left" w:pos="13740"/>
-          <w:tab w:val="left" w:pos="14656"/>
-        </w:tabs>
-        <w:spacing w:after="0" w:line="240" w:lineRule="auto"/>
-        <w:rPr>
-          <w:rFonts w:ascii="Courier New" w:eastAsia="Times New Roman" w:hAnsi="Courier New" w:cs="Courier New"/>
-          <w:sz w:val="20"/>
-          <w:szCs w:val="20"/>
-        </w:rPr>
-      </w:pPr>
-      <w:r>
-        <w:rPr>
-          <w:rFonts w:ascii="Courier New" w:eastAsia="Times New Roman" w:hAnsi="Courier New" w:cs="Courier New"/>
-          <w:sz w:val="20"/>
-          <w:szCs w:val="20"/>
-        </w:rPr>
         <w:t>for item in iterable:</w:t>
       </w:r>
     </w:p>
@@ -5342,187 +5126,187 @@
           <w:sz w:val="20"/>
           <w:szCs w:val="20"/>
         </w:rPr>
+        <w:t>python</w:t>
+      </w:r>
+    </w:p>
+    <w:p>
+      <w:pPr>
+        <w:tabs>
+          <w:tab w:val="left" w:pos="916"/>
+          <w:tab w:val="left" w:pos="1832"/>
+          <w:tab w:val="left" w:pos="2748"/>
+          <w:tab w:val="left" w:pos="3664"/>
+          <w:tab w:val="left" w:pos="4580"/>
+          <w:tab w:val="left" w:pos="5496"/>
+          <w:tab w:val="left" w:pos="6412"/>
+          <w:tab w:val="left" w:pos="7328"/>
+          <w:tab w:val="left" w:pos="8244"/>
+          <w:tab w:val="left" w:pos="9160"/>
+          <w:tab w:val="left" w:pos="10076"/>
+          <w:tab w:val="left" w:pos="10992"/>
+          <w:tab w:val="left" w:pos="11908"/>
+          <w:tab w:val="left" w:pos="12824"/>
+          <w:tab w:val="left" w:pos="13740"/>
+          <w:tab w:val="left" w:pos="14656"/>
+        </w:tabs>
+        <w:spacing w:after="0" w:line="240" w:lineRule="auto"/>
+        <w:rPr>
+          <w:rFonts w:ascii="Courier New" w:eastAsia="Times New Roman" w:hAnsi="Courier New" w:cs="Courier New"/>
+          <w:sz w:val="20"/>
+          <w:szCs w:val="20"/>
+        </w:rPr>
+      </w:pPr>
+      <w:r>
+        <w:rPr>
+          <w:rFonts w:ascii="Courier New" w:eastAsia="Times New Roman" w:hAnsi="Courier New" w:cs="Courier New"/>
+          <w:sz w:val="20"/>
+          <w:szCs w:val="20"/>
+        </w:rPr>
+        <w:t>CopyEdit</w:t>
+      </w:r>
+    </w:p>
+    <w:p>
+      <w:pPr>
+        <w:tabs>
+          <w:tab w:val="left" w:pos="916"/>
+          <w:tab w:val="left" w:pos="1832"/>
+          <w:tab w:val="left" w:pos="2748"/>
+          <w:tab w:val="left" w:pos="3664"/>
+          <w:tab w:val="left" w:pos="4580"/>
+          <w:tab w:val="left" w:pos="5496"/>
+          <w:tab w:val="left" w:pos="6412"/>
+          <w:tab w:val="left" w:pos="7328"/>
+          <w:tab w:val="left" w:pos="8244"/>
+          <w:tab w:val="left" w:pos="9160"/>
+          <w:tab w:val="left" w:pos="10076"/>
+          <w:tab w:val="left" w:pos="10992"/>
+          <w:tab w:val="left" w:pos="11908"/>
+          <w:tab w:val="left" w:pos="12824"/>
+          <w:tab w:val="left" w:pos="13740"/>
+          <w:tab w:val="left" w:pos="14656"/>
+        </w:tabs>
+        <w:spacing w:after="0" w:line="240" w:lineRule="auto"/>
+        <w:rPr>
+          <w:rFonts w:ascii="Courier New" w:eastAsia="Times New Roman" w:hAnsi="Courier New" w:cs="Courier New"/>
+          <w:sz w:val="20"/>
+          <w:szCs w:val="20"/>
+        </w:rPr>
+      </w:pPr>
+      <w:r>
+        <w:rPr>
+          <w:rFonts w:ascii="Courier New" w:eastAsia="Times New Roman" w:hAnsi="Courier New" w:cs="Courier New"/>
+          <w:sz w:val="20"/>
+          <w:szCs w:val="20"/>
+        </w:rPr>
+        <w:t>for num in range(1, 6):</w:t>
+      </w:r>
+    </w:p>
+    <w:p>
+      <w:pPr>
+        <w:tabs>
+          <w:tab w:val="left" w:pos="916"/>
+          <w:tab w:val="left" w:pos="1832"/>
+          <w:tab w:val="left" w:pos="2748"/>
+          <w:tab w:val="left" w:pos="3664"/>
+          <w:tab w:val="left" w:pos="4580"/>
+          <w:tab w:val="left" w:pos="5496"/>
+          <w:tab w:val="left" w:pos="6412"/>
+          <w:tab w:val="left" w:pos="7328"/>
+          <w:tab w:val="left" w:pos="8244"/>
+          <w:tab w:val="left" w:pos="9160"/>
+          <w:tab w:val="left" w:pos="10076"/>
+          <w:tab w:val="left" w:pos="10992"/>
+          <w:tab w:val="left" w:pos="11908"/>
+          <w:tab w:val="left" w:pos="12824"/>
+          <w:tab w:val="left" w:pos="13740"/>
+          <w:tab w:val="left" w:pos="14656"/>
+        </w:tabs>
+        <w:spacing w:after="0" w:line="240" w:lineRule="auto"/>
+        <w:rPr>
+          <w:rFonts w:ascii="Courier New" w:eastAsia="Times New Roman" w:hAnsi="Courier New" w:cs="Courier New"/>
+          <w:sz w:val="20"/>
+          <w:szCs w:val="20"/>
+        </w:rPr>
+      </w:pPr>
+      <w:r>
+        <w:rPr>
+          <w:rFonts w:ascii="Courier New" w:eastAsia="Times New Roman" w:hAnsi="Courier New" w:cs="Courier New"/>
+          <w:sz w:val="20"/>
+          <w:szCs w:val="20"/>
+        </w:rPr>
+        <w:t xml:space="preserve">    if num == 3:</w:t>
+      </w:r>
+    </w:p>
+    <w:p>
+      <w:pPr>
+        <w:tabs>
+          <w:tab w:val="left" w:pos="916"/>
+          <w:tab w:val="left" w:pos="1832"/>
+          <w:tab w:val="left" w:pos="2748"/>
+          <w:tab w:val="left" w:pos="3664"/>
+          <w:tab w:val="left" w:pos="4580"/>
+          <w:tab w:val="left" w:pos="5496"/>
+          <w:tab w:val="left" w:pos="6412"/>
+          <w:tab w:val="left" w:pos="7328"/>
+          <w:tab w:val="left" w:pos="8244"/>
+          <w:tab w:val="left" w:pos="9160"/>
+          <w:tab w:val="left" w:pos="10076"/>
+          <w:tab w:val="left" w:pos="10992"/>
+          <w:tab w:val="left" w:pos="11908"/>
+          <w:tab w:val="left" w:pos="12824"/>
+          <w:tab w:val="left" w:pos="13740"/>
+          <w:tab w:val="left" w:pos="14656"/>
+        </w:tabs>
+        <w:spacing w:after="0" w:line="240" w:lineRule="auto"/>
+        <w:rPr>
+          <w:rFonts w:ascii="Courier New" w:eastAsia="Times New Roman" w:hAnsi="Courier New" w:cs="Courier New"/>
+          <w:sz w:val="20"/>
+          <w:szCs w:val="20"/>
+        </w:rPr>
+      </w:pPr>
+      <w:r>
+        <w:rPr>
+          <w:rFonts w:ascii="Courier New" w:eastAsia="Times New Roman" w:hAnsi="Courier New" w:cs="Courier New"/>
+          <w:sz w:val="20"/>
+          <w:szCs w:val="20"/>
+        </w:rPr>
+        <w:t xml:space="preserve">        continue</w:t>
+      </w:r>
+    </w:p>
+    <w:p>
+      <w:pPr>
+        <w:tabs>
+          <w:tab w:val="left" w:pos="916"/>
+          <w:tab w:val="left" w:pos="1832"/>
+          <w:tab w:val="left" w:pos="2748"/>
+          <w:tab w:val="left" w:pos="3664"/>
+          <w:tab w:val="left" w:pos="4580"/>
+          <w:tab w:val="left" w:pos="5496"/>
+          <w:tab w:val="left" w:pos="6412"/>
+          <w:tab w:val="left" w:pos="7328"/>
+          <w:tab w:val="left" w:pos="8244"/>
+          <w:tab w:val="left" w:pos="9160"/>
+          <w:tab w:val="left" w:pos="10076"/>
+          <w:tab w:val="left" w:pos="10992"/>
+          <w:tab w:val="left" w:pos="11908"/>
+          <w:tab w:val="left" w:pos="12824"/>
+          <w:tab w:val="left" w:pos="13740"/>
+          <w:tab w:val="left" w:pos="14656"/>
+        </w:tabs>
+        <w:spacing w:after="0" w:line="240" w:lineRule="auto"/>
+        <w:rPr>
+          <w:rFonts w:ascii="Courier New" w:eastAsia="Times New Roman" w:hAnsi="Courier New" w:cs="Courier New"/>
+          <w:sz w:val="20"/>
+          <w:szCs w:val="20"/>
+        </w:rPr>
+      </w:pPr>
+      <w:r>
+        <w:rPr>
+          <w:rFonts w:ascii="Courier New" w:eastAsia="Times New Roman" w:hAnsi="Courier New" w:cs="Courier New"/>
+          <w:sz w:val="20"/>
+          <w:szCs w:val="20"/>
+        </w:rPr>
         <w:lastRenderedPageBreak/>
-        <w:t>python</w:t>
-      </w:r>
-    </w:p>
-    <w:p>
-      <w:pPr>
-        <w:tabs>
-          <w:tab w:val="left" w:pos="916"/>
-          <w:tab w:val="left" w:pos="1832"/>
-          <w:tab w:val="left" w:pos="2748"/>
-          <w:tab w:val="left" w:pos="3664"/>
-          <w:tab w:val="left" w:pos="4580"/>
-          <w:tab w:val="left" w:pos="5496"/>
-          <w:tab w:val="left" w:pos="6412"/>
-          <w:tab w:val="left" w:pos="7328"/>
-          <w:tab w:val="left" w:pos="8244"/>
-          <w:tab w:val="left" w:pos="9160"/>
-          <w:tab w:val="left" w:pos="10076"/>
-          <w:tab w:val="left" w:pos="10992"/>
-          <w:tab w:val="left" w:pos="11908"/>
-          <w:tab w:val="left" w:pos="12824"/>
-          <w:tab w:val="left" w:pos="13740"/>
-          <w:tab w:val="left" w:pos="14656"/>
-        </w:tabs>
-        <w:spacing w:after="0" w:line="240" w:lineRule="auto"/>
-        <w:rPr>
-          <w:rFonts w:ascii="Courier New" w:eastAsia="Times New Roman" w:hAnsi="Courier New" w:cs="Courier New"/>
-          <w:sz w:val="20"/>
-          <w:szCs w:val="20"/>
-        </w:rPr>
-      </w:pPr>
-      <w:r>
-        <w:rPr>
-          <w:rFonts w:ascii="Courier New" w:eastAsia="Times New Roman" w:hAnsi="Courier New" w:cs="Courier New"/>
-          <w:sz w:val="20"/>
-          <w:szCs w:val="20"/>
-        </w:rPr>
-        <w:t>CopyEdit</w:t>
-      </w:r>
-    </w:p>
-    <w:p>
-      <w:pPr>
-        <w:tabs>
-          <w:tab w:val="left" w:pos="916"/>
-          <w:tab w:val="left" w:pos="1832"/>
-          <w:tab w:val="left" w:pos="2748"/>
-          <w:tab w:val="left" w:pos="3664"/>
-          <w:tab w:val="left" w:pos="4580"/>
-          <w:tab w:val="left" w:pos="5496"/>
-          <w:tab w:val="left" w:pos="6412"/>
-          <w:tab w:val="left" w:pos="7328"/>
-          <w:tab w:val="left" w:pos="8244"/>
-          <w:tab w:val="left" w:pos="9160"/>
-          <w:tab w:val="left" w:pos="10076"/>
-          <w:tab w:val="left" w:pos="10992"/>
-          <w:tab w:val="left" w:pos="11908"/>
-          <w:tab w:val="left" w:pos="12824"/>
-          <w:tab w:val="left" w:pos="13740"/>
-          <w:tab w:val="left" w:pos="14656"/>
-        </w:tabs>
-        <w:spacing w:after="0" w:line="240" w:lineRule="auto"/>
-        <w:rPr>
-          <w:rFonts w:ascii="Courier New" w:eastAsia="Times New Roman" w:hAnsi="Courier New" w:cs="Courier New"/>
-          <w:sz w:val="20"/>
-          <w:szCs w:val="20"/>
-        </w:rPr>
-      </w:pPr>
-      <w:r>
-        <w:rPr>
-          <w:rFonts w:ascii="Courier New" w:eastAsia="Times New Roman" w:hAnsi="Courier New" w:cs="Courier New"/>
-          <w:sz w:val="20"/>
-          <w:szCs w:val="20"/>
-        </w:rPr>
-        <w:t>for num in range(1, 6):</w:t>
-      </w:r>
-    </w:p>
-    <w:p>
-      <w:pPr>
-        <w:tabs>
-          <w:tab w:val="left" w:pos="916"/>
-          <w:tab w:val="left" w:pos="1832"/>
-          <w:tab w:val="left" w:pos="2748"/>
-          <w:tab w:val="left" w:pos="3664"/>
-          <w:tab w:val="left" w:pos="4580"/>
-          <w:tab w:val="left" w:pos="5496"/>
-          <w:tab w:val="left" w:pos="6412"/>
-          <w:tab w:val="left" w:pos="7328"/>
-          <w:tab w:val="left" w:pos="8244"/>
-          <w:tab w:val="left" w:pos="9160"/>
-          <w:tab w:val="left" w:pos="10076"/>
-          <w:tab w:val="left" w:pos="10992"/>
-          <w:tab w:val="left" w:pos="11908"/>
-          <w:tab w:val="left" w:pos="12824"/>
-          <w:tab w:val="left" w:pos="13740"/>
-          <w:tab w:val="left" w:pos="14656"/>
-        </w:tabs>
-        <w:spacing w:after="0" w:line="240" w:lineRule="auto"/>
-        <w:rPr>
-          <w:rFonts w:ascii="Courier New" w:eastAsia="Times New Roman" w:hAnsi="Courier New" w:cs="Courier New"/>
-          <w:sz w:val="20"/>
-          <w:szCs w:val="20"/>
-        </w:rPr>
-      </w:pPr>
-      <w:r>
-        <w:rPr>
-          <w:rFonts w:ascii="Courier New" w:eastAsia="Times New Roman" w:hAnsi="Courier New" w:cs="Courier New"/>
-          <w:sz w:val="20"/>
-          <w:szCs w:val="20"/>
-        </w:rPr>
-        <w:t xml:space="preserve">    if num == 3:</w:t>
-      </w:r>
-    </w:p>
-    <w:p>
-      <w:pPr>
-        <w:tabs>
-          <w:tab w:val="left" w:pos="916"/>
-          <w:tab w:val="left" w:pos="1832"/>
-          <w:tab w:val="left" w:pos="2748"/>
-          <w:tab w:val="left" w:pos="3664"/>
-          <w:tab w:val="left" w:pos="4580"/>
-          <w:tab w:val="left" w:pos="5496"/>
-          <w:tab w:val="left" w:pos="6412"/>
-          <w:tab w:val="left" w:pos="7328"/>
-          <w:tab w:val="left" w:pos="8244"/>
-          <w:tab w:val="left" w:pos="9160"/>
-          <w:tab w:val="left" w:pos="10076"/>
-          <w:tab w:val="left" w:pos="10992"/>
-          <w:tab w:val="left" w:pos="11908"/>
-          <w:tab w:val="left" w:pos="12824"/>
-          <w:tab w:val="left" w:pos="13740"/>
-          <w:tab w:val="left" w:pos="14656"/>
-        </w:tabs>
-        <w:spacing w:after="0" w:line="240" w:lineRule="auto"/>
-        <w:rPr>
-          <w:rFonts w:ascii="Courier New" w:eastAsia="Times New Roman" w:hAnsi="Courier New" w:cs="Courier New"/>
-          <w:sz w:val="20"/>
-          <w:szCs w:val="20"/>
-        </w:rPr>
-      </w:pPr>
-      <w:r>
-        <w:rPr>
-          <w:rFonts w:ascii="Courier New" w:eastAsia="Times New Roman" w:hAnsi="Courier New" w:cs="Courier New"/>
-          <w:sz w:val="20"/>
-          <w:szCs w:val="20"/>
-        </w:rPr>
-        <w:t xml:space="preserve">        continue</w:t>
-      </w:r>
-    </w:p>
-    <w:p>
-      <w:pPr>
-        <w:tabs>
-          <w:tab w:val="left" w:pos="916"/>
-          <w:tab w:val="left" w:pos="1832"/>
-          <w:tab w:val="left" w:pos="2748"/>
-          <w:tab w:val="left" w:pos="3664"/>
-          <w:tab w:val="left" w:pos="4580"/>
-          <w:tab w:val="left" w:pos="5496"/>
-          <w:tab w:val="left" w:pos="6412"/>
-          <w:tab w:val="left" w:pos="7328"/>
-          <w:tab w:val="left" w:pos="8244"/>
-          <w:tab w:val="left" w:pos="9160"/>
-          <w:tab w:val="left" w:pos="10076"/>
-          <w:tab w:val="left" w:pos="10992"/>
-          <w:tab w:val="left" w:pos="11908"/>
-          <w:tab w:val="left" w:pos="12824"/>
-          <w:tab w:val="left" w:pos="13740"/>
-          <w:tab w:val="left" w:pos="14656"/>
-        </w:tabs>
-        <w:spacing w:after="0" w:line="240" w:lineRule="auto"/>
-        <w:rPr>
-          <w:rFonts w:ascii="Courier New" w:eastAsia="Times New Roman" w:hAnsi="Courier New" w:cs="Courier New"/>
-          <w:sz w:val="20"/>
-          <w:szCs w:val="20"/>
-        </w:rPr>
-      </w:pPr>
-      <w:r>
-        <w:rPr>
-          <w:rFonts w:ascii="Courier New" w:eastAsia="Times New Roman" w:hAnsi="Courier New" w:cs="Courier New"/>
-          <w:sz w:val="20"/>
-          <w:szCs w:val="20"/>
-        </w:rPr>
         <w:t xml:space="preserve">    print(num)</w:t>
       </w:r>
     </w:p>
@@ -5579,42 +5363,6 @@
           <w:sz w:val="20"/>
           <w:szCs w:val="20"/>
         </w:rPr>
-        <w:t>CopyEdit</w:t>
-      </w:r>
-    </w:p>
-    <w:p>
-      <w:pPr>
-        <w:tabs>
-          <w:tab w:val="left" w:pos="916"/>
-          <w:tab w:val="left" w:pos="1832"/>
-          <w:tab w:val="left" w:pos="2748"/>
-          <w:tab w:val="left" w:pos="3664"/>
-          <w:tab w:val="left" w:pos="4580"/>
-          <w:tab w:val="left" w:pos="5496"/>
-          <w:tab w:val="left" w:pos="6412"/>
-          <w:tab w:val="left" w:pos="7328"/>
-          <w:tab w:val="left" w:pos="8244"/>
-          <w:tab w:val="left" w:pos="9160"/>
-          <w:tab w:val="left" w:pos="10076"/>
-          <w:tab w:val="left" w:pos="10992"/>
-          <w:tab w:val="left" w:pos="11908"/>
-          <w:tab w:val="left" w:pos="12824"/>
-          <w:tab w:val="left" w:pos="13740"/>
-          <w:tab w:val="left" w:pos="14656"/>
-        </w:tabs>
-        <w:spacing w:after="0" w:line="240" w:lineRule="auto"/>
-        <w:rPr>
-          <w:rFonts w:ascii="Courier New" w:eastAsia="Times New Roman" w:hAnsi="Courier New" w:cs="Courier New"/>
-          <w:sz w:val="20"/>
-          <w:szCs w:val="20"/>
-        </w:rPr>
-      </w:pPr>
-      <w:r>
-        <w:rPr>
-          <w:rFonts w:ascii="Courier New" w:eastAsia="Times New Roman" w:hAnsi="Courier New" w:cs="Courier New"/>
-          <w:sz w:val="20"/>
-          <w:szCs w:val="20"/>
-        </w:rPr>
         <w:t>1</w:t>
       </w:r>
     </w:p>
@@ -5800,7 +5548,7 @@
           <w:szCs w:val="24"/>
         </w:rPr>
         <w:pict>
-          <v:rect id="_x0000_i1111" style="width:0;height:1.5pt" o:hralign="center" o:hrstd="t" o:hr="t" fillcolor="#a0a0a0" stroked="f"/>
+          <v:rect id="_x0000_i1040" style="width:0;height:1.5pt" o:hralign="center" o:hrstd="t" o:hr="t" fillcolor="#a0a0a0" stroked="f"/>
         </w:pict>
       </w:r>
     </w:p>
@@ -5955,78 +5703,6 @@
           <w:sz w:val="20"/>
           <w:szCs w:val="20"/>
         </w:rPr>
-        <w:t>python</w:t>
-      </w:r>
-    </w:p>
-    <w:p>
-      <w:pPr>
-        <w:tabs>
-          <w:tab w:val="left" w:pos="916"/>
-          <w:tab w:val="left" w:pos="1832"/>
-          <w:tab w:val="left" w:pos="2748"/>
-          <w:tab w:val="left" w:pos="3664"/>
-          <w:tab w:val="left" w:pos="4580"/>
-          <w:tab w:val="left" w:pos="5496"/>
-          <w:tab w:val="left" w:pos="6412"/>
-          <w:tab w:val="left" w:pos="7328"/>
-          <w:tab w:val="left" w:pos="8244"/>
-          <w:tab w:val="left" w:pos="9160"/>
-          <w:tab w:val="left" w:pos="10076"/>
-          <w:tab w:val="left" w:pos="10992"/>
-          <w:tab w:val="left" w:pos="11908"/>
-          <w:tab w:val="left" w:pos="12824"/>
-          <w:tab w:val="left" w:pos="13740"/>
-          <w:tab w:val="left" w:pos="14656"/>
-        </w:tabs>
-        <w:spacing w:after="0" w:line="240" w:lineRule="auto"/>
-        <w:rPr>
-          <w:rFonts w:ascii="Courier New" w:eastAsia="Times New Roman" w:hAnsi="Courier New" w:cs="Courier New"/>
-          <w:sz w:val="20"/>
-          <w:szCs w:val="20"/>
-        </w:rPr>
-      </w:pPr>
-      <w:r>
-        <w:rPr>
-          <w:rFonts w:ascii="Courier New" w:eastAsia="Times New Roman" w:hAnsi="Courier New" w:cs="Courier New"/>
-          <w:sz w:val="20"/>
-          <w:szCs w:val="20"/>
-        </w:rPr>
-        <w:t>CopyEdit</w:t>
-      </w:r>
-    </w:p>
-    <w:p>
-      <w:pPr>
-        <w:tabs>
-          <w:tab w:val="left" w:pos="916"/>
-          <w:tab w:val="left" w:pos="1832"/>
-          <w:tab w:val="left" w:pos="2748"/>
-          <w:tab w:val="left" w:pos="3664"/>
-          <w:tab w:val="left" w:pos="4580"/>
-          <w:tab w:val="left" w:pos="5496"/>
-          <w:tab w:val="left" w:pos="6412"/>
-          <w:tab w:val="left" w:pos="7328"/>
-          <w:tab w:val="left" w:pos="8244"/>
-          <w:tab w:val="left" w:pos="9160"/>
-          <w:tab w:val="left" w:pos="10076"/>
-          <w:tab w:val="left" w:pos="10992"/>
-          <w:tab w:val="left" w:pos="11908"/>
-          <w:tab w:val="left" w:pos="12824"/>
-          <w:tab w:val="left" w:pos="13740"/>
-          <w:tab w:val="left" w:pos="14656"/>
-        </w:tabs>
-        <w:spacing w:after="0" w:line="240" w:lineRule="auto"/>
-        <w:rPr>
-          <w:rFonts w:ascii="Courier New" w:eastAsia="Times New Roman" w:hAnsi="Courier New" w:cs="Courier New"/>
-          <w:sz w:val="20"/>
-          <w:szCs w:val="20"/>
-        </w:rPr>
-      </w:pPr>
-      <w:r>
-        <w:rPr>
-          <w:rFonts w:ascii="Courier New" w:eastAsia="Times New Roman" w:hAnsi="Courier New" w:cs="Courier New"/>
-          <w:sz w:val="20"/>
-          <w:szCs w:val="20"/>
-        </w:rPr>
         <w:t>for item in iterable:</w:t>
       </w:r>
     </w:p>
@@ -6230,78 +5906,6 @@
           <w:sz w:val="20"/>
           <w:szCs w:val="20"/>
         </w:rPr>
-        <w:t>python</w:t>
-      </w:r>
-    </w:p>
-    <w:p>
-      <w:pPr>
-        <w:tabs>
-          <w:tab w:val="left" w:pos="916"/>
-          <w:tab w:val="left" w:pos="1832"/>
-          <w:tab w:val="left" w:pos="2748"/>
-          <w:tab w:val="left" w:pos="3664"/>
-          <w:tab w:val="left" w:pos="4580"/>
-          <w:tab w:val="left" w:pos="5496"/>
-          <w:tab w:val="left" w:pos="6412"/>
-          <w:tab w:val="left" w:pos="7328"/>
-          <w:tab w:val="left" w:pos="8244"/>
-          <w:tab w:val="left" w:pos="9160"/>
-          <w:tab w:val="left" w:pos="10076"/>
-          <w:tab w:val="left" w:pos="10992"/>
-          <w:tab w:val="left" w:pos="11908"/>
-          <w:tab w:val="left" w:pos="12824"/>
-          <w:tab w:val="left" w:pos="13740"/>
-          <w:tab w:val="left" w:pos="14656"/>
-        </w:tabs>
-        <w:spacing w:after="0" w:line="240" w:lineRule="auto"/>
-        <w:rPr>
-          <w:rFonts w:ascii="Courier New" w:eastAsia="Times New Roman" w:hAnsi="Courier New" w:cs="Courier New"/>
-          <w:sz w:val="20"/>
-          <w:szCs w:val="20"/>
-        </w:rPr>
-      </w:pPr>
-      <w:r>
-        <w:rPr>
-          <w:rFonts w:ascii="Courier New" w:eastAsia="Times New Roman" w:hAnsi="Courier New" w:cs="Courier New"/>
-          <w:sz w:val="20"/>
-          <w:szCs w:val="20"/>
-        </w:rPr>
-        <w:t>CopyEdit</w:t>
-      </w:r>
-    </w:p>
-    <w:p>
-      <w:pPr>
-        <w:tabs>
-          <w:tab w:val="left" w:pos="916"/>
-          <w:tab w:val="left" w:pos="1832"/>
-          <w:tab w:val="left" w:pos="2748"/>
-          <w:tab w:val="left" w:pos="3664"/>
-          <w:tab w:val="left" w:pos="4580"/>
-          <w:tab w:val="left" w:pos="5496"/>
-          <w:tab w:val="left" w:pos="6412"/>
-          <w:tab w:val="left" w:pos="7328"/>
-          <w:tab w:val="left" w:pos="8244"/>
-          <w:tab w:val="left" w:pos="9160"/>
-          <w:tab w:val="left" w:pos="10076"/>
-          <w:tab w:val="left" w:pos="10992"/>
-          <w:tab w:val="left" w:pos="11908"/>
-          <w:tab w:val="left" w:pos="12824"/>
-          <w:tab w:val="left" w:pos="13740"/>
-          <w:tab w:val="left" w:pos="14656"/>
-        </w:tabs>
-        <w:spacing w:after="0" w:line="240" w:lineRule="auto"/>
-        <w:rPr>
-          <w:rFonts w:ascii="Courier New" w:eastAsia="Times New Roman" w:hAnsi="Courier New" w:cs="Courier New"/>
-          <w:sz w:val="20"/>
-          <w:szCs w:val="20"/>
-        </w:rPr>
-      </w:pPr>
-      <w:r>
-        <w:rPr>
-          <w:rFonts w:ascii="Courier New" w:eastAsia="Times New Roman" w:hAnsi="Courier New" w:cs="Courier New"/>
-          <w:sz w:val="20"/>
-          <w:szCs w:val="20"/>
-        </w:rPr>
         <w:t>for num in range(1, 6):</w:t>
       </w:r>
     </w:p>
@@ -6502,78 +6106,6 @@
           <w:sz w:val="20"/>
           <w:szCs w:val="20"/>
         </w:rPr>
-        <w:t>kotlin</w:t>
-      </w:r>
-    </w:p>
-    <w:p>
-      <w:pPr>
-        <w:tabs>
-          <w:tab w:val="left" w:pos="916"/>
-          <w:tab w:val="left" w:pos="1832"/>
-          <w:tab w:val="left" w:pos="2748"/>
-          <w:tab w:val="left" w:pos="3664"/>
-          <w:tab w:val="left" w:pos="4580"/>
-          <w:tab w:val="left" w:pos="5496"/>
-          <w:tab w:val="left" w:pos="6412"/>
-          <w:tab w:val="left" w:pos="7328"/>
-          <w:tab w:val="left" w:pos="8244"/>
-          <w:tab w:val="left" w:pos="9160"/>
-          <w:tab w:val="left" w:pos="10076"/>
-          <w:tab w:val="left" w:pos="10992"/>
-          <w:tab w:val="left" w:pos="11908"/>
-          <w:tab w:val="left" w:pos="12824"/>
-          <w:tab w:val="left" w:pos="13740"/>
-          <w:tab w:val="left" w:pos="14656"/>
-        </w:tabs>
-        <w:spacing w:after="0" w:line="240" w:lineRule="auto"/>
-        <w:rPr>
-          <w:rFonts w:ascii="Courier New" w:eastAsia="Times New Roman" w:hAnsi="Courier New" w:cs="Courier New"/>
-          <w:sz w:val="20"/>
-          <w:szCs w:val="20"/>
-        </w:rPr>
-      </w:pPr>
-      <w:r>
-        <w:rPr>
-          <w:rFonts w:ascii="Courier New" w:eastAsia="Times New Roman" w:hAnsi="Courier New" w:cs="Courier New"/>
-          <w:sz w:val="20"/>
-          <w:szCs w:val="20"/>
-        </w:rPr>
-        <w:t>CopyEdit</w:t>
-      </w:r>
-    </w:p>
-    <w:p>
-      <w:pPr>
-        <w:tabs>
-          <w:tab w:val="left" w:pos="916"/>
-          <w:tab w:val="left" w:pos="1832"/>
-          <w:tab w:val="left" w:pos="2748"/>
-          <w:tab w:val="left" w:pos="3664"/>
-          <w:tab w:val="left" w:pos="4580"/>
-          <w:tab w:val="left" w:pos="5496"/>
-          <w:tab w:val="left" w:pos="6412"/>
-          <w:tab w:val="left" w:pos="7328"/>
-          <w:tab w:val="left" w:pos="8244"/>
-          <w:tab w:val="left" w:pos="9160"/>
-          <w:tab w:val="left" w:pos="10076"/>
-          <w:tab w:val="left" w:pos="10992"/>
-          <w:tab w:val="left" w:pos="11908"/>
-          <w:tab w:val="left" w:pos="12824"/>
-          <w:tab w:val="left" w:pos="13740"/>
-          <w:tab w:val="left" w:pos="14656"/>
-        </w:tabs>
-        <w:spacing w:after="0" w:line="240" w:lineRule="auto"/>
-        <w:rPr>
-          <w:rFonts w:ascii="Courier New" w:eastAsia="Times New Roman" w:hAnsi="Courier New" w:cs="Courier New"/>
-          <w:sz w:val="20"/>
-          <w:szCs w:val="20"/>
-        </w:rPr>
-      </w:pPr>
-      <w:r>
-        <w:rPr>
-          <w:rFonts w:ascii="Courier New" w:eastAsia="Times New Roman" w:hAnsi="Courier New" w:cs="Courier New"/>
-          <w:sz w:val="20"/>
-          <w:szCs w:val="20"/>
-        </w:rPr>
         <w:t>Loop finished without break!</w:t>
       </w:r>
     </w:p>
@@ -6593,7 +6125,7 @@
           <w:szCs w:val="24"/>
         </w:rPr>
         <w:pict>
-          <v:rect id="_x0000_i1112" style="width:0;height:1.5pt" o:hralign="center" o:hrstd="t" o:hr="t" fillcolor="#a0a0a0" stroked="f"/>
+          <v:rect id="_x0000_i1041" style="width:0;height:1.5pt" o:hralign="center" o:hrstd="t" o:hr="t" fillcolor="#a0a0a0" stroked="f"/>
         </w:pict>
       </w:r>
     </w:p>
@@ -6617,405 +6149,269 @@
           <w:sz w:val="27"/>
           <w:szCs w:val="27"/>
         </w:rPr>
+        <w:t>Example with break:</w:t>
+      </w:r>
+    </w:p>
+    <w:p>
+      <w:pPr>
+        <w:tabs>
+          <w:tab w:val="left" w:pos="916"/>
+          <w:tab w:val="left" w:pos="1832"/>
+          <w:tab w:val="left" w:pos="2748"/>
+          <w:tab w:val="left" w:pos="3664"/>
+          <w:tab w:val="left" w:pos="4580"/>
+          <w:tab w:val="left" w:pos="5496"/>
+          <w:tab w:val="left" w:pos="6412"/>
+          <w:tab w:val="left" w:pos="7328"/>
+          <w:tab w:val="left" w:pos="8244"/>
+          <w:tab w:val="left" w:pos="9160"/>
+          <w:tab w:val="left" w:pos="10076"/>
+          <w:tab w:val="left" w:pos="10992"/>
+          <w:tab w:val="left" w:pos="11908"/>
+          <w:tab w:val="left" w:pos="12824"/>
+          <w:tab w:val="left" w:pos="13740"/>
+          <w:tab w:val="left" w:pos="14656"/>
+        </w:tabs>
+        <w:spacing w:after="0" w:line="240" w:lineRule="auto"/>
+        <w:rPr>
+          <w:rFonts w:ascii="Courier New" w:eastAsia="Times New Roman" w:hAnsi="Courier New" w:cs="Courier New"/>
+          <w:sz w:val="20"/>
+          <w:szCs w:val="20"/>
+        </w:rPr>
+      </w:pPr>
+      <w:r>
+        <w:rPr>
+          <w:rFonts w:ascii="Courier New" w:eastAsia="Times New Roman" w:hAnsi="Courier New" w:cs="Courier New"/>
+          <w:sz w:val="20"/>
+          <w:szCs w:val="20"/>
+        </w:rPr>
+        <w:t>for num in range(1, 6):</w:t>
+      </w:r>
+    </w:p>
+    <w:p>
+      <w:pPr>
+        <w:tabs>
+          <w:tab w:val="left" w:pos="916"/>
+          <w:tab w:val="left" w:pos="1832"/>
+          <w:tab w:val="left" w:pos="2748"/>
+          <w:tab w:val="left" w:pos="3664"/>
+          <w:tab w:val="left" w:pos="4580"/>
+          <w:tab w:val="left" w:pos="5496"/>
+          <w:tab w:val="left" w:pos="6412"/>
+          <w:tab w:val="left" w:pos="7328"/>
+          <w:tab w:val="left" w:pos="8244"/>
+          <w:tab w:val="left" w:pos="9160"/>
+          <w:tab w:val="left" w:pos="10076"/>
+          <w:tab w:val="left" w:pos="10992"/>
+          <w:tab w:val="left" w:pos="11908"/>
+          <w:tab w:val="left" w:pos="12824"/>
+          <w:tab w:val="left" w:pos="13740"/>
+          <w:tab w:val="left" w:pos="14656"/>
+        </w:tabs>
+        <w:spacing w:after="0" w:line="240" w:lineRule="auto"/>
+        <w:rPr>
+          <w:rFonts w:ascii="Courier New" w:eastAsia="Times New Roman" w:hAnsi="Courier New" w:cs="Courier New"/>
+          <w:sz w:val="20"/>
+          <w:szCs w:val="20"/>
+        </w:rPr>
+      </w:pPr>
+      <w:r>
+        <w:rPr>
+          <w:rFonts w:ascii="Courier New" w:eastAsia="Times New Roman" w:hAnsi="Courier New" w:cs="Courier New"/>
+          <w:sz w:val="20"/>
+          <w:szCs w:val="20"/>
+        </w:rPr>
+        <w:t xml:space="preserve">    if num == 3:</w:t>
+      </w:r>
+    </w:p>
+    <w:p>
+      <w:pPr>
+        <w:tabs>
+          <w:tab w:val="left" w:pos="916"/>
+          <w:tab w:val="left" w:pos="1832"/>
+          <w:tab w:val="left" w:pos="2748"/>
+          <w:tab w:val="left" w:pos="3664"/>
+          <w:tab w:val="left" w:pos="4580"/>
+          <w:tab w:val="left" w:pos="5496"/>
+          <w:tab w:val="left" w:pos="6412"/>
+          <w:tab w:val="left" w:pos="7328"/>
+          <w:tab w:val="left" w:pos="8244"/>
+          <w:tab w:val="left" w:pos="9160"/>
+          <w:tab w:val="left" w:pos="10076"/>
+          <w:tab w:val="left" w:pos="10992"/>
+          <w:tab w:val="left" w:pos="11908"/>
+          <w:tab w:val="left" w:pos="12824"/>
+          <w:tab w:val="left" w:pos="13740"/>
+          <w:tab w:val="left" w:pos="14656"/>
+        </w:tabs>
+        <w:spacing w:after="0" w:line="240" w:lineRule="auto"/>
+        <w:rPr>
+          <w:rFonts w:ascii="Courier New" w:eastAsia="Times New Roman" w:hAnsi="Courier New" w:cs="Courier New"/>
+          <w:sz w:val="20"/>
+          <w:szCs w:val="20"/>
+        </w:rPr>
+      </w:pPr>
+      <w:r>
+        <w:rPr>
+          <w:rFonts w:ascii="Courier New" w:eastAsia="Times New Roman" w:hAnsi="Courier New" w:cs="Courier New"/>
+          <w:sz w:val="20"/>
+          <w:szCs w:val="20"/>
+        </w:rPr>
+        <w:t xml:space="preserve">        break</w:t>
+      </w:r>
+    </w:p>
+    <w:p>
+      <w:pPr>
+        <w:tabs>
+          <w:tab w:val="left" w:pos="916"/>
+          <w:tab w:val="left" w:pos="1832"/>
+          <w:tab w:val="left" w:pos="2748"/>
+          <w:tab w:val="left" w:pos="3664"/>
+          <w:tab w:val="left" w:pos="4580"/>
+          <w:tab w:val="left" w:pos="5496"/>
+          <w:tab w:val="left" w:pos="6412"/>
+          <w:tab w:val="left" w:pos="7328"/>
+          <w:tab w:val="left" w:pos="8244"/>
+          <w:tab w:val="left" w:pos="9160"/>
+          <w:tab w:val="left" w:pos="10076"/>
+          <w:tab w:val="left" w:pos="10992"/>
+          <w:tab w:val="left" w:pos="11908"/>
+          <w:tab w:val="left" w:pos="12824"/>
+          <w:tab w:val="left" w:pos="13740"/>
+          <w:tab w:val="left" w:pos="14656"/>
+        </w:tabs>
+        <w:spacing w:after="0" w:line="240" w:lineRule="auto"/>
+        <w:rPr>
+          <w:rFonts w:ascii="Courier New" w:eastAsia="Times New Roman" w:hAnsi="Courier New" w:cs="Courier New"/>
+          <w:sz w:val="20"/>
+          <w:szCs w:val="20"/>
+        </w:rPr>
+      </w:pPr>
+      <w:r>
+        <w:rPr>
+          <w:rFonts w:ascii="Courier New" w:eastAsia="Times New Roman" w:hAnsi="Courier New" w:cs="Courier New"/>
+          <w:sz w:val="20"/>
+          <w:szCs w:val="20"/>
+        </w:rPr>
+        <w:t>else:</w:t>
+      </w:r>
+    </w:p>
+    <w:p>
+      <w:pPr>
+        <w:tabs>
+          <w:tab w:val="left" w:pos="916"/>
+          <w:tab w:val="left" w:pos="1832"/>
+          <w:tab w:val="left" w:pos="2748"/>
+          <w:tab w:val="left" w:pos="3664"/>
+          <w:tab w:val="left" w:pos="4580"/>
+          <w:tab w:val="left" w:pos="5496"/>
+          <w:tab w:val="left" w:pos="6412"/>
+          <w:tab w:val="left" w:pos="7328"/>
+          <w:tab w:val="left" w:pos="8244"/>
+          <w:tab w:val="left" w:pos="9160"/>
+          <w:tab w:val="left" w:pos="10076"/>
+          <w:tab w:val="left" w:pos="10992"/>
+          <w:tab w:val="left" w:pos="11908"/>
+          <w:tab w:val="left" w:pos="12824"/>
+          <w:tab w:val="left" w:pos="13740"/>
+          <w:tab w:val="left" w:pos="14656"/>
+        </w:tabs>
+        <w:spacing w:after="0" w:line="240" w:lineRule="auto"/>
+        <w:rPr>
+          <w:rFonts w:ascii="Courier New" w:eastAsia="Times New Roman" w:hAnsi="Courier New" w:cs="Courier New"/>
+          <w:sz w:val="20"/>
+          <w:szCs w:val="20"/>
+        </w:rPr>
+      </w:pPr>
+      <w:r>
+        <w:rPr>
+          <w:rFonts w:ascii="Courier New" w:eastAsia="Times New Roman" w:hAnsi="Courier New" w:cs="Courier New"/>
+          <w:sz w:val="20"/>
+          <w:szCs w:val="20"/>
+        </w:rPr>
+        <w:t xml:space="preserve">    print("Loop finished without break!")</w:t>
+      </w:r>
+    </w:p>
+    <w:p>
+      <w:pPr>
+        <w:spacing w:before="100" w:beforeAutospacing="1" w:after="100" w:afterAutospacing="1" w:line="240" w:lineRule="auto"/>
+        <w:rPr>
+          <w:rFonts w:ascii="Times New Roman" w:eastAsia="Times New Roman" w:hAnsi="Times New Roman" w:cs="Times New Roman"/>
+          <w:sz w:val="24"/>
+          <w:szCs w:val="24"/>
+        </w:rPr>
+      </w:pPr>
+      <w:r>
+        <w:rPr>
+          <w:rFonts w:ascii="Times New Roman" w:eastAsia="Times New Roman" w:hAnsi="Times New Roman" w:cs="Times New Roman"/>
+          <w:b/>
+          <w:bCs/>
+          <w:sz w:val="24"/>
+          <w:szCs w:val="24"/>
+        </w:rPr>
+        <w:t>Output:</w:t>
+      </w:r>
+    </w:p>
+    <w:p>
+      <w:pPr>
+        <w:tabs>
+          <w:tab w:val="left" w:pos="916"/>
+          <w:tab w:val="left" w:pos="1832"/>
+          <w:tab w:val="left" w:pos="2748"/>
+          <w:tab w:val="left" w:pos="3664"/>
+          <w:tab w:val="left" w:pos="4580"/>
+          <w:tab w:val="left" w:pos="5496"/>
+          <w:tab w:val="left" w:pos="6412"/>
+          <w:tab w:val="left" w:pos="7328"/>
+          <w:tab w:val="left" w:pos="8244"/>
+          <w:tab w:val="left" w:pos="9160"/>
+          <w:tab w:val="left" w:pos="10076"/>
+          <w:tab w:val="left" w:pos="10992"/>
+          <w:tab w:val="left" w:pos="11908"/>
+          <w:tab w:val="left" w:pos="12824"/>
+          <w:tab w:val="left" w:pos="13740"/>
+          <w:tab w:val="left" w:pos="14656"/>
+        </w:tabs>
+        <w:spacing w:after="0" w:line="240" w:lineRule="auto"/>
+        <w:rPr>
+          <w:rFonts w:ascii="Courier New" w:eastAsia="Times New Roman" w:hAnsi="Courier New" w:cs="Courier New"/>
+          <w:sz w:val="20"/>
+          <w:szCs w:val="20"/>
+        </w:rPr>
+      </w:pPr>
+      <w:r>
+        <w:rPr>
+          <w:rFonts w:ascii="Courier New" w:eastAsia="Times New Roman" w:hAnsi="Courier New" w:cs="Courier New"/>
+          <w:sz w:val="20"/>
+          <w:szCs w:val="20"/>
+        </w:rPr>
+        <w:t xml:space="preserve"> </w:t>
+      </w:r>
+      <w:r>
+        <w:rPr>
+          <w:rFonts w:ascii="Courier New" w:eastAsia="Times New Roman" w:hAnsi="Courier New" w:cs="Courier New"/>
+          <w:sz w:val="20"/>
+          <w:szCs w:val="20"/>
+        </w:rPr>
+        <w:t>(no output from else)</w:t>
+      </w:r>
+    </w:p>
+    <w:p>
+      <w:pPr>
+        <w:spacing w:before="100" w:beforeAutospacing="1" w:after="100" w:afterAutospacing="1" w:line="240" w:lineRule="auto"/>
+        <w:rPr>
+          <w:rFonts w:ascii="Times New Roman" w:eastAsia="Times New Roman" w:hAnsi="Times New Roman" w:cs="Times New Roman"/>
+          <w:sz w:val="24"/>
+          <w:szCs w:val="24"/>
+        </w:rPr>
+      </w:pPr>
+      <w:r>
+        <w:rPr>
+          <w:rFonts w:ascii="Segoe UI Symbol" w:eastAsia="Times New Roman" w:hAnsi="Segoe UI Symbol" w:cs="Segoe UI Symbol"/>
+          <w:sz w:val="24"/>
+          <w:szCs w:val="24"/>
+        </w:rPr>
         <w:lastRenderedPageBreak/>
-        <w:t>Example with break:</w:t>
-      </w:r>
-    </w:p>
-    <w:p>
-      <w:pPr>
-        <w:tabs>
-          <w:tab w:val="left" w:pos="916"/>
-          <w:tab w:val="left" w:pos="1832"/>
-          <w:tab w:val="left" w:pos="2748"/>
-          <w:tab w:val="left" w:pos="3664"/>
-          <w:tab w:val="left" w:pos="4580"/>
-          <w:tab w:val="left" w:pos="5496"/>
-          <w:tab w:val="left" w:pos="6412"/>
-          <w:tab w:val="left" w:pos="7328"/>
-          <w:tab w:val="left" w:pos="8244"/>
-          <w:tab w:val="left" w:pos="9160"/>
-          <w:tab w:val="left" w:pos="10076"/>
-          <w:tab w:val="left" w:pos="10992"/>
-          <w:tab w:val="left" w:pos="11908"/>
-          <w:tab w:val="left" w:pos="12824"/>
-          <w:tab w:val="left" w:pos="13740"/>
-          <w:tab w:val="left" w:pos="14656"/>
-        </w:tabs>
-        <w:spacing w:after="0" w:line="240" w:lineRule="auto"/>
-        <w:rPr>
-          <w:rFonts w:ascii="Courier New" w:eastAsia="Times New Roman" w:hAnsi="Courier New" w:cs="Courier New"/>
-          <w:sz w:val="20"/>
-          <w:szCs w:val="20"/>
-        </w:rPr>
-      </w:pPr>
-      <w:r>
-        <w:rPr>
-          <w:rFonts w:ascii="Courier New" w:eastAsia="Times New Roman" w:hAnsi="Courier New" w:cs="Courier New"/>
-          <w:sz w:val="20"/>
-          <w:szCs w:val="20"/>
-        </w:rPr>
-        <w:t>python</w:t>
-      </w:r>
-    </w:p>
-    <w:p>
-      <w:pPr>
-        <w:tabs>
-          <w:tab w:val="left" w:pos="916"/>
-          <w:tab w:val="left" w:pos="1832"/>
-          <w:tab w:val="left" w:pos="2748"/>
-          <w:tab w:val="left" w:pos="3664"/>
-          <w:tab w:val="left" w:pos="4580"/>
-          <w:tab w:val="left" w:pos="5496"/>
-          <w:tab w:val="left" w:pos="6412"/>
-          <w:tab w:val="left" w:pos="7328"/>
-          <w:tab w:val="left" w:pos="8244"/>
-          <w:tab w:val="left" w:pos="9160"/>
-          <w:tab w:val="left" w:pos="10076"/>
-          <w:tab w:val="left" w:pos="10992"/>
-          <w:tab w:val="left" w:pos="11908"/>
-          <w:tab w:val="left" w:pos="12824"/>
-          <w:tab w:val="left" w:pos="13740"/>
-          <w:tab w:val="left" w:pos="14656"/>
-        </w:tabs>
-        <w:spacing w:after="0" w:line="240" w:lineRule="auto"/>
-        <w:rPr>
-          <w:rFonts w:ascii="Courier New" w:eastAsia="Times New Roman" w:hAnsi="Courier New" w:cs="Courier New"/>
-          <w:sz w:val="20"/>
-          <w:szCs w:val="20"/>
-        </w:rPr>
-      </w:pPr>
-      <w:r>
-        <w:rPr>
-          <w:rFonts w:ascii="Courier New" w:eastAsia="Times New Roman" w:hAnsi="Courier New" w:cs="Courier New"/>
-          <w:sz w:val="20"/>
-          <w:szCs w:val="20"/>
-        </w:rPr>
-        <w:t>CopyEdit</w:t>
-      </w:r>
-    </w:p>
-    <w:p>
-      <w:pPr>
-        <w:tabs>
-          <w:tab w:val="left" w:pos="916"/>
-          <w:tab w:val="left" w:pos="1832"/>
-          <w:tab w:val="left" w:pos="2748"/>
-          <w:tab w:val="left" w:pos="3664"/>
-          <w:tab w:val="left" w:pos="4580"/>
-          <w:tab w:val="left" w:pos="5496"/>
-          <w:tab w:val="left" w:pos="6412"/>
-          <w:tab w:val="left" w:pos="7328"/>
-          <w:tab w:val="left" w:pos="8244"/>
-          <w:tab w:val="left" w:pos="9160"/>
-          <w:tab w:val="left" w:pos="10076"/>
-          <w:tab w:val="left" w:pos="10992"/>
-          <w:tab w:val="left" w:pos="11908"/>
-          <w:tab w:val="left" w:pos="12824"/>
-          <w:tab w:val="left" w:pos="13740"/>
-          <w:tab w:val="left" w:pos="14656"/>
-        </w:tabs>
-        <w:spacing w:after="0" w:line="240" w:lineRule="auto"/>
-        <w:rPr>
-          <w:rFonts w:ascii="Courier New" w:eastAsia="Times New Roman" w:hAnsi="Courier New" w:cs="Courier New"/>
-          <w:sz w:val="20"/>
-          <w:szCs w:val="20"/>
-        </w:rPr>
-      </w:pPr>
-      <w:r>
-        <w:rPr>
-          <w:rFonts w:ascii="Courier New" w:eastAsia="Times New Roman" w:hAnsi="Courier New" w:cs="Courier New"/>
-          <w:sz w:val="20"/>
-          <w:szCs w:val="20"/>
-        </w:rPr>
-        <w:t>for num in range(1, 6):</w:t>
-      </w:r>
-    </w:p>
-    <w:p>
-      <w:pPr>
-        <w:tabs>
-          <w:tab w:val="left" w:pos="916"/>
-          <w:tab w:val="left" w:pos="1832"/>
-          <w:tab w:val="left" w:pos="2748"/>
-          <w:tab w:val="left" w:pos="3664"/>
-          <w:tab w:val="left" w:pos="4580"/>
-          <w:tab w:val="left" w:pos="5496"/>
-          <w:tab w:val="left" w:pos="6412"/>
-          <w:tab w:val="left" w:pos="7328"/>
-          <w:tab w:val="left" w:pos="8244"/>
-          <w:tab w:val="left" w:pos="9160"/>
-          <w:tab w:val="left" w:pos="10076"/>
-          <w:tab w:val="left" w:pos="10992"/>
-          <w:tab w:val="left" w:pos="11908"/>
-          <w:tab w:val="left" w:pos="12824"/>
-          <w:tab w:val="left" w:pos="13740"/>
-          <w:tab w:val="left" w:pos="14656"/>
-        </w:tabs>
-        <w:spacing w:after="0" w:line="240" w:lineRule="auto"/>
-        <w:rPr>
-          <w:rFonts w:ascii="Courier New" w:eastAsia="Times New Roman" w:hAnsi="Courier New" w:cs="Courier New"/>
-          <w:sz w:val="20"/>
-          <w:szCs w:val="20"/>
-        </w:rPr>
-      </w:pPr>
-      <w:r>
-        <w:rPr>
-          <w:rFonts w:ascii="Courier New" w:eastAsia="Times New Roman" w:hAnsi="Courier New" w:cs="Courier New"/>
-          <w:sz w:val="20"/>
-          <w:szCs w:val="20"/>
-        </w:rPr>
-        <w:t xml:space="preserve">    if num == 3:</w:t>
-      </w:r>
-    </w:p>
-    <w:p>
-      <w:pPr>
-        <w:tabs>
-          <w:tab w:val="left" w:pos="916"/>
-          <w:tab w:val="left" w:pos="1832"/>
-          <w:tab w:val="left" w:pos="2748"/>
-          <w:tab w:val="left" w:pos="3664"/>
-          <w:tab w:val="left" w:pos="4580"/>
-          <w:tab w:val="left" w:pos="5496"/>
-          <w:tab w:val="left" w:pos="6412"/>
-          <w:tab w:val="left" w:pos="7328"/>
-          <w:tab w:val="left" w:pos="8244"/>
-          <w:tab w:val="left" w:pos="9160"/>
-          <w:tab w:val="left" w:pos="10076"/>
-          <w:tab w:val="left" w:pos="10992"/>
-          <w:tab w:val="left" w:pos="11908"/>
-          <w:tab w:val="left" w:pos="12824"/>
-          <w:tab w:val="left" w:pos="13740"/>
-          <w:tab w:val="left" w:pos="14656"/>
-        </w:tabs>
-        <w:spacing w:after="0" w:line="240" w:lineRule="auto"/>
-        <w:rPr>
-          <w:rFonts w:ascii="Courier New" w:eastAsia="Times New Roman" w:hAnsi="Courier New" w:cs="Courier New"/>
-          <w:sz w:val="20"/>
-          <w:szCs w:val="20"/>
-        </w:rPr>
-      </w:pPr>
-      <w:r>
-        <w:rPr>
-          <w:rFonts w:ascii="Courier New" w:eastAsia="Times New Roman" w:hAnsi="Courier New" w:cs="Courier New"/>
-          <w:sz w:val="20"/>
-          <w:szCs w:val="20"/>
-        </w:rPr>
-        <w:t xml:space="preserve">        break</w:t>
-      </w:r>
-    </w:p>
-    <w:p>
-      <w:pPr>
-        <w:tabs>
-          <w:tab w:val="left" w:pos="916"/>
-          <w:tab w:val="left" w:pos="1832"/>
-          <w:tab w:val="left" w:pos="2748"/>
-          <w:tab w:val="left" w:pos="3664"/>
-          <w:tab w:val="left" w:pos="4580"/>
-          <w:tab w:val="left" w:pos="5496"/>
-          <w:tab w:val="left" w:pos="6412"/>
-          <w:tab w:val="left" w:pos="7328"/>
-          <w:tab w:val="left" w:pos="8244"/>
-          <w:tab w:val="left" w:pos="9160"/>
-          <w:tab w:val="left" w:pos="10076"/>
-          <w:tab w:val="left" w:pos="10992"/>
-          <w:tab w:val="left" w:pos="11908"/>
-          <w:tab w:val="left" w:pos="12824"/>
-          <w:tab w:val="left" w:pos="13740"/>
-          <w:tab w:val="left" w:pos="14656"/>
-        </w:tabs>
-        <w:spacing w:after="0" w:line="240" w:lineRule="auto"/>
-        <w:rPr>
-          <w:rFonts w:ascii="Courier New" w:eastAsia="Times New Roman" w:hAnsi="Courier New" w:cs="Courier New"/>
-          <w:sz w:val="20"/>
-          <w:szCs w:val="20"/>
-        </w:rPr>
-      </w:pPr>
-      <w:r>
-        <w:rPr>
-          <w:rFonts w:ascii="Courier New" w:eastAsia="Times New Roman" w:hAnsi="Courier New" w:cs="Courier New"/>
-          <w:sz w:val="20"/>
-          <w:szCs w:val="20"/>
-        </w:rPr>
-        <w:t>else:</w:t>
-      </w:r>
-    </w:p>
-    <w:p>
-      <w:pPr>
-        <w:tabs>
-          <w:tab w:val="left" w:pos="916"/>
-          <w:tab w:val="left" w:pos="1832"/>
-          <w:tab w:val="left" w:pos="2748"/>
-          <w:tab w:val="left" w:pos="3664"/>
-          <w:tab w:val="left" w:pos="4580"/>
-          <w:tab w:val="left" w:pos="5496"/>
-          <w:tab w:val="left" w:pos="6412"/>
-          <w:tab w:val="left" w:pos="7328"/>
-          <w:tab w:val="left" w:pos="8244"/>
-          <w:tab w:val="left" w:pos="9160"/>
-          <w:tab w:val="left" w:pos="10076"/>
-          <w:tab w:val="left" w:pos="10992"/>
-          <w:tab w:val="left" w:pos="11908"/>
-          <w:tab w:val="left" w:pos="12824"/>
-          <w:tab w:val="left" w:pos="13740"/>
-          <w:tab w:val="left" w:pos="14656"/>
-        </w:tabs>
-        <w:spacing w:after="0" w:line="240" w:lineRule="auto"/>
-        <w:rPr>
-          <w:rFonts w:ascii="Courier New" w:eastAsia="Times New Roman" w:hAnsi="Courier New" w:cs="Courier New"/>
-          <w:sz w:val="20"/>
-          <w:szCs w:val="20"/>
-        </w:rPr>
-      </w:pPr>
-      <w:r>
-        <w:rPr>
-          <w:rFonts w:ascii="Courier New" w:eastAsia="Times New Roman" w:hAnsi="Courier New" w:cs="Courier New"/>
-          <w:sz w:val="20"/>
-          <w:szCs w:val="20"/>
-        </w:rPr>
-        <w:t xml:space="preserve">    print("Loop finished without break!")</w:t>
-      </w:r>
-    </w:p>
-    <w:p>
-      <w:pPr>
-        <w:spacing w:before="100" w:beforeAutospacing="1" w:after="100" w:afterAutospacing="1" w:line="240" w:lineRule="auto"/>
-        <w:rPr>
-          <w:rFonts w:ascii="Times New Roman" w:eastAsia="Times New Roman" w:hAnsi="Times New Roman" w:cs="Times New Roman"/>
-          <w:sz w:val="24"/>
-          <w:szCs w:val="24"/>
-        </w:rPr>
-      </w:pPr>
-      <w:r>
-        <w:rPr>
-          <w:rFonts w:ascii="Times New Roman" w:eastAsia="Times New Roman" w:hAnsi="Times New Roman" w:cs="Times New Roman"/>
-          <w:b/>
-          <w:bCs/>
-          <w:sz w:val="24"/>
-          <w:szCs w:val="24"/>
-        </w:rPr>
-        <w:t>Output:</w:t>
-      </w:r>
-    </w:p>
-    <w:p>
-      <w:pPr>
-        <w:tabs>
-          <w:tab w:val="left" w:pos="916"/>
-          <w:tab w:val="left" w:pos="1832"/>
-          <w:tab w:val="left" w:pos="2748"/>
-          <w:tab w:val="left" w:pos="3664"/>
-          <w:tab w:val="left" w:pos="4580"/>
-          <w:tab w:val="left" w:pos="5496"/>
-          <w:tab w:val="left" w:pos="6412"/>
-          <w:tab w:val="left" w:pos="7328"/>
-          <w:tab w:val="left" w:pos="8244"/>
-          <w:tab w:val="left" w:pos="9160"/>
-          <w:tab w:val="left" w:pos="10076"/>
-          <w:tab w:val="left" w:pos="10992"/>
-          <w:tab w:val="left" w:pos="11908"/>
-          <w:tab w:val="left" w:pos="12824"/>
-          <w:tab w:val="left" w:pos="13740"/>
-          <w:tab w:val="left" w:pos="14656"/>
-        </w:tabs>
-        <w:spacing w:after="0" w:line="240" w:lineRule="auto"/>
-        <w:rPr>
-          <w:rFonts w:ascii="Courier New" w:eastAsia="Times New Roman" w:hAnsi="Courier New" w:cs="Courier New"/>
-          <w:sz w:val="20"/>
-          <w:szCs w:val="20"/>
-        </w:rPr>
-      </w:pPr>
-      <w:r>
-        <w:rPr>
-          <w:rFonts w:ascii="Courier New" w:eastAsia="Times New Roman" w:hAnsi="Courier New" w:cs="Courier New"/>
-          <w:sz w:val="20"/>
-          <w:szCs w:val="20"/>
-        </w:rPr>
-        <w:t>pgsql</w:t>
-      </w:r>
-    </w:p>
-    <w:p>
-      <w:pPr>
-        <w:tabs>
-          <w:tab w:val="left" w:pos="916"/>
-          <w:tab w:val="left" w:pos="1832"/>
-          <w:tab w:val="left" w:pos="2748"/>
-          <w:tab w:val="left" w:pos="3664"/>
-          <w:tab w:val="left" w:pos="4580"/>
-          <w:tab w:val="left" w:pos="5496"/>
-          <w:tab w:val="left" w:pos="6412"/>
-          <w:tab w:val="left" w:pos="7328"/>
-          <w:tab w:val="left" w:pos="8244"/>
-          <w:tab w:val="left" w:pos="9160"/>
-          <w:tab w:val="left" w:pos="10076"/>
-          <w:tab w:val="left" w:pos="10992"/>
-          <w:tab w:val="left" w:pos="11908"/>
-          <w:tab w:val="left" w:pos="12824"/>
-          <w:tab w:val="left" w:pos="13740"/>
-          <w:tab w:val="left" w:pos="14656"/>
-        </w:tabs>
-        <w:spacing w:after="0" w:line="240" w:lineRule="auto"/>
-        <w:rPr>
-          <w:rFonts w:ascii="Courier New" w:eastAsia="Times New Roman" w:hAnsi="Courier New" w:cs="Courier New"/>
-          <w:sz w:val="20"/>
-          <w:szCs w:val="20"/>
-        </w:rPr>
-      </w:pPr>
-      <w:r>
-        <w:rPr>
-          <w:rFonts w:ascii="Courier New" w:eastAsia="Times New Roman" w:hAnsi="Courier New" w:cs="Courier New"/>
-          <w:sz w:val="20"/>
-          <w:szCs w:val="20"/>
-        </w:rPr>
-        <w:t>CopyEdit</w:t>
-      </w:r>
-    </w:p>
-    <w:p>
-      <w:pPr>
-        <w:tabs>
-          <w:tab w:val="left" w:pos="916"/>
-          <w:tab w:val="left" w:pos="1832"/>
-          <w:tab w:val="left" w:pos="2748"/>
-          <w:tab w:val="left" w:pos="3664"/>
-          <w:tab w:val="left" w:pos="4580"/>
-          <w:tab w:val="left" w:pos="5496"/>
-          <w:tab w:val="left" w:pos="6412"/>
-          <w:tab w:val="left" w:pos="7328"/>
-          <w:tab w:val="left" w:pos="8244"/>
-          <w:tab w:val="left" w:pos="9160"/>
-          <w:tab w:val="left" w:pos="10076"/>
-          <w:tab w:val="left" w:pos="10992"/>
-          <w:tab w:val="left" w:pos="11908"/>
-          <w:tab w:val="left" w:pos="12824"/>
-          <w:tab w:val="left" w:pos="13740"/>
-          <w:tab w:val="left" w:pos="14656"/>
-        </w:tabs>
-        <w:spacing w:after="0" w:line="240" w:lineRule="auto"/>
-        <w:rPr>
-          <w:rFonts w:ascii="Courier New" w:eastAsia="Times New Roman" w:hAnsi="Courier New" w:cs="Courier New"/>
-          <w:sz w:val="20"/>
-          <w:szCs w:val="20"/>
-        </w:rPr>
-      </w:pPr>
-      <w:r>
-        <w:rPr>
-          <w:rFonts w:ascii="Courier New" w:eastAsia="Times New Roman" w:hAnsi="Courier New" w:cs="Courier New"/>
-          <w:sz w:val="20"/>
-          <w:szCs w:val="20"/>
-        </w:rPr>
-        <w:t>(no output from else)</w:t>
-      </w:r>
-    </w:p>
-    <w:p>
-      <w:pPr>
-        <w:spacing w:before="100" w:beforeAutospacing="1" w:after="100" w:afterAutospacing="1" w:line="240" w:lineRule="auto"/>
-        <w:rPr>
-          <w:rFonts w:ascii="Times New Roman" w:eastAsia="Times New Roman" w:hAnsi="Times New Roman" w:cs="Times New Roman"/>
-          <w:sz w:val="24"/>
-          <w:szCs w:val="24"/>
-        </w:rPr>
-      </w:pPr>
-      <w:r>
-        <w:rPr>
-          <w:rFonts w:ascii="Segoe UI Symbol" w:eastAsia="Times New Roman" w:hAnsi="Segoe UI Symbol" w:cs="Segoe UI Symbol"/>
-          <w:sz w:val="24"/>
-          <w:szCs w:val="24"/>
-        </w:rPr>
         <w:t>👉</w:t>
       </w:r>
       <w:r>
@@ -7077,7 +6473,7 @@
           <w:szCs w:val="24"/>
         </w:rPr>
         <w:pict>
-          <v:rect id="_x0000_i1113" style="width:0;height:1.5pt" o:hralign="center" o:hrstd="t" o:hr="t" fillcolor="#a0a0a0" stroked="f"/>
+          <v:rect id="_x0000_i1042" style="width:0;height:1.5pt" o:hralign="center" o:hrstd="t" o:hr="t" fillcolor="#a0a0a0" stroked="f"/>
         </w:pict>
       </w:r>
     </w:p>
@@ -7722,7 +7118,6 @@
           <w:sz w:val="24"/>
           <w:szCs w:val="24"/>
         </w:rPr>
-        <w:lastRenderedPageBreak/>
         <w:t>✅</w:t>
       </w:r>
       <w:r>
@@ -7766,7 +7161,7 @@
           <w:szCs w:val="24"/>
         </w:rPr>
         <w:pict>
-          <v:rect id="_x0000_i1115" style="width:0;height:1.5pt" o:hralign="center" o:hrstd="t" o:hr="t" fillcolor="#a0a0a0" stroked="f"/>
+          <v:rect id="_x0000_i1043" style="width:0;height:1.5pt" o:hralign="center" o:hrstd="t" o:hr="t" fillcolor="#a0a0a0" stroked="f"/>
         </w:pict>
       </w:r>
     </w:p>
@@ -7925,7 +7320,7 @@
           <w:szCs w:val="24"/>
         </w:rPr>
         <w:pict>
-          <v:rect id="_x0000_i1116" style="width:0;height:1.5pt" o:hralign="center" o:hrstd="t" o:hr="t" fillcolor="#a0a0a0" stroked="f"/>
+          <v:rect id="_x0000_i1044" style="width:0;height:1.5pt" o:hralign="center" o:hrstd="t" o:hr="t" fillcolor="#a0a0a0" stroked="f"/>
         </w:pict>
       </w:r>
     </w:p>
@@ -7997,6 +7392,7 @@
           <w:sz w:val="24"/>
           <w:szCs w:val="24"/>
         </w:rPr>
+        <w:lastRenderedPageBreak/>
         <w:t xml:space="preserve">If lists are unequal, use </w:t>
       </w:r>
       <w:r>
@@ -8268,7 +7664,7 @@
           <w:szCs w:val="24"/>
         </w:rPr>
         <w:pict>
-          <v:rect id="_x0000_i1117" style="width:0;height:1.5pt" o:hralign="center" o:hrstd="t" o:hr="t" fillcolor="#a0a0a0" stroked="f"/>
+          <v:rect id="_x0000_i1045" style="width:0;height:1.5pt" o:hralign="center" o:hrstd="t" o:hr="t" fillcolor="#a0a0a0" stroked="f"/>
         </w:pict>
       </w:r>
     </w:p>
@@ -8495,7 +7891,7 @@
           <w:szCs w:val="24"/>
         </w:rPr>
         <w:pict>
-          <v:rect id="_x0000_i1118" style="width:0;height:1.5pt" o:hralign="center" o:hrstd="t" o:hr="t" fillcolor="#a0a0a0" stroked="f"/>
+          <v:rect id="_x0000_i1046" style="width:0;height:1.5pt" o:hralign="center" o:hrstd="t" o:hr="t" fillcolor="#a0a0a0" stroked="f"/>
         </w:pict>
       </w:r>
     </w:p>
@@ -8838,7 +8234,7 @@
           <w:szCs w:val="24"/>
         </w:rPr>
         <w:pict>
-          <v:rect id="_x0000_i1119" style="width:0;height:1.5pt" o:hralign="center" o:hrstd="t" o:hr="t" fillcolor="#a0a0a0" stroked="f"/>
+          <v:rect id="_x0000_i1047" style="width:0;height:1.5pt" o:hralign="center" o:hrstd="t" o:hr="t" fillcolor="#a0a0a0" stroked="f"/>
         </w:pict>
       </w:r>
     </w:p>
@@ -8890,7 +8286,6 @@
           <w:sz w:val="24"/>
           <w:szCs w:val="24"/>
         </w:rPr>
-        <w:lastRenderedPageBreak/>
         <w:t>You can use loops inside list comprehensions for shorter, readable code.</w:t>
       </w:r>
     </w:p>
@@ -9036,7 +8431,7 @@
           <w:szCs w:val="24"/>
         </w:rPr>
         <w:pict>
-          <v:rect id="_x0000_i1120" style="width:0;height:1.5pt" o:hralign="center" o:hrstd="t" o:hr="t" fillcolor="#a0a0a0" stroked="f"/>
+          <v:rect id="_x0000_i1048" style="width:0;height:1.5pt" o:hralign="center" o:hrstd="t" o:hr="t" fillcolor="#a0a0a0" stroked="f"/>
         </w:pict>
       </w:r>
     </w:p>
@@ -9160,8 +8555,9 @@
           <w:sz w:val="24"/>
           <w:szCs w:val="24"/>
         </w:rPr>
+        <w:lastRenderedPageBreak/>
         <w:pict>
-          <v:rect id="_x0000_i1121" style="width:0;height:1.5pt" o:hralign="center" o:hrstd="t" o:hr="t" fillcolor="#a0a0a0" stroked="f"/>
+          <v:rect id="_x0000_i1049" style="width:0;height:1.5pt" o:hralign="center" o:hrstd="t" o:hr="t" fillcolor="#a0a0a0" stroked="f"/>
         </w:pict>
       </w:r>
     </w:p>
@@ -9424,7 +8820,7 @@
           <w:szCs w:val="24"/>
         </w:rPr>
         <w:pict>
-          <v:rect id="_x0000_i1122" style="width:0;height:1.5pt" o:hralign="center" o:hrstd="t" o:hr="t" fillcolor="#a0a0a0" stroked="f"/>
+          <v:rect id="_x0000_i1050" style="width:0;height:1.5pt" o:hralign="center" o:hrstd="t" o:hr="t" fillcolor="#a0a0a0" stroked="f"/>
         </w:pict>
       </w:r>
     </w:p>
@@ -9715,7 +9111,7 @@
           <w:szCs w:val="24"/>
         </w:rPr>
         <w:pict>
-          <v:rect id="_x0000_i1123" style="width:0;height:1.5pt" o:hralign="center" o:hrstd="t" o:hr="t" fillcolor="#a0a0a0" stroked="f"/>
+          <v:rect id="_x0000_i1051" style="width:0;height:1.5pt" o:hralign="center" o:hrstd="t" o:hr="t" fillcolor="#a0a0a0" stroked="f"/>
         </w:pict>
       </w:r>
     </w:p>
@@ -9904,7 +9300,7 @@
           <w:szCs w:val="24"/>
         </w:rPr>
         <w:pict>
-          <v:rect id="_x0000_i1124" style="width:0;height:1.5pt" o:hralign="center" o:hrstd="t" o:hr="t" fillcolor="#a0a0a0" stroked="f"/>
+          <v:rect id="_x0000_i1052" style="width:0;height:1.5pt" o:hralign="center" o:hrstd="t" o:hr="t" fillcolor="#a0a0a0" stroked="f"/>
         </w:pict>
       </w:r>
     </w:p>
@@ -9957,7 +9353,7 @@
           <w:szCs w:val="24"/>
         </w:rPr>
         <w:pict>
-          <v:rect id="_x0000_i1125" style="width:0;height:1.5pt" o:hralign="center" o:hrstd="t" o:hr="t" fillcolor="#a0a0a0" stroked="f"/>
+          <v:rect id="_x0000_i1053" style="width:0;height:1.5pt" o:hralign="center" o:hrstd="t" o:hr="t" fillcolor="#a0a0a0" stroked="f"/>
         </w:pict>
       </w:r>
     </w:p>
@@ -9981,7 +9377,6 @@
           <w:sz w:val="27"/>
           <w:szCs w:val="27"/>
         </w:rPr>
-        <w:lastRenderedPageBreak/>
         <w:t>1️</w:t>
       </w:r>
       <w:r>
@@ -10157,7 +9552,7 @@
           <w:szCs w:val="24"/>
         </w:rPr>
         <w:pict>
-          <v:rect id="_x0000_i1126" style="width:0;height:1.5pt" o:hralign="center" o:hrstd="t" o:hr="t" fillcolor="#a0a0a0" stroked="f"/>
+          <v:rect id="_x0000_i1054" style="width:0;height:1.5pt" o:hralign="center" o:hrstd="t" o:hr="t" fillcolor="#a0a0a0" stroked="f"/>
         </w:pict>
       </w:r>
     </w:p>
@@ -10309,6 +9704,7 @@
           <w:sz w:val="20"/>
           <w:szCs w:val="20"/>
         </w:rPr>
+        <w:lastRenderedPageBreak/>
         <w:t xml:space="preserve">    print(fruit)</w:t>
       </w:r>
     </w:p>
@@ -10328,7 +9724,7 @@
           <w:szCs w:val="24"/>
         </w:rPr>
         <w:pict>
-          <v:rect id="_x0000_i1127" style="width:0;height:1.5pt" o:hralign="center" o:hrstd="t" o:hr="t" fillcolor="#a0a0a0" stroked="f"/>
+          <v:rect id="_x0000_i1055" style="width:0;height:1.5pt" o:hralign="center" o:hrstd="t" o:hr="t" fillcolor="#a0a0a0" stroked="f"/>
         </w:pict>
       </w:r>
     </w:p>
@@ -10463,7 +9859,7 @@
           <w:szCs w:val="24"/>
         </w:rPr>
         <w:pict>
-          <v:rect id="_x0000_i1128" style="width:0;height:1.5pt" o:hralign="center" o:hrstd="t" o:hr="t" fillcolor="#a0a0a0" stroked="f"/>
+          <v:rect id="_x0000_i1056" style="width:0;height:1.5pt" o:hralign="center" o:hrstd="t" o:hr="t" fillcolor="#a0a0a0" stroked="f"/>
         </w:pict>
       </w:r>
     </w:p>
@@ -10710,7 +10106,7 @@
           <w:szCs w:val="24"/>
         </w:rPr>
         <w:pict>
-          <v:rect id="_x0000_i1129" style="width:0;height:1.5pt" o:hralign="center" o:hrstd="t" o:hr="t" fillcolor="#a0a0a0" stroked="f"/>
+          <v:rect id="_x0000_i1057" style="width:0;height:1.5pt" o:hralign="center" o:hrstd="t" o:hr="t" fillcolor="#a0a0a0" stroked="f"/>
         </w:pict>
       </w:r>
     </w:p>
@@ -10957,7 +10353,7 @@
           <w:szCs w:val="24"/>
         </w:rPr>
         <w:pict>
-          <v:rect id="_x0000_i1130" style="width:0;height:1.5pt" o:hralign="center" o:hrstd="t" o:hr="t" fillcolor="#a0a0a0" stroked="f"/>
+          <v:rect id="_x0000_i1058" style="width:0;height:1.5pt" o:hralign="center" o:hrstd="t" o:hr="t" fillcolor="#a0a0a0" stroked="f"/>
         </w:pict>
       </w:r>
     </w:p>
@@ -11084,7 +10480,7 @@
           <w:szCs w:val="24"/>
         </w:rPr>
         <w:pict>
-          <v:rect id="_x0000_i1131" style="width:0;height:1.5pt" o:hralign="center" o:hrstd="t" o:hr="t" fillcolor="#a0a0a0" stroked="f"/>
+          <v:rect id="_x0000_i1059" style="width:0;height:1.5pt" o:hralign="center" o:hrstd="t" o:hr="t" fillcolor="#a0a0a0" stroked="f"/>
         </w:pict>
       </w:r>
     </w:p>
@@ -11108,7 +10504,6 @@
           <w:sz w:val="27"/>
           <w:szCs w:val="27"/>
         </w:rPr>
-        <w:lastRenderedPageBreak/>
         <w:t>7️</w:t>
       </w:r>
       <w:r>
@@ -11292,7 +10687,7 @@
           <w:szCs w:val="24"/>
         </w:rPr>
         <w:pict>
-          <v:rect id="_x0000_i1132" style="width:0;height:1.5pt" o:hralign="center" o:hrstd="t" o:hr="t" fillcolor="#a0a0a0" stroked="f"/>
+          <v:rect id="_x0000_i1060" style="width:0;height:1.5pt" o:hralign="center" o:hrstd="t" o:hr="t" fillcolor="#a0a0a0" stroked="f"/>
         </w:pict>
       </w:r>
     </w:p>
@@ -11427,7 +10822,7 @@
           <w:szCs w:val="24"/>
         </w:rPr>
         <w:pict>
-          <v:rect id="_x0000_i1133" style="width:0;height:1.5pt" o:hralign="center" o:hrstd="t" o:hr="t" fillcolor="#a0a0a0" stroked="f"/>
+          <v:rect id="_x0000_i1061" style="width:0;height:1.5pt" o:hralign="center" o:hrstd="t" o:hr="t" fillcolor="#a0a0a0" stroked="f"/>
         </w:pict>
       </w:r>
     </w:p>
@@ -11451,6 +10846,7 @@
           <w:sz w:val="27"/>
           <w:szCs w:val="27"/>
         </w:rPr>
+        <w:lastRenderedPageBreak/>
         <w:t>9️</w:t>
       </w:r>
       <w:r>
@@ -11598,7 +10994,7 @@
           <w:szCs w:val="24"/>
         </w:rPr>
         <w:pict>
-          <v:rect id="_x0000_i1134" style="width:0;height:1.5pt" o:hralign="center" o:hrstd="t" o:hr="t" fillcolor="#a0a0a0" stroked="f"/>
+          <v:rect id="_x0000_i1062" style="width:0;height:1.5pt" o:hralign="center" o:hrstd="t" o:hr="t" fillcolor="#a0a0a0" stroked="f"/>
         </w:pict>
       </w:r>
     </w:p>
@@ -11723,7 +11119,7 @@
           <w:szCs w:val="24"/>
         </w:rPr>
         <w:pict>
-          <v:rect id="_x0000_i1135" style="width:0;height:1.5pt" o:hralign="center" o:hrstd="t" o:hr="t" fillcolor="#a0a0a0" stroked="f"/>
+          <v:rect id="_x0000_i1063" style="width:0;height:1.5pt" o:hralign="center" o:hrstd="t" o:hr="t" fillcolor="#a0a0a0" stroked="f"/>
         </w:pict>
       </w:r>
     </w:p>
@@ -11930,7 +11326,7 @@
           <w:szCs w:val="24"/>
         </w:rPr>
         <w:pict>
-          <v:rect id="_x0000_i1136" style="width:0;height:1.5pt" o:hralign="center" o:hrstd="t" o:hr="t" fillcolor="#a0a0a0" stroked="f"/>
+          <v:rect id="_x0000_i1064" style="width:0;height:1.5pt" o:hralign="center" o:hrstd="t" o:hr="t" fillcolor="#a0a0a0" stroked="f"/>
         </w:pict>
       </w:r>
     </w:p>
@@ -12173,7 +11569,7 @@
           <w:szCs w:val="24"/>
         </w:rPr>
         <w:pict>
-          <v:rect id="_x0000_i1137" style="width:0;height:1.5pt" o:hralign="center" o:hrstd="t" o:hr="t" fillcolor="#a0a0a0" stroked="f"/>
+          <v:rect id="_x0000_i1065" style="width:0;height:1.5pt" o:hralign="center" o:hrstd="t" o:hr="t" fillcolor="#a0a0a0" stroked="f"/>
         </w:pict>
       </w:r>
     </w:p>
@@ -12361,7 +11757,6 @@
           <w:sz w:val="20"/>
           <w:szCs w:val="20"/>
         </w:rPr>
-        <w:lastRenderedPageBreak/>
         <w:t xml:space="preserve">    rev = ch + rev</w:t>
       </w:r>
     </w:p>
@@ -12417,7 +11812,7 @@
           <w:szCs w:val="24"/>
         </w:rPr>
         <w:pict>
-          <v:rect id="_x0000_i1138" style="width:0;height:1.5pt" o:hralign="center" o:hrstd="t" o:hr="t" fillcolor="#a0a0a0" stroked="f"/>
+          <v:rect id="_x0000_i1066" style="width:0;height:1.5pt" o:hralign="center" o:hrstd="t" o:hr="t" fillcolor="#a0a0a0" stroked="f"/>
         </w:pict>
       </w:r>
     </w:p>
@@ -12696,7 +12091,7 @@
           <w:szCs w:val="24"/>
         </w:rPr>
         <w:pict>
-          <v:rect id="_x0000_i1139" style="width:0;height:1.5pt" o:hralign="center" o:hrstd="t" o:hr="t" fillcolor="#a0a0a0" stroked="f"/>
+          <v:rect id="_x0000_i1067" style="width:0;height:1.5pt" o:hralign="center" o:hrstd="t" o:hr="t" fillcolor="#a0a0a0" stroked="f"/>
         </w:pict>
       </w:r>
     </w:p>
@@ -12720,6 +12115,7 @@
           <w:sz w:val="27"/>
           <w:szCs w:val="27"/>
         </w:rPr>
+        <w:lastRenderedPageBreak/>
         <w:t>15️</w:t>
       </w:r>
       <w:r>
@@ -12867,7 +12263,7 @@
           <w:szCs w:val="24"/>
         </w:rPr>
         <w:pict>
-          <v:rect id="_x0000_i1140" style="width:0;height:1.5pt" o:hralign="center" o:hrstd="t" o:hr="t" fillcolor="#a0a0a0" stroked="f"/>
+          <v:rect id="_x0000_i1068" style="width:0;height:1.5pt" o:hralign="center" o:hrstd="t" o:hr="t" fillcolor="#a0a0a0" stroked="f"/>
         </w:pict>
       </w:r>
     </w:p>
@@ -13038,7 +12434,7 @@
           <w:szCs w:val="24"/>
         </w:rPr>
         <w:pict>
-          <v:rect id="_x0000_i1141" style="width:0;height:1.5pt" o:hralign="center" o:hrstd="t" o:hr="t" fillcolor="#a0a0a0" stroked="f"/>
+          <v:rect id="_x0000_i1069" style="width:0;height:1.5pt" o:hralign="center" o:hrstd="t" o:hr="t" fillcolor="#a0a0a0" stroked="f"/>
         </w:pict>
       </w:r>
     </w:p>
@@ -13245,7 +12641,7 @@
           <w:szCs w:val="24"/>
         </w:rPr>
         <w:pict>
-          <v:rect id="_x0000_i1142" style="width:0;height:1.5pt" o:hralign="center" o:hrstd="t" o:hr="t" fillcolor="#a0a0a0" stroked="f"/>
+          <v:rect id="_x0000_i1070" style="width:0;height:1.5pt" o:hralign="center" o:hrstd="t" o:hr="t" fillcolor="#a0a0a0" stroked="f"/>
         </w:pict>
       </w:r>
     </w:p>
@@ -13363,7 +12759,7 @@
           <w:szCs w:val="24"/>
         </w:rPr>
         <w:pict>
-          <v:rect id="_x0000_i1143" style="width:0;height:1.5pt" o:hralign="center" o:hrstd="t" o:hr="t" fillcolor="#a0a0a0" stroked="f"/>
+          <v:rect id="_x0000_i1071" style="width:0;height:1.5pt" o:hralign="center" o:hrstd="t" o:hr="t" fillcolor="#a0a0a0" stroked="f"/>
         </w:pict>
       </w:r>
     </w:p>
@@ -13443,7 +12839,6 @@
           <w:sz w:val="20"/>
           <w:szCs w:val="20"/>
         </w:rPr>
-        <w:lastRenderedPageBreak/>
         <w:t>for ch in "python":</w:t>
       </w:r>
     </w:p>
@@ -13499,7 +12894,7 @@
           <w:szCs w:val="24"/>
         </w:rPr>
         <w:pict>
-          <v:rect id="_x0000_i1144" style="width:0;height:1.5pt" o:hralign="center" o:hrstd="t" o:hr="t" fillcolor="#a0a0a0" stroked="f"/>
+          <v:rect id="_x0000_i1072" style="width:0;height:1.5pt" o:hralign="center" o:hrstd="t" o:hr="t" fillcolor="#a0a0a0" stroked="f"/>
         </w:pict>
       </w:r>
     </w:p>
@@ -13814,7 +13209,7 @@
           <w:szCs w:val="24"/>
         </w:rPr>
         <w:pict>
-          <v:rect id="_x0000_i1145" style="width:0;height:1.5pt" o:hralign="center" o:hrstd="t" o:hr="t" fillcolor="#a0a0a0" stroked="f"/>
+          <v:rect id="_x0000_i1073" style="width:0;height:1.5pt" o:hralign="center" o:hrstd="t" o:hr="t" fillcolor="#a0a0a0" stroked="f"/>
         </w:pict>
       </w:r>
     </w:p>
@@ -13838,6 +13233,7 @@
           <w:sz w:val="27"/>
           <w:szCs w:val="27"/>
         </w:rPr>
+        <w:lastRenderedPageBreak/>
         <w:t>21️</w:t>
       </w:r>
       <w:r>
@@ -14021,7 +13417,7 @@
           <w:szCs w:val="24"/>
         </w:rPr>
         <w:pict>
-          <v:rect id="_x0000_i1146" style="width:0;height:1.5pt" o:hralign="center" o:hrstd="t" o:hr="t" fillcolor="#a0a0a0" stroked="f"/>
+          <v:rect id="_x0000_i1074" style="width:0;height:1.5pt" o:hralign="center" o:hrstd="t" o:hr="t" fillcolor="#a0a0a0" stroked="f"/>
         </w:pict>
       </w:r>
     </w:p>
@@ -14248,7 +13644,7 @@
           <w:szCs w:val="24"/>
         </w:rPr>
         <w:pict>
-          <v:rect id="_x0000_i1147" style="width:0;height:1.5pt" o:hralign="center" o:hrstd="t" o:hr="t" fillcolor="#a0a0a0" stroked="f"/>
+          <v:rect id="_x0000_i1075" style="width:0;height:1.5pt" o:hralign="center" o:hrstd="t" o:hr="t" fillcolor="#a0a0a0" stroked="f"/>
         </w:pict>
       </w:r>
     </w:p>
@@ -14411,7 +13807,7 @@
           <w:szCs w:val="24"/>
         </w:rPr>
         <w:pict>
-          <v:rect id="_x0000_i1148" style="width:0;height:1.5pt" o:hralign="center" o:hrstd="t" o:hr="t" fillcolor="#a0a0a0" stroked="f"/>
+          <v:rect id="_x0000_i1076" style="width:0;height:1.5pt" o:hralign="center" o:hrstd="t" o:hr="t" fillcolor="#a0a0a0" stroked="f"/>
         </w:pict>
       </w:r>
     </w:p>
@@ -14730,7 +14126,7 @@
           <w:szCs w:val="24"/>
         </w:rPr>
         <w:pict>
-          <v:rect id="_x0000_i1149" style="width:0;height:1.5pt" o:hralign="center" o:hrstd="t" o:hr="t" fillcolor="#a0a0a0" stroked="f"/>
+          <v:rect id="_x0000_i1077" style="width:0;height:1.5pt" o:hralign="center" o:hrstd="t" o:hr="t" fillcolor="#a0a0a0" stroked="f"/>
         </w:pict>
       </w:r>
     </w:p>
@@ -14754,7 +14150,6 @@
           <w:sz w:val="27"/>
           <w:szCs w:val="27"/>
         </w:rPr>
-        <w:lastRenderedPageBreak/>
         <w:t>25️</w:t>
       </w:r>
       <w:r>
